--- a/word/курсач начало.docx
+++ b/word/курсач начало.docx
@@ -57,7 +57,15 @@
         <w:ind w:firstLine="709"/>
       </w:pPr>
       <w:r>
-        <w:t>В последние десятилетия интернет стал неотъемлемой частью нашей повседневной жизни, в том числе и в сфере торговли. Особенно это актуально для отрасли, связанной с продажей компьютерной техники и электроники. Учитывая быстрое развитие электронной коммерции и стремление пользователей к удобству, многие компании перешли на онлайн-продажу товаров, в том числе комплектующих, периферии и готовых ПК. В связи с этим возникает необходимость в создании качественных и удобных web-интерфейсов, которые обеспечивают пользователям доступ к информации, возможности поиска и заказа товаров</w:t>
+        <w:t xml:space="preserve">В последние десятилетия интернет стал неотъемлемой частью нашей повседневной жизни, в том числе и в сфере торговли. Особенно это актуально для отрасли, связанной с продажей компьютерной техники и электроники. Учитывая быстрое развитие электронной коммерции и стремление пользователей к удобству, многие компании перешли на онлайн-продажу товаров, в том числе комплектующих, периферии и готовых ПК. В связи с этим возникает необходимость в создании качественных и удобных </w:t>
+      </w:r>
+      <w:proofErr w:type="spellStart"/>
+      <w:r>
+        <w:t>web</w:t>
+      </w:r>
+      <w:proofErr w:type="spellEnd"/>
+      <w:r>
+        <w:t>-интерфейсов, которые обеспечивают пользователям доступ к информации, возможности поиска и заказа товаров</w:t>
       </w:r>
       <w:r>
         <w:t>.</w:t>
@@ -70,7 +78,15 @@
         <w:ind w:firstLine="709"/>
       </w:pPr>
       <w:r>
-        <w:t>Проектирование web-интерфейса для сайта фирмы, торгующей компьютерной техникой, представляет собой важную задачу, поскольку от качества интерфейса зависит не только удобство пользователя, но и успешность бизнеса. Правильное и продуманное проектирование интерфейса влияет на восприятие компании, повышает лояльность клиентов и</w:t>
+        <w:t xml:space="preserve">Проектирование </w:t>
+      </w:r>
+      <w:proofErr w:type="spellStart"/>
+      <w:r>
+        <w:t>web</w:t>
+      </w:r>
+      <w:proofErr w:type="spellEnd"/>
+      <w:r>
+        <w:t>-интерфейса для сайта фирмы, торгующей компьютерной техникой, представляет собой важную задачу, поскольку от качества интерфейса зависит не только удобство пользователя, но и успешность бизнеса. Правильное и продуманное проектирование интерфейса влияет на восприятие компании, повышает лояльность клиентов и</w:t>
       </w:r>
       <w:r>
         <w:t xml:space="preserve"> </w:t>
@@ -98,7 +114,15 @@
         <w:ind w:firstLine="709"/>
       </w:pPr>
       <w:r>
-        <w:t>Целью данной курсовой работы является разработка и реализация web-интерфейса для сайта фирмы, специализирующейся на продаже компьютерной техники. В рамках работы будет проведено проектирование интерфейса, выбор компонентов и функционала, а также рассмотрены вопросы выбора технологий для реализации, обеспечения безопасност</w:t>
+        <w:t xml:space="preserve">Целью данной курсовой работы является разработка и реализация </w:t>
+      </w:r>
+      <w:proofErr w:type="spellStart"/>
+      <w:r>
+        <w:t>web</w:t>
+      </w:r>
+      <w:proofErr w:type="spellEnd"/>
+      <w:r>
+        <w:t>-интерфейса для сайта фирмы, специализирующейся на продаже компьютерной техники. В рамках работы будет проведено проектирование интерфейса, выбор компонентов и функционала, а также рассмотрены вопросы выбора технологий для реализации, обеспечения безопасност</w:t>
       </w:r>
       <w:r>
         <w:t>и</w:t>
@@ -184,7 +208,15 @@
       </w:pPr>
       <w:r>
         <w:lastRenderedPageBreak/>
-        <w:t>Актуальность данной работы заключается в том, что качественное проектирование и реализация web-интерфейса является важным инструментом для развития онлайн-бизнеса и повышения конкурентоспособности компании на рынке компьютерной техники.</w:t>
+        <w:t xml:space="preserve">Актуальность данной работы заключается в том, что качественное проектирование и реализация </w:t>
+      </w:r>
+      <w:proofErr w:type="spellStart"/>
+      <w:r>
+        <w:t>web</w:t>
+      </w:r>
+      <w:proofErr w:type="spellEnd"/>
+      <w:r>
+        <w:t>-интерфейса является важным инструментом для развития онлайн-бизнеса и повышения конкурентоспособности компании на рынке компьютерной техники.</w:t>
       </w:r>
     </w:p>
     <w:p>
@@ -263,7 +295,23 @@
         <w:ind w:firstLine="709"/>
       </w:pPr>
       <w:r>
-        <w:t xml:space="preserve">На текущий момент большинство крупных компаний, торгующих компьютерной техникой (например, DNS, Citilink, Regard), уже имеют свои онлайн-магазины, однако качество веб-интерфейсов и функционала сильно варьируется. Важным аспектом является создание интерфейса, который будет учитывать потребности различных групп пользователей, таких как обычные покупатели (для домашнего ПК или апгрейда), геймеры, профессионалы (дизайнеры, видеомонтажёры, программисты) </w:t>
+        <w:t xml:space="preserve">На текущий момент большинство крупных компаний, торгующих компьютерной техникой (например, DNS, </w:t>
+      </w:r>
+      <w:proofErr w:type="spellStart"/>
+      <w:r>
+        <w:t>Citilink</w:t>
+      </w:r>
+      <w:proofErr w:type="spellEnd"/>
+      <w:r>
+        <w:t xml:space="preserve">, </w:t>
+      </w:r>
+      <w:proofErr w:type="spellStart"/>
+      <w:r>
+        <w:t>Regard</w:t>
+      </w:r>
+      <w:proofErr w:type="spellEnd"/>
+      <w:r>
+        <w:t xml:space="preserve">), уже имеют свои онлайн-магазины, однако качество веб-интерфейсов и функционала сильно варьируется. Важным аспектом является создание интерфейса, который будет учитывать потребности различных групп пользователей, таких как обычные покупатели (для домашнего ПК или апгрейда), геймеры, профессионалы (дизайнеры, видеомонтажёры, программисты) </w:t>
       </w:r>
       <w:r>
         <w:rPr>
@@ -366,7 +414,15 @@
         <w:ind w:firstLine="709"/>
       </w:pPr>
       <w:r>
-        <w:t>Для удобства сборки ПК предлагается реализовать визуальный конфигуратор на основе технологии Drag-and-Drop (перетаскивание мышью).</w:t>
+        <w:t xml:space="preserve">Для удобства сборки ПК предлагается реализовать визуальный конфигуратор на основе технологии </w:t>
+      </w:r>
+      <w:proofErr w:type="spellStart"/>
+      <w:r>
+        <w:t>Drag-and-Drop</w:t>
+      </w:r>
+      <w:proofErr w:type="spellEnd"/>
+      <w:r>
+        <w:t xml:space="preserve"> (перетаскивание мышью).</w:t>
       </w:r>
     </w:p>
     <w:p>
@@ -402,7 +458,15 @@
         <w:ind w:firstLine="709"/>
       </w:pPr>
       <w:r>
-        <w:t>Логика Drag-and-Drop:</w:t>
+        <w:t xml:space="preserve">Логика </w:t>
+      </w:r>
+      <w:proofErr w:type="spellStart"/>
+      <w:r>
+        <w:t>Drag-and-Drop</w:t>
+      </w:r>
+      <w:proofErr w:type="spellEnd"/>
+      <w:r>
+        <w:t>:</w:t>
       </w:r>
     </w:p>
     <w:p>
@@ -491,9 +555,11 @@
       <w:r>
         <w:t>На этапе оформления заказа клиент вводит свои данные (</w:t>
       </w:r>
+      <w:proofErr w:type="spellStart"/>
       <w:r>
         <w:t>фио</w:t>
       </w:r>
+      <w:proofErr w:type="spellEnd"/>
       <w:r>
         <w:t xml:space="preserve">, </w:t>
       </w:r>
@@ -580,12 +646,15 @@
       <w:pPr>
         <w:spacing w:line="360" w:lineRule="auto"/>
         <w:ind w:firstLine="709"/>
+        <w:rPr>
+          <w:lang w:val="en-US"/>
+        </w:rPr>
       </w:pPr>
       <w:r>
         <w:t>Каждый из этих процессов должен быть интегрирован в единую систему, обеспечивающую высокую эффективность работы интернет-магазина и удобство для пользователя. Особое внимание при проектировании следует уделить конфигуратору, так как именно этот инструмент является ключевым конкурентным преимуществом для магазина компьютерной техники, повышая лояльность клиентов и снижая количество ошибок при подборе комплектующих.</w:t>
       </w:r>
       <w:r>
-        <w:t xml:space="preserve"> 111</w:t>
+        <w:t xml:space="preserve"> </w:t>
       </w:r>
     </w:p>
     <w:sectPr>

--- a/word/курсач начало.docx
+++ b/word/курсач начало.docx
@@ -41,6 +41,7 @@
     <w:p>
       <w:pPr>
         <w:pStyle w:val="1"/>
+        <w:ind w:left="0"/>
         <w:jc w:val="center"/>
       </w:pPr>
       <w:bookmarkStart w:id="0" w:name="_Toc477174444"/>
@@ -55,6 +56,7 @@
         <w:pStyle w:val="a4"/>
         <w:spacing w:line="360" w:lineRule="auto"/>
         <w:ind w:firstLine="709"/>
+        <w:jc w:val="both"/>
       </w:pPr>
       <w:r>
         <w:t xml:space="preserve">В последние десятилетия интернет стал неотъемлемой частью нашей повседневной жизни, в том числе и в сфере торговли. Особенно это актуально для отрасли, связанной с продажей компьютерной техники и электроники. Учитывая быстрое развитие электронной коммерции и стремление пользователей к удобству, многие компании перешли на онлайн-продажу товаров, в том числе комплектующих, периферии и готовых ПК. В связи с этим возникает необходимость в создании качественных и удобных </w:t>
@@ -76,6 +78,7 @@
         <w:pStyle w:val="a4"/>
         <w:spacing w:line="360" w:lineRule="auto"/>
         <w:ind w:firstLine="709"/>
+        <w:jc w:val="both"/>
       </w:pPr>
       <w:r>
         <w:t xml:space="preserve">Проектирование </w:t>
@@ -112,6 +115,7 @@
         <w:pStyle w:val="a4"/>
         <w:spacing w:line="360" w:lineRule="auto"/>
         <w:ind w:firstLine="709"/>
+        <w:jc w:val="both"/>
       </w:pPr>
       <w:r>
         <w:t xml:space="preserve">Целью данной курсовой работы является разработка и реализация </w:t>
@@ -139,6 +143,7 @@
         <w:pStyle w:val="a4"/>
         <w:spacing w:line="360" w:lineRule="auto"/>
         <w:ind w:firstLine="709"/>
+        <w:jc w:val="both"/>
       </w:pPr>
       <w:r>
         <w:t>Таким образом, основными задачами работы являются:</w:t>
@@ -153,6 +158,7 @@
         </w:numPr>
         <w:spacing w:line="360" w:lineRule="auto"/>
         <w:ind w:left="0" w:firstLine="709"/>
+        <w:jc w:val="both"/>
       </w:pPr>
       <w:r>
         <w:t>анализ потребностей пользователей и особенностей бизнеса в сфере компьютерной техники;</w:t>
@@ -167,6 +173,7 @@
         </w:numPr>
         <w:spacing w:line="360" w:lineRule="auto"/>
         <w:ind w:left="0" w:firstLine="709"/>
+        <w:jc w:val="both"/>
       </w:pPr>
       <w:r>
         <w:t>проектирование структуры и функционала интерфейса;</w:t>
@@ -181,6 +188,7 @@
         </w:numPr>
         <w:spacing w:line="360" w:lineRule="auto"/>
         <w:ind w:left="0" w:firstLine="709"/>
+        <w:jc w:val="both"/>
       </w:pPr>
       <w:r>
         <w:t>выбор технологий для разработки;</w:t>
@@ -195,6 +203,7 @@
         </w:numPr>
         <w:spacing w:line="360" w:lineRule="auto"/>
         <w:ind w:left="0" w:firstLine="709"/>
+        <w:jc w:val="both"/>
       </w:pPr>
       <w:r>
         <w:t>реализация и тестирование интерфейса сайта.</w:t>
@@ -205,6 +214,7 @@
         <w:pStyle w:val="a4"/>
         <w:spacing w:line="360" w:lineRule="auto"/>
         <w:ind w:firstLine="709"/>
+        <w:jc w:val="both"/>
       </w:pPr>
       <w:r>
         <w:lastRenderedPageBreak/>
@@ -234,7 +244,7 @@
           <w:ilvl w:val="0"/>
           <w:numId w:val="4"/>
         </w:numPr>
-        <w:ind w:firstLine="709"/>
+        <w:jc w:val="center"/>
       </w:pPr>
       <w:bookmarkStart w:id="1" w:name="_Toc194160041"/>
       <w:r>
@@ -258,6 +268,7 @@
         </w:numPr>
         <w:spacing w:before="0" w:line="360" w:lineRule="auto"/>
         <w:ind w:firstLine="709"/>
+        <w:jc w:val="both"/>
       </w:pPr>
       <w:bookmarkStart w:id="2" w:name="_Toc194160042"/>
       <w:r>
@@ -272,6 +283,7 @@
       <w:pPr>
         <w:spacing w:line="360" w:lineRule="auto"/>
         <w:ind w:firstLine="709"/>
+        <w:jc w:val="both"/>
       </w:pPr>
       <w:r>
         <w:t>Сфера продаж компьютерной техники и комплектующих в последние годы активно развивается, что связано с ростом числа пользователей ПК, популярностью видеоигр, развитием удалённой работы и онлайн-обучения, а также активным переходом бизнеса в интернет-среду. В связи с этим компании, занимающиеся продажей компьютерной техники, всё чаще обращаются к созданию веб-сайтов для онлайн-продаж, что позволяет расширить рынок сбыта, улучшить доступность товаров и повысить качество взаимодействия с клиентами.</w:t>
@@ -281,6 +293,7 @@
       <w:pPr>
         <w:spacing w:line="360" w:lineRule="auto"/>
         <w:ind w:firstLine="709"/>
+        <w:jc w:val="both"/>
       </w:pPr>
       <w:r>
         <w:t>Процесс выбора и приобретения компьютерных комплектующих часто становится для конечных потребителей сложной задачей, так как рынок наполнен большим количеством различных производителей (Intel, AMD, NVIDIA, ASUS, MSI и др.), моделей и технических характеристик. Веб-сайт с удобным интерфейсом может значительно упростить этот процесс, позволяя пользователю быстро и точно найти необходимую деталь</w:t>
@@ -293,6 +306,7 @@
       <w:pPr>
         <w:spacing w:line="360" w:lineRule="auto"/>
         <w:ind w:firstLine="709"/>
+        <w:jc w:val="both"/>
       </w:pPr>
       <w:r>
         <w:t xml:space="preserve">На текущий момент большинство крупных компаний, торгующих компьютерной техникой (например, DNS, </w:t>
@@ -327,9 +341,16 @@
       <w:pPr>
         <w:spacing w:line="360" w:lineRule="auto"/>
         <w:ind w:firstLine="709"/>
-      </w:pPr>
-      <w:r>
-        <w:t>Современные технологии разработки позволяют создать динамичные и адаптивные сайты с функционалом поиска, фильтрации (по цене, бренду, объёму памяти, количеству ядер и т.д.), оплаты и отслеживания заказов. В то же время существует необходимость в интеграции с внешними системами — для работы с логистикой, платёжными системами, а также для обеспечения безопасности персональных данных пользователей.</w:t>
+        <w:jc w:val="both"/>
+      </w:pPr>
+      <w:r>
+        <w:t xml:space="preserve">Современные технологии разработки позволяют создать динамичные и адаптивные сайты с функционалом поиска, фильтрации (по цене, бренду, объёму памяти, количеству ядер и т.д.), оплаты и отслеживания заказов. В то же время существует необходимость в интеграции с внешними системами </w:t>
+      </w:r>
+      <w:r>
+        <w:t>–</w:t>
+      </w:r>
+      <w:r>
+        <w:t xml:space="preserve"> для работы с логистикой, платёжными системами, а также для обеспечения безопасности персональных данных пользователей.</w:t>
       </w:r>
     </w:p>
     <w:p>
@@ -340,7 +361,8 @@
           <w:numId w:val="10"/>
         </w:numPr>
         <w:spacing w:before="0" w:line="360" w:lineRule="auto"/>
-        <w:ind w:left="0" w:firstLine="709"/>
+        <w:ind w:firstLine="709"/>
+        <w:jc w:val="both"/>
       </w:pPr>
       <w:r>
         <w:lastRenderedPageBreak/>
@@ -351,6 +373,7 @@
       <w:pPr>
         <w:spacing w:line="360" w:lineRule="auto"/>
         <w:ind w:firstLine="709"/>
+        <w:jc w:val="both"/>
       </w:pPr>
       <w:r>
         <w:t>В процессе работы интернет-магазина компьютерной техники существует несколько ключевых бизнес-процессов, которые должны быть эффективно организованы. Рассмотрим их на примере типовой фирмы, занимающейся продажей комплектующих и готовых ПК:</w:t>
@@ -365,6 +388,7 @@
         </w:numPr>
         <w:spacing w:line="360" w:lineRule="auto"/>
         <w:ind w:firstLine="709"/>
+        <w:jc w:val="both"/>
       </w:pPr>
       <w:r>
         <w:t>Процесс поиска и выбора товаров пользователями:</w:t>
@@ -374,6 +398,7 @@
       <w:pPr>
         <w:spacing w:line="360" w:lineRule="auto"/>
         <w:ind w:firstLine="709"/>
+        <w:jc w:val="both"/>
       </w:pPr>
       <w:r>
         <w:t>клиенты заходят на сайт и используют фильтраци</w:t>
@@ -389,6 +414,7 @@
       <w:pPr>
         <w:spacing w:line="360" w:lineRule="auto"/>
         <w:ind w:firstLine="709"/>
+        <w:jc w:val="both"/>
       </w:pPr>
       <w:r>
         <w:t>важным моментом является точность поиска, возможность сортировки товаров по категориям (процессоры, видеокарты и т.д.), цене.</w:t>
@@ -403,6 +429,7 @@
         </w:numPr>
         <w:spacing w:line="360" w:lineRule="auto"/>
         <w:ind w:firstLine="709"/>
+        <w:jc w:val="both"/>
       </w:pPr>
       <w:r>
         <w:t>Процесс сборки компьютера с помощью конфигуратора (ключевая особенность)</w:t>
@@ -412,6 +439,7 @@
       <w:pPr>
         <w:spacing w:line="360" w:lineRule="auto"/>
         <w:ind w:firstLine="709"/>
+        <w:jc w:val="both"/>
       </w:pPr>
       <w:r>
         <w:t xml:space="preserve">Для удобства сборки ПК предлагается реализовать визуальный конфигуратор на основе технологии </w:t>
@@ -429,6 +457,7 @@
       <w:pPr>
         <w:spacing w:line="360" w:lineRule="auto"/>
         <w:ind w:firstLine="709"/>
+        <w:jc w:val="both"/>
       </w:pPr>
       <w:r>
         <w:t>Принцип работы:</w:t>
@@ -438,24 +467,39 @@
       <w:pPr>
         <w:spacing w:line="360" w:lineRule="auto"/>
         <w:ind w:firstLine="709"/>
-      </w:pPr>
-      <w:r>
-        <w:t>Левая панель — каталог компонентов (процессоры, видеокарты, ОЗУ и т.д.) в виде карточек.</w:t>
-      </w:r>
-    </w:p>
-    <w:p>
-      <w:pPr>
-        <w:spacing w:line="360" w:lineRule="auto"/>
-        <w:ind w:firstLine="709"/>
-      </w:pPr>
-      <w:r>
-        <w:t>Правая панель — схематичное изображение корпуса ПК с выделенными слотами.</w:t>
-      </w:r>
-    </w:p>
-    <w:p>
-      <w:pPr>
-        <w:spacing w:line="360" w:lineRule="auto"/>
-        <w:ind w:firstLine="709"/>
+        <w:jc w:val="both"/>
+      </w:pPr>
+      <w:r>
+        <w:t xml:space="preserve">Левая панель </w:t>
+      </w:r>
+      <w:r>
+        <w:t>–</w:t>
+      </w:r>
+      <w:r>
+        <w:t xml:space="preserve"> каталог компонентов (процессоры, видеокарты, ОЗУ и т.д.) в виде карточек.</w:t>
+      </w:r>
+    </w:p>
+    <w:p>
+      <w:pPr>
+        <w:spacing w:line="360" w:lineRule="auto"/>
+        <w:ind w:firstLine="709"/>
+        <w:jc w:val="both"/>
+      </w:pPr>
+      <w:r>
+        <w:t xml:space="preserve">Правая панель </w:t>
+      </w:r>
+      <w:r>
+        <w:t>–</w:t>
+      </w:r>
+      <w:r>
+        <w:t xml:space="preserve"> схематичное изображение корпуса ПК с выделенными слотами.</w:t>
+      </w:r>
+    </w:p>
+    <w:p>
+      <w:pPr>
+        <w:spacing w:line="360" w:lineRule="auto"/>
+        <w:ind w:firstLine="709"/>
+        <w:jc w:val="both"/>
       </w:pPr>
       <w:r>
         <w:t xml:space="preserve">Логика </w:t>
@@ -473,6 +517,7 @@
       <w:pPr>
         <w:spacing w:line="360" w:lineRule="auto"/>
         <w:ind w:firstLine="709"/>
+        <w:jc w:val="both"/>
       </w:pPr>
       <w:r>
         <w:t>Пользователь перетаскивает карточку компонента из каталога на соответствующую зону в схеме корпуса.</w:t>
@@ -482,6 +527,7 @@
       <w:pPr>
         <w:spacing w:line="360" w:lineRule="auto"/>
         <w:ind w:firstLine="709"/>
+        <w:jc w:val="both"/>
       </w:pPr>
       <w:r>
         <w:t>При установке компонент фиксируется в сборке, автоматически пересчитывается итоговая цена.</w:t>
@@ -491,6 +537,7 @@
       <w:pPr>
         <w:spacing w:line="360" w:lineRule="auto"/>
         <w:ind w:firstLine="709"/>
+        <w:jc w:val="both"/>
       </w:pPr>
       <w:r>
         <w:t>Пользователь может удалить компонент из сборки, перетащив его обратно в каталог</w:t>
@@ -515,6 +562,7 @@
       <w:pPr>
         <w:spacing w:line="360" w:lineRule="auto"/>
         <w:ind w:firstLine="709"/>
+        <w:jc w:val="both"/>
       </w:pPr>
       <w:r>
         <w:t>Результат: интуитивно понятный интерфейс, имитирующий реальную сборку ПК</w:t>
@@ -532,6 +580,7 @@
         </w:numPr>
         <w:spacing w:line="360" w:lineRule="auto"/>
         <w:ind w:firstLine="709"/>
+        <w:jc w:val="both"/>
       </w:pPr>
       <w:r>
         <w:t>Процесс оформления заказа</w:t>
@@ -541,6 +590,7 @@
       <w:pPr>
         <w:spacing w:line="360" w:lineRule="auto"/>
         <w:ind w:firstLine="709"/>
+        <w:jc w:val="both"/>
       </w:pPr>
       <w:r>
         <w:lastRenderedPageBreak/>
@@ -551,6 +601,7 @@
       <w:pPr>
         <w:spacing w:line="360" w:lineRule="auto"/>
         <w:ind w:firstLine="709"/>
+        <w:jc w:val="both"/>
       </w:pPr>
       <w:r>
         <w:t>На этапе оформления заказа клиент вводит свои данные (</w:t>
@@ -571,6 +622,7 @@
       <w:pPr>
         <w:spacing w:line="360" w:lineRule="auto"/>
         <w:ind w:firstLine="709"/>
+        <w:jc w:val="both"/>
       </w:pPr>
       <w:r>
         <w:t>После подтверждения заказа система сохраняет заказ в базу данных (БД) со следующими полями:</w:t>
@@ -580,6 +632,7 @@
       <w:pPr>
         <w:spacing w:line="360" w:lineRule="auto"/>
         <w:ind w:firstLine="709"/>
+        <w:jc w:val="both"/>
       </w:pPr>
       <w:r>
         <w:t>уникальный номер заказа;</w:t>
@@ -589,6 +642,7 @@
       <w:pPr>
         <w:spacing w:line="360" w:lineRule="auto"/>
         <w:ind w:firstLine="709"/>
+        <w:jc w:val="both"/>
       </w:pPr>
       <w:r>
         <w:t>ID пользователя (если авторизован);</w:t>
@@ -598,6 +652,7 @@
       <w:pPr>
         <w:spacing w:line="360" w:lineRule="auto"/>
         <w:ind w:firstLine="709"/>
+        <w:jc w:val="both"/>
       </w:pPr>
       <w:r>
         <w:t>список товаров (или сохранённая сборка ПК);</w:t>
@@ -607,55 +662,6659 @@
       <w:pPr>
         <w:spacing w:line="360" w:lineRule="auto"/>
         <w:ind w:firstLine="709"/>
+        <w:jc w:val="both"/>
+      </w:pPr>
+      <w:r>
+        <w:t>общая сумма;</w:t>
+      </w:r>
+    </w:p>
+    <w:p>
+      <w:pPr>
+        <w:spacing w:line="360" w:lineRule="auto"/>
+        <w:ind w:firstLine="709"/>
+        <w:jc w:val="both"/>
+      </w:pPr>
+      <w:r>
+        <w:t>статус заказа («Новый», «В обработке», «Ожидание сборки»);</w:t>
+      </w:r>
+    </w:p>
+    <w:p>
+      <w:pPr>
+        <w:spacing w:line="360" w:lineRule="auto"/>
+        <w:ind w:firstLine="709"/>
+        <w:jc w:val="both"/>
+      </w:pPr>
+      <w:r>
+        <w:t xml:space="preserve">Все заказы хранятся в БД </w:t>
+      </w:r>
+      <w:r>
+        <w:rPr>
+          <w:highlight w:val="yellow"/>
+        </w:rPr>
+        <w:t>и доступны для просмотра администратору (для обработки) и пользователю (в личном кабинете)</w:t>
+      </w:r>
+      <w:r>
+        <w:t>.</w:t>
+      </w:r>
+    </w:p>
+    <w:p>
+      <w:pPr>
+        <w:spacing w:line="360" w:lineRule="auto"/>
+        <w:ind w:firstLine="709"/>
+        <w:jc w:val="both"/>
+      </w:pPr>
+      <w:r>
+        <w:t xml:space="preserve"> </w:t>
+      </w:r>
+      <w:r>
+        <w:t>Каждый из этих процессов должен быть интегрирован в единую систему, обеспечивающую высокую эффективность работы интернет-магазина и удобство для пользователя. Особое внимание при проектировании следует уделить конфигуратору, так как именно этот инструмент является ключевым конкурентным преимуществом для магазина компьютерной техники, повышая лояльность клиентов и снижая количество ошибок при подборе комплектующих.</w:t>
+      </w:r>
+      <w:r>
+        <w:t xml:space="preserve"> </w:t>
+      </w:r>
+    </w:p>
+    <w:p>
+      <w:pPr>
+        <w:pStyle w:val="2"/>
+        <w:numPr>
+          <w:ilvl w:val="0"/>
+          <w:numId w:val="13"/>
+        </w:numPr>
+        <w:spacing w:before="0" w:line="360" w:lineRule="auto"/>
+        <w:ind w:left="0" w:firstLine="709"/>
+        <w:jc w:val="both"/>
+      </w:pPr>
+      <w:r>
+        <w:t>Актуальность и цель работы</w:t>
+      </w:r>
+    </w:p>
+    <w:p>
+      <w:pPr>
+        <w:spacing w:line="360" w:lineRule="auto"/>
+        <w:ind w:firstLine="709"/>
+        <w:jc w:val="both"/>
+      </w:pPr>
+      <w:r>
+        <w:t xml:space="preserve">Актуальность: с развитием интернет-коммерции, продажа компьютерной техники и комплектующих через веб-сайты стала важным и необходимым инструментом для компаний, работающих в этой области. В условиях высокой конкуренции, качественный и удобный интерфейс является важным фактором, определяющим успех бизнеса. Удобство и интуитивность интерфейса, быстрота поиска и оформления заказа, наличие инструментов для подбора совместимых комплектующих (например, визуального конфигуратора сборки ПК), а также безопасность и надежность системы </w:t>
+      </w:r>
+      <w:r>
+        <w:t>–</w:t>
+      </w:r>
+      <w:r>
+        <w:t xml:space="preserve"> все это критически важно для привлечения клиентов и их удержания. Поэтому </w:t>
+      </w:r>
+      <w:r>
+        <w:lastRenderedPageBreak/>
+        <w:t xml:space="preserve">проектирование и реализация </w:t>
+      </w:r>
+      <w:proofErr w:type="spellStart"/>
+      <w:r>
+        <w:t>web</w:t>
+      </w:r>
+      <w:proofErr w:type="spellEnd"/>
+      <w:r>
+        <w:t>-интерфейса для сайта фирмы, торгующей компьютерной техникой, является актуальной задачей, которая поможет бизнесу улучшить взаимодействие с пользователями и повысить его эффективность.</w:t>
+      </w:r>
+    </w:p>
+    <w:p>
+      <w:pPr>
+        <w:spacing w:line="360" w:lineRule="auto"/>
+        <w:ind w:firstLine="709"/>
+        <w:jc w:val="both"/>
+      </w:pPr>
+      <w:r>
+        <w:t xml:space="preserve">Цель работы: целью курсовой работы является проектирование и реализация </w:t>
+      </w:r>
+      <w:proofErr w:type="spellStart"/>
+      <w:r>
+        <w:t>web</w:t>
+      </w:r>
+      <w:proofErr w:type="spellEnd"/>
+      <w:r>
+        <w:t xml:space="preserve">-интерфейса для сайта фирмы, торгующей компьютерной техникой, который будет учитывать потребности всех категорий пользователей и обеспечивать эффективное взаимодействие с системой, включая поиск и фильтрацию товаров, визуальную сборку ПК с использованием </w:t>
+      </w:r>
+      <w:proofErr w:type="spellStart"/>
+      <w:r>
+        <w:t>Drag-and-Drop</w:t>
+      </w:r>
+      <w:proofErr w:type="spellEnd"/>
+      <w:r>
+        <w:t>, оформление заказов, а также управление товарами и заказами.</w:t>
+      </w:r>
+    </w:p>
+    <w:p>
+      <w:pPr>
+        <w:spacing w:line="360" w:lineRule="auto"/>
+        <w:ind w:firstLine="709"/>
+        <w:jc w:val="both"/>
+      </w:pPr>
+      <w:r>
+        <w:t>Для достижения этой цели необходимо:</w:t>
+      </w:r>
+    </w:p>
+    <w:p>
+      <w:pPr>
+        <w:spacing w:line="360" w:lineRule="auto"/>
+        <w:ind w:firstLine="709"/>
+        <w:jc w:val="both"/>
+      </w:pPr>
+      <w:r>
+        <w:t xml:space="preserve">проанализировать требования к </w:t>
+      </w:r>
+      <w:proofErr w:type="spellStart"/>
+      <w:r>
+        <w:t>web</w:t>
+      </w:r>
+      <w:proofErr w:type="spellEnd"/>
+      <w:r>
+        <w:t>-интерфейсу с учетом различных групп пользователей;</w:t>
+      </w:r>
+    </w:p>
+    <w:p>
+      <w:pPr>
+        <w:spacing w:line="360" w:lineRule="auto"/>
+        <w:ind w:firstLine="709"/>
+        <w:jc w:val="both"/>
+      </w:pPr>
+      <w:r>
+        <w:t>спроектировать структуру сайта, определить его основные разделы и функциональные компоненты;</w:t>
+      </w:r>
+    </w:p>
+    <w:p>
+      <w:pPr>
+        <w:spacing w:line="360" w:lineRule="auto"/>
+        <w:ind w:firstLine="709"/>
+        <w:jc w:val="both"/>
+      </w:pPr>
+      <w:r>
+        <w:t xml:space="preserve">реализовать интерфейс с использованием современных веб-технологий (HTML, CSS, JavaScript, </w:t>
+      </w:r>
+      <w:r>
         <w:rPr>
           <w:lang w:val="en-US"/>
         </w:rPr>
-      </w:pPr>
-      <w:r>
-        <w:t>общая сумма;</w:t>
-      </w:r>
-    </w:p>
-    <w:p>
-      <w:pPr>
-        <w:spacing w:line="360" w:lineRule="auto"/>
-        <w:ind w:firstLine="709"/>
-      </w:pPr>
-      <w:r>
-        <w:t>статус заказа («Новый», «В обработке», «Ожидание сборки»);</w:t>
-      </w:r>
-    </w:p>
-    <w:p>
-      <w:pPr>
-        <w:spacing w:line="360" w:lineRule="auto"/>
-        <w:ind w:firstLine="709"/>
-      </w:pPr>
-      <w:r>
-        <w:t xml:space="preserve">Все заказы хранятся в БД </w:t>
-      </w:r>
+        <w:t>SQLite</w:t>
+      </w:r>
+      <w:r>
+        <w:t>);</w:t>
+      </w:r>
+    </w:p>
+    <w:p>
+      <w:pPr>
+        <w:spacing w:line="360" w:lineRule="auto"/>
+        <w:ind w:firstLine="709"/>
+        <w:jc w:val="both"/>
+      </w:pPr>
+      <w:r>
+        <w:t>обеспечить безопасность данных пользователей и защиту их личной информации;</w:t>
+      </w:r>
+    </w:p>
+    <w:p>
+      <w:pPr>
+        <w:spacing w:line="360" w:lineRule="auto"/>
+        <w:ind w:firstLine="709"/>
+        <w:jc w:val="both"/>
+      </w:pPr>
+      <w:r>
+        <w:t xml:space="preserve">провести тестирование системы на удобство и функциональность, включая проверку работы конфигуратора </w:t>
+      </w:r>
+      <w:proofErr w:type="spellStart"/>
+      <w:r>
+        <w:t>Drag-and-Drop</w:t>
+      </w:r>
+      <w:proofErr w:type="spellEnd"/>
+      <w:r>
+        <w:t>.</w:t>
+      </w:r>
+    </w:p>
+    <w:p>
+      <w:pPr>
+        <w:spacing w:line="360" w:lineRule="auto"/>
+        <w:ind w:firstLine="709"/>
+        <w:jc w:val="both"/>
+      </w:pPr>
+      <w:r>
+        <w:t>Решение этих задач позволит разработать функциональный, удобный и безопасный веб-интерфейс для онлайн-продаж компьютерной техники, способствующий улучшению работы компании и повышению удовлетворенности клиентов.</w:t>
+      </w:r>
+    </w:p>
+    <w:p>
+      <w:pPr>
+        <w:spacing w:after="160" w:line="259" w:lineRule="auto"/>
+      </w:pPr>
+      <w:r>
+        <w:br w:type="page"/>
+      </w:r>
+    </w:p>
+    <w:p>
+      <w:pPr>
+        <w:pStyle w:val="1"/>
+        <w:numPr>
+          <w:ilvl w:val="0"/>
+          <w:numId w:val="4"/>
+        </w:numPr>
+        <w:jc w:val="center"/>
+      </w:pPr>
+      <w:bookmarkStart w:id="3" w:name="_Toc194160045"/>
+      <w:r>
+        <w:lastRenderedPageBreak/>
+        <w:t>ТЕХНИЧЕСКОЕ ЗАДАНИЕ</w:t>
+      </w:r>
+      <w:bookmarkEnd w:id="3"/>
+    </w:p>
+    <w:p>
+      <w:pPr>
+        <w:pStyle w:val="2"/>
+        <w:numPr>
+          <w:ilvl w:val="1"/>
+          <w:numId w:val="4"/>
+        </w:numPr>
+        <w:spacing w:before="0" w:line="360" w:lineRule="auto"/>
+        <w:jc w:val="both"/>
+      </w:pPr>
+      <w:r>
+        <w:t>Описание области применения и исходных данных приложения</w:t>
+      </w:r>
+    </w:p>
+    <w:p>
+      <w:pPr>
+        <w:spacing w:line="360" w:lineRule="auto"/>
+        <w:ind w:firstLine="709"/>
+        <w:jc w:val="both"/>
+        <w:rPr>
+          <w:lang w:eastAsia="en-US"/>
+        </w:rPr>
+      </w:pPr>
+      <w:r>
+        <w:rPr>
+          <w:lang w:eastAsia="en-US"/>
+        </w:rPr>
+        <w:t xml:space="preserve">Область применения: разрабатываемый </w:t>
+      </w:r>
+      <w:proofErr w:type="spellStart"/>
+      <w:r>
+        <w:rPr>
+          <w:lang w:eastAsia="en-US"/>
+        </w:rPr>
+        <w:t>web</w:t>
+      </w:r>
+      <w:proofErr w:type="spellEnd"/>
+      <w:r>
+        <w:rPr>
+          <w:lang w:eastAsia="en-US"/>
+        </w:rPr>
+        <w:t xml:space="preserve">-интерфейс предназначен для использования в интернет-магазине компьютерной техники, торгующем комплектующими и периферийными устройствами различных производителей. Сайт будет служить основной платформой для онлайн-продаж, обеспечивая покупателям удобный доступ к широкому ассортименту компьютерной техники (процессоры, видеокарты, материнские платы, оперативная память, накопители, блоки питания, корпуса, мониторы, клавиатуры, мыши и др.), возможностям поиска и фильтрации товаров, визуальной сборке ПК с помощью конфигуратора </w:t>
+      </w:r>
+      <w:proofErr w:type="spellStart"/>
+      <w:r>
+        <w:rPr>
+          <w:lang w:eastAsia="en-US"/>
+        </w:rPr>
+        <w:t>Drag-and-Drop</w:t>
+      </w:r>
+      <w:proofErr w:type="spellEnd"/>
+      <w:r>
+        <w:rPr>
+          <w:lang w:eastAsia="en-US"/>
+        </w:rPr>
+        <w:t>, а также функционалу оформления заказов.</w:t>
+      </w:r>
+    </w:p>
+    <w:p>
+      <w:pPr>
+        <w:spacing w:line="360" w:lineRule="auto"/>
+        <w:ind w:firstLine="709"/>
+        <w:jc w:val="both"/>
+        <w:rPr>
+          <w:lang w:eastAsia="en-US"/>
+        </w:rPr>
+      </w:pPr>
+      <w:r>
+        <w:rPr>
+          <w:lang w:eastAsia="en-US"/>
+        </w:rPr>
+        <w:t>Платформа будет обслуживать как индивидуальных клиентов, так и бизнес-клиентов, предоставляя различные уровни доступа и функционала.</w:t>
+      </w:r>
+    </w:p>
+    <w:p>
+      <w:pPr>
+        <w:spacing w:line="360" w:lineRule="auto"/>
+        <w:ind w:firstLine="709"/>
+        <w:jc w:val="both"/>
+        <w:rPr>
+          <w:lang w:eastAsia="en-US"/>
+        </w:rPr>
+      </w:pPr>
+      <w:r>
+        <w:rPr>
+          <w:lang w:eastAsia="en-US"/>
+        </w:rPr>
+        <w:t>Исходные данные:</w:t>
+      </w:r>
+    </w:p>
+    <w:p>
+      <w:pPr>
+        <w:spacing w:line="360" w:lineRule="auto"/>
+        <w:ind w:firstLine="709"/>
+        <w:jc w:val="both"/>
+        <w:rPr>
+          <w:lang w:eastAsia="en-US"/>
+        </w:rPr>
+      </w:pPr>
+      <w:r>
+        <w:rPr>
+          <w:lang w:eastAsia="en-US"/>
+        </w:rPr>
+        <w:t>перечень компьютерной техники и комплектующих (название, описание, цена, технические характеристики: тактовая частота, объём памяти, количество ядер, поддержка интерфейсов, производитель и т.д.);</w:t>
+      </w:r>
+    </w:p>
+    <w:p>
+      <w:pPr>
+        <w:spacing w:line="360" w:lineRule="auto"/>
+        <w:ind w:firstLine="709"/>
+        <w:jc w:val="both"/>
+        <w:rPr>
+          <w:lang w:eastAsia="en-US"/>
+        </w:rPr>
+      </w:pPr>
       <w:r>
         <w:rPr>
           <w:highlight w:val="yellow"/>
-        </w:rPr>
-        <w:t>и доступны для просмотра администратору (для обработки) и пользователю (в личном кабинете)</w:t>
-      </w:r>
-      <w:r>
+          <w:lang w:eastAsia="en-US"/>
+        </w:rPr>
+        <w:t>информация о товарах, включая совместимость между компонентами (например, сокет процессора и материнской платы, тип оперативной памяти и поддерживаемые материнской платой стандарты);</w:t>
+      </w:r>
+    </w:p>
+    <w:p>
+      <w:pPr>
+        <w:spacing w:line="360" w:lineRule="auto"/>
+        <w:ind w:firstLine="709"/>
+        <w:jc w:val="both"/>
+        <w:rPr>
+          <w:lang w:eastAsia="en-US"/>
+        </w:rPr>
+      </w:pPr>
+      <w:r>
+        <w:rPr>
+          <w:lang w:eastAsia="en-US"/>
+        </w:rPr>
+        <w:t>данные о поставках и наличии товара на складе (количество единиц, статус наличия «В наличии», «Под заказ», «Нет в наличии»);</w:t>
+      </w:r>
+    </w:p>
+    <w:p>
+      <w:pPr>
+        <w:spacing w:line="360" w:lineRule="auto"/>
+        <w:ind w:firstLine="709"/>
+        <w:jc w:val="both"/>
+        <w:rPr>
+          <w:lang w:eastAsia="en-US"/>
+        </w:rPr>
+      </w:pPr>
+      <w:r>
+        <w:rPr>
+          <w:lang w:eastAsia="en-US"/>
+        </w:rPr>
+        <w:t>информация о клиентах (имя, фамилия, адрес доставки, контактный телефон, электронная почта, история заказов, сохранённые сборки ПК);</w:t>
+      </w:r>
+    </w:p>
+    <w:p>
+      <w:pPr>
+        <w:spacing w:line="360" w:lineRule="auto"/>
+        <w:ind w:firstLine="709"/>
+        <w:jc w:val="both"/>
+        <w:rPr>
+          <w:lang w:eastAsia="en-US"/>
+        </w:rPr>
+      </w:pPr>
+      <w:r>
+        <w:rPr>
+          <w:lang w:eastAsia="en-US"/>
+        </w:rPr>
+        <w:t>список доступных способов оплаты (банковская карта, наличные при получении, электронные кошелёк)</w:t>
+      </w:r>
+      <w:r>
+        <w:rPr>
+          <w:lang w:eastAsia="en-US"/>
+        </w:rPr>
         <w:t>.</w:t>
       </w:r>
     </w:p>
     <w:p>
       <w:pPr>
-        <w:spacing w:line="360" w:lineRule="auto"/>
-        <w:ind w:firstLine="709"/>
-        <w:rPr>
+        <w:pStyle w:val="2"/>
+        <w:numPr>
+          <w:ilvl w:val="1"/>
+          <w:numId w:val="4"/>
+        </w:numPr>
+        <w:spacing w:before="0" w:line="360" w:lineRule="auto"/>
+        <w:ind w:left="0" w:firstLine="709"/>
+        <w:jc w:val="both"/>
+      </w:pPr>
+      <w:r>
+        <w:t>Требования к пользовательским интерфейсам</w:t>
+      </w:r>
+    </w:p>
+    <w:p>
+      <w:pPr>
+        <w:spacing w:line="360" w:lineRule="auto"/>
+        <w:ind w:firstLine="709"/>
+        <w:jc w:val="both"/>
+        <w:rPr>
+          <w:lang w:eastAsia="en-US"/>
+        </w:rPr>
+      </w:pPr>
+      <w:r>
+        <w:rPr>
+          <w:lang w:eastAsia="en-US"/>
+        </w:rPr>
+        <w:t>Общие требования:</w:t>
+      </w:r>
+    </w:p>
+    <w:p>
+      <w:pPr>
+        <w:spacing w:line="360" w:lineRule="auto"/>
+        <w:ind w:firstLine="709"/>
+        <w:jc w:val="both"/>
+        <w:rPr>
+          <w:lang w:eastAsia="en-US"/>
+        </w:rPr>
+      </w:pPr>
+      <w:r>
+        <w:rPr>
+          <w:lang w:eastAsia="en-US"/>
+        </w:rPr>
+        <w:lastRenderedPageBreak/>
+        <w:t>интуитивно понятный и удобный интерфейс с минимальной нагрузкой на пользователя;</w:t>
+      </w:r>
+    </w:p>
+    <w:p>
+      <w:pPr>
+        <w:spacing w:line="360" w:lineRule="auto"/>
+        <w:ind w:firstLine="709"/>
+        <w:jc w:val="both"/>
+        <w:rPr>
+          <w:lang w:eastAsia="en-US"/>
+        </w:rPr>
+      </w:pPr>
+      <w:r>
+        <w:rPr>
+          <w:lang w:eastAsia="en-US"/>
+        </w:rPr>
+        <w:t>адаптивный дизайн, чтобы сайт корректно отображался на разных устройствах (ПК, планшетах, смартфонах);</w:t>
+      </w:r>
+    </w:p>
+    <w:p>
+      <w:pPr>
+        <w:spacing w:line="360" w:lineRule="auto"/>
+        <w:ind w:firstLine="709"/>
+        <w:jc w:val="both"/>
+        <w:rPr>
+          <w:lang w:eastAsia="en-US"/>
+        </w:rPr>
+      </w:pPr>
+      <w:r>
+        <w:rPr>
+          <w:lang w:eastAsia="en-US"/>
+        </w:rPr>
+        <w:t>высокая производительность (быстрое реагирование на действия пользователя, минимизация времени ожидания).</w:t>
+      </w:r>
+    </w:p>
+    <w:p>
+      <w:pPr>
+        <w:spacing w:line="360" w:lineRule="auto"/>
+        <w:ind w:firstLine="709"/>
+        <w:jc w:val="both"/>
+        <w:rPr>
+          <w:lang w:eastAsia="en-US"/>
+        </w:rPr>
+      </w:pPr>
+      <w:r>
+        <w:rPr>
+          <w:lang w:eastAsia="en-US"/>
+        </w:rPr>
+        <w:t xml:space="preserve">Конфигуратор сборки ПК (ключевая особенность): пользователь должен иметь возможность визуально собирать компьютер с помощью технологии </w:t>
+      </w:r>
+      <w:proofErr w:type="spellStart"/>
+      <w:r>
+        <w:rPr>
+          <w:lang w:eastAsia="en-US"/>
+        </w:rPr>
+        <w:t>Drag-and-Drop</w:t>
+      </w:r>
+      <w:proofErr w:type="spellEnd"/>
+      <w:r>
+        <w:rPr>
+          <w:lang w:eastAsia="en-US"/>
+        </w:rPr>
+        <w:t xml:space="preserve">, перетаскивая компоненты из каталога на схематичное изображение корпуса. </w:t>
+      </w:r>
+      <w:r>
+        <w:rPr>
+          <w:lang w:eastAsia="en-US"/>
+        </w:rPr>
+        <w:t>П</w:t>
+      </w:r>
+      <w:r>
+        <w:rPr>
+          <w:lang w:eastAsia="en-US"/>
+        </w:rPr>
+        <w:t>ересчитывать итоговую цену сборки.</w:t>
+      </w:r>
+    </w:p>
+    <w:p>
+      <w:pPr>
+        <w:spacing w:line="360" w:lineRule="auto"/>
+        <w:ind w:firstLine="709"/>
+        <w:jc w:val="both"/>
+        <w:rPr>
+          <w:lang w:eastAsia="en-US"/>
+        </w:rPr>
+      </w:pPr>
+      <w:r>
+        <w:rPr>
+          <w:lang w:eastAsia="en-US"/>
+        </w:rPr>
+        <w:t>Корзина покупок: пользователь должен легко видеть товары (или готовую сборку ПК) в корзине, изменять количество, удалять товары, а также переходить к оформлению заказа.</w:t>
+      </w:r>
+    </w:p>
+    <w:p>
+      <w:pPr>
+        <w:spacing w:line="360" w:lineRule="auto"/>
+        <w:ind w:firstLine="709"/>
+        <w:jc w:val="both"/>
+        <w:rPr>
+          <w:lang w:eastAsia="en-US"/>
+        </w:rPr>
+      </w:pPr>
+      <w:r>
+        <w:rPr>
+          <w:lang w:eastAsia="en-US"/>
+        </w:rPr>
+        <w:t>Оформление заказа: включает поля для ввода данных клиента, выбора способа доставки и оплаты, а также подтверждение заказа.</w:t>
+      </w:r>
+    </w:p>
+    <w:p>
+      <w:pPr>
+        <w:spacing w:line="360" w:lineRule="auto"/>
+        <w:ind w:firstLine="709"/>
+        <w:jc w:val="both"/>
+        <w:rPr>
+          <w:lang w:eastAsia="en-US"/>
+        </w:rPr>
+      </w:pPr>
+      <w:r>
+        <w:rPr>
+          <w:highlight w:val="yellow"/>
+          <w:lang w:eastAsia="en-US"/>
+        </w:rPr>
+        <w:t>Административная панель: для управления товарами (добавление, редактирование, удаление), управления заказами (изменение статуса), управления пользователями, а также генерации отчётов и анализа данных.</w:t>
+      </w:r>
+    </w:p>
+    <w:p>
+      <w:pPr>
+        <w:spacing w:line="360" w:lineRule="auto"/>
+        <w:ind w:firstLine="709"/>
+        <w:jc w:val="both"/>
+        <w:rPr>
+          <w:lang w:eastAsia="en-US"/>
+        </w:rPr>
+      </w:pPr>
+      <w:r>
+        <w:rPr>
+          <w:lang w:eastAsia="en-US"/>
+        </w:rPr>
+        <w:t>Интерфейс должен поддерживать:</w:t>
+      </w:r>
+    </w:p>
+    <w:p>
+      <w:pPr>
+        <w:spacing w:line="360" w:lineRule="auto"/>
+        <w:ind w:firstLine="709"/>
+        <w:jc w:val="both"/>
+        <w:rPr>
+          <w:lang w:eastAsia="en-US"/>
+        </w:rPr>
+      </w:pPr>
+      <w:r>
+        <w:rPr>
+          <w:lang w:eastAsia="en-US"/>
+        </w:rPr>
+        <w:t>фильтрацию товаров по различным критериям (категория, диапазон цен, наличие на складе);</w:t>
+      </w:r>
+    </w:p>
+    <w:p>
+      <w:pPr>
+        <w:spacing w:line="360" w:lineRule="auto"/>
+        <w:ind w:firstLine="709"/>
+        <w:jc w:val="both"/>
+        <w:rPr>
+          <w:lang w:eastAsia="en-US"/>
+        </w:rPr>
+      </w:pPr>
+      <w:r>
+        <w:rPr>
+          <w:lang w:eastAsia="en-US"/>
+        </w:rPr>
+        <w:t>уведомления (о подтверждении заказа, изменении статуса заказа, о поступлении товара на склад и т.д.);</w:t>
+      </w:r>
+    </w:p>
+    <w:p>
+      <w:pPr>
+        <w:spacing w:line="360" w:lineRule="auto"/>
+        <w:ind w:firstLine="709"/>
+        <w:jc w:val="both"/>
+        <w:rPr>
+          <w:lang w:eastAsia="en-US"/>
+        </w:rPr>
+      </w:pPr>
+      <w:r>
+        <w:rPr>
+          <w:lang w:eastAsia="en-US"/>
+        </w:rPr>
+        <w:t xml:space="preserve">визуальный </w:t>
+      </w:r>
+      <w:proofErr w:type="spellStart"/>
+      <w:r>
+        <w:rPr>
+          <w:lang w:eastAsia="en-US"/>
+        </w:rPr>
+        <w:t>Drag-and-Drop</w:t>
+      </w:r>
+      <w:proofErr w:type="spellEnd"/>
+      <w:r>
+        <w:rPr>
+          <w:lang w:eastAsia="en-US"/>
+        </w:rPr>
+        <w:t xml:space="preserve"> конфигуратор.</w:t>
+      </w:r>
+    </w:p>
+    <w:p>
+      <w:pPr>
+        <w:pStyle w:val="2"/>
+        <w:numPr>
+          <w:ilvl w:val="1"/>
+          <w:numId w:val="4"/>
+        </w:numPr>
+        <w:spacing w:before="0" w:line="360" w:lineRule="auto"/>
+        <w:ind w:left="0" w:firstLine="709"/>
+        <w:jc w:val="both"/>
+      </w:pPr>
+      <w:r>
+        <w:t>Требования к пользователям продукта</w:t>
+      </w:r>
+    </w:p>
+    <w:p>
+      <w:pPr>
+        <w:spacing w:line="360" w:lineRule="auto"/>
+        <w:ind w:firstLine="709"/>
+        <w:jc w:val="both"/>
+        <w:rPr>
+          <w:lang w:eastAsia="en-US"/>
+        </w:rPr>
+      </w:pPr>
+      <w:r>
+        <w:rPr>
+          <w:lang w:eastAsia="en-US"/>
+        </w:rPr>
+        <w:t>Типы пользователей:</w:t>
+      </w:r>
+    </w:p>
+    <w:p>
+      <w:pPr>
+        <w:spacing w:line="360" w:lineRule="auto"/>
+        <w:ind w:firstLine="709"/>
+        <w:jc w:val="both"/>
+        <w:rPr>
+          <w:lang w:eastAsia="en-US"/>
+        </w:rPr>
+      </w:pPr>
+      <w:r>
+        <w:rPr>
+          <w:lang w:eastAsia="en-US"/>
+        </w:rPr>
+        <w:t>Гости</w:t>
+      </w:r>
+      <w:r>
+        <w:rPr>
+          <w:lang w:eastAsia="en-US"/>
+        </w:rPr>
+        <w:t>:</w:t>
+      </w:r>
+    </w:p>
+    <w:p>
+      <w:pPr>
+        <w:spacing w:line="360" w:lineRule="auto"/>
+        <w:ind w:firstLine="709"/>
+        <w:jc w:val="both"/>
+        <w:rPr>
+          <w:lang w:eastAsia="en-US"/>
+        </w:rPr>
+      </w:pPr>
+      <w:r>
+        <w:rPr>
+          <w:lang w:eastAsia="en-US"/>
+        </w:rPr>
+        <w:t>просмотр товаров и их технических характеристик;</w:t>
+      </w:r>
+    </w:p>
+    <w:p>
+      <w:pPr>
+        <w:spacing w:line="360" w:lineRule="auto"/>
+        <w:ind w:firstLine="709"/>
+        <w:jc w:val="both"/>
+        <w:rPr>
+          <w:lang w:eastAsia="en-US"/>
+        </w:rPr>
+      </w:pPr>
+      <w:r>
+        <w:rPr>
+          <w:lang w:eastAsia="en-US"/>
+        </w:rPr>
+        <w:t>поиск и фильтрация компьютерной техники;</w:t>
+      </w:r>
+    </w:p>
+    <w:p>
+      <w:pPr>
+        <w:spacing w:line="360" w:lineRule="auto"/>
+        <w:ind w:firstLine="709"/>
+        <w:jc w:val="both"/>
+        <w:rPr>
+          <w:lang w:eastAsia="en-US"/>
+        </w:rPr>
+      </w:pPr>
+      <w:r>
+        <w:rPr>
+          <w:lang w:eastAsia="en-US"/>
+        </w:rPr>
+        <w:t xml:space="preserve">добавление товаров в </w:t>
+      </w:r>
+      <w:proofErr w:type="gramStart"/>
+      <w:r>
+        <w:rPr>
+          <w:lang w:eastAsia="en-US"/>
+        </w:rPr>
+        <w:t>корзину</w:t>
+      </w:r>
+      <w:r>
+        <w:rPr>
+          <w:lang w:eastAsia="en-US"/>
+        </w:rPr>
+        <w:t>(</w:t>
+      </w:r>
+      <w:proofErr w:type="gramEnd"/>
+      <w:r>
+        <w:rPr>
+          <w:lang w:eastAsia="en-US"/>
+        </w:rPr>
+        <w:t>без сохранения</w:t>
+      </w:r>
+      <w:r>
+        <w:rPr>
+          <w:lang w:eastAsia="en-US"/>
+        </w:rPr>
+        <w:t>)</w:t>
+      </w:r>
+      <w:r>
+        <w:rPr>
+          <w:lang w:eastAsia="en-US"/>
+        </w:rPr>
+        <w:t>;</w:t>
+      </w:r>
+    </w:p>
+    <w:p>
+      <w:pPr>
+        <w:spacing w:line="360" w:lineRule="auto"/>
+        <w:ind w:firstLine="709"/>
+        <w:jc w:val="both"/>
+        <w:rPr>
+          <w:lang w:eastAsia="en-US"/>
+        </w:rPr>
+      </w:pPr>
+      <w:r>
+        <w:rPr>
+          <w:lang w:eastAsia="en-US"/>
+        </w:rPr>
+        <w:lastRenderedPageBreak/>
+        <w:t>использование конфигуратора сборки ПК (с возможностью просмотра итоговой цены, но без сохранения сборки);</w:t>
+      </w:r>
+    </w:p>
+    <w:p>
+      <w:pPr>
+        <w:spacing w:line="360" w:lineRule="auto"/>
+        <w:ind w:firstLine="709"/>
+        <w:jc w:val="both"/>
+        <w:rPr>
+          <w:lang w:eastAsia="en-US"/>
+        </w:rPr>
+      </w:pPr>
+      <w:r>
+        <w:rPr>
+          <w:lang w:eastAsia="en-US"/>
+        </w:rPr>
+        <w:t>оформление заказа без регистрации (с возможностью ввести данные вручную).</w:t>
+      </w:r>
+    </w:p>
+    <w:p>
+      <w:pPr>
+        <w:spacing w:line="360" w:lineRule="auto"/>
+        <w:ind w:firstLine="709"/>
+        <w:jc w:val="both"/>
+        <w:rPr>
+          <w:highlight w:val="yellow"/>
+          <w:lang w:eastAsia="en-US"/>
+        </w:rPr>
+      </w:pPr>
+      <w:r>
+        <w:rPr>
+          <w:highlight w:val="yellow"/>
+          <w:lang w:eastAsia="en-US"/>
+        </w:rPr>
+        <w:t>Зарегистрированные пользователи:</w:t>
+      </w:r>
+    </w:p>
+    <w:p>
+      <w:pPr>
+        <w:spacing w:line="360" w:lineRule="auto"/>
+        <w:ind w:firstLine="709"/>
+        <w:jc w:val="both"/>
+        <w:rPr>
+          <w:highlight w:val="yellow"/>
+          <w:lang w:eastAsia="en-US"/>
+        </w:rPr>
+      </w:pPr>
+      <w:r>
+        <w:rPr>
+          <w:highlight w:val="yellow"/>
+          <w:lang w:eastAsia="en-US"/>
+        </w:rPr>
+        <w:t>доступ к личному кабинету;</w:t>
+      </w:r>
+    </w:p>
+    <w:p>
+      <w:pPr>
+        <w:spacing w:line="360" w:lineRule="auto"/>
+        <w:ind w:firstLine="709"/>
+        <w:jc w:val="both"/>
+        <w:rPr>
+          <w:highlight w:val="yellow"/>
+          <w:lang w:eastAsia="en-US"/>
+        </w:rPr>
+      </w:pPr>
+      <w:r>
+        <w:rPr>
+          <w:highlight w:val="yellow"/>
+          <w:lang w:eastAsia="en-US"/>
+        </w:rPr>
+        <w:t>история заказов (с возможностью повтора ранее сделанного заказа);</w:t>
+      </w:r>
+    </w:p>
+    <w:p>
+      <w:pPr>
+        <w:spacing w:line="360" w:lineRule="auto"/>
+        <w:ind w:firstLine="709"/>
+        <w:jc w:val="both"/>
+        <w:rPr>
+          <w:highlight w:val="yellow"/>
+          <w:lang w:eastAsia="en-US"/>
+        </w:rPr>
+      </w:pPr>
+      <w:r>
+        <w:rPr>
+          <w:highlight w:val="yellow"/>
+          <w:lang w:eastAsia="en-US"/>
+        </w:rPr>
+        <w:t>возможность отслеживания статуса текущих заказов («Новый», «В обработке», «Ожидает сборки», «Доставлен»);</w:t>
+      </w:r>
+    </w:p>
+    <w:p>
+      <w:pPr>
+        <w:spacing w:line="360" w:lineRule="auto"/>
+        <w:ind w:firstLine="709"/>
+        <w:jc w:val="both"/>
+        <w:rPr>
+          <w:highlight w:val="yellow"/>
+          <w:lang w:eastAsia="en-US"/>
+        </w:rPr>
+      </w:pPr>
+      <w:r>
+        <w:rPr>
+          <w:highlight w:val="yellow"/>
+          <w:lang w:eastAsia="en-US"/>
+        </w:rPr>
+        <w:t xml:space="preserve">управление личными данными (ФИО, адрес доставки, телефон, </w:t>
+      </w:r>
+      <w:proofErr w:type="spellStart"/>
+      <w:r>
+        <w:rPr>
+          <w:highlight w:val="yellow"/>
+          <w:lang w:eastAsia="en-US"/>
+        </w:rPr>
+        <w:t>email</w:t>
+      </w:r>
+      <w:proofErr w:type="spellEnd"/>
+      <w:r>
+        <w:rPr>
+          <w:highlight w:val="yellow"/>
+          <w:lang w:eastAsia="en-US"/>
+        </w:rPr>
+        <w:t>);</w:t>
+      </w:r>
+    </w:p>
+    <w:p>
+      <w:pPr>
+        <w:spacing w:line="360" w:lineRule="auto"/>
+        <w:ind w:firstLine="709"/>
+        <w:jc w:val="both"/>
+        <w:rPr>
+          <w:highlight w:val="yellow"/>
+          <w:lang w:eastAsia="en-US"/>
+        </w:rPr>
+      </w:pPr>
+      <w:r>
+        <w:rPr>
+          <w:highlight w:val="yellow"/>
+          <w:lang w:eastAsia="en-US"/>
+        </w:rPr>
+        <w:t>сохранение и редактирование собственных сборок ПК (возможность сохранить несколько вариантов конфигураций);</w:t>
+      </w:r>
+    </w:p>
+    <w:p>
+      <w:pPr>
+        <w:spacing w:line="360" w:lineRule="auto"/>
+        <w:ind w:firstLine="709"/>
+        <w:jc w:val="both"/>
+        <w:rPr>
+          <w:highlight w:val="yellow"/>
+          <w:lang w:eastAsia="en-US"/>
+        </w:rPr>
+      </w:pPr>
+      <w:r>
+        <w:rPr>
+          <w:highlight w:val="yellow"/>
+          <w:lang w:eastAsia="en-US"/>
+        </w:rPr>
+        <w:t>уведомления о новых поступлениях, акциях и скидках;</w:t>
+      </w:r>
+    </w:p>
+    <w:p>
+      <w:pPr>
+        <w:spacing w:line="360" w:lineRule="auto"/>
+        <w:ind w:firstLine="709"/>
+        <w:jc w:val="both"/>
+        <w:rPr>
+          <w:lang w:eastAsia="en-US"/>
+        </w:rPr>
+      </w:pPr>
+      <w:r>
+        <w:rPr>
+          <w:highlight w:val="yellow"/>
+          <w:lang w:eastAsia="en-US"/>
+        </w:rPr>
+        <w:t>возможность быстрого повторения заказа из истории.</w:t>
+      </w:r>
+    </w:p>
+    <w:p>
+      <w:pPr>
+        <w:spacing w:line="360" w:lineRule="auto"/>
+        <w:ind w:firstLine="709"/>
+        <w:jc w:val="both"/>
+        <w:rPr>
+          <w:lang w:eastAsia="en-US"/>
+        </w:rPr>
+      </w:pPr>
+      <w:r>
+        <w:rPr>
+          <w:lang w:eastAsia="en-US"/>
+        </w:rPr>
+        <w:t>Администраторы:</w:t>
+      </w:r>
+    </w:p>
+    <w:p>
+      <w:pPr>
+        <w:spacing w:line="360" w:lineRule="auto"/>
+        <w:ind w:firstLine="709"/>
+        <w:jc w:val="both"/>
+        <w:rPr>
+          <w:highlight w:val="yellow"/>
+          <w:lang w:eastAsia="en-US"/>
+        </w:rPr>
+      </w:pPr>
+      <w:r>
+        <w:rPr>
+          <w:highlight w:val="yellow"/>
+          <w:lang w:eastAsia="en-US"/>
+        </w:rPr>
+        <w:t>управление каталогом товаров (добавление, редактирование, удаление товаров, обновление информации о наличии на складе);</w:t>
+      </w:r>
+    </w:p>
+    <w:p>
+      <w:pPr>
+        <w:spacing w:line="360" w:lineRule="auto"/>
+        <w:ind w:firstLine="709"/>
+        <w:jc w:val="both"/>
+        <w:rPr>
+          <w:lang w:eastAsia="en-US"/>
+        </w:rPr>
+      </w:pPr>
+      <w:r>
+        <w:rPr>
+          <w:highlight w:val="yellow"/>
+          <w:lang w:eastAsia="en-US"/>
+        </w:rPr>
+        <w:t>управление категориями и характеристиками товаров (добавление новых производителей, типов компонентов);</w:t>
+      </w:r>
+    </w:p>
+    <w:p>
+      <w:pPr>
+        <w:spacing w:line="360" w:lineRule="auto"/>
+        <w:ind w:firstLine="709"/>
+        <w:jc w:val="both"/>
+        <w:rPr>
+          <w:lang w:eastAsia="en-US"/>
+        </w:rPr>
+      </w:pPr>
+      <w:r>
+        <w:rPr>
+          <w:lang w:eastAsia="en-US"/>
+        </w:rPr>
+        <w:t>управление заказами (изменение статуса заказа, отправка уведомлений клиентам);</w:t>
+      </w:r>
+    </w:p>
+    <w:p>
+      <w:pPr>
+        <w:spacing w:line="360" w:lineRule="auto"/>
+        <w:ind w:firstLine="709"/>
+        <w:jc w:val="both"/>
+        <w:rPr>
+          <w:lang w:eastAsia="en-US"/>
+        </w:rPr>
+      </w:pPr>
+      <w:r>
+        <w:rPr>
+          <w:lang w:eastAsia="en-US"/>
+        </w:rPr>
+        <w:t>управление пользователями (просмотр списка, блокировка, сброс пароля);</w:t>
+      </w:r>
+    </w:p>
+    <w:p>
+      <w:pPr>
+        <w:spacing w:line="360" w:lineRule="auto"/>
+        <w:ind w:firstLine="709"/>
+        <w:jc w:val="both"/>
+        <w:rPr>
+          <w:lang w:eastAsia="en-US"/>
+        </w:rPr>
+      </w:pPr>
+      <w:r>
+        <w:rPr>
+          <w:lang w:eastAsia="en-US"/>
+        </w:rPr>
+        <w:t>управление конфигуратором (добавление/редактирование правил совместимости компонентов);</w:t>
+      </w:r>
+    </w:p>
+    <w:p>
+      <w:pPr>
+        <w:spacing w:line="360" w:lineRule="auto"/>
+        <w:ind w:firstLine="709"/>
+        <w:jc w:val="both"/>
+        <w:rPr>
+          <w:lang w:eastAsia="en-US"/>
+        </w:rPr>
+      </w:pPr>
+      <w:r>
+        <w:rPr>
+          <w:lang w:eastAsia="en-US"/>
+        </w:rPr>
+        <w:t>Требования к пользователям:</w:t>
+      </w:r>
+    </w:p>
+    <w:p>
+      <w:pPr>
+        <w:spacing w:line="360" w:lineRule="auto"/>
+        <w:ind w:firstLine="709"/>
+        <w:jc w:val="both"/>
+        <w:rPr>
+          <w:lang w:eastAsia="en-US"/>
+        </w:rPr>
+      </w:pPr>
+      <w:r>
+        <w:rPr>
+          <w:lang w:eastAsia="en-US"/>
+        </w:rPr>
+        <w:t>пользователи должны иметь базовые навыки работы с интернет-браузерами и способность совершать онлайн-покупки;</w:t>
+      </w:r>
+    </w:p>
+    <w:p>
+      <w:pPr>
+        <w:spacing w:line="360" w:lineRule="auto"/>
+        <w:ind w:firstLine="709"/>
+        <w:jc w:val="both"/>
+        <w:rPr>
+          <w:lang w:eastAsia="en-US"/>
+        </w:rPr>
+      </w:pPr>
+      <w:r>
+        <w:rPr>
+          <w:lang w:eastAsia="en-US"/>
+        </w:rPr>
+        <w:t xml:space="preserve">для использования конфигуратора </w:t>
+      </w:r>
+      <w:proofErr w:type="spellStart"/>
+      <w:r>
+        <w:rPr>
+          <w:lang w:eastAsia="en-US"/>
+        </w:rPr>
+        <w:t>Drag-and-Drop</w:t>
+      </w:r>
+      <w:proofErr w:type="spellEnd"/>
+      <w:r>
+        <w:rPr>
+          <w:lang w:eastAsia="en-US"/>
+        </w:rPr>
+        <w:t xml:space="preserve"> пользователь должен уметь пользоваться мышью (перетаскивание элементов);</w:t>
+      </w:r>
+    </w:p>
+    <w:p>
+      <w:pPr>
+        <w:spacing w:line="360" w:lineRule="auto"/>
+        <w:ind w:firstLine="709"/>
+        <w:jc w:val="both"/>
+        <w:rPr>
+          <w:lang w:eastAsia="en-US"/>
+        </w:rPr>
+      </w:pPr>
+      <w:r>
+        <w:rPr>
+          <w:lang w:eastAsia="en-US"/>
+        </w:rPr>
+        <w:lastRenderedPageBreak/>
+        <w:t xml:space="preserve">для оформления заказа необходимы базовые контактные данные: имя, адрес доставки, контактный телефон, </w:t>
+      </w:r>
+      <w:proofErr w:type="spellStart"/>
+      <w:r>
+        <w:rPr>
+          <w:lang w:eastAsia="en-US"/>
+        </w:rPr>
+        <w:t>email</w:t>
+      </w:r>
+      <w:proofErr w:type="spellEnd"/>
+      <w:r>
+        <w:rPr>
+          <w:lang w:eastAsia="en-US"/>
+        </w:rPr>
+        <w:t>.</w:t>
+      </w:r>
+    </w:p>
+    <w:p>
+      <w:pPr>
+        <w:pStyle w:val="2"/>
+        <w:numPr>
+          <w:ilvl w:val="1"/>
+          <w:numId w:val="4"/>
+        </w:numPr>
+        <w:spacing w:before="0" w:line="360" w:lineRule="auto"/>
+        <w:ind w:left="0" w:firstLine="709"/>
+        <w:jc w:val="both"/>
+      </w:pPr>
+      <w:r>
+        <w:t>Ограничения</w:t>
+      </w:r>
+    </w:p>
+    <w:p>
+      <w:pPr>
+        <w:spacing w:line="360" w:lineRule="auto"/>
+        <w:ind w:firstLine="709"/>
+        <w:jc w:val="both"/>
+        <w:rPr>
+          <w:lang w:eastAsia="en-US"/>
+        </w:rPr>
+      </w:pPr>
+      <w:r>
+        <w:rPr>
+          <w:lang w:eastAsia="en-US"/>
+        </w:rPr>
+        <w:t>1. Ограничения по времени отклика:</w:t>
+      </w:r>
+    </w:p>
+    <w:p>
+      <w:pPr>
+        <w:spacing w:line="360" w:lineRule="auto"/>
+        <w:ind w:firstLine="709"/>
+        <w:jc w:val="both"/>
+        <w:rPr>
+          <w:lang w:eastAsia="en-US"/>
+        </w:rPr>
+      </w:pPr>
+      <w:r>
+        <w:rPr>
+          <w:lang w:eastAsia="en-US"/>
+        </w:rPr>
+        <w:t>время отклика сайта (загрузка главной страницы, каталога, карточки товара) должно не превышать 3 секунд при стандартных запросах;</w:t>
+      </w:r>
+    </w:p>
+    <w:p>
+      <w:pPr>
+        <w:spacing w:line="360" w:lineRule="auto"/>
+        <w:ind w:firstLine="709"/>
+        <w:jc w:val="both"/>
+        <w:rPr>
+          <w:lang w:eastAsia="en-US"/>
+        </w:rPr>
+      </w:pPr>
+      <w:r>
+        <w:rPr>
+          <w:lang w:eastAsia="en-US"/>
+        </w:rPr>
+        <w:t xml:space="preserve">время отклика при работе конфигуратора (проверка совместимости компонентов, пересчёт цены) </w:t>
+      </w:r>
+      <w:r>
+        <w:rPr>
+          <w:lang w:eastAsia="en-US"/>
+        </w:rPr>
+        <w:t>–</w:t>
+      </w:r>
+      <w:r>
+        <w:rPr>
+          <w:lang w:eastAsia="en-US"/>
+        </w:rPr>
+        <w:t xml:space="preserve"> не более </w:t>
+      </w:r>
+      <w:r>
+        <w:rPr>
+          <w:lang w:eastAsia="en-US"/>
+        </w:rPr>
+        <w:t>3</w:t>
+      </w:r>
+      <w:r>
+        <w:rPr>
+          <w:lang w:eastAsia="en-US"/>
+        </w:rPr>
+        <w:t xml:space="preserve"> секунд;</w:t>
+      </w:r>
+    </w:p>
+    <w:p>
+      <w:pPr>
+        <w:spacing w:line="360" w:lineRule="auto"/>
+        <w:ind w:firstLine="709"/>
+        <w:jc w:val="both"/>
+        <w:rPr>
+          <w:lang w:eastAsia="en-US"/>
+        </w:rPr>
+      </w:pPr>
+      <w:r>
+        <w:rPr>
+          <w:lang w:eastAsia="en-US"/>
+        </w:rPr>
+        <w:t xml:space="preserve">время отклика при оформлении заказа </w:t>
+      </w:r>
+      <w:r>
+        <w:rPr>
+          <w:lang w:eastAsia="en-US"/>
+        </w:rPr>
+        <w:t>–</w:t>
+      </w:r>
+      <w:r>
+        <w:rPr>
+          <w:lang w:eastAsia="en-US"/>
+        </w:rPr>
+        <w:t xml:space="preserve"> не более 5 секунд.</w:t>
+      </w:r>
+    </w:p>
+    <w:p>
+      <w:pPr>
+        <w:spacing w:line="360" w:lineRule="auto"/>
+        <w:ind w:firstLine="709"/>
+        <w:jc w:val="both"/>
+        <w:rPr>
+          <w:lang w:eastAsia="en-US"/>
+        </w:rPr>
+      </w:pPr>
+      <w:r>
+        <w:rPr>
+          <w:lang w:eastAsia="en-US"/>
+        </w:rPr>
+        <w:t>2. Ограничения по количеству пользователей:</w:t>
+      </w:r>
+    </w:p>
+    <w:p>
+      <w:pPr>
+        <w:spacing w:line="360" w:lineRule="auto"/>
+        <w:ind w:firstLine="709"/>
+        <w:jc w:val="both"/>
+        <w:rPr>
+          <w:lang w:eastAsia="en-US"/>
+        </w:rPr>
+      </w:pPr>
+      <w:r>
+        <w:rPr>
+          <w:lang w:eastAsia="en-US"/>
+        </w:rPr>
+        <w:t xml:space="preserve">сайт должен обеспечивать одновременное обслуживание до 500 пользователей (в пиковые нагрузки </w:t>
+      </w:r>
+      <w:r>
+        <w:rPr>
+          <w:rFonts w:ascii="Times New Roman" w:hAnsi="Times New Roman"/>
+          <w:lang w:eastAsia="en-US"/>
+        </w:rPr>
+        <w:t>–</w:t>
+      </w:r>
+      <w:r>
+        <w:rPr>
+          <w:lang w:eastAsia="en-US"/>
+        </w:rPr>
+        <w:t xml:space="preserve"> до 1000).</w:t>
+      </w:r>
+    </w:p>
+    <w:p>
+      <w:pPr>
+        <w:spacing w:line="360" w:lineRule="auto"/>
+        <w:ind w:firstLine="709"/>
+        <w:jc w:val="both"/>
+        <w:rPr>
+          <w:lang w:eastAsia="en-US"/>
+        </w:rPr>
+      </w:pPr>
+      <w:r>
+        <w:rPr>
+          <w:lang w:eastAsia="en-US"/>
+        </w:rPr>
+        <w:t>3. Ограничения по функционалу:</w:t>
+      </w:r>
+    </w:p>
+    <w:p>
+      <w:pPr>
+        <w:spacing w:line="360" w:lineRule="auto"/>
+        <w:ind w:firstLine="709"/>
+        <w:jc w:val="both"/>
+        <w:rPr>
+          <w:lang w:eastAsia="en-US"/>
+        </w:rPr>
+      </w:pPr>
+      <w:r>
+        <w:rPr>
+          <w:lang w:eastAsia="en-US"/>
+        </w:rPr>
+        <w:t xml:space="preserve">на первом этапе не реализуется полноценная интеграция со службами доставки (расчёт стоимости и отслеживание в реальном времени) </w:t>
+      </w:r>
+      <w:r>
+        <w:rPr>
+          <w:lang w:eastAsia="en-US"/>
+        </w:rPr>
+        <w:t>–</w:t>
+      </w:r>
+      <w:r>
+        <w:rPr>
+          <w:lang w:eastAsia="en-US"/>
+        </w:rPr>
+        <w:t xml:space="preserve"> используется ручной ввод или фиксированная стоимость;</w:t>
+      </w:r>
+    </w:p>
+    <w:p>
+      <w:pPr>
+        <w:spacing w:line="360" w:lineRule="auto"/>
+        <w:ind w:firstLine="709"/>
+        <w:jc w:val="both"/>
+        <w:rPr>
+          <w:lang w:eastAsia="en-US"/>
+        </w:rPr>
+      </w:pPr>
+      <w:r>
+        <w:rPr>
+          <w:lang w:eastAsia="en-US"/>
+        </w:rPr>
+        <w:t>конфигуратор сборки ПК на первом этапе проверяет только базовую совместимость, более сложные не реализуются.</w:t>
+      </w:r>
+    </w:p>
+    <w:p>
+      <w:pPr>
+        <w:spacing w:line="360" w:lineRule="auto"/>
+        <w:ind w:firstLine="709"/>
+        <w:jc w:val="both"/>
+        <w:rPr>
+          <w:lang w:eastAsia="en-US"/>
+        </w:rPr>
+      </w:pPr>
+      <w:r>
+        <w:rPr>
+          <w:lang w:eastAsia="en-US"/>
+        </w:rPr>
+        <w:t>4. Ограничения по безопасности:</w:t>
+      </w:r>
+    </w:p>
+    <w:p>
+      <w:pPr>
+        <w:spacing w:line="360" w:lineRule="auto"/>
+        <w:ind w:firstLine="709"/>
+        <w:jc w:val="both"/>
+        <w:rPr>
+          <w:lang w:eastAsia="en-US"/>
+        </w:rPr>
+      </w:pPr>
+      <w:r>
+        <w:rPr>
+          <w:lang w:eastAsia="en-US"/>
+        </w:rPr>
+        <w:t>данные клиентов должны быть защищены в соответствии с Федеральным законом № 152-ФЗ «О персональных данных» и локальными законами о защите персональных данных;</w:t>
+      </w:r>
+    </w:p>
+    <w:p>
+      <w:pPr>
+        <w:spacing w:line="360" w:lineRule="auto"/>
+        <w:ind w:firstLine="709"/>
+        <w:jc w:val="both"/>
+        <w:rPr>
+          <w:lang w:eastAsia="en-US"/>
+        </w:rPr>
+      </w:pPr>
+      <w:r>
+        <w:rPr>
+          <w:lang w:eastAsia="en-US"/>
+        </w:rPr>
+        <w:t xml:space="preserve">пароли пользователей должны храниться в </w:t>
+      </w:r>
+      <w:proofErr w:type="spellStart"/>
+      <w:r>
+        <w:rPr>
+          <w:lang w:eastAsia="en-US"/>
+        </w:rPr>
+        <w:t>хэшированном</w:t>
+      </w:r>
+      <w:proofErr w:type="spellEnd"/>
+      <w:r>
+        <w:rPr>
+          <w:lang w:eastAsia="en-US"/>
+        </w:rPr>
+        <w:t xml:space="preserve"> виде (</w:t>
+      </w:r>
+      <w:proofErr w:type="spellStart"/>
+      <w:r>
+        <w:rPr>
+          <w:lang w:eastAsia="en-US"/>
+        </w:rPr>
+        <w:t>password_</w:t>
+      </w:r>
+      <w:proofErr w:type="gramStart"/>
+      <w:r>
+        <w:rPr>
+          <w:lang w:eastAsia="en-US"/>
+        </w:rPr>
+        <w:t>hash</w:t>
+      </w:r>
+      <w:proofErr w:type="spellEnd"/>
+      <w:r>
+        <w:rPr>
+          <w:lang w:eastAsia="en-US"/>
+        </w:rPr>
+        <w:t>(</w:t>
+      </w:r>
+      <w:proofErr w:type="gramEnd"/>
+      <w:r>
+        <w:rPr>
+          <w:lang w:eastAsia="en-US"/>
+        </w:rPr>
+        <w:t>)).</w:t>
+      </w:r>
+    </w:p>
+    <w:p>
+      <w:pPr>
+        <w:spacing w:line="360" w:lineRule="auto"/>
+        <w:ind w:firstLine="709"/>
+        <w:jc w:val="both"/>
+        <w:rPr>
+          <w:lang w:eastAsia="en-US"/>
+        </w:rPr>
+      </w:pPr>
+      <w:r>
+        <w:rPr>
+          <w:lang w:eastAsia="en-US"/>
+        </w:rPr>
+        <w:t>5. Ограничения по доступности:</w:t>
+      </w:r>
+    </w:p>
+    <w:p>
+      <w:pPr>
+        <w:spacing w:line="360" w:lineRule="auto"/>
+        <w:ind w:firstLine="709"/>
+        <w:jc w:val="both"/>
+        <w:rPr>
+          <w:lang w:eastAsia="en-US"/>
+        </w:rPr>
+      </w:pPr>
+      <w:r>
+        <w:rPr>
+          <w:lang w:eastAsia="en-US"/>
+        </w:rPr>
+        <w:t>обновления системы не должны нарушать работу веб-сайта (использование резервного копирования и поэтапного развертывания).</w:t>
+      </w:r>
+    </w:p>
+    <w:p>
+      <w:pPr>
+        <w:spacing w:after="160" w:line="259" w:lineRule="auto"/>
+        <w:rPr>
+          <w:lang w:eastAsia="en-US"/>
+        </w:rPr>
+      </w:pPr>
+      <w:r>
+        <w:rPr>
+          <w:lang w:eastAsia="en-US"/>
+        </w:rPr>
+        <w:br w:type="page"/>
+      </w:r>
+    </w:p>
+    <w:p>
+      <w:pPr>
+        <w:pStyle w:val="1"/>
+        <w:numPr>
+          <w:ilvl w:val="0"/>
+          <w:numId w:val="4"/>
+        </w:numPr>
+        <w:jc w:val="center"/>
+      </w:pPr>
+      <w:r>
+        <w:lastRenderedPageBreak/>
+        <w:t>ОБОСНОВАНИЕ ВЫБОРА ИНСТРУМЕНТАЛЬНЫХ СРЕДСТВ ДЛЯ РЕАЛИЗАЦИИ ПОСТАВЛЕННОЙ ЗАДАЧИ</w:t>
+      </w:r>
+    </w:p>
+    <w:p>
+      <w:pPr>
+        <w:pStyle w:val="2"/>
+        <w:numPr>
+          <w:ilvl w:val="1"/>
+          <w:numId w:val="4"/>
+        </w:numPr>
+        <w:spacing w:before="0" w:line="360" w:lineRule="auto"/>
+        <w:ind w:left="0" w:firstLine="709"/>
+        <w:jc w:val="both"/>
+      </w:pPr>
+      <w:r>
+        <w:t>Используемые языки программирования: HTML, CSS, JavaScript</w:t>
+      </w:r>
+    </w:p>
+    <w:p>
+      <w:pPr>
+        <w:spacing w:line="360" w:lineRule="auto"/>
+        <w:ind w:firstLine="709"/>
+        <w:jc w:val="both"/>
+        <w:rPr>
+          <w:lang w:eastAsia="en-US"/>
+        </w:rPr>
+      </w:pPr>
+      <w:r>
+        <w:rPr>
+          <w:lang w:eastAsia="en-US"/>
+        </w:rPr>
+        <w:t>HTML</w:t>
+      </w:r>
+      <w:r>
+        <w:rPr>
+          <w:lang w:eastAsia="en-US"/>
+        </w:rPr>
+        <w:t xml:space="preserve"> </w:t>
+      </w:r>
+      <w:r>
+        <w:rPr>
+          <w:lang w:eastAsia="en-US"/>
+        </w:rPr>
+        <w:t>(</w:t>
+      </w:r>
+      <w:proofErr w:type="spellStart"/>
+      <w:r>
+        <w:rPr>
+          <w:lang w:eastAsia="en-US"/>
+        </w:rPr>
+        <w:t>HyperText</w:t>
+      </w:r>
+      <w:proofErr w:type="spellEnd"/>
+      <w:r>
+        <w:rPr>
+          <w:lang w:eastAsia="en-US"/>
+        </w:rPr>
+        <w:t xml:space="preserve"> </w:t>
+      </w:r>
+      <w:proofErr w:type="spellStart"/>
+      <w:r>
+        <w:rPr>
+          <w:lang w:eastAsia="en-US"/>
+        </w:rPr>
+        <w:t>Markup</w:t>
+      </w:r>
+      <w:proofErr w:type="spellEnd"/>
+      <w:r>
+        <w:rPr>
+          <w:lang w:eastAsia="en-US"/>
+        </w:rPr>
+        <w:t xml:space="preserve"> Language) </w:t>
+      </w:r>
+      <w:r>
+        <w:rPr>
+          <w:lang w:eastAsia="en-US"/>
+        </w:rPr>
+        <w:t>–</w:t>
+      </w:r>
+      <w:r>
+        <w:rPr>
+          <w:lang w:eastAsia="en-US"/>
+        </w:rPr>
+        <w:t xml:space="preserve"> это язык разметки, используемый для создания структуры веб-страниц. HTML служит основой всех веб-сайтов, определяя их структуру, в том числе текстовый контент, изображения, ссылки и другие элементы.</w:t>
+      </w:r>
+    </w:p>
+    <w:p>
+      <w:pPr>
+        <w:spacing w:line="360" w:lineRule="auto"/>
+        <w:ind w:firstLine="709"/>
+        <w:jc w:val="both"/>
+        <w:rPr>
+          <w:lang w:eastAsia="en-US"/>
+        </w:rPr>
+      </w:pPr>
+      <w:r>
+        <w:rPr>
+          <w:lang w:eastAsia="en-US"/>
+        </w:rPr>
+        <w:t>Основной стандарт веб-разработки: HTML является стандартом для всех веб-страниц. Он поддерживается всеми браузерами и устройствами, что гарантирует совместимость с широким спектром платформ.</w:t>
+      </w:r>
+    </w:p>
+    <w:p>
+      <w:pPr>
+        <w:spacing w:line="360" w:lineRule="auto"/>
+        <w:ind w:firstLine="709"/>
+        <w:jc w:val="both"/>
+        <w:rPr>
+          <w:lang w:eastAsia="en-US"/>
+        </w:rPr>
+      </w:pPr>
+      <w:r>
+        <w:rPr>
+          <w:lang w:eastAsia="en-US"/>
+        </w:rPr>
+        <w:t xml:space="preserve">Простота и понятность: HTML </w:t>
+      </w:r>
+      <w:r>
+        <w:rPr>
+          <w:rFonts w:ascii="Cambria" w:hAnsi="Cambria"/>
+          <w:lang w:eastAsia="en-US"/>
+        </w:rPr>
+        <w:t>–</w:t>
+      </w:r>
+      <w:r>
+        <w:rPr>
+          <w:lang w:eastAsia="en-US"/>
+        </w:rPr>
+        <w:t xml:space="preserve"> это основа для веб-разработки, и его использование необходимо для любой веб-страницы, что делает его универсальным инструментом для создания структуры сайта.</w:t>
+      </w:r>
+    </w:p>
+    <w:p>
+      <w:pPr>
+        <w:spacing w:line="360" w:lineRule="auto"/>
+        <w:ind w:firstLine="709"/>
+        <w:jc w:val="both"/>
+        <w:rPr>
+          <w:lang w:eastAsia="en-US"/>
+        </w:rPr>
+      </w:pPr>
+      <w:r>
+        <w:rPr>
+          <w:lang w:eastAsia="en-US"/>
+        </w:rPr>
+        <w:t>CSS</w:t>
+      </w:r>
+      <w:r>
+        <w:rPr>
+          <w:lang w:eastAsia="en-US"/>
+        </w:rPr>
+        <w:t xml:space="preserve"> </w:t>
+      </w:r>
+      <w:r>
+        <w:rPr>
+          <w:lang w:eastAsia="en-US"/>
+        </w:rPr>
+        <w:t>(</w:t>
+      </w:r>
+      <w:proofErr w:type="spellStart"/>
+      <w:r>
+        <w:rPr>
+          <w:lang w:eastAsia="en-US"/>
+        </w:rPr>
+        <w:t>Cascading</w:t>
+      </w:r>
+      <w:proofErr w:type="spellEnd"/>
+      <w:r>
+        <w:rPr>
+          <w:lang w:eastAsia="en-US"/>
+        </w:rPr>
+        <w:t xml:space="preserve"> Style </w:t>
+      </w:r>
+      <w:proofErr w:type="spellStart"/>
+      <w:r>
+        <w:rPr>
+          <w:lang w:eastAsia="en-US"/>
+        </w:rPr>
+        <w:t>Sheets</w:t>
+      </w:r>
+      <w:proofErr w:type="spellEnd"/>
+      <w:r>
+        <w:rPr>
+          <w:lang w:eastAsia="en-US"/>
+        </w:rPr>
+        <w:t>)</w:t>
+      </w:r>
+      <w:r>
+        <w:rPr>
+          <w:lang w:eastAsia="en-US"/>
+        </w:rPr>
+        <w:t xml:space="preserve"> </w:t>
+      </w:r>
+      <w:r>
+        <w:rPr>
+          <w:lang w:eastAsia="en-US"/>
+        </w:rPr>
+        <w:t>–</w:t>
+      </w:r>
+      <w:r>
+        <w:rPr>
+          <w:lang w:eastAsia="en-US"/>
+        </w:rPr>
+        <w:t xml:space="preserve"> язык стилей, отвечающий за внешний вид веб-страниц. CSS позволяет задавать шрифты, цвета, отступы, выравнивание и другие параметры, определяющие визуальное оформление сайта.</w:t>
+      </w:r>
+    </w:p>
+    <w:p>
+      <w:pPr>
+        <w:spacing w:line="360" w:lineRule="auto"/>
+        <w:ind w:firstLine="709"/>
+        <w:jc w:val="both"/>
+        <w:rPr>
+          <w:lang w:eastAsia="en-US"/>
+        </w:rPr>
+      </w:pPr>
+      <w:r>
+        <w:rPr>
+          <w:lang w:eastAsia="en-US"/>
+        </w:rPr>
+        <w:t>Почему выбран CSS?</w:t>
+      </w:r>
+    </w:p>
+    <w:p>
+      <w:pPr>
+        <w:spacing w:line="360" w:lineRule="auto"/>
+        <w:ind w:firstLine="709"/>
+        <w:jc w:val="both"/>
+        <w:rPr>
+          <w:lang w:eastAsia="en-US"/>
+        </w:rPr>
+      </w:pPr>
+      <w:r>
+        <w:rPr>
+          <w:lang w:eastAsia="en-US"/>
+        </w:rPr>
+        <w:t xml:space="preserve">Адаптивность: </w:t>
+      </w:r>
+      <w:r>
+        <w:rPr>
+          <w:lang w:eastAsia="en-US"/>
+        </w:rPr>
+        <w:t>CSS является основным инструментом для создания адаптивного дизайна. С помощью CSS можно реализовать такие функции, как изменение оформления в зависимости от размера экрана устройства (ПК, планшет, смартфон), что особенно важно для интернет-магазина компьютерной техники, так как пользователи могут заходить на сайт с разных устройств. CSS включает в себя все минимальные требования для реализации стилей на сайте, не требуя дополнительных инструментов или препроцессоров.</w:t>
+      </w:r>
+    </w:p>
+    <w:p>
+      <w:pPr>
+        <w:spacing w:line="360" w:lineRule="auto"/>
+        <w:ind w:firstLine="709"/>
+        <w:jc w:val="both"/>
+        <w:rPr>
+          <w:lang w:eastAsia="en-US"/>
+        </w:rPr>
+      </w:pPr>
+      <w:r>
+        <w:rPr>
+          <w:lang w:eastAsia="en-US"/>
+        </w:rPr>
+        <w:t>Гибкость и расширяемость: CSS позволяет быстро изменять внешний вид всех страниц сайта через центральный файл стилей, что облегчает управление и масштабирование проекта.</w:t>
+      </w:r>
+    </w:p>
+    <w:p>
+      <w:pPr>
+        <w:spacing w:line="360" w:lineRule="auto"/>
+        <w:ind w:firstLine="709"/>
+        <w:jc w:val="both"/>
+        <w:rPr>
+          <w:lang w:eastAsia="en-US"/>
+        </w:rPr>
+      </w:pPr>
+      <w:r>
+        <w:rPr>
+          <w:lang w:eastAsia="en-US"/>
+        </w:rPr>
+        <w:lastRenderedPageBreak/>
+        <w:t>Широкая поддержка: CSS широко используется во всех веб-платформах и поддерживается всеми современными браузерами.</w:t>
+      </w:r>
+    </w:p>
+    <w:p>
+      <w:pPr>
+        <w:spacing w:line="360" w:lineRule="auto"/>
+        <w:ind w:firstLine="709"/>
+        <w:jc w:val="both"/>
+        <w:rPr>
+          <w:lang w:eastAsia="en-US"/>
+        </w:rPr>
+      </w:pPr>
+      <w:r>
+        <w:rPr>
+          <w:lang w:eastAsia="en-US"/>
+        </w:rPr>
+        <w:t>JavaScript (JS)</w:t>
+      </w:r>
+    </w:p>
+    <w:p>
+      <w:pPr>
+        <w:spacing w:line="360" w:lineRule="auto"/>
+        <w:ind w:firstLine="709"/>
+        <w:jc w:val="both"/>
+        <w:rPr>
+          <w:lang w:eastAsia="en-US"/>
+        </w:rPr>
+      </w:pPr>
+      <w:r>
+        <w:rPr>
+          <w:lang w:eastAsia="en-US"/>
+        </w:rPr>
+        <w:t xml:space="preserve">JavaScript </w:t>
+      </w:r>
+      <w:r>
+        <w:rPr>
+          <w:lang w:eastAsia="en-US"/>
+        </w:rPr>
+        <w:t xml:space="preserve">– </w:t>
+      </w:r>
+      <w:r>
+        <w:rPr>
+          <w:lang w:eastAsia="en-US"/>
+        </w:rPr>
+        <w:t>позволяет реализовать весь клиентский функционал интернет-магазина: фильтрацию товаров, работу корзины, оформление заказа.</w:t>
+      </w:r>
+    </w:p>
+    <w:p>
+      <w:pPr>
+        <w:spacing w:line="360" w:lineRule="auto"/>
+        <w:ind w:firstLine="709"/>
+        <w:jc w:val="both"/>
+        <w:rPr>
+          <w:lang w:eastAsia="en-US"/>
+        </w:rPr>
+      </w:pPr>
+      <w:r>
+        <w:rPr>
+          <w:lang w:eastAsia="en-US"/>
+        </w:rPr>
+        <w:t xml:space="preserve">Реализация </w:t>
+      </w:r>
+      <w:proofErr w:type="spellStart"/>
+      <w:r>
+        <w:rPr>
+          <w:lang w:eastAsia="en-US"/>
+        </w:rPr>
+        <w:t>Drag-and-Drop</w:t>
+      </w:r>
+      <w:proofErr w:type="spellEnd"/>
+      <w:r>
+        <w:rPr>
+          <w:lang w:eastAsia="en-US"/>
+        </w:rPr>
+        <w:t xml:space="preserve"> конфигуратора</w:t>
+      </w:r>
+      <w:proofErr w:type="gramStart"/>
+      <w:r>
+        <w:rPr>
+          <w:lang w:eastAsia="en-US"/>
+        </w:rPr>
+        <w:t>: Для</w:t>
+      </w:r>
+      <w:proofErr w:type="gramEnd"/>
+      <w:r>
+        <w:rPr>
+          <w:lang w:eastAsia="en-US"/>
+        </w:rPr>
+        <w:t xml:space="preserve"> создания визуального конфигуратора сборки ПК используется библиотека </w:t>
+      </w:r>
+      <w:proofErr w:type="spellStart"/>
+      <w:r>
+        <w:rPr>
+          <w:lang w:eastAsia="en-US"/>
+        </w:rPr>
+        <w:t>SortableJS</w:t>
+      </w:r>
+      <w:proofErr w:type="spellEnd"/>
+      <w:r>
+        <w:rPr>
+          <w:lang w:eastAsia="en-US"/>
+        </w:rPr>
+        <w:t xml:space="preserve">. Она представляет собой готовое решение на основе JavaScript, которое обладает следующими преимуществами: простота реализации (достаточно нескольких строк кода), поддержка </w:t>
+      </w:r>
+      <w:proofErr w:type="spellStart"/>
+      <w:r>
+        <w:rPr>
+          <w:lang w:eastAsia="en-US"/>
+        </w:rPr>
+        <w:t>touch</w:t>
+      </w:r>
+      <w:proofErr w:type="spellEnd"/>
+      <w:r>
+        <w:rPr>
+          <w:lang w:eastAsia="en-US"/>
+        </w:rPr>
+        <w:t xml:space="preserve">-устройств, встроенные анимации, возможность перетаскивания между списками (каталог </w:t>
+      </w:r>
+      <w:r>
+        <w:rPr>
+          <w:rFonts w:ascii="Cambria Math" w:hAnsi="Cambria Math" w:cs="Cambria Math"/>
+          <w:lang w:eastAsia="en-US"/>
+        </w:rPr>
+        <w:t>⇄</w:t>
+      </w:r>
+      <w:r>
+        <w:rPr>
+          <w:lang w:eastAsia="en-US"/>
+        </w:rPr>
+        <w:t xml:space="preserve"> </w:t>
+      </w:r>
+      <w:r>
+        <w:rPr>
+          <w:rFonts w:cs="Times New Roman CYR"/>
+          <w:lang w:eastAsia="en-US"/>
+        </w:rPr>
+        <w:t>сборка</w:t>
+      </w:r>
+      <w:r>
+        <w:rPr>
+          <w:lang w:eastAsia="en-US"/>
+        </w:rPr>
+        <w:t xml:space="preserve">), </w:t>
+      </w:r>
+      <w:r>
+        <w:rPr>
+          <w:rFonts w:cs="Times New Roman CYR"/>
+          <w:lang w:eastAsia="en-US"/>
+        </w:rPr>
+        <w:t>удобная</w:t>
+      </w:r>
+      <w:r>
+        <w:rPr>
+          <w:lang w:eastAsia="en-US"/>
+        </w:rPr>
+        <w:t xml:space="preserve"> </w:t>
+      </w:r>
+      <w:r>
+        <w:rPr>
+          <w:rFonts w:cs="Times New Roman CYR"/>
+          <w:lang w:eastAsia="en-US"/>
+        </w:rPr>
+        <w:t>событийная</w:t>
+      </w:r>
+      <w:r>
+        <w:rPr>
+          <w:lang w:eastAsia="en-US"/>
+        </w:rPr>
+        <w:t xml:space="preserve"> </w:t>
+      </w:r>
+      <w:r>
+        <w:rPr>
+          <w:rFonts w:cs="Times New Roman CYR"/>
+          <w:lang w:eastAsia="en-US"/>
+        </w:rPr>
+        <w:t>модель</w:t>
+      </w:r>
+      <w:r>
+        <w:rPr>
+          <w:lang w:eastAsia="en-US"/>
+        </w:rPr>
+        <w:t xml:space="preserve"> (</w:t>
+      </w:r>
+      <w:proofErr w:type="spellStart"/>
+      <w:r>
+        <w:rPr>
+          <w:lang w:eastAsia="en-US"/>
+        </w:rPr>
+        <w:t>onAdd</w:t>
+      </w:r>
+      <w:proofErr w:type="spellEnd"/>
+      <w:r>
+        <w:rPr>
+          <w:lang w:eastAsia="en-US"/>
+        </w:rPr>
+        <w:t xml:space="preserve">, </w:t>
+      </w:r>
+      <w:proofErr w:type="spellStart"/>
+      <w:r>
+        <w:rPr>
+          <w:lang w:eastAsia="en-US"/>
+        </w:rPr>
+        <w:t>onRemove</w:t>
+      </w:r>
+      <w:proofErr w:type="spellEnd"/>
+      <w:r>
+        <w:rPr>
+          <w:lang w:eastAsia="en-US"/>
+        </w:rPr>
+        <w:t xml:space="preserve">) </w:t>
+      </w:r>
+      <w:r>
+        <w:rPr>
+          <w:rFonts w:cs="Times New Roman CYR"/>
+          <w:lang w:eastAsia="en-US"/>
+        </w:rPr>
+        <w:t>и</w:t>
+      </w:r>
+      <w:r>
+        <w:rPr>
+          <w:lang w:eastAsia="en-US"/>
+        </w:rPr>
+        <w:t xml:space="preserve"> </w:t>
+      </w:r>
+      <w:r>
+        <w:rPr>
+          <w:rFonts w:cs="Times New Roman CYR"/>
+          <w:lang w:eastAsia="en-US"/>
+        </w:rPr>
+        <w:t>отсутствие</w:t>
+      </w:r>
+      <w:r>
+        <w:rPr>
+          <w:lang w:eastAsia="en-US"/>
+        </w:rPr>
+        <w:t xml:space="preserve"> </w:t>
+      </w:r>
+      <w:r>
+        <w:rPr>
+          <w:rFonts w:cs="Times New Roman CYR"/>
+          <w:lang w:eastAsia="en-US"/>
+        </w:rPr>
+        <w:t>зависимостей</w:t>
+      </w:r>
+      <w:r>
+        <w:rPr>
+          <w:lang w:eastAsia="en-US"/>
+        </w:rPr>
+        <w:t>.</w:t>
+      </w:r>
+    </w:p>
+    <w:p>
+      <w:pPr>
+        <w:spacing w:line="360" w:lineRule="auto"/>
+        <w:ind w:firstLine="709"/>
+        <w:jc w:val="both"/>
+        <w:rPr>
+          <w:lang w:eastAsia="en-US"/>
+        </w:rPr>
+      </w:pPr>
+      <w:r>
+        <w:rPr>
+          <w:lang w:eastAsia="en-US"/>
+        </w:rPr>
+        <w:t xml:space="preserve">Работа с </w:t>
+      </w:r>
+      <w:proofErr w:type="spellStart"/>
+      <w:r>
+        <w:rPr>
+          <w:lang w:eastAsia="en-US"/>
+        </w:rPr>
+        <w:t>SQLite</w:t>
+      </w:r>
+      <w:proofErr w:type="spellEnd"/>
+      <w:r>
+        <w:rPr>
+          <w:lang w:eastAsia="en-US"/>
+        </w:rPr>
+        <w:t xml:space="preserve">: </w:t>
+      </w:r>
+      <w:proofErr w:type="spellStart"/>
+      <w:r>
+        <w:rPr>
+          <w:lang w:eastAsia="en-US"/>
+        </w:rPr>
+        <w:t>SQLite</w:t>
+      </w:r>
+      <w:proofErr w:type="spellEnd"/>
+      <w:r>
+        <w:rPr>
+          <w:lang w:eastAsia="en-US"/>
+        </w:rPr>
+        <w:t xml:space="preserve"> на JavaScript (</w:t>
+      </w:r>
+      <w:proofErr w:type="spellStart"/>
+      <w:r>
+        <w:rPr>
+          <w:lang w:eastAsia="en-US"/>
+        </w:rPr>
+        <w:t>WebAssembly</w:t>
+      </w:r>
+      <w:proofErr w:type="spellEnd"/>
+      <w:r>
+        <w:rPr>
+          <w:lang w:eastAsia="en-US"/>
+        </w:rPr>
+        <w:t xml:space="preserve">), что позволяет работать с базой данных </w:t>
+      </w:r>
+      <w:proofErr w:type="spellStart"/>
+      <w:r>
+        <w:rPr>
+          <w:lang w:eastAsia="en-US"/>
+        </w:rPr>
+        <w:t>SQLite</w:t>
+      </w:r>
+      <w:proofErr w:type="spellEnd"/>
+      <w:r>
+        <w:rPr>
+          <w:lang w:eastAsia="en-US"/>
+        </w:rPr>
+        <w:t xml:space="preserve"> непосредственно в браузере. Это упрощает развёртывание проекта (не требуется серверная часть) и делает сайт полностью автономным.</w:t>
+      </w:r>
+    </w:p>
+    <w:p>
+      <w:pPr>
+        <w:spacing w:line="360" w:lineRule="auto"/>
+        <w:ind w:firstLine="709"/>
+        <w:jc w:val="both"/>
+        <w:rPr>
+          <w:lang w:eastAsia="en-US"/>
+        </w:rPr>
+      </w:pPr>
+      <w:r>
+        <w:rPr>
+          <w:lang w:eastAsia="en-US"/>
+        </w:rPr>
+        <w:t>Кроссплатформенность: JavaScript выполняется во всех современных браузерах без необходимости установки дополнительного программного обеспечения.</w:t>
+      </w:r>
+    </w:p>
+    <w:p>
+      <w:pPr>
+        <w:spacing w:line="360" w:lineRule="auto"/>
+        <w:ind w:firstLine="709"/>
+        <w:jc w:val="both"/>
+        <w:rPr>
+          <w:lang w:eastAsia="en-US"/>
+        </w:rPr>
+      </w:pPr>
+      <w:r>
+        <w:rPr>
+          <w:lang w:eastAsia="en-US"/>
+        </w:rPr>
+        <w:t>Быстрая разработка: Отсутствие серверной части на PHP/Python ускоряет разработку и тестирование.</w:t>
+      </w:r>
+    </w:p>
+    <w:p>
+      <w:pPr>
+        <w:pStyle w:val="2"/>
+        <w:numPr>
+          <w:ilvl w:val="1"/>
+          <w:numId w:val="4"/>
+        </w:numPr>
+        <w:spacing w:before="0" w:line="360" w:lineRule="auto"/>
+        <w:ind w:left="0" w:firstLine="709"/>
+        <w:jc w:val="both"/>
+      </w:pPr>
+      <w:r>
+        <w:t>Система управления базами данных: SQLite3</w:t>
+      </w:r>
+    </w:p>
+    <w:p>
+      <w:pPr>
+        <w:spacing w:line="360" w:lineRule="auto"/>
+        <w:ind w:firstLine="709"/>
+        <w:jc w:val="both"/>
+        <w:rPr>
+          <w:lang w:eastAsia="en-US"/>
+        </w:rPr>
+      </w:pPr>
+      <w:r>
+        <w:rPr>
+          <w:lang w:eastAsia="en-US"/>
+        </w:rPr>
+        <w:t xml:space="preserve">SQLite3 </w:t>
+      </w:r>
+      <w:r>
+        <w:rPr>
+          <w:lang w:eastAsia="en-US"/>
+        </w:rPr>
+        <w:t>–</w:t>
+      </w:r>
+      <w:r>
+        <w:rPr>
+          <w:lang w:eastAsia="en-US"/>
+        </w:rPr>
+        <w:t xml:space="preserve"> это реляционная система управления базами данных (СУБД), которая используется в данном проекте для хранения информации о компьютерной технике, пользователях, заказах и сборках ПК</w:t>
+      </w:r>
+      <w:r>
+        <w:rPr>
+          <w:lang w:eastAsia="en-US"/>
+        </w:rPr>
+        <w:t>.</w:t>
+      </w:r>
+    </w:p>
+    <w:p>
+      <w:pPr>
+        <w:spacing w:line="360" w:lineRule="auto"/>
+        <w:ind w:firstLine="709"/>
+        <w:jc w:val="both"/>
+        <w:rPr>
+          <w:lang w:eastAsia="en-US"/>
+        </w:rPr>
+      </w:pPr>
+      <w:r>
+        <w:rPr>
+          <w:lang w:eastAsia="en-US"/>
+        </w:rPr>
+        <w:t>Почему выбран SQLite3?</w:t>
+      </w:r>
+    </w:p>
+    <w:p>
+      <w:pPr>
+        <w:spacing w:line="360" w:lineRule="auto"/>
+        <w:ind w:firstLine="709"/>
+        <w:jc w:val="both"/>
+        <w:rPr>
+          <w:lang w:eastAsia="en-US"/>
+        </w:rPr>
+      </w:pPr>
+      <w:r>
+        <w:rPr>
+          <w:lang w:eastAsia="en-US"/>
+        </w:rPr>
+        <w:t xml:space="preserve">Простота развёртывания: SQLite3 не требует установки отдельного сервера баз данных (в отличие от MySQL или </w:t>
+      </w:r>
+      <w:proofErr w:type="spellStart"/>
+      <w:r>
+        <w:rPr>
+          <w:lang w:eastAsia="en-US"/>
+        </w:rPr>
+        <w:t>PostgreSQL</w:t>
+      </w:r>
+      <w:proofErr w:type="spellEnd"/>
+      <w:r>
+        <w:rPr>
+          <w:lang w:eastAsia="en-US"/>
+        </w:rPr>
+        <w:t>). База данных хранится в одном файле (</w:t>
+      </w:r>
+      <w:proofErr w:type="spellStart"/>
+      <w:r>
+        <w:rPr>
+          <w:lang w:eastAsia="en-US"/>
+        </w:rPr>
+        <w:t>database.sqlite</w:t>
+      </w:r>
+      <w:proofErr w:type="spellEnd"/>
+      <w:r>
+        <w:rPr>
+          <w:lang w:eastAsia="en-US"/>
+        </w:rPr>
+        <w:t>), что упрощает перенос и настройку проекта.</w:t>
+      </w:r>
+    </w:p>
+    <w:p>
+      <w:pPr>
+        <w:spacing w:line="360" w:lineRule="auto"/>
+        <w:ind w:firstLine="709"/>
+        <w:jc w:val="both"/>
+        <w:rPr>
+          <w:lang w:eastAsia="en-US"/>
+        </w:rPr>
+      </w:pPr>
+      <w:r>
+        <w:rPr>
+          <w:lang w:eastAsia="en-US"/>
+        </w:rPr>
+        <w:lastRenderedPageBreak/>
+        <w:t xml:space="preserve">Лёгкость интеграции с Node.js: SQLite3 подключается как обычный </w:t>
+      </w:r>
+      <w:proofErr w:type="spellStart"/>
+      <w:r>
+        <w:rPr>
+          <w:lang w:eastAsia="en-US"/>
+        </w:rPr>
+        <w:t>npm</w:t>
+      </w:r>
+      <w:proofErr w:type="spellEnd"/>
+      <w:r>
+        <w:rPr>
+          <w:lang w:eastAsia="en-US"/>
+        </w:rPr>
+        <w:t xml:space="preserve">-пакет (sqlite3) и работает в связке с Express и </w:t>
+      </w:r>
+      <w:proofErr w:type="spellStart"/>
+      <w:r>
+        <w:rPr>
+          <w:lang w:eastAsia="en-US"/>
+        </w:rPr>
+        <w:t>Sequelize</w:t>
+      </w:r>
+      <w:proofErr w:type="spellEnd"/>
+      <w:r>
+        <w:rPr>
+          <w:lang w:eastAsia="en-US"/>
+        </w:rPr>
+        <w:t>.</w:t>
+      </w:r>
+    </w:p>
+    <w:p>
+      <w:pPr>
+        <w:spacing w:line="360" w:lineRule="auto"/>
+        <w:ind w:firstLine="709"/>
+        <w:jc w:val="both"/>
+        <w:rPr>
+          <w:lang w:eastAsia="en-US"/>
+        </w:rPr>
+      </w:pPr>
+      <w:r>
+        <w:rPr>
+          <w:lang w:eastAsia="en-US"/>
+        </w:rPr>
+        <w:t>Поддержка транзакций: SQLite3 поддерживает ACID-транзакции, что гарантирует целостность данных при оформлении заказов и сохранении сборок ПК.</w:t>
+      </w:r>
+    </w:p>
+    <w:p>
+      <w:pPr>
+        <w:spacing w:line="360" w:lineRule="auto"/>
+        <w:ind w:firstLine="709"/>
+        <w:jc w:val="both"/>
+        <w:rPr>
+          <w:lang w:eastAsia="en-US"/>
+        </w:rPr>
+      </w:pPr>
+      <w:r>
+        <w:rPr>
+          <w:lang w:eastAsia="en-US"/>
+        </w:rPr>
+        <w:t>Достаточная производительность</w:t>
+      </w:r>
+      <w:proofErr w:type="gramStart"/>
+      <w:r>
+        <w:rPr>
+          <w:lang w:eastAsia="en-US"/>
+        </w:rPr>
+        <w:t>: Для</w:t>
+      </w:r>
+      <w:proofErr w:type="gramEnd"/>
+      <w:r>
+        <w:rPr>
+          <w:lang w:eastAsia="en-US"/>
+        </w:rPr>
+        <w:t xml:space="preserve"> интернет-магазина компьютерной техники с каталогом до нескольких сотен товаров производительности SQLite3 вполне достаточно.</w:t>
+      </w:r>
+    </w:p>
+    <w:p>
+      <w:pPr>
+        <w:spacing w:line="360" w:lineRule="auto"/>
+        <w:ind w:firstLine="709"/>
+        <w:jc w:val="both"/>
+        <w:rPr>
+          <w:lang w:eastAsia="en-US"/>
+        </w:rPr>
+      </w:pPr>
+      <w:r>
+        <w:rPr>
+          <w:lang w:eastAsia="en-US"/>
+        </w:rPr>
+        <w:t xml:space="preserve">Бесплатность и кроссплатформенность: SQLite3 работает на Windows, Linux и </w:t>
+      </w:r>
+      <w:proofErr w:type="spellStart"/>
+      <w:r>
+        <w:rPr>
+          <w:lang w:eastAsia="en-US"/>
+        </w:rPr>
+        <w:t>macOS</w:t>
+      </w:r>
+      <w:proofErr w:type="spellEnd"/>
+      <w:r>
+        <w:rPr>
+          <w:lang w:eastAsia="en-US"/>
+        </w:rPr>
+        <w:t>.</w:t>
+      </w:r>
+    </w:p>
+    <w:p>
+      <w:pPr>
+        <w:pStyle w:val="2"/>
+        <w:numPr>
+          <w:ilvl w:val="1"/>
+          <w:numId w:val="4"/>
+        </w:numPr>
+        <w:spacing w:before="0" w:line="360" w:lineRule="auto"/>
+        <w:ind w:left="0" w:firstLine="709"/>
+        <w:jc w:val="both"/>
+      </w:pPr>
+      <w:r>
+        <w:t>Хостинг сайта на Node.js (Express)</w:t>
+      </w:r>
+    </w:p>
+    <w:p>
+      <w:pPr>
+        <w:spacing w:line="360" w:lineRule="auto"/>
+        <w:ind w:firstLine="709"/>
+        <w:rPr>
+          <w:lang w:eastAsia="en-US"/>
+        </w:rPr>
+      </w:pPr>
+      <w:r>
+        <w:rPr>
+          <w:lang w:eastAsia="en-US"/>
+        </w:rPr>
+        <w:t xml:space="preserve">Node.js </w:t>
+      </w:r>
+      <w:r>
+        <w:rPr>
+          <w:lang w:eastAsia="en-US"/>
+        </w:rPr>
+        <w:t>–</w:t>
+      </w:r>
+      <w:r>
+        <w:rPr>
+          <w:lang w:eastAsia="en-US"/>
+        </w:rPr>
+        <w:t xml:space="preserve"> это среда выполнения JavaScript на стороне сервера. Для хостинга сайта в данной работе используется веб-фреймворк Express, который работает поверх Node.js и обеспечивает обработку HTTP-запросов, маршрутизацию и взаимодействие с базой данных.</w:t>
+      </w:r>
+    </w:p>
+    <w:p>
+      <w:pPr>
+        <w:spacing w:line="360" w:lineRule="auto"/>
+        <w:ind w:firstLine="709"/>
+        <w:rPr>
+          <w:lang w:eastAsia="en-US"/>
+        </w:rPr>
+      </w:pPr>
+      <w:r>
+        <w:rPr>
+          <w:lang w:eastAsia="en-US"/>
+        </w:rPr>
+        <w:t>Почему выбран Node.js + Express для хостинга сайта?</w:t>
+      </w:r>
+    </w:p>
+    <w:p>
+      <w:pPr>
+        <w:spacing w:line="360" w:lineRule="auto"/>
+        <w:ind w:firstLine="709"/>
+        <w:rPr>
+          <w:lang w:eastAsia="en-US"/>
+        </w:rPr>
+      </w:pPr>
+      <w:r>
+        <w:rPr>
+          <w:lang w:eastAsia="en-US"/>
+        </w:rPr>
+        <w:t>Единый язык программирования: Весь проект (клиентская и серверная часть) написан на JavaScript. Это упрощает разработку, отладку и поддержку кода, так как не требуется переключаться между разными языками (Python, PHP и др.).</w:t>
+      </w:r>
+    </w:p>
+    <w:p>
+      <w:pPr>
+        <w:spacing w:line="360" w:lineRule="auto"/>
+        <w:ind w:firstLine="709"/>
+        <w:rPr>
+          <w:lang w:eastAsia="en-US"/>
+        </w:rPr>
+      </w:pPr>
+      <w:r>
+        <w:rPr>
+          <w:lang w:eastAsia="en-US"/>
+        </w:rPr>
+        <w:t xml:space="preserve">Простота и скорость разработки: Express </w:t>
+      </w:r>
+      <w:r>
+        <w:rPr>
+          <w:lang w:eastAsia="en-US"/>
+        </w:rPr>
+        <w:t>–</w:t>
+      </w:r>
+      <w:r>
+        <w:rPr>
+          <w:lang w:eastAsia="en-US"/>
+        </w:rPr>
+        <w:t xml:space="preserve"> минималистичный и гибкий фреймворк. Для создания базового веб-сервера достаточно нескольких строк кода</w:t>
+      </w:r>
+      <w:r>
+        <w:rPr>
+          <w:lang w:eastAsia="en-US"/>
+        </w:rPr>
+        <w:t xml:space="preserve"> </w:t>
+      </w:r>
+      <w:r>
+        <w:rPr>
+          <w:highlight w:val="yellow"/>
+          <w:lang w:eastAsia="en-US"/>
+        </w:rPr>
+        <w:t>(см листинг кода 1)</w:t>
+      </w:r>
+      <w:r>
+        <w:rPr>
+          <w:lang w:eastAsia="en-US"/>
+        </w:rPr>
+        <w:t>:</w:t>
+      </w:r>
+    </w:p>
+    <w:p>
+      <w:pPr>
+        <w:spacing w:line="360" w:lineRule="auto"/>
+        <w:ind w:firstLine="709"/>
+        <w:rPr>
+          <w:lang w:eastAsia="en-US"/>
+        </w:rPr>
+      </w:pPr>
+      <w:r>
+        <w:rPr>
+          <w:lang w:eastAsia="en-US"/>
+        </w:rPr>
+        <w:t>Высокая производительность: Node.js работает на асинхронной событийно-ориентированной архитектуре, что позволяет эффективно обрабатывать множество одновременных подключений без создания отдельных потоков.</w:t>
+      </w:r>
+    </w:p>
+    <w:p>
+      <w:pPr>
+        <w:spacing w:line="360" w:lineRule="auto"/>
+        <w:ind w:firstLine="709"/>
+        <w:rPr>
+          <w:lang w:eastAsia="en-US"/>
+        </w:rPr>
+      </w:pPr>
+      <w:r>
+        <w:rPr>
+          <w:lang w:eastAsia="en-US"/>
+        </w:rPr>
+        <w:t xml:space="preserve">Интеграция с SQLite3 и </w:t>
+      </w:r>
+      <w:proofErr w:type="spellStart"/>
+      <w:r>
+        <w:rPr>
+          <w:lang w:eastAsia="en-US"/>
+        </w:rPr>
+        <w:t>Sequelize</w:t>
+      </w:r>
+      <w:proofErr w:type="spellEnd"/>
+      <w:r>
+        <w:rPr>
+          <w:lang w:eastAsia="en-US"/>
+        </w:rPr>
+        <w:t xml:space="preserve">: Node.js имеет отличную поддержку баз данных через пакет sqlite3 и ORM </w:t>
+      </w:r>
+      <w:proofErr w:type="spellStart"/>
+      <w:r>
+        <w:rPr>
+          <w:lang w:eastAsia="en-US"/>
+        </w:rPr>
+        <w:t>Sequelize</w:t>
+      </w:r>
+      <w:proofErr w:type="spellEnd"/>
+      <w:r>
+        <w:rPr>
+          <w:lang w:eastAsia="en-US"/>
+        </w:rPr>
+        <w:t xml:space="preserve">, которые уже выбраны для работы с данными. Всё работает в единой экосистеме </w:t>
+      </w:r>
+      <w:proofErr w:type="spellStart"/>
+      <w:r>
+        <w:rPr>
+          <w:lang w:eastAsia="en-US"/>
+        </w:rPr>
+        <w:t>npm</w:t>
+      </w:r>
+      <w:proofErr w:type="spellEnd"/>
+      <w:r>
+        <w:rPr>
+          <w:lang w:eastAsia="en-US"/>
+        </w:rPr>
+        <w:t>.</w:t>
+      </w:r>
+    </w:p>
+    <w:p>
+      <w:pPr>
+        <w:spacing w:line="360" w:lineRule="auto"/>
+        <w:ind w:firstLine="709"/>
+        <w:rPr>
+          <w:lang w:eastAsia="en-US"/>
+        </w:rPr>
+      </w:pPr>
+      <w:r>
+        <w:rPr>
+          <w:lang w:eastAsia="en-US"/>
+        </w:rPr>
+        <w:lastRenderedPageBreak/>
+        <w:t xml:space="preserve">Огромная экосистема </w:t>
+      </w:r>
+      <w:proofErr w:type="spellStart"/>
+      <w:r>
+        <w:rPr>
+          <w:lang w:eastAsia="en-US"/>
+        </w:rPr>
+        <w:t>npm</w:t>
+      </w:r>
+      <w:proofErr w:type="spellEnd"/>
+      <w:proofErr w:type="gramStart"/>
+      <w:r>
+        <w:rPr>
+          <w:lang w:eastAsia="en-US"/>
+        </w:rPr>
+        <w:t>: Для</w:t>
+      </w:r>
+      <w:proofErr w:type="gramEnd"/>
+      <w:r>
+        <w:rPr>
+          <w:lang w:eastAsia="en-US"/>
+        </w:rPr>
+        <w:t xml:space="preserve"> Node.js существует множество готовых библиотек</w:t>
+      </w:r>
+      <w:r>
+        <w:rPr>
+          <w:lang w:eastAsia="en-US"/>
+        </w:rPr>
+        <w:t>.</w:t>
+      </w:r>
+    </w:p>
+    <w:p>
+      <w:pPr>
+        <w:spacing w:line="360" w:lineRule="auto"/>
+        <w:ind w:firstLine="709"/>
+        <w:rPr>
+          <w:lang w:eastAsia="en-US"/>
+        </w:rPr>
+      </w:pPr>
+      <w:r>
+        <w:rPr>
+          <w:lang w:eastAsia="en-US"/>
+        </w:rPr>
+        <w:t>Активное сообщество: Node.js широко используется в индустрии, имеет обширную документацию и большое количество примеров, что упрощает решение возникающих проблем.</w:t>
+      </w:r>
+    </w:p>
+    <w:p>
+      <w:pPr>
+        <w:spacing w:after="160" w:line="259" w:lineRule="auto"/>
+        <w:rPr>
+          <w:lang w:eastAsia="en-US"/>
+        </w:rPr>
+      </w:pPr>
+      <w:r>
+        <w:rPr>
+          <w:lang w:eastAsia="en-US"/>
+        </w:rPr>
+        <w:br w:type="page"/>
+      </w:r>
+    </w:p>
+    <w:p>
+      <w:pPr>
+        <w:pStyle w:val="1"/>
+        <w:numPr>
+          <w:ilvl w:val="0"/>
+          <w:numId w:val="4"/>
+        </w:numPr>
+        <w:jc w:val="center"/>
+      </w:pPr>
+      <w:r>
+        <w:lastRenderedPageBreak/>
+        <w:t>РАЗРАБОТКА БАЗЫ ДАННЫХ ИНТЕРНЕТ-ПРИЛОЖЕНИЯ</w:t>
+      </w:r>
+    </w:p>
+    <w:p>
+      <w:pPr>
+        <w:spacing w:line="360" w:lineRule="auto"/>
+        <w:ind w:firstLine="709"/>
+        <w:jc w:val="both"/>
+        <w:rPr>
+          <w:lang w:eastAsia="en-US"/>
+        </w:rPr>
+      </w:pPr>
+      <w:r>
+        <w:rPr>
+          <w:lang w:eastAsia="en-US"/>
+        </w:rPr>
+        <w:t>Разработка базы данных (БД) для интернет-приложения, такого как интернет-магазин компьютерной техники, включает несколько этапов: концептуальное, логическое и физическое проектирование. Каждый этап направлен на создание структуры базы данных, которая будет эффективно хранить и обрабатывать данные, обеспечивая высокую производительность и безопасность.</w:t>
+      </w:r>
+    </w:p>
+    <w:p>
+      <w:pPr>
+        <w:pStyle w:val="2"/>
+        <w:numPr>
+          <w:ilvl w:val="1"/>
+          <w:numId w:val="4"/>
+        </w:numPr>
+        <w:spacing w:before="0" w:line="360" w:lineRule="auto"/>
+        <w:ind w:left="0" w:firstLine="709"/>
+        <w:jc w:val="both"/>
+      </w:pPr>
+      <w:r>
+        <w:t>Концептуальное проектирование базы данных</w:t>
+      </w:r>
+    </w:p>
+    <w:p>
+      <w:pPr>
+        <w:spacing w:line="360" w:lineRule="auto"/>
+        <w:ind w:firstLine="709"/>
+        <w:jc w:val="both"/>
+        <w:rPr>
+          <w:lang w:eastAsia="en-US"/>
+        </w:rPr>
+      </w:pPr>
+      <w:r>
+        <w:rPr>
+          <w:lang w:eastAsia="en-US"/>
+        </w:rPr>
+        <w:t xml:space="preserve">Концептуальное проектирование базы данных </w:t>
+      </w:r>
+      <w:r>
+        <w:rPr>
+          <w:lang w:eastAsia="en-US"/>
+        </w:rPr>
+        <w:t>–</w:t>
+      </w:r>
+      <w:r>
+        <w:rPr>
+          <w:lang w:eastAsia="en-US"/>
+        </w:rPr>
+        <w:t xml:space="preserve"> это этап, на котором определяются основные сущности (объекты) и их взаимосвязи. На этом этапе создается концептуальная модель, которая описывает, какие данные будут храниться в системе и как они будут связаны между собой.</w:t>
+      </w:r>
+    </w:p>
+    <w:p>
+      <w:pPr>
+        <w:spacing w:line="360" w:lineRule="auto"/>
+        <w:ind w:firstLine="709"/>
+        <w:jc w:val="both"/>
+        <w:rPr>
+          <w:rFonts w:ascii="Times New Roman" w:hAnsi="Times New Roman"/>
+          <w:color w:val="000000" w:themeColor="text1"/>
+          <w:szCs w:val="28"/>
+        </w:rPr>
+      </w:pPr>
+      <w:r>
+        <w:rPr>
+          <w:rFonts w:ascii="Times New Roman" w:hAnsi="Times New Roman"/>
+          <w:color w:val="000000" w:themeColor="text1"/>
+          <w:szCs w:val="28"/>
+        </w:rPr>
+        <w:t>Основные сущности:</w:t>
+      </w:r>
+    </w:p>
+    <w:p>
+      <w:pPr>
+        <w:pStyle w:val="a9"/>
+        <w:numPr>
+          <w:ilvl w:val="1"/>
+          <w:numId w:val="15"/>
+        </w:numPr>
+        <w:spacing w:line="360" w:lineRule="auto"/>
+        <w:jc w:val="both"/>
+        <w:rPr>
+          <w:lang w:eastAsia="en-US"/>
+        </w:rPr>
+      </w:pPr>
+      <w:r>
+        <w:rPr>
+          <w:lang w:eastAsia="en-US"/>
+        </w:rPr>
+        <w:t>User (Пользователь)</w:t>
+      </w:r>
+      <w:r>
+        <w:rPr>
+          <w:lang w:val="en-US" w:eastAsia="en-US"/>
+        </w:rPr>
+        <w:t>:</w:t>
+      </w:r>
+    </w:p>
+    <w:p>
+      <w:pPr>
+        <w:pStyle w:val="a9"/>
+        <w:numPr>
+          <w:ilvl w:val="0"/>
+          <w:numId w:val="16"/>
+        </w:numPr>
+        <w:spacing w:line="360" w:lineRule="auto"/>
+        <w:jc w:val="both"/>
+        <w:rPr>
+          <w:lang w:eastAsia="en-US"/>
+        </w:rPr>
+      </w:pPr>
+      <w:proofErr w:type="spellStart"/>
+      <w:r>
+        <w:rPr>
+          <w:lang w:eastAsia="en-US"/>
+        </w:rPr>
+        <w:t>id</w:t>
+      </w:r>
+      <w:proofErr w:type="spellEnd"/>
+      <w:r>
+        <w:rPr>
+          <w:lang w:eastAsia="en-US"/>
+        </w:rPr>
+        <w:t xml:space="preserve"> </w:t>
+      </w:r>
+      <w:r>
+        <w:rPr>
+          <w:lang w:eastAsia="en-US"/>
+        </w:rPr>
+        <w:t>–</w:t>
+      </w:r>
+      <w:r>
+        <w:rPr>
+          <w:lang w:eastAsia="en-US"/>
+        </w:rPr>
+        <w:t xml:space="preserve"> уникальный идентификатор пользователя (целое число, </w:t>
+      </w:r>
+      <w:proofErr w:type="spellStart"/>
+      <w:r>
+        <w:rPr>
+          <w:lang w:eastAsia="en-US"/>
+        </w:rPr>
+        <w:t>автоинкремент</w:t>
+      </w:r>
+      <w:proofErr w:type="spellEnd"/>
+      <w:r>
+        <w:rPr>
+          <w:lang w:eastAsia="en-US"/>
+        </w:rPr>
+        <w:t>, первичный ключ)</w:t>
+      </w:r>
+      <w:r>
+        <w:rPr>
+          <w:lang w:eastAsia="en-US"/>
+        </w:rPr>
+        <w:t>;</w:t>
+      </w:r>
+    </w:p>
+    <w:p>
+      <w:pPr>
+        <w:pStyle w:val="a9"/>
+        <w:numPr>
+          <w:ilvl w:val="0"/>
+          <w:numId w:val="16"/>
+        </w:numPr>
+        <w:spacing w:line="360" w:lineRule="auto"/>
+        <w:jc w:val="both"/>
+        <w:rPr>
+          <w:lang w:eastAsia="en-US"/>
+        </w:rPr>
+      </w:pPr>
+      <w:proofErr w:type="spellStart"/>
+      <w:r>
+        <w:rPr>
+          <w:lang w:eastAsia="en-US"/>
+        </w:rPr>
+        <w:t>name</w:t>
+      </w:r>
+      <w:proofErr w:type="spellEnd"/>
+      <w:r>
+        <w:rPr>
+          <w:lang w:eastAsia="en-US"/>
+        </w:rPr>
+        <w:t xml:space="preserve"> </w:t>
+      </w:r>
+      <w:r>
+        <w:rPr>
+          <w:lang w:eastAsia="en-US"/>
+        </w:rPr>
+        <w:t>–</w:t>
+      </w:r>
+      <w:r>
+        <w:rPr>
+          <w:lang w:eastAsia="en-US"/>
+        </w:rPr>
+        <w:t xml:space="preserve"> имя пользователя (строка до 50 символов, по умолчанию «Без имени»)</w:t>
+      </w:r>
+      <w:r>
+        <w:rPr>
+          <w:lang w:val="en-US" w:eastAsia="en-US"/>
+        </w:rPr>
+        <w:t>;</w:t>
+      </w:r>
+    </w:p>
+    <w:p>
+      <w:pPr>
+        <w:pStyle w:val="a9"/>
+        <w:numPr>
+          <w:ilvl w:val="0"/>
+          <w:numId w:val="16"/>
+        </w:numPr>
+        <w:spacing w:line="360" w:lineRule="auto"/>
+        <w:jc w:val="both"/>
+        <w:rPr>
+          <w:lang w:eastAsia="en-US"/>
+        </w:rPr>
+      </w:pPr>
+      <w:proofErr w:type="spellStart"/>
+      <w:r>
+        <w:rPr>
+          <w:lang w:eastAsia="en-US"/>
+        </w:rPr>
+        <w:t>email</w:t>
+      </w:r>
+      <w:proofErr w:type="spellEnd"/>
+      <w:r>
+        <w:rPr>
+          <w:lang w:eastAsia="en-US"/>
+        </w:rPr>
+        <w:t xml:space="preserve"> </w:t>
+      </w:r>
+      <w:r>
+        <w:rPr>
+          <w:lang w:eastAsia="en-US"/>
+        </w:rPr>
+        <w:t>–</w:t>
+      </w:r>
+      <w:r>
+        <w:rPr>
+          <w:lang w:eastAsia="en-US"/>
+        </w:rPr>
+        <w:t xml:space="preserve"> адрес электронной почты (строка до 50 символов, проверка на корректность </w:t>
+      </w:r>
+      <w:proofErr w:type="spellStart"/>
+      <w:r>
+        <w:rPr>
+          <w:lang w:eastAsia="en-US"/>
+        </w:rPr>
+        <w:t>email</w:t>
+      </w:r>
+      <w:proofErr w:type="spellEnd"/>
+      <w:r>
+        <w:rPr>
+          <w:lang w:eastAsia="en-US"/>
+        </w:rPr>
+        <w:t>)</w:t>
+      </w:r>
+      <w:r>
+        <w:rPr>
+          <w:lang w:eastAsia="en-US"/>
+        </w:rPr>
+        <w:t>;</w:t>
+      </w:r>
+    </w:p>
+    <w:p>
+      <w:pPr>
+        <w:pStyle w:val="a9"/>
+        <w:numPr>
+          <w:ilvl w:val="0"/>
+          <w:numId w:val="16"/>
+        </w:numPr>
+        <w:spacing w:line="360" w:lineRule="auto"/>
+        <w:jc w:val="both"/>
+        <w:rPr>
+          <w:lang w:eastAsia="en-US"/>
+        </w:rPr>
+      </w:pPr>
+      <w:proofErr w:type="spellStart"/>
+      <w:r>
+        <w:rPr>
+          <w:lang w:eastAsia="en-US"/>
+        </w:rPr>
+        <w:t>phone</w:t>
+      </w:r>
+      <w:proofErr w:type="spellEnd"/>
+      <w:r>
+        <w:rPr>
+          <w:lang w:eastAsia="en-US"/>
+        </w:rPr>
+        <w:t xml:space="preserve"> </w:t>
+      </w:r>
+      <w:r>
+        <w:rPr>
+          <w:lang w:eastAsia="en-US"/>
+        </w:rPr>
+        <w:t>–</w:t>
+      </w:r>
+      <w:r>
+        <w:rPr>
+          <w:lang w:eastAsia="en-US"/>
+        </w:rPr>
+        <w:t xml:space="preserve"> номер телефона (строка до 15 символов)</w:t>
+      </w:r>
+      <w:r>
+        <w:rPr>
+          <w:lang w:eastAsia="en-US"/>
+        </w:rPr>
+        <w:t>.</w:t>
+      </w:r>
+    </w:p>
+    <w:p>
+      <w:pPr>
+        <w:pStyle w:val="a9"/>
+        <w:numPr>
+          <w:ilvl w:val="1"/>
+          <w:numId w:val="15"/>
+        </w:numPr>
+        <w:spacing w:line="360" w:lineRule="auto"/>
+        <w:jc w:val="both"/>
+        <w:rPr>
+          <w:lang w:eastAsia="en-US"/>
+        </w:rPr>
+      </w:pPr>
+      <w:proofErr w:type="spellStart"/>
+      <w:r>
+        <w:rPr>
+          <w:lang w:eastAsia="en-US"/>
+        </w:rPr>
+        <w:t>Categories</w:t>
+      </w:r>
+      <w:proofErr w:type="spellEnd"/>
+      <w:r>
+        <w:rPr>
+          <w:lang w:eastAsia="en-US"/>
+        </w:rPr>
+        <w:t xml:space="preserve"> (Категории)</w:t>
+      </w:r>
+    </w:p>
+    <w:p>
+      <w:pPr>
+        <w:pStyle w:val="a9"/>
+        <w:numPr>
+          <w:ilvl w:val="0"/>
+          <w:numId w:val="16"/>
+        </w:numPr>
+        <w:spacing w:line="360" w:lineRule="auto"/>
+        <w:jc w:val="both"/>
+        <w:rPr>
+          <w:lang w:eastAsia="en-US"/>
+        </w:rPr>
+      </w:pPr>
+      <w:proofErr w:type="spellStart"/>
+      <w:r>
+        <w:rPr>
+          <w:lang w:eastAsia="en-US"/>
+        </w:rPr>
+        <w:t>id</w:t>
+      </w:r>
+      <w:proofErr w:type="spellEnd"/>
+      <w:r>
+        <w:rPr>
+          <w:lang w:eastAsia="en-US"/>
+        </w:rPr>
+        <w:t xml:space="preserve"> </w:t>
+      </w:r>
+      <w:r>
+        <w:rPr>
+          <w:lang w:eastAsia="en-US"/>
+        </w:rPr>
+        <w:t>–</w:t>
+      </w:r>
+      <w:r>
+        <w:rPr>
+          <w:lang w:eastAsia="en-US"/>
+        </w:rPr>
+        <w:t xml:space="preserve"> уникальный идентификатор категории (целое число, </w:t>
+      </w:r>
+      <w:proofErr w:type="spellStart"/>
+      <w:r>
+        <w:rPr>
+          <w:lang w:eastAsia="en-US"/>
+        </w:rPr>
+        <w:t>автоинкремент</w:t>
+      </w:r>
+      <w:proofErr w:type="spellEnd"/>
+      <w:r>
+        <w:rPr>
+          <w:lang w:eastAsia="en-US"/>
+        </w:rPr>
+        <w:t>, первичный ключ)</w:t>
+      </w:r>
+      <w:r>
+        <w:rPr>
+          <w:lang w:eastAsia="en-US"/>
+        </w:rPr>
+        <w:t>;</w:t>
+      </w:r>
+    </w:p>
+    <w:p>
+      <w:pPr>
+        <w:pStyle w:val="a9"/>
+        <w:numPr>
+          <w:ilvl w:val="0"/>
+          <w:numId w:val="16"/>
+        </w:numPr>
+        <w:spacing w:line="360" w:lineRule="auto"/>
+        <w:jc w:val="both"/>
+        <w:rPr>
+          <w:lang w:eastAsia="en-US"/>
+        </w:rPr>
+      </w:pPr>
+      <w:proofErr w:type="spellStart"/>
+      <w:r>
+        <w:rPr>
+          <w:lang w:eastAsia="en-US"/>
+        </w:rPr>
+        <w:t>name</w:t>
+      </w:r>
+      <w:proofErr w:type="spellEnd"/>
+      <w:r>
+        <w:rPr>
+          <w:lang w:eastAsia="en-US"/>
+        </w:rPr>
+        <w:t xml:space="preserve"> </w:t>
+      </w:r>
+      <w:r>
+        <w:rPr>
+          <w:lang w:eastAsia="en-US"/>
+        </w:rPr>
+        <w:t>–</w:t>
+      </w:r>
+      <w:r>
+        <w:rPr>
+          <w:lang w:eastAsia="en-US"/>
+        </w:rPr>
+        <w:t xml:space="preserve"> название категории (строка до 50 символов, обязательное поле)</w:t>
+      </w:r>
+      <w:r>
+        <w:rPr>
+          <w:lang w:eastAsia="en-US"/>
+        </w:rPr>
+        <w:t>.</w:t>
+      </w:r>
+    </w:p>
+    <w:p>
+      <w:pPr>
+        <w:pStyle w:val="a9"/>
+        <w:numPr>
+          <w:ilvl w:val="1"/>
+          <w:numId w:val="15"/>
+        </w:numPr>
+        <w:spacing w:line="360" w:lineRule="auto"/>
+        <w:jc w:val="both"/>
+        <w:rPr>
+          <w:lang w:eastAsia="en-US"/>
+        </w:rPr>
+      </w:pPr>
+      <w:r>
+        <w:rPr>
+          <w:lang w:eastAsia="en-US"/>
+        </w:rPr>
+        <w:t>Products (Товары)</w:t>
+      </w:r>
+    </w:p>
+    <w:p>
+      <w:pPr>
+        <w:pStyle w:val="a9"/>
+        <w:numPr>
+          <w:ilvl w:val="0"/>
+          <w:numId w:val="16"/>
+        </w:numPr>
+        <w:spacing w:line="360" w:lineRule="auto"/>
+        <w:jc w:val="both"/>
+        <w:rPr>
+          <w:lang w:eastAsia="en-US"/>
+        </w:rPr>
+      </w:pPr>
+      <w:proofErr w:type="spellStart"/>
+      <w:r>
+        <w:rPr>
+          <w:lang w:eastAsia="en-US"/>
+        </w:rPr>
+        <w:t>id</w:t>
+      </w:r>
+      <w:proofErr w:type="spellEnd"/>
+      <w:r>
+        <w:rPr>
+          <w:lang w:eastAsia="en-US"/>
+        </w:rPr>
+        <w:t xml:space="preserve"> </w:t>
+      </w:r>
+      <w:r>
+        <w:rPr>
+          <w:lang w:eastAsia="en-US"/>
+        </w:rPr>
+        <w:t>–</w:t>
+      </w:r>
+      <w:r>
+        <w:rPr>
+          <w:lang w:eastAsia="en-US"/>
+        </w:rPr>
+        <w:t xml:space="preserve"> уникальный идентификатор товара (целое число, </w:t>
+      </w:r>
+      <w:proofErr w:type="spellStart"/>
+      <w:r>
+        <w:rPr>
+          <w:lang w:eastAsia="en-US"/>
+        </w:rPr>
+        <w:t>автоинкремент</w:t>
+      </w:r>
+      <w:proofErr w:type="spellEnd"/>
+      <w:r>
+        <w:rPr>
+          <w:lang w:eastAsia="en-US"/>
+        </w:rPr>
+        <w:t>, первичный ключ)</w:t>
+      </w:r>
+      <w:r>
+        <w:rPr>
+          <w:lang w:eastAsia="en-US"/>
+        </w:rPr>
+        <w:t>;</w:t>
+      </w:r>
+    </w:p>
+    <w:p>
+      <w:pPr>
+        <w:pStyle w:val="a9"/>
+        <w:numPr>
+          <w:ilvl w:val="0"/>
+          <w:numId w:val="16"/>
+        </w:numPr>
+        <w:spacing w:line="360" w:lineRule="auto"/>
+        <w:jc w:val="both"/>
+        <w:rPr>
+          <w:lang w:eastAsia="en-US"/>
+        </w:rPr>
+      </w:pPr>
+      <w:proofErr w:type="spellStart"/>
+      <w:r>
+        <w:rPr>
+          <w:lang w:eastAsia="en-US"/>
+        </w:rPr>
+        <w:lastRenderedPageBreak/>
+        <w:t>name</w:t>
+      </w:r>
+      <w:proofErr w:type="spellEnd"/>
+      <w:r>
+        <w:rPr>
+          <w:lang w:eastAsia="en-US"/>
+        </w:rPr>
+        <w:t xml:space="preserve"> </w:t>
+      </w:r>
+      <w:r>
+        <w:rPr>
+          <w:lang w:eastAsia="en-US"/>
+        </w:rPr>
+        <w:t>–</w:t>
+      </w:r>
+      <w:r>
+        <w:rPr>
+          <w:lang w:eastAsia="en-US"/>
+        </w:rPr>
+        <w:t xml:space="preserve"> название товара (строка до 80 символов, обязательное поле)</w:t>
+      </w:r>
+      <w:r>
+        <w:rPr>
+          <w:lang w:eastAsia="en-US"/>
+        </w:rPr>
+        <w:t>;</w:t>
+      </w:r>
+    </w:p>
+    <w:p>
+      <w:pPr>
+        <w:pStyle w:val="a9"/>
+        <w:numPr>
+          <w:ilvl w:val="0"/>
+          <w:numId w:val="16"/>
+        </w:numPr>
+        <w:spacing w:line="360" w:lineRule="auto"/>
+        <w:jc w:val="both"/>
+        <w:rPr>
+          <w:lang w:eastAsia="en-US"/>
+        </w:rPr>
+      </w:pPr>
+      <w:proofErr w:type="spellStart"/>
+      <w:r>
+        <w:rPr>
+          <w:lang w:eastAsia="en-US"/>
+        </w:rPr>
+        <w:t>price</w:t>
+      </w:r>
+      <w:proofErr w:type="spellEnd"/>
+      <w:r>
+        <w:rPr>
+          <w:lang w:eastAsia="en-US"/>
+        </w:rPr>
+        <w:t xml:space="preserve"> </w:t>
+      </w:r>
+      <w:r>
+        <w:rPr>
+          <w:lang w:eastAsia="en-US"/>
+        </w:rPr>
+        <w:t>–</w:t>
+      </w:r>
+      <w:r>
+        <w:rPr>
+          <w:lang w:eastAsia="en-US"/>
+        </w:rPr>
+        <w:t xml:space="preserve"> текущая цена (десятичное число, до 10 цифр с 2 знаками после запятой)</w:t>
+      </w:r>
+      <w:r>
+        <w:rPr>
+          <w:lang w:eastAsia="en-US"/>
+        </w:rPr>
+        <w:t>;</w:t>
+      </w:r>
+    </w:p>
+    <w:p>
+      <w:pPr>
+        <w:pStyle w:val="a9"/>
+        <w:numPr>
+          <w:ilvl w:val="0"/>
+          <w:numId w:val="16"/>
+        </w:numPr>
+        <w:spacing w:line="360" w:lineRule="auto"/>
+        <w:jc w:val="both"/>
+        <w:rPr>
+          <w:lang w:eastAsia="en-US"/>
+        </w:rPr>
+      </w:pPr>
+      <w:proofErr w:type="spellStart"/>
+      <w:r>
+        <w:rPr>
+          <w:lang w:eastAsia="en-US"/>
+        </w:rPr>
+        <w:t>old_price</w:t>
+      </w:r>
+      <w:proofErr w:type="spellEnd"/>
+      <w:r>
+        <w:rPr>
+          <w:lang w:eastAsia="en-US"/>
+        </w:rPr>
+        <w:t xml:space="preserve"> </w:t>
+      </w:r>
+      <w:r>
+        <w:rPr>
+          <w:lang w:eastAsia="en-US"/>
+        </w:rPr>
+        <w:t>–</w:t>
+      </w:r>
+      <w:r>
+        <w:rPr>
+          <w:lang w:eastAsia="en-US"/>
+        </w:rPr>
+        <w:t xml:space="preserve"> старая цена для отображения скидки (десятичное число, до 10 цифр с 2 знаками после запятой)</w:t>
+      </w:r>
+      <w:r>
+        <w:rPr>
+          <w:lang w:eastAsia="en-US"/>
+        </w:rPr>
+        <w:t>;</w:t>
+      </w:r>
+    </w:p>
+    <w:p>
+      <w:pPr>
+        <w:pStyle w:val="a9"/>
+        <w:numPr>
+          <w:ilvl w:val="0"/>
+          <w:numId w:val="16"/>
+        </w:numPr>
+        <w:spacing w:line="360" w:lineRule="auto"/>
+        <w:jc w:val="both"/>
+        <w:rPr>
+          <w:lang w:eastAsia="en-US"/>
+        </w:rPr>
+      </w:pPr>
+      <w:proofErr w:type="spellStart"/>
+      <w:r>
+        <w:rPr>
+          <w:lang w:eastAsia="en-US"/>
+        </w:rPr>
+        <w:t>stock</w:t>
+      </w:r>
+      <w:proofErr w:type="spellEnd"/>
+      <w:r>
+        <w:rPr>
+          <w:lang w:eastAsia="en-US"/>
+        </w:rPr>
+        <w:t xml:space="preserve"> </w:t>
+      </w:r>
+      <w:r>
+        <w:rPr>
+          <w:lang w:eastAsia="en-US"/>
+        </w:rPr>
+        <w:t>–</w:t>
+      </w:r>
+      <w:r>
+        <w:rPr>
+          <w:lang w:eastAsia="en-US"/>
+        </w:rPr>
+        <w:t xml:space="preserve"> количество товара на складе (целое число)</w:t>
+      </w:r>
+      <w:r>
+        <w:rPr>
+          <w:lang w:eastAsia="en-US"/>
+        </w:rPr>
+        <w:t>;</w:t>
+      </w:r>
+    </w:p>
+    <w:p>
+      <w:pPr>
+        <w:pStyle w:val="a9"/>
+        <w:numPr>
+          <w:ilvl w:val="0"/>
+          <w:numId w:val="16"/>
+        </w:numPr>
+        <w:spacing w:line="360" w:lineRule="auto"/>
+        <w:jc w:val="both"/>
+        <w:rPr>
+          <w:lang w:eastAsia="en-US"/>
+        </w:rPr>
+      </w:pPr>
+      <w:proofErr w:type="spellStart"/>
+      <w:r>
+        <w:rPr>
+          <w:lang w:eastAsia="en-US"/>
+        </w:rPr>
+        <w:t>description</w:t>
+      </w:r>
+      <w:proofErr w:type="spellEnd"/>
+      <w:r>
+        <w:rPr>
+          <w:lang w:eastAsia="en-US"/>
+        </w:rPr>
+        <w:t xml:space="preserve"> </w:t>
+      </w:r>
+      <w:r>
+        <w:rPr>
+          <w:lang w:eastAsia="en-US"/>
+        </w:rPr>
+        <w:t>–</w:t>
+      </w:r>
+      <w:r>
+        <w:rPr>
+          <w:lang w:eastAsia="en-US"/>
+        </w:rPr>
+        <w:t xml:space="preserve"> описание товара (текстовый тип)</w:t>
+      </w:r>
+      <w:r>
+        <w:rPr>
+          <w:lang w:eastAsia="en-US"/>
+        </w:rPr>
+        <w:t>;</w:t>
+      </w:r>
+    </w:p>
+    <w:p>
+      <w:pPr>
+        <w:pStyle w:val="a9"/>
+        <w:numPr>
+          <w:ilvl w:val="0"/>
+          <w:numId w:val="16"/>
+        </w:numPr>
+        <w:spacing w:line="360" w:lineRule="auto"/>
+        <w:jc w:val="both"/>
+        <w:rPr>
+          <w:lang w:eastAsia="en-US"/>
+        </w:rPr>
+      </w:pPr>
+      <w:proofErr w:type="spellStart"/>
+      <w:r>
+        <w:rPr>
+          <w:lang w:eastAsia="en-US"/>
+        </w:rPr>
+        <w:t>category_id</w:t>
+      </w:r>
+      <w:proofErr w:type="spellEnd"/>
+      <w:r>
+        <w:rPr>
+          <w:lang w:eastAsia="en-US"/>
+        </w:rPr>
+        <w:t xml:space="preserve"> </w:t>
+      </w:r>
+      <w:r>
+        <w:rPr>
+          <w:lang w:eastAsia="en-US"/>
+        </w:rPr>
+        <w:t>–</w:t>
+      </w:r>
+      <w:r>
+        <w:rPr>
+          <w:lang w:eastAsia="en-US"/>
+        </w:rPr>
+        <w:t xml:space="preserve"> внешний ключ, связь с таблицей </w:t>
+      </w:r>
+      <w:proofErr w:type="spellStart"/>
+      <w:r>
+        <w:rPr>
+          <w:lang w:eastAsia="en-US"/>
+        </w:rPr>
+        <w:t>Categories</w:t>
+      </w:r>
+      <w:proofErr w:type="spellEnd"/>
+      <w:r>
+        <w:rPr>
+          <w:lang w:eastAsia="en-US"/>
+        </w:rPr>
+        <w:t>.</w:t>
+      </w:r>
+    </w:p>
+    <w:p>
+      <w:pPr>
+        <w:pStyle w:val="a9"/>
+        <w:numPr>
+          <w:ilvl w:val="1"/>
+          <w:numId w:val="15"/>
+        </w:numPr>
+        <w:spacing w:line="360" w:lineRule="auto"/>
+        <w:jc w:val="both"/>
+        <w:rPr>
+          <w:lang w:eastAsia="en-US"/>
+        </w:rPr>
+      </w:pPr>
+      <w:proofErr w:type="spellStart"/>
+      <w:r>
+        <w:rPr>
+          <w:lang w:eastAsia="en-US"/>
+        </w:rPr>
+        <w:t>Orders</w:t>
+      </w:r>
+      <w:proofErr w:type="spellEnd"/>
+      <w:r>
+        <w:rPr>
+          <w:lang w:eastAsia="en-US"/>
+        </w:rPr>
+        <w:t xml:space="preserve"> (Заказы)</w:t>
+      </w:r>
+    </w:p>
+    <w:p>
+      <w:pPr>
+        <w:pStyle w:val="a9"/>
+        <w:numPr>
+          <w:ilvl w:val="0"/>
+          <w:numId w:val="16"/>
+        </w:numPr>
+        <w:spacing w:line="360" w:lineRule="auto"/>
+        <w:jc w:val="both"/>
+        <w:rPr>
+          <w:lang w:eastAsia="en-US"/>
+        </w:rPr>
+      </w:pPr>
+      <w:proofErr w:type="spellStart"/>
+      <w:r>
+        <w:rPr>
+          <w:lang w:eastAsia="en-US"/>
+        </w:rPr>
+        <w:t>id</w:t>
+      </w:r>
+      <w:proofErr w:type="spellEnd"/>
+      <w:r>
+        <w:rPr>
+          <w:lang w:eastAsia="en-US"/>
+        </w:rPr>
+        <w:t xml:space="preserve"> </w:t>
+      </w:r>
+      <w:r>
+        <w:rPr>
+          <w:lang w:eastAsia="en-US"/>
+        </w:rPr>
+        <w:t>–</w:t>
+      </w:r>
+      <w:r>
+        <w:rPr>
+          <w:lang w:eastAsia="en-US"/>
+        </w:rPr>
+        <w:t xml:space="preserve"> уникальный идентификатор заказа (целое число, </w:t>
+      </w:r>
+      <w:proofErr w:type="spellStart"/>
+      <w:r>
+        <w:rPr>
+          <w:lang w:eastAsia="en-US"/>
+        </w:rPr>
+        <w:t>автоинкремент</w:t>
+      </w:r>
+      <w:proofErr w:type="spellEnd"/>
+      <w:r>
+        <w:rPr>
+          <w:lang w:eastAsia="en-US"/>
+        </w:rPr>
+        <w:t>, первичный ключ)</w:t>
+      </w:r>
+      <w:r>
+        <w:rPr>
+          <w:lang w:eastAsia="en-US"/>
+        </w:rPr>
+        <w:t>;</w:t>
+      </w:r>
+    </w:p>
+    <w:p>
+      <w:pPr>
+        <w:pStyle w:val="a9"/>
+        <w:numPr>
+          <w:ilvl w:val="0"/>
+          <w:numId w:val="16"/>
+        </w:numPr>
+        <w:spacing w:line="360" w:lineRule="auto"/>
+        <w:jc w:val="both"/>
+        <w:rPr>
+          <w:lang w:eastAsia="en-US"/>
+        </w:rPr>
+      </w:pPr>
+      <w:proofErr w:type="spellStart"/>
+      <w:r>
+        <w:rPr>
+          <w:lang w:eastAsia="en-US"/>
+        </w:rPr>
+        <w:t>status</w:t>
+      </w:r>
+      <w:proofErr w:type="spellEnd"/>
+      <w:r>
+        <w:rPr>
+          <w:lang w:eastAsia="en-US"/>
+        </w:rPr>
+        <w:t xml:space="preserve"> </w:t>
+      </w:r>
+      <w:r>
+        <w:rPr>
+          <w:lang w:eastAsia="en-US"/>
+        </w:rPr>
+        <w:t>–</w:t>
+      </w:r>
+      <w:r>
+        <w:rPr>
+          <w:lang w:eastAsia="en-US"/>
+        </w:rPr>
+        <w:t xml:space="preserve"> статус заказа (строка до 30 символов, по умолчанию «новый заказ»)</w:t>
+      </w:r>
+      <w:r>
+        <w:rPr>
+          <w:lang w:val="en-US" w:eastAsia="en-US"/>
+        </w:rPr>
+        <w:t>;</w:t>
+      </w:r>
+    </w:p>
+    <w:p>
+      <w:pPr>
+        <w:pStyle w:val="a9"/>
+        <w:numPr>
+          <w:ilvl w:val="0"/>
+          <w:numId w:val="16"/>
+        </w:numPr>
+        <w:spacing w:line="360" w:lineRule="auto"/>
+        <w:jc w:val="both"/>
+        <w:rPr>
+          <w:lang w:eastAsia="en-US"/>
+        </w:rPr>
+      </w:pPr>
+      <w:proofErr w:type="spellStart"/>
+      <w:r>
+        <w:rPr>
+          <w:lang w:eastAsia="en-US"/>
+        </w:rPr>
+        <w:t>total_amount</w:t>
+      </w:r>
+      <w:proofErr w:type="spellEnd"/>
+      <w:r>
+        <w:rPr>
+          <w:lang w:eastAsia="en-US"/>
+        </w:rPr>
+        <w:t xml:space="preserve"> </w:t>
+      </w:r>
+      <w:r>
+        <w:rPr>
+          <w:lang w:eastAsia="en-US"/>
+        </w:rPr>
+        <w:t>–</w:t>
+      </w:r>
+      <w:r>
+        <w:rPr>
+          <w:lang w:eastAsia="en-US"/>
+        </w:rPr>
+        <w:t xml:space="preserve"> итоговая сумма заказа (десятичное число, до 10 цифр с 2 знаками после запятой)</w:t>
+      </w:r>
+      <w:r>
+        <w:rPr>
+          <w:lang w:eastAsia="en-US"/>
+        </w:rPr>
+        <w:t>;</w:t>
+      </w:r>
+    </w:p>
+    <w:p>
+      <w:pPr>
+        <w:pStyle w:val="a9"/>
+        <w:numPr>
+          <w:ilvl w:val="0"/>
+          <w:numId w:val="16"/>
+        </w:numPr>
+        <w:spacing w:line="360" w:lineRule="auto"/>
+        <w:jc w:val="both"/>
+        <w:rPr>
+          <w:lang w:eastAsia="en-US"/>
+        </w:rPr>
+      </w:pPr>
+      <w:proofErr w:type="spellStart"/>
+      <w:r>
+        <w:rPr>
+          <w:lang w:eastAsia="en-US"/>
+        </w:rPr>
+        <w:t>delivery_addres</w:t>
+      </w:r>
+      <w:proofErr w:type="spellEnd"/>
+      <w:r>
+        <w:rPr>
+          <w:lang w:eastAsia="en-US"/>
+        </w:rPr>
+        <w:t xml:space="preserve"> </w:t>
+      </w:r>
+      <w:r>
+        <w:rPr>
+          <w:lang w:eastAsia="en-US"/>
+        </w:rPr>
+        <w:t>–</w:t>
+      </w:r>
+      <w:r>
+        <w:rPr>
+          <w:lang w:eastAsia="en-US"/>
+        </w:rPr>
+        <w:t xml:space="preserve"> адрес доставки (текстовый тип)</w:t>
+      </w:r>
+      <w:r>
+        <w:rPr>
+          <w:lang w:eastAsia="en-US"/>
+        </w:rPr>
+        <w:t>;</w:t>
+      </w:r>
+    </w:p>
+    <w:p>
+      <w:pPr>
+        <w:pStyle w:val="a9"/>
+        <w:numPr>
+          <w:ilvl w:val="0"/>
+          <w:numId w:val="16"/>
+        </w:numPr>
+        <w:spacing w:line="360" w:lineRule="auto"/>
+        <w:jc w:val="both"/>
+        <w:rPr>
+          <w:lang w:eastAsia="en-US"/>
+        </w:rPr>
+      </w:pPr>
+      <w:proofErr w:type="spellStart"/>
+      <w:r>
+        <w:rPr>
+          <w:lang w:eastAsia="en-US"/>
+        </w:rPr>
+        <w:t>phone</w:t>
+      </w:r>
+      <w:proofErr w:type="spellEnd"/>
+      <w:r>
+        <w:rPr>
+          <w:lang w:eastAsia="en-US"/>
+        </w:rPr>
+        <w:t xml:space="preserve"> </w:t>
+      </w:r>
+      <w:r>
+        <w:rPr>
+          <w:lang w:eastAsia="en-US"/>
+        </w:rPr>
+        <w:t>–</w:t>
+      </w:r>
+      <w:r>
+        <w:rPr>
+          <w:lang w:eastAsia="en-US"/>
+        </w:rPr>
+        <w:t xml:space="preserve"> контактный телефон (строка до 15 символов, проверка на российский номер</w:t>
+      </w:r>
+      <w:r>
+        <w:rPr>
+          <w:lang w:eastAsia="en-US"/>
+        </w:rPr>
+        <w:t>;</w:t>
+      </w:r>
+    </w:p>
+    <w:p>
+      <w:pPr>
+        <w:pStyle w:val="a9"/>
+        <w:numPr>
+          <w:ilvl w:val="0"/>
+          <w:numId w:val="16"/>
+        </w:numPr>
+        <w:spacing w:line="360" w:lineRule="auto"/>
+        <w:jc w:val="both"/>
+        <w:rPr>
+          <w:lang w:eastAsia="en-US"/>
+        </w:rPr>
+      </w:pPr>
+      <w:proofErr w:type="spellStart"/>
+      <w:r>
+        <w:rPr>
+          <w:lang w:eastAsia="en-US"/>
+        </w:rPr>
+        <w:t>comment</w:t>
+      </w:r>
+      <w:proofErr w:type="spellEnd"/>
+      <w:r>
+        <w:rPr>
+          <w:lang w:eastAsia="en-US"/>
+        </w:rPr>
+        <w:t xml:space="preserve"> </w:t>
+      </w:r>
+      <w:r>
+        <w:rPr>
+          <w:lang w:eastAsia="en-US"/>
+        </w:rPr>
+        <w:t>–</w:t>
+      </w:r>
+      <w:r>
+        <w:rPr>
+          <w:lang w:eastAsia="en-US"/>
+        </w:rPr>
+        <w:t xml:space="preserve"> комментарий к заказу (текстовый тип)</w:t>
+      </w:r>
+      <w:r>
+        <w:rPr>
+          <w:lang w:eastAsia="en-US"/>
+        </w:rPr>
+        <w:t>;</w:t>
+      </w:r>
+    </w:p>
+    <w:p>
+      <w:pPr>
+        <w:pStyle w:val="a9"/>
+        <w:numPr>
+          <w:ilvl w:val="0"/>
+          <w:numId w:val="16"/>
+        </w:numPr>
+        <w:spacing w:line="360" w:lineRule="auto"/>
+        <w:jc w:val="both"/>
+        <w:rPr>
+          <w:lang w:eastAsia="en-US"/>
+        </w:rPr>
+      </w:pPr>
+      <w:proofErr w:type="spellStart"/>
+      <w:r>
+        <w:rPr>
+          <w:lang w:eastAsia="en-US"/>
+        </w:rPr>
+        <w:t>user_id</w:t>
+      </w:r>
+      <w:proofErr w:type="spellEnd"/>
+      <w:r>
+        <w:rPr>
+          <w:lang w:eastAsia="en-US"/>
+        </w:rPr>
+        <w:t xml:space="preserve"> </w:t>
+      </w:r>
+      <w:r>
+        <w:rPr>
+          <w:lang w:eastAsia="en-US"/>
+        </w:rPr>
+        <w:t>–</w:t>
+      </w:r>
+      <w:r>
+        <w:rPr>
+          <w:lang w:eastAsia="en-US"/>
+        </w:rPr>
+        <w:t xml:space="preserve"> внешний ключ, связь с таблицей User</w:t>
+      </w:r>
+      <w:r>
+        <w:rPr>
+          <w:lang w:eastAsia="en-US"/>
+        </w:rPr>
+        <w:t>.</w:t>
+      </w:r>
+    </w:p>
+    <w:p>
+      <w:pPr>
+        <w:pStyle w:val="a9"/>
+        <w:numPr>
+          <w:ilvl w:val="1"/>
+          <w:numId w:val="15"/>
+        </w:numPr>
+        <w:spacing w:line="360" w:lineRule="auto"/>
+        <w:jc w:val="both"/>
+        <w:rPr>
+          <w:lang w:eastAsia="en-US"/>
+        </w:rPr>
+      </w:pPr>
+      <w:proofErr w:type="spellStart"/>
+      <w:r>
+        <w:rPr>
+          <w:lang w:eastAsia="en-US"/>
+        </w:rPr>
+        <w:t>Order_items</w:t>
+      </w:r>
+      <w:proofErr w:type="spellEnd"/>
+      <w:r>
+        <w:rPr>
+          <w:lang w:eastAsia="en-US"/>
+        </w:rPr>
+        <w:t xml:space="preserve"> (Состав заказа)</w:t>
+      </w:r>
+    </w:p>
+    <w:p>
+      <w:pPr>
+        <w:pStyle w:val="a9"/>
+        <w:numPr>
+          <w:ilvl w:val="0"/>
+          <w:numId w:val="16"/>
+        </w:numPr>
+        <w:spacing w:line="360" w:lineRule="auto"/>
+        <w:jc w:val="both"/>
+        <w:rPr>
+          <w:lang w:eastAsia="en-US"/>
+        </w:rPr>
+      </w:pPr>
+      <w:proofErr w:type="spellStart"/>
+      <w:r>
+        <w:rPr>
+          <w:lang w:eastAsia="en-US"/>
+        </w:rPr>
+        <w:t>id</w:t>
+      </w:r>
+      <w:proofErr w:type="spellEnd"/>
+      <w:r>
+        <w:rPr>
+          <w:lang w:eastAsia="en-US"/>
+        </w:rPr>
+        <w:t xml:space="preserve"> </w:t>
+      </w:r>
+      <w:r>
+        <w:rPr>
+          <w:lang w:eastAsia="en-US"/>
+        </w:rPr>
+        <w:t>–</w:t>
+      </w:r>
+      <w:r>
+        <w:rPr>
+          <w:lang w:eastAsia="en-US"/>
+        </w:rPr>
+        <w:t xml:space="preserve"> уникальный идентификатор позиции в заказе (целое число, </w:t>
+      </w:r>
+      <w:proofErr w:type="spellStart"/>
+      <w:r>
+        <w:rPr>
+          <w:lang w:eastAsia="en-US"/>
+        </w:rPr>
+        <w:t>автоинкремент</w:t>
+      </w:r>
+      <w:proofErr w:type="spellEnd"/>
+      <w:r>
+        <w:rPr>
+          <w:lang w:eastAsia="en-US"/>
+        </w:rPr>
+        <w:t>, первичный ключ)</w:t>
+      </w:r>
+      <w:r>
+        <w:rPr>
+          <w:lang w:eastAsia="en-US"/>
+        </w:rPr>
+        <w:t>;</w:t>
+      </w:r>
+    </w:p>
+    <w:p>
+      <w:pPr>
+        <w:pStyle w:val="a9"/>
+        <w:numPr>
+          <w:ilvl w:val="0"/>
+          <w:numId w:val="16"/>
+        </w:numPr>
+        <w:spacing w:line="360" w:lineRule="auto"/>
+        <w:jc w:val="both"/>
+        <w:rPr>
+          <w:lang w:eastAsia="en-US"/>
+        </w:rPr>
+      </w:pPr>
+      <w:proofErr w:type="spellStart"/>
+      <w:r>
+        <w:rPr>
+          <w:lang w:eastAsia="en-US"/>
+        </w:rPr>
+        <w:t>quantity</w:t>
+      </w:r>
+      <w:proofErr w:type="spellEnd"/>
+      <w:r>
+        <w:rPr>
+          <w:lang w:eastAsia="en-US"/>
+        </w:rPr>
+        <w:t xml:space="preserve"> </w:t>
+      </w:r>
+      <w:r>
+        <w:rPr>
+          <w:lang w:eastAsia="en-US"/>
+        </w:rPr>
+        <w:t>–</w:t>
+      </w:r>
+      <w:r>
+        <w:rPr>
+          <w:lang w:eastAsia="en-US"/>
+        </w:rPr>
+        <w:t xml:space="preserve"> количество единиц товара (целое число, обязательное поле)</w:t>
+      </w:r>
+      <w:r>
+        <w:rPr>
+          <w:lang w:eastAsia="en-US"/>
+        </w:rPr>
+        <w:t>;</w:t>
+      </w:r>
+    </w:p>
+    <w:p>
+      <w:pPr>
+        <w:pStyle w:val="a9"/>
+        <w:numPr>
+          <w:ilvl w:val="0"/>
+          <w:numId w:val="16"/>
+        </w:numPr>
+        <w:spacing w:line="360" w:lineRule="auto"/>
+        <w:jc w:val="both"/>
+        <w:rPr>
+          <w:lang w:eastAsia="en-US"/>
+        </w:rPr>
+      </w:pPr>
+      <w:proofErr w:type="spellStart"/>
+      <w:r>
+        <w:rPr>
+          <w:lang w:eastAsia="en-US"/>
+        </w:rPr>
+        <w:t>price</w:t>
+      </w:r>
+      <w:proofErr w:type="spellEnd"/>
+      <w:r>
+        <w:rPr>
+          <w:lang w:eastAsia="en-US"/>
+        </w:rPr>
+        <w:t xml:space="preserve"> </w:t>
+      </w:r>
+      <w:r>
+        <w:rPr>
+          <w:lang w:eastAsia="en-US"/>
+        </w:rPr>
+        <w:t>–</w:t>
+      </w:r>
+      <w:r>
+        <w:rPr>
+          <w:lang w:eastAsia="en-US"/>
+        </w:rPr>
+        <w:t xml:space="preserve"> цена товара на момент покупки (десятичное число, до 10 цифр с 2 знаками после запятой)</w:t>
+      </w:r>
+      <w:r>
+        <w:rPr>
+          <w:lang w:eastAsia="en-US"/>
+        </w:rPr>
+        <w:t>;</w:t>
+      </w:r>
+    </w:p>
+    <w:p>
+      <w:pPr>
+        <w:pStyle w:val="a9"/>
+        <w:numPr>
+          <w:ilvl w:val="0"/>
+          <w:numId w:val="16"/>
+        </w:numPr>
+        <w:spacing w:line="360" w:lineRule="auto"/>
+        <w:jc w:val="both"/>
+        <w:rPr>
+          <w:lang w:eastAsia="en-US"/>
+        </w:rPr>
+      </w:pPr>
+      <w:proofErr w:type="spellStart"/>
+      <w:r>
+        <w:rPr>
+          <w:lang w:eastAsia="en-US"/>
+        </w:rPr>
+        <w:t>order_id</w:t>
+      </w:r>
+      <w:proofErr w:type="spellEnd"/>
+      <w:r>
+        <w:rPr>
+          <w:lang w:eastAsia="en-US"/>
+        </w:rPr>
+        <w:t xml:space="preserve"> </w:t>
+      </w:r>
+      <w:r>
+        <w:rPr>
+          <w:lang w:eastAsia="en-US"/>
+        </w:rPr>
+        <w:t>–</w:t>
+      </w:r>
+      <w:r>
+        <w:rPr>
+          <w:lang w:eastAsia="en-US"/>
+        </w:rPr>
+        <w:t xml:space="preserve"> внешний ключ, связь с таблицей </w:t>
+      </w:r>
+      <w:proofErr w:type="spellStart"/>
+      <w:r>
+        <w:rPr>
+          <w:lang w:eastAsia="en-US"/>
+        </w:rPr>
+        <w:t>Orders</w:t>
+      </w:r>
+      <w:proofErr w:type="spellEnd"/>
+      <w:r>
+        <w:rPr>
+          <w:lang w:eastAsia="en-US"/>
+        </w:rPr>
+        <w:t>;</w:t>
+      </w:r>
+    </w:p>
+    <w:p>
+      <w:pPr>
+        <w:pStyle w:val="a9"/>
+        <w:numPr>
+          <w:ilvl w:val="0"/>
+          <w:numId w:val="16"/>
+        </w:numPr>
+        <w:spacing w:line="360" w:lineRule="auto"/>
+        <w:jc w:val="both"/>
+        <w:rPr>
+          <w:lang w:eastAsia="en-US"/>
+        </w:rPr>
+      </w:pPr>
+      <w:proofErr w:type="spellStart"/>
+      <w:r>
+        <w:rPr>
+          <w:lang w:eastAsia="en-US"/>
+        </w:rPr>
+        <w:lastRenderedPageBreak/>
+        <w:t>product_id</w:t>
+      </w:r>
+      <w:proofErr w:type="spellEnd"/>
+      <w:r>
+        <w:rPr>
+          <w:lang w:eastAsia="en-US"/>
+        </w:rPr>
+        <w:t xml:space="preserve"> </w:t>
+      </w:r>
+      <w:r>
+        <w:rPr>
+          <w:lang w:eastAsia="en-US"/>
+        </w:rPr>
+        <w:t>–</w:t>
+      </w:r>
+      <w:r>
+        <w:rPr>
+          <w:lang w:eastAsia="en-US"/>
+        </w:rPr>
+        <w:t xml:space="preserve"> внешний ключ, связь с таблицей Products</w:t>
+      </w:r>
+      <w:r>
+        <w:rPr>
+          <w:lang w:eastAsia="en-US"/>
+        </w:rPr>
+        <w:t>.</w:t>
+      </w:r>
+    </w:p>
+    <w:p>
+      <w:pPr>
+        <w:spacing w:line="360" w:lineRule="auto"/>
+        <w:ind w:firstLine="708"/>
+        <w:jc w:val="both"/>
+        <w:rPr>
+          <w:lang w:eastAsia="en-US"/>
+        </w:rPr>
+      </w:pPr>
+      <w:r>
+        <w:rPr>
+          <w:lang w:eastAsia="en-US"/>
+        </w:rPr>
+        <w:t>Связи между сущностями:</w:t>
+      </w:r>
+    </w:p>
+    <w:p>
+      <w:pPr>
+        <w:pStyle w:val="a9"/>
+        <w:numPr>
+          <w:ilvl w:val="0"/>
+          <w:numId w:val="16"/>
+        </w:numPr>
+        <w:spacing w:line="360" w:lineRule="auto"/>
+        <w:jc w:val="both"/>
+        <w:rPr>
+          <w:lang w:eastAsia="en-US"/>
+        </w:rPr>
+      </w:pPr>
+      <w:proofErr w:type="spellStart"/>
+      <w:r>
+        <w:rPr>
+          <w:lang w:eastAsia="en-US"/>
+        </w:rPr>
+        <w:t>Categories</w:t>
+      </w:r>
+      <w:proofErr w:type="spellEnd"/>
+      <w:r>
+        <w:rPr>
+          <w:lang w:eastAsia="en-US"/>
+        </w:rPr>
+        <w:t xml:space="preserve"> (1) </w:t>
+      </w:r>
+      <w:r>
+        <w:rPr>
+          <w:rFonts w:ascii="Times New Roman" w:hAnsi="Times New Roman"/>
+          <w:lang w:eastAsia="en-US"/>
+        </w:rPr>
+        <w:t>→</w:t>
+      </w:r>
+      <w:r>
+        <w:rPr>
+          <w:lang w:eastAsia="en-US"/>
+        </w:rPr>
+        <w:t xml:space="preserve"> (</w:t>
+      </w:r>
+      <w:r>
+        <w:rPr>
+          <w:rFonts w:ascii="Times New Roman" w:hAnsi="Times New Roman"/>
+          <w:lang w:eastAsia="en-US"/>
+        </w:rPr>
+        <w:t>∞</w:t>
+      </w:r>
+      <w:r>
+        <w:rPr>
+          <w:lang w:eastAsia="en-US"/>
+        </w:rPr>
+        <w:t xml:space="preserve">) Products </w:t>
+      </w:r>
+      <w:r>
+        <w:rPr>
+          <w:rFonts w:cs="Times New Roman CYR"/>
+          <w:lang w:eastAsia="en-US"/>
+        </w:rPr>
+        <w:t>–</w:t>
+      </w:r>
+      <w:r>
+        <w:rPr>
+          <w:lang w:eastAsia="en-US"/>
+        </w:rPr>
+        <w:t xml:space="preserve"> </w:t>
+      </w:r>
+      <w:r>
+        <w:rPr>
+          <w:rFonts w:cs="Times New Roman CYR"/>
+          <w:lang w:eastAsia="en-US"/>
+        </w:rPr>
+        <w:t>одна</w:t>
+      </w:r>
+      <w:r>
+        <w:rPr>
+          <w:lang w:eastAsia="en-US"/>
+        </w:rPr>
+        <w:t xml:space="preserve"> </w:t>
+      </w:r>
+      <w:r>
+        <w:rPr>
+          <w:rFonts w:cs="Times New Roman CYR"/>
+          <w:lang w:eastAsia="en-US"/>
+        </w:rPr>
+        <w:t>категори</w:t>
+      </w:r>
+      <w:r>
+        <w:rPr>
+          <w:lang w:eastAsia="en-US"/>
+        </w:rPr>
+        <w:t>я содержит много товаров</w:t>
+      </w:r>
+      <w:r>
+        <w:rPr>
+          <w:lang w:eastAsia="en-US"/>
+        </w:rPr>
+        <w:t>;</w:t>
+      </w:r>
+    </w:p>
+    <w:p>
+      <w:pPr>
+        <w:pStyle w:val="a9"/>
+        <w:numPr>
+          <w:ilvl w:val="0"/>
+          <w:numId w:val="16"/>
+        </w:numPr>
+        <w:spacing w:line="360" w:lineRule="auto"/>
+        <w:jc w:val="both"/>
+        <w:rPr>
+          <w:lang w:eastAsia="en-US"/>
+        </w:rPr>
+      </w:pPr>
+      <w:r>
+        <w:rPr>
+          <w:lang w:eastAsia="en-US"/>
+        </w:rPr>
+        <w:t xml:space="preserve">User (1) </w:t>
+      </w:r>
+      <w:r>
+        <w:rPr>
+          <w:rFonts w:ascii="Times New Roman" w:hAnsi="Times New Roman"/>
+          <w:lang w:eastAsia="en-US"/>
+        </w:rPr>
+        <w:t>→</w:t>
+      </w:r>
+      <w:r>
+        <w:rPr>
+          <w:lang w:eastAsia="en-US"/>
+        </w:rPr>
+        <w:t xml:space="preserve"> (</w:t>
+      </w:r>
+      <w:r>
+        <w:rPr>
+          <w:rFonts w:ascii="Times New Roman" w:hAnsi="Times New Roman"/>
+          <w:lang w:eastAsia="en-US"/>
+        </w:rPr>
+        <w:t>∞</w:t>
+      </w:r>
+      <w:r>
+        <w:rPr>
+          <w:lang w:eastAsia="en-US"/>
+        </w:rPr>
+        <w:t xml:space="preserve">) </w:t>
+      </w:r>
+      <w:proofErr w:type="spellStart"/>
+      <w:r>
+        <w:rPr>
+          <w:lang w:eastAsia="en-US"/>
+        </w:rPr>
+        <w:t>Orders</w:t>
+      </w:r>
+      <w:proofErr w:type="spellEnd"/>
+      <w:r>
+        <w:rPr>
+          <w:lang w:eastAsia="en-US"/>
+        </w:rPr>
+        <w:t xml:space="preserve"> </w:t>
+      </w:r>
+      <w:r>
+        <w:rPr>
+          <w:rFonts w:cs="Times New Roman CYR"/>
+          <w:lang w:eastAsia="en-US"/>
+        </w:rPr>
+        <w:t>–</w:t>
+      </w:r>
+      <w:r>
+        <w:rPr>
+          <w:lang w:eastAsia="en-US"/>
+        </w:rPr>
+        <w:t xml:space="preserve"> </w:t>
+      </w:r>
+      <w:r>
+        <w:rPr>
+          <w:rFonts w:cs="Times New Roman CYR"/>
+          <w:lang w:eastAsia="en-US"/>
+        </w:rPr>
+        <w:t>один</w:t>
+      </w:r>
+      <w:r>
+        <w:rPr>
+          <w:lang w:eastAsia="en-US"/>
+        </w:rPr>
+        <w:t xml:space="preserve"> </w:t>
+      </w:r>
+      <w:r>
+        <w:rPr>
+          <w:rFonts w:cs="Times New Roman CYR"/>
+          <w:lang w:eastAsia="en-US"/>
+        </w:rPr>
+        <w:t>пользователь</w:t>
+      </w:r>
+      <w:r>
+        <w:rPr>
+          <w:lang w:eastAsia="en-US"/>
+        </w:rPr>
+        <w:t xml:space="preserve"> </w:t>
+      </w:r>
+      <w:r>
+        <w:rPr>
+          <w:rFonts w:cs="Times New Roman CYR"/>
+          <w:lang w:eastAsia="en-US"/>
+        </w:rPr>
+        <w:t>может</w:t>
+      </w:r>
+      <w:r>
+        <w:rPr>
+          <w:lang w:eastAsia="en-US"/>
+        </w:rPr>
+        <w:t xml:space="preserve"> </w:t>
+      </w:r>
+      <w:r>
+        <w:rPr>
+          <w:rFonts w:cs="Times New Roman CYR"/>
+          <w:lang w:eastAsia="en-US"/>
+        </w:rPr>
+        <w:t>сделать</w:t>
+      </w:r>
+      <w:r>
+        <w:rPr>
+          <w:lang w:eastAsia="en-US"/>
+        </w:rPr>
+        <w:t xml:space="preserve"> </w:t>
+      </w:r>
+      <w:r>
+        <w:rPr>
+          <w:rFonts w:cs="Times New Roman CYR"/>
+          <w:lang w:eastAsia="en-US"/>
+        </w:rPr>
+        <w:t>много</w:t>
+      </w:r>
+      <w:r>
+        <w:rPr>
+          <w:lang w:eastAsia="en-US"/>
+        </w:rPr>
+        <w:t xml:space="preserve"> </w:t>
+      </w:r>
+      <w:r>
+        <w:rPr>
+          <w:rFonts w:cs="Times New Roman CYR"/>
+          <w:lang w:eastAsia="en-US"/>
+        </w:rPr>
+        <w:t>заказов</w:t>
+      </w:r>
+      <w:r>
+        <w:rPr>
+          <w:rFonts w:cs="Times New Roman CYR"/>
+          <w:lang w:eastAsia="en-US"/>
+        </w:rPr>
+        <w:t>;</w:t>
+      </w:r>
+    </w:p>
+    <w:p>
+      <w:pPr>
+        <w:pStyle w:val="a9"/>
+        <w:numPr>
+          <w:ilvl w:val="0"/>
+          <w:numId w:val="16"/>
+        </w:numPr>
+        <w:spacing w:line="360" w:lineRule="auto"/>
+        <w:jc w:val="both"/>
+        <w:rPr>
+          <w:lang w:eastAsia="en-US"/>
+        </w:rPr>
+      </w:pPr>
+      <w:proofErr w:type="spellStart"/>
+      <w:r>
+        <w:rPr>
+          <w:lang w:eastAsia="en-US"/>
+        </w:rPr>
+        <w:t>Orders</w:t>
+      </w:r>
+      <w:proofErr w:type="spellEnd"/>
+      <w:r>
+        <w:rPr>
+          <w:lang w:eastAsia="en-US"/>
+        </w:rPr>
+        <w:t xml:space="preserve"> (1) </w:t>
+      </w:r>
+      <w:r>
+        <w:rPr>
+          <w:rFonts w:ascii="Times New Roman" w:hAnsi="Times New Roman"/>
+          <w:lang w:eastAsia="en-US"/>
+        </w:rPr>
+        <w:t>→</w:t>
+      </w:r>
+      <w:r>
+        <w:rPr>
+          <w:lang w:eastAsia="en-US"/>
+        </w:rPr>
+        <w:t xml:space="preserve"> (</w:t>
+      </w:r>
+      <w:r>
+        <w:rPr>
+          <w:rFonts w:ascii="Times New Roman" w:hAnsi="Times New Roman"/>
+          <w:lang w:eastAsia="en-US"/>
+        </w:rPr>
+        <w:t>∞</w:t>
+      </w:r>
+      <w:r>
+        <w:rPr>
+          <w:lang w:eastAsia="en-US"/>
+        </w:rPr>
+        <w:t xml:space="preserve">) </w:t>
+      </w:r>
+      <w:proofErr w:type="spellStart"/>
+      <w:r>
+        <w:rPr>
+          <w:lang w:eastAsia="en-US"/>
+        </w:rPr>
+        <w:t>Order_items</w:t>
+      </w:r>
+      <w:proofErr w:type="spellEnd"/>
+      <w:r>
+        <w:rPr>
+          <w:lang w:eastAsia="en-US"/>
+        </w:rPr>
+        <w:t xml:space="preserve"> </w:t>
+      </w:r>
+      <w:r>
+        <w:rPr>
+          <w:rFonts w:cs="Times New Roman CYR"/>
+          <w:lang w:eastAsia="en-US"/>
+        </w:rPr>
+        <w:t>–</w:t>
+      </w:r>
+      <w:r>
+        <w:rPr>
+          <w:lang w:eastAsia="en-US"/>
+        </w:rPr>
+        <w:t xml:space="preserve"> </w:t>
+      </w:r>
+      <w:r>
+        <w:rPr>
+          <w:rFonts w:cs="Times New Roman CYR"/>
+          <w:lang w:eastAsia="en-US"/>
+        </w:rPr>
+        <w:t>один</w:t>
+      </w:r>
+      <w:r>
+        <w:rPr>
+          <w:lang w:eastAsia="en-US"/>
+        </w:rPr>
+        <w:t xml:space="preserve"> </w:t>
+      </w:r>
+      <w:r>
+        <w:rPr>
+          <w:rFonts w:cs="Times New Roman CYR"/>
+          <w:lang w:eastAsia="en-US"/>
+        </w:rPr>
+        <w:t>з</w:t>
+      </w:r>
+      <w:r>
+        <w:rPr>
+          <w:lang w:eastAsia="en-US"/>
+        </w:rPr>
+        <w:t>аказ содержит много позиций</w:t>
+      </w:r>
+      <w:r>
+        <w:rPr>
+          <w:lang w:eastAsia="en-US"/>
+        </w:rPr>
+        <w:t>;</w:t>
+      </w:r>
+    </w:p>
+    <w:p>
+      <w:pPr>
+        <w:pStyle w:val="a9"/>
+        <w:numPr>
+          <w:ilvl w:val="0"/>
+          <w:numId w:val="16"/>
+        </w:numPr>
+        <w:spacing w:line="360" w:lineRule="auto"/>
+        <w:jc w:val="both"/>
+        <w:rPr>
+          <w:lang w:eastAsia="en-US"/>
+        </w:rPr>
+      </w:pPr>
+      <w:r>
+        <w:rPr>
+          <w:lang w:eastAsia="en-US"/>
+        </w:rPr>
+        <w:t xml:space="preserve">Products (1) </w:t>
+      </w:r>
+      <w:r>
+        <w:rPr>
+          <w:rFonts w:ascii="Times New Roman" w:hAnsi="Times New Roman"/>
+          <w:lang w:eastAsia="en-US"/>
+        </w:rPr>
+        <w:t>→</w:t>
+      </w:r>
+      <w:r>
+        <w:rPr>
+          <w:lang w:eastAsia="en-US"/>
+        </w:rPr>
+        <w:t xml:space="preserve"> (</w:t>
+      </w:r>
+      <w:r>
+        <w:rPr>
+          <w:rFonts w:ascii="Times New Roman" w:hAnsi="Times New Roman"/>
+          <w:lang w:eastAsia="en-US"/>
+        </w:rPr>
+        <w:t>∞</w:t>
+      </w:r>
+      <w:r>
+        <w:rPr>
+          <w:lang w:eastAsia="en-US"/>
+        </w:rPr>
+        <w:t xml:space="preserve">) </w:t>
+      </w:r>
+      <w:proofErr w:type="spellStart"/>
+      <w:r>
+        <w:rPr>
+          <w:lang w:eastAsia="en-US"/>
+        </w:rPr>
+        <w:t>Order_items</w:t>
+      </w:r>
+      <w:proofErr w:type="spellEnd"/>
+      <w:r>
+        <w:rPr>
+          <w:lang w:eastAsia="en-US"/>
+        </w:rPr>
+        <w:t xml:space="preserve"> </w:t>
+      </w:r>
+      <w:r>
+        <w:rPr>
+          <w:rFonts w:cs="Times New Roman CYR"/>
+          <w:lang w:eastAsia="en-US"/>
+        </w:rPr>
+        <w:t>–</w:t>
+      </w:r>
+      <w:r>
+        <w:rPr>
+          <w:lang w:eastAsia="en-US"/>
+        </w:rPr>
+        <w:t xml:space="preserve"> </w:t>
+      </w:r>
+      <w:r>
+        <w:rPr>
+          <w:rFonts w:cs="Times New Roman CYR"/>
+          <w:lang w:eastAsia="en-US"/>
+        </w:rPr>
+        <w:t>один</w:t>
+      </w:r>
+      <w:r>
+        <w:rPr>
+          <w:lang w:eastAsia="en-US"/>
+        </w:rPr>
+        <w:t xml:space="preserve"> </w:t>
+      </w:r>
+      <w:proofErr w:type="gramStart"/>
+      <w:r>
+        <w:rPr>
+          <w:rFonts w:cs="Times New Roman CYR"/>
+          <w:lang w:eastAsia="en-US"/>
+        </w:rPr>
+        <w:t>товар</w:t>
+      </w:r>
+      <w:r>
+        <w:rPr>
+          <w:lang w:eastAsia="en-US"/>
+        </w:rPr>
+        <w:t xml:space="preserve"> </w:t>
+      </w:r>
+      <w:r>
+        <w:rPr>
+          <w:rFonts w:cs="Times New Roman CYR"/>
+          <w:lang w:eastAsia="en-US"/>
+        </w:rPr>
+        <w:t>может</w:t>
+      </w:r>
+      <w:r>
+        <w:rPr>
+          <w:lang w:eastAsia="en-US"/>
+        </w:rPr>
+        <w:t xml:space="preserve"> </w:t>
+      </w:r>
+      <w:r>
+        <w:rPr>
+          <w:rFonts w:cs="Times New Roman CYR"/>
+          <w:lang w:eastAsia="en-US"/>
+        </w:rPr>
+        <w:t>быть</w:t>
+      </w:r>
+      <w:proofErr w:type="gramEnd"/>
+      <w:r>
+        <w:rPr>
+          <w:lang w:eastAsia="en-US"/>
+        </w:rPr>
+        <w:t xml:space="preserve"> </w:t>
+      </w:r>
+      <w:r>
+        <w:rPr>
+          <w:rFonts w:cs="Times New Roman CYR"/>
+          <w:lang w:eastAsia="en-US"/>
+        </w:rPr>
+        <w:t>в</w:t>
+      </w:r>
+      <w:r>
+        <w:rPr>
+          <w:lang w:eastAsia="en-US"/>
+        </w:rPr>
+        <w:t xml:space="preserve"> </w:t>
+      </w:r>
+      <w:r>
+        <w:rPr>
+          <w:rFonts w:cs="Times New Roman CYR"/>
+          <w:lang w:eastAsia="en-US"/>
+        </w:rPr>
+        <w:t>многих</w:t>
+      </w:r>
+      <w:r>
+        <w:rPr>
+          <w:lang w:eastAsia="en-US"/>
+        </w:rPr>
+        <w:t xml:space="preserve"> </w:t>
+      </w:r>
+      <w:r>
+        <w:rPr>
+          <w:rFonts w:cs="Times New Roman CYR"/>
+          <w:lang w:eastAsia="en-US"/>
+        </w:rPr>
+        <w:t>за</w:t>
+      </w:r>
+      <w:r>
+        <w:rPr>
+          <w:lang w:eastAsia="en-US"/>
+        </w:rPr>
+        <w:t>казах</w:t>
+      </w:r>
+      <w:r>
+        <w:rPr>
+          <w:lang w:eastAsia="en-US"/>
+        </w:rPr>
+        <w:t>.</w:t>
+      </w:r>
+    </w:p>
+    <w:p>
+      <w:pPr>
+        <w:pStyle w:val="2"/>
+        <w:numPr>
+          <w:ilvl w:val="1"/>
+          <w:numId w:val="4"/>
+        </w:numPr>
+        <w:spacing w:before="0" w:line="360" w:lineRule="auto"/>
+        <w:ind w:left="0" w:firstLine="709"/>
+        <w:jc w:val="both"/>
+        <w:rPr>
+          <w:b w:val="0"/>
+          <w:bCs/>
+        </w:rPr>
+      </w:pPr>
+      <w:r>
+        <w:rPr>
+          <w:b w:val="0"/>
+          <w:bCs/>
+        </w:rPr>
+        <w:t>Физическое проектирование БД</w:t>
+      </w:r>
+    </w:p>
+    <w:p>
+      <w:pPr>
+        <w:spacing w:line="360" w:lineRule="auto"/>
+        <w:ind w:firstLine="709"/>
+        <w:jc w:val="both"/>
+        <w:rPr>
+          <w:lang w:eastAsia="en-US"/>
+        </w:rPr>
+      </w:pPr>
+      <w:r>
+        <w:rPr>
+          <w:lang w:eastAsia="en-US"/>
+        </w:rPr>
+        <w:t xml:space="preserve">Физическое проектирование базы данных </w:t>
+      </w:r>
+      <w:r>
+        <w:rPr>
+          <w:lang w:eastAsia="en-US"/>
+        </w:rPr>
+        <w:t>–</w:t>
+      </w:r>
+      <w:r>
+        <w:rPr>
+          <w:lang w:eastAsia="en-US"/>
+        </w:rPr>
+        <w:t xml:space="preserve"> это этап, на котором логическая модель преобразуется в физическую структуру, которая будет реализована в конкретной СУБД (в данном случае </w:t>
+      </w:r>
+      <w:proofErr w:type="spellStart"/>
+      <w:r>
+        <w:rPr>
+          <w:lang w:eastAsia="en-US"/>
+        </w:rPr>
+        <w:t>SQLite</w:t>
+      </w:r>
+      <w:proofErr w:type="spellEnd"/>
+      <w:r>
+        <w:rPr>
+          <w:lang w:eastAsia="en-US"/>
+        </w:rPr>
+        <w:t>). На этом этапе определяются типы данных, индексы, параметры хранения и оптимизация производительности.</w:t>
+      </w:r>
+    </w:p>
+    <w:p>
+      <w:pPr>
+        <w:pStyle w:val="a9"/>
+        <w:numPr>
+          <w:ilvl w:val="2"/>
+          <w:numId w:val="4"/>
+        </w:numPr>
+        <w:spacing w:line="360" w:lineRule="auto"/>
+        <w:ind w:left="0" w:firstLine="709"/>
+        <w:jc w:val="both"/>
+        <w:rPr>
+          <w:lang w:eastAsia="en-US"/>
+        </w:rPr>
+      </w:pPr>
+      <w:r>
+        <w:rPr>
+          <w:lang w:eastAsia="en-US"/>
+        </w:rPr>
+        <w:t>Типы данных</w:t>
+      </w:r>
+      <w:r>
+        <w:rPr>
+          <w:lang w:val="en-US" w:eastAsia="en-US"/>
+        </w:rPr>
+        <w:t>:</w:t>
+      </w:r>
+    </w:p>
+    <w:p>
+      <w:pPr>
+        <w:pStyle w:val="a9"/>
+        <w:numPr>
+          <w:ilvl w:val="0"/>
+          <w:numId w:val="17"/>
+        </w:numPr>
+        <w:spacing w:line="360" w:lineRule="auto"/>
+        <w:jc w:val="both"/>
+        <w:rPr>
+          <w:lang w:eastAsia="en-US"/>
+        </w:rPr>
+      </w:pPr>
+      <w:r>
+        <w:rPr>
+          <w:lang w:eastAsia="en-US"/>
+        </w:rPr>
+        <w:t xml:space="preserve">INTEGER </w:t>
+      </w:r>
+      <w:r>
+        <w:rPr>
+          <w:lang w:eastAsia="en-US"/>
+        </w:rPr>
+        <w:t>–</w:t>
+      </w:r>
+      <w:r>
+        <w:rPr>
+          <w:lang w:eastAsia="en-US"/>
+        </w:rPr>
+        <w:t xml:space="preserve"> для идентификаторов и количества (</w:t>
+      </w:r>
+      <w:proofErr w:type="spellStart"/>
+      <w:r>
+        <w:rPr>
+          <w:lang w:eastAsia="en-US"/>
+        </w:rPr>
+        <w:t>id</w:t>
+      </w:r>
+      <w:proofErr w:type="spellEnd"/>
+      <w:r>
+        <w:rPr>
+          <w:lang w:eastAsia="en-US"/>
+        </w:rPr>
+        <w:t xml:space="preserve">, </w:t>
+      </w:r>
+      <w:proofErr w:type="spellStart"/>
+      <w:r>
+        <w:rPr>
+          <w:lang w:eastAsia="en-US"/>
+        </w:rPr>
+        <w:t>stock</w:t>
+      </w:r>
+      <w:proofErr w:type="spellEnd"/>
+      <w:r>
+        <w:rPr>
+          <w:lang w:eastAsia="en-US"/>
+        </w:rPr>
+        <w:t xml:space="preserve">, </w:t>
+      </w:r>
+      <w:proofErr w:type="spellStart"/>
+      <w:r>
+        <w:rPr>
+          <w:lang w:eastAsia="en-US"/>
+        </w:rPr>
+        <w:t>quantity</w:t>
+      </w:r>
+      <w:proofErr w:type="spellEnd"/>
+      <w:r>
+        <w:rPr>
+          <w:lang w:eastAsia="en-US"/>
+        </w:rPr>
+        <w:t>)</w:t>
+      </w:r>
+      <w:r>
+        <w:rPr>
+          <w:lang w:eastAsia="en-US"/>
+        </w:rPr>
+        <w:t>;</w:t>
+      </w:r>
+    </w:p>
+    <w:p>
+      <w:pPr>
+        <w:pStyle w:val="a9"/>
+        <w:numPr>
+          <w:ilvl w:val="0"/>
+          <w:numId w:val="17"/>
+        </w:numPr>
+        <w:spacing w:line="360" w:lineRule="auto"/>
+        <w:jc w:val="both"/>
+        <w:rPr>
+          <w:lang w:val="en-US" w:eastAsia="en-US"/>
+        </w:rPr>
+      </w:pPr>
+      <w:r>
+        <w:rPr>
+          <w:lang w:val="en-US" w:eastAsia="en-US"/>
+        </w:rPr>
+        <w:t xml:space="preserve">STRING(n) </w:t>
+      </w:r>
+      <w:r>
+        <w:rPr>
+          <w:lang w:val="en-US" w:eastAsia="en-US"/>
+        </w:rPr>
+        <w:t>–</w:t>
+      </w:r>
+      <w:r>
+        <w:rPr>
+          <w:lang w:val="en-US" w:eastAsia="en-US"/>
+        </w:rPr>
+        <w:t xml:space="preserve"> </w:t>
+      </w:r>
+      <w:r>
+        <w:rPr>
+          <w:lang w:eastAsia="en-US"/>
+        </w:rPr>
+        <w:t>для</w:t>
+      </w:r>
+      <w:r>
+        <w:rPr>
+          <w:lang w:val="en-US" w:eastAsia="en-US"/>
+        </w:rPr>
+        <w:t xml:space="preserve"> </w:t>
+      </w:r>
+      <w:r>
+        <w:rPr>
+          <w:lang w:eastAsia="en-US"/>
+        </w:rPr>
+        <w:t>коротких</w:t>
+      </w:r>
+      <w:r>
+        <w:rPr>
+          <w:lang w:val="en-US" w:eastAsia="en-US"/>
+        </w:rPr>
+        <w:t xml:space="preserve"> </w:t>
+      </w:r>
+      <w:r>
+        <w:rPr>
+          <w:lang w:eastAsia="en-US"/>
+        </w:rPr>
+        <w:t>строк</w:t>
+      </w:r>
+      <w:r>
+        <w:rPr>
+          <w:lang w:val="en-US" w:eastAsia="en-US"/>
+        </w:rPr>
+        <w:t xml:space="preserve"> (name, email, status)</w:t>
+      </w:r>
+      <w:r>
+        <w:rPr>
+          <w:lang w:val="en-US" w:eastAsia="en-US"/>
+        </w:rPr>
+        <w:t>;</w:t>
+      </w:r>
+    </w:p>
+    <w:p>
+      <w:pPr>
+        <w:pStyle w:val="a9"/>
+        <w:numPr>
+          <w:ilvl w:val="0"/>
+          <w:numId w:val="17"/>
+        </w:numPr>
+        <w:spacing w:line="360" w:lineRule="auto"/>
+        <w:jc w:val="both"/>
+        <w:rPr>
+          <w:lang w:val="en-US" w:eastAsia="en-US"/>
+        </w:rPr>
+      </w:pPr>
+      <w:r>
+        <w:rPr>
+          <w:lang w:val="en-US" w:eastAsia="en-US"/>
+        </w:rPr>
+        <w:t xml:space="preserve">TEXT </w:t>
+      </w:r>
+      <w:r>
+        <w:rPr>
+          <w:lang w:val="en-US" w:eastAsia="en-US"/>
+        </w:rPr>
+        <w:t>–</w:t>
+      </w:r>
+      <w:r>
+        <w:rPr>
+          <w:lang w:val="en-US" w:eastAsia="en-US"/>
+        </w:rPr>
+        <w:t xml:space="preserve"> </w:t>
+      </w:r>
+      <w:r>
+        <w:rPr>
+          <w:lang w:eastAsia="en-US"/>
+        </w:rPr>
+        <w:t>для</w:t>
+      </w:r>
+      <w:r>
+        <w:rPr>
+          <w:lang w:val="en-US" w:eastAsia="en-US"/>
+        </w:rPr>
+        <w:t xml:space="preserve"> </w:t>
+      </w:r>
+      <w:r>
+        <w:rPr>
+          <w:lang w:eastAsia="en-US"/>
+        </w:rPr>
+        <w:t>длинного</w:t>
+      </w:r>
+      <w:r>
+        <w:rPr>
+          <w:lang w:val="en-US" w:eastAsia="en-US"/>
+        </w:rPr>
+        <w:t xml:space="preserve"> </w:t>
+      </w:r>
+      <w:r>
+        <w:rPr>
+          <w:lang w:eastAsia="en-US"/>
+        </w:rPr>
+        <w:t>текста</w:t>
+      </w:r>
+      <w:r>
+        <w:rPr>
+          <w:lang w:val="en-US" w:eastAsia="en-US"/>
+        </w:rPr>
+        <w:t xml:space="preserve"> (description, comment, </w:t>
+      </w:r>
+      <w:proofErr w:type="spellStart"/>
+      <w:r>
+        <w:rPr>
+          <w:lang w:val="en-US" w:eastAsia="en-US"/>
+        </w:rPr>
+        <w:t>delivery_addres</w:t>
+      </w:r>
+      <w:proofErr w:type="spellEnd"/>
+      <w:r>
+        <w:rPr>
+          <w:lang w:val="en-US" w:eastAsia="en-US"/>
+        </w:rPr>
+        <w:t>)</w:t>
+      </w:r>
+      <w:r>
+        <w:rPr>
+          <w:lang w:val="en-US" w:eastAsia="en-US"/>
+        </w:rPr>
+        <w:t>;</w:t>
+      </w:r>
+    </w:p>
+    <w:p>
+      <w:pPr>
+        <w:pStyle w:val="a9"/>
+        <w:numPr>
+          <w:ilvl w:val="0"/>
+          <w:numId w:val="17"/>
+        </w:numPr>
+        <w:spacing w:line="360" w:lineRule="auto"/>
+        <w:jc w:val="both"/>
+        <w:rPr>
+          <w:lang w:val="en-US" w:eastAsia="en-US"/>
+        </w:rPr>
+      </w:pPr>
+      <w:r>
+        <w:rPr>
+          <w:lang w:val="en-US" w:eastAsia="en-US"/>
+        </w:rPr>
+        <w:t xml:space="preserve">DECIMAL(10,2) </w:t>
+      </w:r>
+      <w:r>
+        <w:rPr>
+          <w:lang w:val="en-US" w:eastAsia="en-US"/>
+        </w:rPr>
+        <w:t>–</w:t>
+      </w:r>
+      <w:r>
+        <w:rPr>
+          <w:lang w:val="en-US" w:eastAsia="en-US"/>
+        </w:rPr>
+        <w:t xml:space="preserve"> </w:t>
+      </w:r>
+      <w:r>
+        <w:rPr>
+          <w:lang w:eastAsia="en-US"/>
+        </w:rPr>
+        <w:t>для</w:t>
+      </w:r>
+      <w:r>
+        <w:rPr>
+          <w:lang w:val="en-US" w:eastAsia="en-US"/>
+        </w:rPr>
+        <w:t xml:space="preserve"> </w:t>
+      </w:r>
+      <w:r>
+        <w:rPr>
+          <w:lang w:eastAsia="en-US"/>
+        </w:rPr>
+        <w:t>цен</w:t>
+      </w:r>
+      <w:r>
+        <w:rPr>
+          <w:lang w:val="en-US" w:eastAsia="en-US"/>
+        </w:rPr>
+        <w:t xml:space="preserve"> </w:t>
+      </w:r>
+      <w:r>
+        <w:rPr>
+          <w:lang w:eastAsia="en-US"/>
+        </w:rPr>
+        <w:t>и</w:t>
+      </w:r>
+      <w:r>
+        <w:rPr>
+          <w:lang w:val="en-US" w:eastAsia="en-US"/>
+        </w:rPr>
+        <w:t xml:space="preserve"> </w:t>
+      </w:r>
+      <w:r>
+        <w:rPr>
+          <w:lang w:eastAsia="en-US"/>
+        </w:rPr>
+        <w:t>сумм</w:t>
+      </w:r>
+      <w:r>
+        <w:rPr>
+          <w:lang w:val="en-US" w:eastAsia="en-US"/>
+        </w:rPr>
+        <w:t xml:space="preserve"> (price, </w:t>
+      </w:r>
+      <w:proofErr w:type="spellStart"/>
+      <w:r>
+        <w:rPr>
+          <w:lang w:val="en-US" w:eastAsia="en-US"/>
+        </w:rPr>
+        <w:t>old_price</w:t>
+      </w:r>
+      <w:proofErr w:type="spellEnd"/>
+      <w:r>
+        <w:rPr>
+          <w:lang w:val="en-US" w:eastAsia="en-US"/>
+        </w:rPr>
+        <w:t xml:space="preserve">, </w:t>
+      </w:r>
+      <w:proofErr w:type="spellStart"/>
+      <w:r>
+        <w:rPr>
+          <w:lang w:val="en-US" w:eastAsia="en-US"/>
+        </w:rPr>
+        <w:t>total_amount</w:t>
+      </w:r>
+      <w:proofErr w:type="spellEnd"/>
+      <w:r>
+        <w:rPr>
+          <w:lang w:val="en-US" w:eastAsia="en-US"/>
+        </w:rPr>
+        <w:t>)</w:t>
+      </w:r>
+      <w:r>
+        <w:rPr>
+          <w:lang w:val="en-US" w:eastAsia="en-US"/>
+        </w:rPr>
+        <w:t>.</w:t>
+      </w:r>
+    </w:p>
+    <w:p>
+      <w:pPr>
+        <w:pStyle w:val="a9"/>
+        <w:numPr>
+          <w:ilvl w:val="2"/>
+          <w:numId w:val="4"/>
+        </w:numPr>
+        <w:spacing w:line="360" w:lineRule="auto"/>
+        <w:ind w:left="0" w:firstLine="709"/>
+        <w:jc w:val="both"/>
+        <w:rPr>
+          <w:lang w:eastAsia="en-US"/>
+        </w:rPr>
+      </w:pPr>
+      <w:r>
+        <w:rPr>
+          <w:lang w:eastAsia="en-US"/>
+        </w:rPr>
+        <w:t>Индексы</w:t>
+      </w:r>
+      <w:r>
+        <w:rPr>
+          <w:lang w:val="en-US" w:eastAsia="en-US"/>
+        </w:rPr>
+        <w:t>:</w:t>
+      </w:r>
+    </w:p>
+    <w:p>
+      <w:pPr>
+        <w:pStyle w:val="a9"/>
+        <w:numPr>
+          <w:ilvl w:val="0"/>
+          <w:numId w:val="17"/>
+        </w:numPr>
+        <w:spacing w:line="360" w:lineRule="auto"/>
+        <w:jc w:val="both"/>
+        <w:rPr>
+          <w:lang w:val="en-US" w:eastAsia="en-US"/>
+        </w:rPr>
+      </w:pPr>
+      <w:r>
+        <w:rPr>
+          <w:lang w:val="en-US" w:eastAsia="en-US"/>
+        </w:rPr>
+        <w:t>PRIMARY</w:t>
+      </w:r>
+      <w:r>
+        <w:rPr>
+          <w:lang w:val="en-US" w:eastAsia="en-US"/>
+        </w:rPr>
+        <w:t xml:space="preserve"> </w:t>
+      </w:r>
+      <w:r>
+        <w:rPr>
+          <w:lang w:val="en-US" w:eastAsia="en-US"/>
+        </w:rPr>
+        <w:t>KEY</w:t>
+      </w:r>
+      <w:r>
+        <w:rPr>
+          <w:lang w:val="en-US" w:eastAsia="en-US"/>
+        </w:rPr>
+        <w:t xml:space="preserve"> — первичные ключи (</w:t>
+      </w:r>
+      <w:r>
+        <w:rPr>
+          <w:lang w:val="en-US" w:eastAsia="en-US"/>
+        </w:rPr>
+        <w:t>id</w:t>
+      </w:r>
+      <w:r>
+        <w:rPr>
+          <w:lang w:val="en-US" w:eastAsia="en-US"/>
+        </w:rPr>
+        <w:t>)</w:t>
+      </w:r>
+      <w:r>
+        <w:rPr>
+          <w:lang w:val="en-US" w:eastAsia="en-US"/>
+        </w:rPr>
+        <w:t>;</w:t>
+      </w:r>
+    </w:p>
+    <w:p>
+      <w:pPr>
+        <w:pStyle w:val="a9"/>
+        <w:numPr>
+          <w:ilvl w:val="0"/>
+          <w:numId w:val="17"/>
+        </w:numPr>
+        <w:spacing w:line="360" w:lineRule="auto"/>
+        <w:jc w:val="both"/>
+        <w:rPr>
+          <w:lang w:val="en-US" w:eastAsia="en-US"/>
+        </w:rPr>
+      </w:pPr>
+      <w:r>
+        <w:rPr>
+          <w:lang w:val="en-US" w:eastAsia="en-US"/>
+        </w:rPr>
+        <w:t xml:space="preserve">FOREIGN KEY — </w:t>
+      </w:r>
+      <w:proofErr w:type="spellStart"/>
+      <w:r>
+        <w:rPr>
+          <w:lang w:val="en-US" w:eastAsia="en-US"/>
+        </w:rPr>
+        <w:t>внешние</w:t>
+      </w:r>
+      <w:proofErr w:type="spellEnd"/>
+      <w:r>
+        <w:rPr>
+          <w:lang w:val="en-US" w:eastAsia="en-US"/>
+        </w:rPr>
+        <w:t xml:space="preserve"> </w:t>
+      </w:r>
+      <w:proofErr w:type="spellStart"/>
+      <w:r>
+        <w:rPr>
+          <w:lang w:val="en-US" w:eastAsia="en-US"/>
+        </w:rPr>
+        <w:t>ключи</w:t>
+      </w:r>
+      <w:proofErr w:type="spellEnd"/>
+      <w:r>
+        <w:rPr>
+          <w:lang w:val="en-US" w:eastAsia="en-US"/>
+        </w:rPr>
+        <w:t xml:space="preserve"> (</w:t>
+      </w:r>
+      <w:proofErr w:type="spellStart"/>
+      <w:r>
+        <w:rPr>
+          <w:lang w:val="en-US" w:eastAsia="en-US"/>
+        </w:rPr>
+        <w:t>category_id</w:t>
+      </w:r>
+      <w:proofErr w:type="spellEnd"/>
+      <w:r>
+        <w:rPr>
+          <w:lang w:val="en-US" w:eastAsia="en-US"/>
+        </w:rPr>
+        <w:t xml:space="preserve">, </w:t>
+      </w:r>
+      <w:proofErr w:type="spellStart"/>
+      <w:r>
+        <w:rPr>
+          <w:lang w:val="en-US" w:eastAsia="en-US"/>
+        </w:rPr>
+        <w:t>user_id</w:t>
+      </w:r>
+      <w:proofErr w:type="spellEnd"/>
+      <w:r>
+        <w:rPr>
+          <w:lang w:val="en-US" w:eastAsia="en-US"/>
+        </w:rPr>
+        <w:t xml:space="preserve">, </w:t>
+      </w:r>
+      <w:proofErr w:type="spellStart"/>
+      <w:r>
+        <w:rPr>
+          <w:lang w:val="en-US" w:eastAsia="en-US"/>
+        </w:rPr>
+        <w:t>order_id</w:t>
+      </w:r>
+      <w:proofErr w:type="spellEnd"/>
+      <w:r>
+        <w:rPr>
+          <w:lang w:val="en-US" w:eastAsia="en-US"/>
+        </w:rPr>
+        <w:t xml:space="preserve">, </w:t>
+      </w:r>
+      <w:proofErr w:type="spellStart"/>
+      <w:r>
+        <w:rPr>
+          <w:lang w:val="en-US" w:eastAsia="en-US"/>
+        </w:rPr>
+        <w:t>product_id</w:t>
+      </w:r>
+      <w:proofErr w:type="spellEnd"/>
+      <w:r>
+        <w:rPr>
+          <w:lang w:val="en-US" w:eastAsia="en-US"/>
+        </w:rPr>
+        <w:t>)</w:t>
+      </w:r>
+      <w:r>
+        <w:rPr>
+          <w:lang w:val="en-US" w:eastAsia="en-US"/>
+        </w:rPr>
+        <w:t>;</w:t>
+      </w:r>
+    </w:p>
+    <w:p>
+      <w:pPr>
+        <w:pStyle w:val="a9"/>
+        <w:numPr>
+          <w:ilvl w:val="0"/>
+          <w:numId w:val="17"/>
+        </w:numPr>
+        <w:spacing w:line="360" w:lineRule="auto"/>
+        <w:jc w:val="both"/>
+        <w:rPr>
+          <w:lang w:val="en-US" w:eastAsia="en-US"/>
+        </w:rPr>
+      </w:pPr>
+      <w:r>
+        <w:rPr>
+          <w:lang w:val="en-US" w:eastAsia="en-US"/>
+        </w:rPr>
+        <w:t xml:space="preserve">INDEX — </w:t>
+      </w:r>
+      <w:proofErr w:type="spellStart"/>
+      <w:r>
+        <w:rPr>
+          <w:lang w:val="en-US" w:eastAsia="en-US"/>
+        </w:rPr>
+        <w:t>дополнительные</w:t>
+      </w:r>
+      <w:proofErr w:type="spellEnd"/>
+      <w:r>
+        <w:rPr>
+          <w:lang w:val="en-US" w:eastAsia="en-US"/>
+        </w:rPr>
+        <w:t xml:space="preserve"> </w:t>
+      </w:r>
+      <w:proofErr w:type="spellStart"/>
+      <w:r>
+        <w:rPr>
+          <w:lang w:val="en-US" w:eastAsia="en-US"/>
+        </w:rPr>
+        <w:t>индексы</w:t>
+      </w:r>
+      <w:proofErr w:type="spellEnd"/>
+      <w:r>
+        <w:rPr>
+          <w:lang w:val="en-US" w:eastAsia="en-US"/>
+        </w:rPr>
+        <w:t xml:space="preserve"> </w:t>
+      </w:r>
+      <w:proofErr w:type="spellStart"/>
+      <w:r>
+        <w:rPr>
+          <w:lang w:val="en-US" w:eastAsia="en-US"/>
+        </w:rPr>
+        <w:t>для</w:t>
+      </w:r>
+      <w:proofErr w:type="spellEnd"/>
+      <w:r>
+        <w:rPr>
+          <w:lang w:val="en-US" w:eastAsia="en-US"/>
+        </w:rPr>
+        <w:t xml:space="preserve"> </w:t>
+      </w:r>
+      <w:proofErr w:type="spellStart"/>
+      <w:r>
+        <w:rPr>
+          <w:lang w:val="en-US" w:eastAsia="en-US"/>
+        </w:rPr>
+        <w:t>полей</w:t>
+      </w:r>
+      <w:proofErr w:type="spellEnd"/>
+      <w:r>
+        <w:rPr>
+          <w:lang w:val="en-US" w:eastAsia="en-US"/>
+        </w:rPr>
+        <w:t xml:space="preserve"> email, name (Products), status</w:t>
+      </w:r>
+      <w:r>
+        <w:rPr>
+          <w:lang w:val="en-US" w:eastAsia="en-US"/>
+        </w:rPr>
+        <w:t>.</w:t>
+      </w:r>
+    </w:p>
+    <w:p>
+      <w:pPr>
+        <w:pStyle w:val="a9"/>
+        <w:numPr>
+          <w:ilvl w:val="2"/>
+          <w:numId w:val="4"/>
+        </w:numPr>
+        <w:spacing w:line="360" w:lineRule="auto"/>
+        <w:ind w:left="0" w:firstLine="709"/>
+        <w:jc w:val="both"/>
+        <w:rPr>
+          <w:lang w:eastAsia="en-US"/>
+        </w:rPr>
+      </w:pPr>
+      <w:r>
+        <w:rPr>
+          <w:lang w:eastAsia="en-US"/>
+        </w:rPr>
+        <w:t>Ограничения</w:t>
+      </w:r>
+      <w:r>
+        <w:rPr>
+          <w:lang w:val="en-US" w:eastAsia="en-US"/>
+        </w:rPr>
+        <w:t>:</w:t>
+      </w:r>
+    </w:p>
+    <w:p>
+      <w:pPr>
+        <w:pStyle w:val="a9"/>
+        <w:numPr>
+          <w:ilvl w:val="0"/>
+          <w:numId w:val="17"/>
+        </w:numPr>
+        <w:spacing w:line="360" w:lineRule="auto"/>
+        <w:jc w:val="both"/>
+        <w:rPr>
+          <w:lang w:val="en-US" w:eastAsia="en-US"/>
+        </w:rPr>
+      </w:pPr>
+      <w:proofErr w:type="spellStart"/>
+      <w:r>
+        <w:rPr>
+          <w:lang w:val="en-US" w:eastAsia="en-US"/>
+        </w:rPr>
+        <w:lastRenderedPageBreak/>
+        <w:t>allowNull</w:t>
+      </w:r>
+      <w:proofErr w:type="spellEnd"/>
+      <w:r>
+        <w:rPr>
+          <w:lang w:val="en-US" w:eastAsia="en-US"/>
+        </w:rPr>
+        <w:t xml:space="preserve">: false — </w:t>
+      </w:r>
+      <w:proofErr w:type="spellStart"/>
+      <w:r>
+        <w:rPr>
+          <w:lang w:val="en-US" w:eastAsia="en-US"/>
+        </w:rPr>
+        <w:t>обязательные</w:t>
+      </w:r>
+      <w:proofErr w:type="spellEnd"/>
+      <w:r>
+        <w:rPr>
+          <w:lang w:val="en-US" w:eastAsia="en-US"/>
+        </w:rPr>
+        <w:t xml:space="preserve"> </w:t>
+      </w:r>
+      <w:proofErr w:type="spellStart"/>
+      <w:r>
+        <w:rPr>
+          <w:lang w:val="en-US" w:eastAsia="en-US"/>
+        </w:rPr>
+        <w:t>поля</w:t>
+      </w:r>
+      <w:proofErr w:type="spellEnd"/>
+      <w:r>
+        <w:rPr>
+          <w:lang w:val="en-US" w:eastAsia="en-US"/>
+        </w:rPr>
+        <w:t>;</w:t>
+      </w:r>
+    </w:p>
+    <w:p>
+      <w:pPr>
+        <w:pStyle w:val="a9"/>
+        <w:numPr>
+          <w:ilvl w:val="0"/>
+          <w:numId w:val="17"/>
+        </w:numPr>
+        <w:spacing w:line="360" w:lineRule="auto"/>
+        <w:jc w:val="both"/>
+        <w:rPr>
+          <w:lang w:val="en-US" w:eastAsia="en-US"/>
+        </w:rPr>
+      </w:pPr>
+      <w:proofErr w:type="spellStart"/>
+      <w:r>
+        <w:rPr>
+          <w:lang w:val="en-US" w:eastAsia="en-US"/>
+        </w:rPr>
+        <w:t>defaultValue</w:t>
+      </w:r>
+      <w:proofErr w:type="spellEnd"/>
+      <w:r>
+        <w:rPr>
+          <w:lang w:val="en-US" w:eastAsia="en-US"/>
+        </w:rPr>
+        <w:t xml:space="preserve"> — </w:t>
+      </w:r>
+      <w:proofErr w:type="spellStart"/>
+      <w:r>
+        <w:rPr>
+          <w:lang w:val="en-US" w:eastAsia="en-US"/>
+        </w:rPr>
+        <w:t>значения</w:t>
+      </w:r>
+      <w:proofErr w:type="spellEnd"/>
+      <w:r>
+        <w:rPr>
+          <w:lang w:val="en-US" w:eastAsia="en-US"/>
+        </w:rPr>
+        <w:t xml:space="preserve"> </w:t>
+      </w:r>
+      <w:proofErr w:type="spellStart"/>
+      <w:r>
+        <w:rPr>
+          <w:lang w:val="en-US" w:eastAsia="en-US"/>
+        </w:rPr>
+        <w:t>по</w:t>
+      </w:r>
+      <w:proofErr w:type="spellEnd"/>
+      <w:r>
+        <w:rPr>
+          <w:lang w:val="en-US" w:eastAsia="en-US"/>
+        </w:rPr>
+        <w:t xml:space="preserve"> </w:t>
+      </w:r>
+      <w:proofErr w:type="spellStart"/>
+      <w:r>
+        <w:rPr>
+          <w:lang w:val="en-US" w:eastAsia="en-US"/>
+        </w:rPr>
+        <w:t>умолчанию</w:t>
+      </w:r>
+      <w:proofErr w:type="spellEnd"/>
+      <w:r>
+        <w:rPr>
+          <w:lang w:val="en-US" w:eastAsia="en-US"/>
+        </w:rPr>
+        <w:t>;</w:t>
+      </w:r>
+    </w:p>
+    <w:p>
+      <w:pPr>
+        <w:pStyle w:val="a9"/>
+        <w:numPr>
+          <w:ilvl w:val="0"/>
+          <w:numId w:val="17"/>
+        </w:numPr>
+        <w:spacing w:line="360" w:lineRule="auto"/>
+        <w:jc w:val="both"/>
+        <w:rPr>
+          <w:lang w:val="en-US" w:eastAsia="en-US"/>
+        </w:rPr>
+      </w:pPr>
+      <w:proofErr w:type="spellStart"/>
+      <w:r>
+        <w:rPr>
+          <w:lang w:val="en-US" w:eastAsia="en-US"/>
+        </w:rPr>
+        <w:t>validate</w:t>
+      </w:r>
+      <w:proofErr w:type="spellEnd"/>
+      <w:r>
+        <w:rPr>
+          <w:lang w:val="en-US" w:eastAsia="en-US"/>
+        </w:rPr>
+        <w:t xml:space="preserve"> — </w:t>
+      </w:r>
+      <w:proofErr w:type="spellStart"/>
+      <w:r>
+        <w:rPr>
+          <w:lang w:val="en-US" w:eastAsia="en-US"/>
+        </w:rPr>
+        <w:t>валидация</w:t>
+      </w:r>
+      <w:proofErr w:type="spellEnd"/>
+      <w:r>
+        <w:rPr>
+          <w:lang w:val="en-US" w:eastAsia="en-US"/>
+        </w:rPr>
+        <w:t xml:space="preserve"> (email, </w:t>
+      </w:r>
+      <w:proofErr w:type="spellStart"/>
+      <w:r>
+        <w:rPr>
+          <w:lang w:val="en-US" w:eastAsia="en-US"/>
+        </w:rPr>
+        <w:t>телефон</w:t>
+      </w:r>
+      <w:proofErr w:type="spellEnd"/>
+      <w:r>
+        <w:rPr>
+          <w:lang w:val="en-US" w:eastAsia="en-US"/>
+        </w:rPr>
+        <w:t>)</w:t>
+      </w:r>
+      <w:r>
+        <w:rPr>
+          <w:lang w:val="en-US" w:eastAsia="en-US"/>
+        </w:rPr>
+        <w:t>.</w:t>
+      </w:r>
+    </w:p>
+    <w:p>
+      <w:pPr>
+        <w:spacing w:after="160" w:line="259" w:lineRule="auto"/>
+        <w:rPr>
+          <w:lang w:val="en-US" w:eastAsia="en-US"/>
+        </w:rPr>
+      </w:pPr>
+      <w:r>
+        <w:rPr>
+          <w:lang w:val="en-US" w:eastAsia="en-US"/>
+        </w:rPr>
+        <w:br w:type="page"/>
+      </w:r>
+    </w:p>
+    <w:p>
+      <w:pPr>
+        <w:pStyle w:val="1"/>
+        <w:numPr>
+          <w:ilvl w:val="0"/>
+          <w:numId w:val="4"/>
+        </w:numPr>
+        <w:jc w:val="center"/>
+      </w:pPr>
+      <w:r>
+        <w:lastRenderedPageBreak/>
+        <w:t>WEB-ПРИЛОЖЕНИЕ САЙТА ФИРМЫ, ТОРГУЮЩЕЙ КОМПЬЮТЕРНОЙ ТЕХНИКОЙ</w:t>
+      </w:r>
+    </w:p>
+    <w:p>
+      <w:pPr>
+        <w:pStyle w:val="2"/>
+        <w:numPr>
+          <w:ilvl w:val="1"/>
+          <w:numId w:val="4"/>
+        </w:numPr>
+        <w:spacing w:before="0" w:line="360" w:lineRule="auto"/>
+        <w:ind w:left="0" w:firstLine="709"/>
+        <w:jc w:val="both"/>
+      </w:pPr>
+      <w:r>
+        <w:t>Входные и выходные данные</w:t>
+      </w:r>
+    </w:p>
+    <w:p>
+      <w:pPr>
+        <w:spacing w:line="360" w:lineRule="auto"/>
+        <w:ind w:firstLine="709"/>
+        <w:jc w:val="both"/>
+        <w:rPr>
+          <w:lang w:eastAsia="en-US"/>
+        </w:rPr>
+      </w:pPr>
+      <w:r>
+        <w:rPr>
+          <w:lang w:eastAsia="en-US"/>
+        </w:rPr>
+        <w:t>Входные данные:</w:t>
+      </w:r>
+    </w:p>
+    <w:p>
+      <w:pPr>
+        <w:pStyle w:val="a9"/>
+        <w:numPr>
+          <w:ilvl w:val="0"/>
+          <w:numId w:val="18"/>
+        </w:numPr>
+        <w:spacing w:line="360" w:lineRule="auto"/>
+        <w:jc w:val="both"/>
+        <w:rPr>
+          <w:lang w:eastAsia="en-US"/>
+        </w:rPr>
+      </w:pPr>
+      <w:r>
+        <w:rPr>
+          <w:lang w:eastAsia="en-US"/>
+        </w:rPr>
+        <w:t>Данные пользователя</w:t>
+      </w:r>
+      <w:r>
+        <w:rPr>
+          <w:lang w:eastAsia="en-US"/>
+        </w:rPr>
+        <w:t xml:space="preserve"> - </w:t>
+      </w:r>
+      <w:r>
+        <w:rPr>
+          <w:lang w:eastAsia="en-US"/>
+        </w:rPr>
+        <w:t>имя, телефон, адрес доставки (при оформлении заказа)</w:t>
+      </w:r>
+      <w:r>
+        <w:rPr>
+          <w:lang w:eastAsia="en-US"/>
+        </w:rPr>
+        <w:t>.</w:t>
+      </w:r>
+    </w:p>
+    <w:p>
+      <w:pPr>
+        <w:pStyle w:val="a9"/>
+        <w:numPr>
+          <w:ilvl w:val="0"/>
+          <w:numId w:val="18"/>
+        </w:numPr>
+        <w:spacing w:line="360" w:lineRule="auto"/>
+        <w:jc w:val="both"/>
+        <w:rPr>
+          <w:lang w:eastAsia="en-US"/>
+        </w:rPr>
+      </w:pPr>
+      <w:r>
+        <w:rPr>
+          <w:lang w:eastAsia="en-US"/>
+        </w:rPr>
+        <w:t>Данные товаров</w:t>
+      </w:r>
+      <w:r>
+        <w:rPr>
+          <w:lang w:eastAsia="en-US"/>
+        </w:rPr>
+        <w:t xml:space="preserve"> - </w:t>
+      </w:r>
+      <w:r>
+        <w:rPr>
+          <w:lang w:eastAsia="en-US"/>
+        </w:rPr>
+        <w:t>название, цена, старая цена (для отображения скидки), количество на складе, описание, категория (добавляются администратором)</w:t>
+      </w:r>
+      <w:r>
+        <w:rPr>
+          <w:lang w:eastAsia="en-US"/>
+        </w:rPr>
+        <w:t>.</w:t>
+      </w:r>
+    </w:p>
+    <w:p>
+      <w:pPr>
+        <w:pStyle w:val="a9"/>
+        <w:numPr>
+          <w:ilvl w:val="0"/>
+          <w:numId w:val="18"/>
+        </w:numPr>
+        <w:spacing w:line="360" w:lineRule="auto"/>
+        <w:jc w:val="both"/>
+        <w:rPr>
+          <w:lang w:eastAsia="en-US"/>
+        </w:rPr>
+      </w:pPr>
+      <w:r>
+        <w:rPr>
+          <w:lang w:eastAsia="en-US"/>
+        </w:rPr>
+        <w:t>Данные заказов</w:t>
+      </w:r>
+      <w:r>
+        <w:rPr>
+          <w:lang w:eastAsia="en-US"/>
+        </w:rPr>
+        <w:t xml:space="preserve"> - </w:t>
+      </w:r>
+      <w:r>
+        <w:rPr>
+          <w:lang w:eastAsia="en-US"/>
+        </w:rPr>
+        <w:t>выбранные товары, количество, адрес доставки, телефон, комментарий к заказу</w:t>
+      </w:r>
+      <w:r>
+        <w:rPr>
+          <w:lang w:eastAsia="en-US"/>
+        </w:rPr>
+        <w:t>.</w:t>
+      </w:r>
+    </w:p>
+    <w:p>
+      <w:pPr>
+        <w:pStyle w:val="a9"/>
+        <w:numPr>
+          <w:ilvl w:val="0"/>
+          <w:numId w:val="18"/>
+        </w:numPr>
+        <w:spacing w:line="360" w:lineRule="auto"/>
+        <w:jc w:val="both"/>
+        <w:rPr>
+          <w:lang w:eastAsia="en-US"/>
+        </w:rPr>
+      </w:pPr>
+      <w:r>
+        <w:rPr>
+          <w:lang w:eastAsia="en-US"/>
+        </w:rPr>
+        <w:t>Поисковые запросы и фильтрация</w:t>
+      </w:r>
+      <w:r>
+        <w:rPr>
+          <w:lang w:eastAsia="en-US"/>
+        </w:rPr>
+        <w:t xml:space="preserve"> - </w:t>
+      </w:r>
+      <w:r>
+        <w:rPr>
+          <w:lang w:eastAsia="en-US"/>
+        </w:rPr>
+        <w:t>фильтрация по категориям, цене</w:t>
+      </w:r>
+      <w:r>
+        <w:rPr>
+          <w:lang w:eastAsia="en-US"/>
+        </w:rPr>
+        <w:t>.</w:t>
+      </w:r>
+    </w:p>
+    <w:p>
+      <w:pPr>
+        <w:pStyle w:val="a9"/>
+        <w:numPr>
+          <w:ilvl w:val="0"/>
+          <w:numId w:val="18"/>
+        </w:numPr>
+        <w:spacing w:line="360" w:lineRule="auto"/>
+        <w:jc w:val="both"/>
+        <w:rPr>
+          <w:lang w:eastAsia="en-US"/>
+        </w:rPr>
+      </w:pPr>
+      <w:r>
+        <w:rPr>
+          <w:lang w:eastAsia="en-US"/>
+        </w:rPr>
+        <w:t>Данные конфигуратора</w:t>
+      </w:r>
+      <w:r>
+        <w:rPr>
+          <w:lang w:eastAsia="en-US"/>
+        </w:rPr>
+        <w:t xml:space="preserve"> - </w:t>
+      </w:r>
+      <w:r>
+        <w:rPr>
+          <w:lang w:eastAsia="en-US"/>
+        </w:rPr>
+        <w:t>выбранные компоненты для сборки ПК (проверка совместимости, итоговая цена)</w:t>
+      </w:r>
+      <w:r>
+        <w:rPr>
+          <w:lang w:eastAsia="en-US"/>
+        </w:rPr>
+        <w:t>.</w:t>
+      </w:r>
+    </w:p>
+    <w:p>
+      <w:pPr>
+        <w:spacing w:line="360" w:lineRule="auto"/>
+        <w:ind w:firstLine="709"/>
+        <w:jc w:val="both"/>
+        <w:rPr>
+          <w:lang w:eastAsia="en-US"/>
+        </w:rPr>
+      </w:pPr>
+      <w:r>
+        <w:rPr>
+          <w:lang w:eastAsia="en-US"/>
+        </w:rPr>
+        <w:t>Выходные данные:</w:t>
+      </w:r>
+    </w:p>
+    <w:p>
+      <w:pPr>
+        <w:pStyle w:val="a9"/>
+        <w:numPr>
+          <w:ilvl w:val="0"/>
+          <w:numId w:val="19"/>
+        </w:numPr>
+        <w:spacing w:line="360" w:lineRule="auto"/>
+        <w:jc w:val="both"/>
+        <w:rPr>
+          <w:lang w:eastAsia="en-US"/>
+        </w:rPr>
+      </w:pPr>
+      <w:r>
+        <w:rPr>
+          <w:lang w:eastAsia="en-US"/>
+        </w:rPr>
+        <w:t>Подтверждение заказа</w:t>
+      </w:r>
+      <w:r>
+        <w:rPr>
+          <w:lang w:eastAsia="en-US"/>
+        </w:rPr>
+        <w:t xml:space="preserve"> - </w:t>
+      </w:r>
+      <w:r>
+        <w:rPr>
+          <w:lang w:eastAsia="en-US"/>
+        </w:rPr>
+        <w:t>номер заказа, статус «новый заказ», итоговая сумма, список товаров</w:t>
+      </w:r>
+      <w:r>
+        <w:rPr>
+          <w:lang w:eastAsia="en-US"/>
+        </w:rPr>
+        <w:t>.</w:t>
+      </w:r>
+    </w:p>
+    <w:p>
+      <w:pPr>
+        <w:pStyle w:val="a9"/>
+        <w:numPr>
+          <w:ilvl w:val="0"/>
+          <w:numId w:val="19"/>
+        </w:numPr>
+        <w:spacing w:line="360" w:lineRule="auto"/>
+        <w:jc w:val="both"/>
+        <w:rPr>
+          <w:lang w:eastAsia="en-US"/>
+        </w:rPr>
+      </w:pPr>
+      <w:r>
+        <w:rPr>
+          <w:lang w:eastAsia="en-US"/>
+        </w:rPr>
+        <w:t>Каталог товаров</w:t>
+      </w:r>
+      <w:r>
+        <w:rPr>
+          <w:lang w:eastAsia="en-US"/>
+        </w:rPr>
+        <w:t xml:space="preserve"> - </w:t>
+      </w:r>
+      <w:r>
+        <w:rPr>
+          <w:lang w:eastAsia="en-US"/>
+        </w:rPr>
+        <w:t>список товаров с названием, ценой, изображением, наличием на складе</w:t>
+      </w:r>
+      <w:r>
+        <w:rPr>
+          <w:lang w:eastAsia="en-US"/>
+        </w:rPr>
+        <w:t>.</w:t>
+      </w:r>
+    </w:p>
+    <w:p>
+      <w:pPr>
+        <w:pStyle w:val="a9"/>
+        <w:numPr>
+          <w:ilvl w:val="0"/>
+          <w:numId w:val="19"/>
+        </w:numPr>
+        <w:spacing w:line="360" w:lineRule="auto"/>
+        <w:jc w:val="both"/>
+        <w:rPr>
+          <w:lang w:eastAsia="en-US"/>
+        </w:rPr>
+      </w:pPr>
+      <w:r>
+        <w:rPr>
+          <w:lang w:eastAsia="en-US"/>
+        </w:rPr>
+        <w:t>История заказов</w:t>
+      </w:r>
+      <w:r>
+        <w:rPr>
+          <w:lang w:eastAsia="en-US"/>
+        </w:rPr>
+        <w:t xml:space="preserve"> - </w:t>
+      </w:r>
+      <w:r>
+        <w:rPr>
+          <w:lang w:eastAsia="en-US"/>
+        </w:rPr>
+        <w:t>список сделанных заказов, статусы заказов</w:t>
+      </w:r>
+      <w:r>
+        <w:rPr>
+          <w:lang w:eastAsia="en-US"/>
+        </w:rPr>
+        <w:t>.</w:t>
+      </w:r>
+    </w:p>
+    <w:p>
+      <w:pPr>
+        <w:pStyle w:val="a9"/>
+        <w:numPr>
+          <w:ilvl w:val="0"/>
+          <w:numId w:val="19"/>
+        </w:numPr>
+        <w:spacing w:line="360" w:lineRule="auto"/>
+        <w:jc w:val="both"/>
+        <w:rPr>
+          <w:lang w:eastAsia="en-US"/>
+        </w:rPr>
+      </w:pPr>
+      <w:r>
+        <w:rPr>
+          <w:lang w:eastAsia="en-US"/>
+        </w:rPr>
+        <w:t>Административная панель:</w:t>
+      </w:r>
+    </w:p>
+    <w:p>
+      <w:pPr>
+        <w:pStyle w:val="a9"/>
+        <w:numPr>
+          <w:ilvl w:val="0"/>
+          <w:numId w:val="20"/>
+        </w:numPr>
+        <w:spacing w:line="360" w:lineRule="auto"/>
+        <w:jc w:val="both"/>
+        <w:rPr>
+          <w:lang w:eastAsia="en-US"/>
+        </w:rPr>
+      </w:pPr>
+      <w:r>
+        <w:rPr>
+          <w:lang w:eastAsia="en-US"/>
+        </w:rPr>
+        <w:t>управление товарами (добавление, редактирование, удаление)</w:t>
+      </w:r>
+      <w:r>
+        <w:rPr>
+          <w:lang w:eastAsia="en-US"/>
+        </w:rPr>
+        <w:t>;</w:t>
+      </w:r>
+    </w:p>
+    <w:p>
+      <w:pPr>
+        <w:pStyle w:val="a9"/>
+        <w:numPr>
+          <w:ilvl w:val="0"/>
+          <w:numId w:val="20"/>
+        </w:numPr>
+        <w:spacing w:line="360" w:lineRule="auto"/>
+        <w:jc w:val="both"/>
+        <w:rPr>
+          <w:lang w:eastAsia="en-US"/>
+        </w:rPr>
+      </w:pPr>
+      <w:r>
+        <w:rPr>
+          <w:lang w:eastAsia="en-US"/>
+        </w:rPr>
+        <w:t>управление заказами (изменение статуса)</w:t>
+      </w:r>
+      <w:r>
+        <w:rPr>
+          <w:lang w:val="en-US" w:eastAsia="en-US"/>
+        </w:rPr>
+        <w:t>.</w:t>
+      </w:r>
+      <w:r>
+        <w:rPr>
+          <w:lang w:val="en-US" w:eastAsia="en-US"/>
+        </w:rPr>
+        <w:t xml:space="preserve"> </w:t>
+      </w:r>
+    </w:p>
+    <w:p>
+      <w:pPr>
+        <w:pStyle w:val="2"/>
+        <w:numPr>
+          <w:ilvl w:val="1"/>
+          <w:numId w:val="4"/>
+        </w:numPr>
+        <w:spacing w:before="0" w:line="360" w:lineRule="auto"/>
+        <w:ind w:left="0" w:firstLine="709"/>
+        <w:jc w:val="both"/>
+        <w:rPr>
+          <w:b w:val="0"/>
+          <w:bCs/>
+        </w:rPr>
+      </w:pPr>
+      <w:r>
+        <w:rPr>
+          <w:b w:val="0"/>
+          <w:bCs/>
+        </w:rPr>
+        <w:t xml:space="preserve">Структура </w:t>
+      </w:r>
+      <w:proofErr w:type="spellStart"/>
+      <w:r>
+        <w:rPr>
+          <w:b w:val="0"/>
+          <w:bCs/>
+        </w:rPr>
+        <w:t>web</w:t>
+      </w:r>
+      <w:proofErr w:type="spellEnd"/>
+      <w:r>
+        <w:rPr>
+          <w:b w:val="0"/>
+          <w:bCs/>
+        </w:rPr>
+        <w:t>-приложения</w:t>
+      </w:r>
+    </w:p>
+    <w:p>
+      <w:pPr>
+        <w:spacing w:line="360" w:lineRule="auto"/>
+        <w:ind w:firstLine="709"/>
+        <w:jc w:val="both"/>
+        <w:rPr>
+          <w:lang w:eastAsia="en-US"/>
+        </w:rPr>
+      </w:pPr>
+      <w:r>
+        <w:rPr>
+          <w:lang w:eastAsia="en-US"/>
+        </w:rPr>
+        <w:t>Проект состоит из следующих HTML-страниц:</w:t>
+      </w:r>
+    </w:p>
+    <w:p>
+      <w:pPr>
+        <w:pStyle w:val="a9"/>
+        <w:numPr>
+          <w:ilvl w:val="0"/>
+          <w:numId w:val="21"/>
+        </w:numPr>
+        <w:spacing w:line="360" w:lineRule="auto"/>
+        <w:jc w:val="both"/>
+        <w:rPr>
+          <w:lang w:eastAsia="en-US"/>
+        </w:rPr>
+      </w:pPr>
+      <w:r>
+        <w:rPr>
+          <w:lang w:eastAsia="en-US"/>
+        </w:rPr>
+        <w:t>index.html</w:t>
+      </w:r>
+      <w:r>
+        <w:rPr>
+          <w:lang w:eastAsia="en-US"/>
+        </w:rPr>
+        <w:t xml:space="preserve"> –</w:t>
+      </w:r>
+      <w:r>
+        <w:t xml:space="preserve"> </w:t>
+      </w:r>
+      <w:r>
+        <w:rPr>
+          <w:lang w:eastAsia="en-US"/>
+        </w:rPr>
+        <w:t>Главная страница интернет-магазин</w:t>
+      </w:r>
+      <w:r>
+        <w:rPr>
+          <w:lang w:eastAsia="en-US"/>
+        </w:rPr>
+        <w:t>;</w:t>
+      </w:r>
+    </w:p>
+    <w:p>
+      <w:pPr>
+        <w:pStyle w:val="a9"/>
+        <w:numPr>
+          <w:ilvl w:val="0"/>
+          <w:numId w:val="21"/>
+        </w:numPr>
+        <w:spacing w:line="360" w:lineRule="auto"/>
+        <w:jc w:val="both"/>
+        <w:rPr>
+          <w:lang w:eastAsia="en-US"/>
+        </w:rPr>
+      </w:pPr>
+      <w:r>
+        <w:rPr>
+          <w:lang w:eastAsia="en-US"/>
+        </w:rPr>
+        <w:t>index2.html</w:t>
+      </w:r>
+      <w:r>
+        <w:rPr>
+          <w:lang w:eastAsia="en-US"/>
+        </w:rPr>
+        <w:t xml:space="preserve"> – </w:t>
+      </w:r>
+      <w:r>
+        <w:rPr>
+          <w:lang w:eastAsia="en-US"/>
+        </w:rPr>
+        <w:t>страница с товарами</w:t>
+      </w:r>
+      <w:r>
+        <w:rPr>
+          <w:lang w:eastAsia="en-US"/>
+        </w:rPr>
+        <w:t xml:space="preserve"> под </w:t>
+      </w:r>
+      <w:r>
+        <w:rPr>
+          <w:lang w:eastAsia="en-US"/>
+        </w:rPr>
+        <w:t xml:space="preserve">разные </w:t>
+      </w:r>
+      <w:r>
+        <w:rPr>
+          <w:lang w:eastAsia="en-US"/>
+        </w:rPr>
+        <w:t>игр</w:t>
+      </w:r>
+      <w:r>
+        <w:rPr>
+          <w:lang w:eastAsia="en-US"/>
+        </w:rPr>
+        <w:t>ы</w:t>
+      </w:r>
+      <w:r>
+        <w:rPr>
+          <w:lang w:eastAsia="en-US"/>
+        </w:rPr>
+        <w:t>;</w:t>
+      </w:r>
+    </w:p>
+    <w:p>
+      <w:pPr>
+        <w:pStyle w:val="a9"/>
+        <w:numPr>
+          <w:ilvl w:val="0"/>
+          <w:numId w:val="21"/>
+        </w:numPr>
+        <w:spacing w:line="360" w:lineRule="auto"/>
+        <w:jc w:val="both"/>
+        <w:rPr>
+          <w:lang w:eastAsia="en-US"/>
+        </w:rPr>
+      </w:pPr>
+      <w:r>
+        <w:rPr>
+          <w:lang w:eastAsia="en-US"/>
+        </w:rPr>
+        <w:t>index3.html</w:t>
+      </w:r>
+      <w:r>
+        <w:rPr>
+          <w:lang w:eastAsia="en-US"/>
+        </w:rPr>
+        <w:t xml:space="preserve"> – </w:t>
+      </w:r>
+      <w:r>
+        <w:rPr>
+          <w:lang w:eastAsia="en-US"/>
+        </w:rPr>
+        <w:t>страница конфигуратора компьютера</w:t>
+      </w:r>
+      <w:r>
+        <w:rPr>
+          <w:lang w:eastAsia="en-US"/>
+        </w:rPr>
+        <w:t>.</w:t>
+      </w:r>
+    </w:p>
+    <w:p>
+      <w:pPr>
+        <w:pStyle w:val="2"/>
+        <w:numPr>
+          <w:ilvl w:val="1"/>
+          <w:numId w:val="4"/>
+        </w:numPr>
+        <w:spacing w:before="0" w:line="360" w:lineRule="auto"/>
+        <w:ind w:left="0" w:firstLine="709"/>
+        <w:jc w:val="both"/>
+        <w:rPr>
+          <w:b w:val="0"/>
+          <w:bCs/>
           <w:lang w:val="en-US"/>
         </w:rPr>
       </w:pPr>
       <w:r>
-        <w:t>Каждый из этих процессов должен быть интегрирован в единую систему, обеспечивающую высокую эффективность работы интернет-магазина и удобство для пользователя. Особое внимание при проектировании следует уделить конфигуратору, так как именно этот инструмент является ключевым конкурентным преимуществом для магазина компьютерной техники, повышая лояльность клиентов и снижая количество ошибок при подборе комплектующих.</w:t>
-      </w:r>
-      <w:r>
+        <w:rPr>
+          <w:b w:val="0"/>
+          <w:bCs/>
+        </w:rPr>
+        <w:lastRenderedPageBreak/>
+        <w:t>Клиентская логика (JavaScript)</w:t>
+      </w:r>
+    </w:p>
+    <w:p>
+      <w:pPr>
+        <w:spacing w:line="360" w:lineRule="auto"/>
+        <w:ind w:firstLine="709"/>
+        <w:jc w:val="both"/>
+        <w:rPr>
+          <w:lang w:eastAsia="en-US"/>
+        </w:rPr>
+      </w:pPr>
+      <w:r>
+        <w:rPr>
+          <w:lang w:eastAsia="en-US"/>
+        </w:rPr>
+        <w:t>В проекте реализованы следующие JS-модули:</w:t>
+      </w:r>
+    </w:p>
+    <w:p>
+      <w:pPr>
+        <w:pStyle w:val="a9"/>
+        <w:numPr>
+          <w:ilvl w:val="0"/>
+          <w:numId w:val="22"/>
+        </w:numPr>
+        <w:spacing w:line="360" w:lineRule="auto"/>
+        <w:jc w:val="both"/>
+        <w:rPr>
+          <w:lang w:eastAsia="en-US"/>
+        </w:rPr>
+      </w:pPr>
+      <w:r>
+        <w:rPr>
+          <w:lang w:eastAsia="en-US"/>
+        </w:rPr>
+        <w:t>modal_win.js</w:t>
+      </w:r>
+      <w:r>
+        <w:rPr>
+          <w:lang w:eastAsia="en-US"/>
+        </w:rPr>
         <w:t xml:space="preserve"> </w:t>
       </w:r>
+      <w:r>
+        <w:rPr>
+          <w:lang w:eastAsia="en-US"/>
+        </w:rPr>
+        <w:t>–</w:t>
+      </w:r>
+      <w:r>
+        <w:rPr>
+          <w:lang w:eastAsia="en-US"/>
+        </w:rPr>
+        <w:t xml:space="preserve"> </w:t>
+      </w:r>
+      <w:r>
+        <w:rPr>
+          <w:lang w:eastAsia="en-US"/>
+        </w:rPr>
+        <w:t>вплывающее окно с конфигуратором под игру</w:t>
+      </w:r>
+      <w:r>
+        <w:rPr>
+          <w:lang w:eastAsia="en-US"/>
+        </w:rPr>
+        <w:t xml:space="preserve"> на главной странице</w:t>
+      </w:r>
+      <w:r>
+        <w:rPr>
+          <w:lang w:eastAsia="en-US"/>
+        </w:rPr>
+        <w:t>;</w:t>
+      </w:r>
+    </w:p>
+    <w:p>
+      <w:pPr>
+        <w:pStyle w:val="a9"/>
+        <w:numPr>
+          <w:ilvl w:val="0"/>
+          <w:numId w:val="22"/>
+        </w:numPr>
+        <w:spacing w:line="360" w:lineRule="auto"/>
+        <w:jc w:val="both"/>
+        <w:rPr>
+          <w:lang w:eastAsia="en-US"/>
+        </w:rPr>
+      </w:pPr>
+      <w:r>
+        <w:rPr>
+          <w:lang w:eastAsia="en-US"/>
+        </w:rPr>
+        <w:t>modal_win2.js</w:t>
+      </w:r>
+      <w:r>
+        <w:rPr>
+          <w:lang w:eastAsia="en-US"/>
+        </w:rPr>
+        <w:t xml:space="preserve"> – </w:t>
+      </w:r>
+      <w:r>
+        <w:rPr>
+          <w:lang w:eastAsia="en-US"/>
+        </w:rPr>
+        <w:t>вплывающее окно с конфигуратором под игру на</w:t>
+      </w:r>
+      <w:r>
+        <w:rPr>
+          <w:lang w:eastAsia="en-US"/>
+        </w:rPr>
+        <w:t xml:space="preserve"> странице с компьютером под игру</w:t>
+      </w:r>
+      <w:r>
+        <w:rPr>
+          <w:lang w:eastAsia="en-US"/>
+        </w:rPr>
+        <w:t>;</w:t>
+      </w:r>
+    </w:p>
+    <w:p>
+      <w:pPr>
+        <w:pStyle w:val="2"/>
+        <w:numPr>
+          <w:ilvl w:val="1"/>
+          <w:numId w:val="4"/>
+        </w:numPr>
+        <w:spacing w:before="0" w:line="360" w:lineRule="auto"/>
+        <w:ind w:left="0" w:firstLine="709"/>
+        <w:jc w:val="both"/>
+        <w:rPr>
+          <w:b w:val="0"/>
+          <w:bCs/>
+        </w:rPr>
+      </w:pPr>
+      <w:r>
+        <w:rPr>
+          <w:b w:val="0"/>
+          <w:bCs/>
+        </w:rPr>
+        <w:t>configurate.js</w:t>
+      </w:r>
+      <w:r>
+        <w:rPr>
+          <w:b w:val="0"/>
+          <w:bCs/>
+        </w:rPr>
+        <w:t xml:space="preserve"> –</w:t>
+      </w:r>
+      <w:r>
+        <w:rPr>
+          <w:b w:val="0"/>
+          <w:bCs/>
+        </w:rPr>
+        <w:t xml:space="preserve"> </w:t>
+      </w:r>
+      <w:r>
+        <w:rPr>
+          <w:b w:val="0"/>
+          <w:bCs/>
+        </w:rPr>
+        <w:t>Логика конфигуратора сборки ПК</w:t>
+      </w:r>
+      <w:r>
+        <w:rPr>
+          <w:b w:val="0"/>
+          <w:bCs/>
+        </w:rPr>
+        <w:t>.</w:t>
+      </w:r>
+    </w:p>
+    <w:p>
+      <w:pPr>
+        <w:pStyle w:val="2"/>
+        <w:numPr>
+          <w:ilvl w:val="1"/>
+          <w:numId w:val="4"/>
+        </w:numPr>
+        <w:spacing w:before="0" w:line="360" w:lineRule="auto"/>
+        <w:ind w:left="0" w:firstLine="709"/>
+        <w:jc w:val="both"/>
+        <w:rPr>
+          <w:b w:val="0"/>
+          <w:bCs/>
+        </w:rPr>
+      </w:pPr>
+      <w:r>
+        <w:rPr>
+          <w:b w:val="0"/>
+          <w:bCs/>
+        </w:rPr>
+        <w:t>Основной функционал</w:t>
+      </w:r>
+    </w:p>
+    <w:p>
+      <w:pPr>
+        <w:spacing w:line="360" w:lineRule="auto"/>
+        <w:ind w:left="1069"/>
+        <w:jc w:val="both"/>
+        <w:rPr>
+          <w:lang w:eastAsia="en-US"/>
+        </w:rPr>
+      </w:pPr>
+      <w:r>
+        <w:rPr>
+          <w:lang w:eastAsia="en-US"/>
+        </w:rPr>
+        <w:t>Для пользователя:</w:t>
+      </w:r>
+    </w:p>
+    <w:p>
+      <w:pPr>
+        <w:pStyle w:val="a9"/>
+        <w:numPr>
+          <w:ilvl w:val="0"/>
+          <w:numId w:val="23"/>
+        </w:numPr>
+        <w:spacing w:line="360" w:lineRule="auto"/>
+        <w:jc w:val="both"/>
+        <w:rPr>
+          <w:lang w:eastAsia="en-US"/>
+        </w:rPr>
+      </w:pPr>
+      <w:r>
+        <w:rPr>
+          <w:lang w:eastAsia="en-US"/>
+        </w:rPr>
+        <w:t>просмотр каталога компьютерной техники</w:t>
+      </w:r>
+      <w:r>
+        <w:rPr>
+          <w:lang w:val="en-US" w:eastAsia="en-US"/>
+        </w:rPr>
+        <w:t>;</w:t>
+      </w:r>
+    </w:p>
+    <w:p>
+      <w:pPr>
+        <w:pStyle w:val="a9"/>
+        <w:numPr>
+          <w:ilvl w:val="0"/>
+          <w:numId w:val="23"/>
+        </w:numPr>
+        <w:spacing w:line="360" w:lineRule="auto"/>
+        <w:jc w:val="both"/>
+        <w:rPr>
+          <w:lang w:eastAsia="en-US"/>
+        </w:rPr>
+      </w:pPr>
+      <w:r>
+        <w:rPr>
+          <w:lang w:eastAsia="en-US"/>
+        </w:rPr>
+        <w:t>добавление товаров в корзину</w:t>
+      </w:r>
+      <w:r>
+        <w:rPr>
+          <w:lang w:val="en-US" w:eastAsia="en-US"/>
+        </w:rPr>
+        <w:t>;</w:t>
+      </w:r>
+    </w:p>
+    <w:p>
+      <w:pPr>
+        <w:pStyle w:val="a9"/>
+        <w:numPr>
+          <w:ilvl w:val="0"/>
+          <w:numId w:val="23"/>
+        </w:numPr>
+        <w:spacing w:line="360" w:lineRule="auto"/>
+        <w:jc w:val="both"/>
+        <w:rPr>
+          <w:lang w:eastAsia="en-US"/>
+        </w:rPr>
+      </w:pPr>
+      <w:r>
+        <w:rPr>
+          <w:lang w:eastAsia="en-US"/>
+        </w:rPr>
+        <w:t>сборка ПК в конфигураторе</w:t>
+      </w:r>
+      <w:r>
+        <w:rPr>
+          <w:lang w:val="en-US" w:eastAsia="en-US"/>
+        </w:rPr>
+        <w:t>;</w:t>
+      </w:r>
+    </w:p>
+    <w:p>
+      <w:pPr>
+        <w:pStyle w:val="a9"/>
+        <w:numPr>
+          <w:ilvl w:val="0"/>
+          <w:numId w:val="23"/>
+        </w:numPr>
+        <w:spacing w:line="360" w:lineRule="auto"/>
+        <w:jc w:val="both"/>
+        <w:rPr>
+          <w:lang w:val="en-US" w:eastAsia="en-US"/>
+        </w:rPr>
+      </w:pPr>
+      <w:r>
+        <w:rPr>
+          <w:lang w:eastAsia="en-US"/>
+        </w:rPr>
+        <w:t>оформление заказа</w:t>
+      </w:r>
+      <w:r>
+        <w:rPr>
+          <w:lang w:val="en-US" w:eastAsia="en-US"/>
+        </w:rPr>
+        <w:t>.</w:t>
+      </w:r>
+    </w:p>
+    <w:p>
+      <w:pPr>
+        <w:spacing w:after="160" w:line="259" w:lineRule="auto"/>
+        <w:rPr>
+          <w:lang w:val="en-US" w:eastAsia="en-US"/>
+        </w:rPr>
+      </w:pPr>
+      <w:r>
+        <w:rPr>
+          <w:lang w:val="en-US" w:eastAsia="en-US"/>
+        </w:rPr>
+        <w:br w:type="page"/>
+      </w:r>
+    </w:p>
+    <w:p>
+      <w:pPr>
+        <w:pStyle w:val="1"/>
+        <w:numPr>
+          <w:ilvl w:val="0"/>
+          <w:numId w:val="4"/>
+        </w:numPr>
+        <w:jc w:val="center"/>
+      </w:pPr>
+      <w:bookmarkStart w:id="4" w:name="_Toc194160065"/>
+      <w:r>
+        <w:lastRenderedPageBreak/>
+        <w:t>ТЕСТИРОВАНИЕ ПРОГРАММНОГО ПРОДУКТА</w:t>
+      </w:r>
+      <w:bookmarkEnd w:id="4"/>
     </w:p>
     <w:sectPr>
       <w:pgSz w:w="11906" w:h="16838"/>
@@ -812,16 +7471,250 @@
     </w:lvl>
   </w:abstractNum>
   <w:abstractNum w:abstractNumId="2" w15:restartNumberingAfterBreak="0">
+    <w:nsid w:val="0BAD187E"/>
+    <w:multiLevelType w:val="multilevel"/>
+    <w:tmpl w:val="98F475F2"/>
+    <w:lvl w:ilvl="0">
+      <w:start w:val="1"/>
+      <w:numFmt w:val="decimal"/>
+      <w:suff w:val="space"/>
+      <w:lvlText w:val="%1."/>
+      <w:lvlJc w:val="left"/>
+      <w:pPr>
+        <w:ind w:left="0" w:firstLine="0"/>
+      </w:pPr>
+      <w:rPr>
+        <w:rFonts w:hint="default"/>
+      </w:rPr>
+    </w:lvl>
+    <w:lvl w:ilvl="1">
+      <w:start w:val="1"/>
+      <w:numFmt w:val="decimal"/>
+      <w:lvlText w:val="%2."/>
+      <w:lvlJc w:val="left"/>
+      <w:pPr>
+        <w:ind w:left="1129" w:hanging="420"/>
+      </w:pPr>
+      <w:rPr>
+        <w:rFonts w:hint="default"/>
+      </w:rPr>
+    </w:lvl>
+    <w:lvl w:ilvl="2">
+      <w:start w:val="1"/>
+      <w:numFmt w:val="decimal"/>
+      <w:isLgl/>
+      <w:lvlText w:val="%1.%2.%3"/>
+      <w:lvlJc w:val="left"/>
+      <w:pPr>
+        <w:ind w:left="2138" w:hanging="720"/>
+      </w:pPr>
+      <w:rPr>
+        <w:rFonts w:hint="default"/>
+      </w:rPr>
+    </w:lvl>
+    <w:lvl w:ilvl="3">
+      <w:start w:val="1"/>
+      <w:numFmt w:val="decimal"/>
+      <w:isLgl/>
+      <w:lvlText w:val="%1.%2.%3.%4"/>
+      <w:lvlJc w:val="left"/>
+      <w:pPr>
+        <w:ind w:left="3207" w:hanging="1080"/>
+      </w:pPr>
+      <w:rPr>
+        <w:rFonts w:hint="default"/>
+      </w:rPr>
+    </w:lvl>
+    <w:lvl w:ilvl="4">
+      <w:start w:val="1"/>
+      <w:numFmt w:val="decimal"/>
+      <w:isLgl/>
+      <w:lvlText w:val="%1.%2.%3.%4.%5"/>
+      <w:lvlJc w:val="left"/>
+      <w:pPr>
+        <w:ind w:left="3916" w:hanging="1080"/>
+      </w:pPr>
+      <w:rPr>
+        <w:rFonts w:hint="default"/>
+      </w:rPr>
+    </w:lvl>
+    <w:lvl w:ilvl="5">
+      <w:start w:val="1"/>
+      <w:numFmt w:val="decimal"/>
+      <w:isLgl/>
+      <w:lvlText w:val="%1.%2.%3.%4.%5.%6"/>
+      <w:lvlJc w:val="left"/>
+      <w:pPr>
+        <w:ind w:left="4985" w:hanging="1440"/>
+      </w:pPr>
+      <w:rPr>
+        <w:rFonts w:hint="default"/>
+      </w:rPr>
+    </w:lvl>
+    <w:lvl w:ilvl="6">
+      <w:start w:val="1"/>
+      <w:numFmt w:val="decimal"/>
+      <w:isLgl/>
+      <w:lvlText w:val="%1.%2.%3.%4.%5.%6.%7"/>
+      <w:lvlJc w:val="left"/>
+      <w:pPr>
+        <w:ind w:left="5694" w:hanging="1440"/>
+      </w:pPr>
+      <w:rPr>
+        <w:rFonts w:hint="default"/>
+      </w:rPr>
+    </w:lvl>
+    <w:lvl w:ilvl="7">
+      <w:start w:val="1"/>
+      <w:numFmt w:val="decimal"/>
+      <w:isLgl/>
+      <w:lvlText w:val="%1.%2.%3.%4.%5.%6.%7.%8"/>
+      <w:lvlJc w:val="left"/>
+      <w:pPr>
+        <w:ind w:left="6763" w:hanging="1800"/>
+      </w:pPr>
+      <w:rPr>
+        <w:rFonts w:hint="default"/>
+      </w:rPr>
+    </w:lvl>
+    <w:lvl w:ilvl="8">
+      <w:start w:val="1"/>
+      <w:numFmt w:val="decimal"/>
+      <w:isLgl/>
+      <w:lvlText w:val="%1.%2.%3.%4.%5.%6.%7.%8.%9"/>
+      <w:lvlJc w:val="left"/>
+      <w:pPr>
+        <w:ind w:left="7832" w:hanging="2160"/>
+      </w:pPr>
+      <w:rPr>
+        <w:rFonts w:hint="default"/>
+      </w:rPr>
+    </w:lvl>
+  </w:abstractNum>
+  <w:abstractNum w:abstractNumId="3" w15:restartNumberingAfterBreak="0">
+    <w:nsid w:val="21C95F82"/>
+    <w:multiLevelType w:val="hybridMultilevel"/>
+    <w:tmpl w:val="AC5494F0"/>
+    <w:lvl w:ilvl="0" w:tplc="04190001">
+      <w:start w:val="1"/>
+      <w:numFmt w:val="bullet"/>
+      <w:lvlText w:val=""/>
+      <w:lvlJc w:val="left"/>
+      <w:pPr>
+        <w:ind w:left="1429" w:hanging="360"/>
+      </w:pPr>
+      <w:rPr>
+        <w:rFonts w:ascii="Symbol" w:hAnsi="Symbol" w:hint="default"/>
+      </w:rPr>
+    </w:lvl>
+    <w:lvl w:ilvl="1" w:tplc="04190003" w:tentative="1">
+      <w:start w:val="1"/>
+      <w:numFmt w:val="bullet"/>
+      <w:lvlText w:val="o"/>
+      <w:lvlJc w:val="left"/>
+      <w:pPr>
+        <w:ind w:left="2149" w:hanging="360"/>
+      </w:pPr>
+      <w:rPr>
+        <w:rFonts w:ascii="Courier New" w:hAnsi="Courier New" w:cs="Courier New" w:hint="default"/>
+      </w:rPr>
+    </w:lvl>
+    <w:lvl w:ilvl="2" w:tplc="04190005" w:tentative="1">
+      <w:start w:val="1"/>
+      <w:numFmt w:val="bullet"/>
+      <w:lvlText w:val=""/>
+      <w:lvlJc w:val="left"/>
+      <w:pPr>
+        <w:ind w:left="2869" w:hanging="360"/>
+      </w:pPr>
+      <w:rPr>
+        <w:rFonts w:ascii="Wingdings" w:hAnsi="Wingdings" w:hint="default"/>
+      </w:rPr>
+    </w:lvl>
+    <w:lvl w:ilvl="3" w:tplc="04190001" w:tentative="1">
+      <w:start w:val="1"/>
+      <w:numFmt w:val="bullet"/>
+      <w:lvlText w:val=""/>
+      <w:lvlJc w:val="left"/>
+      <w:pPr>
+        <w:ind w:left="3589" w:hanging="360"/>
+      </w:pPr>
+      <w:rPr>
+        <w:rFonts w:ascii="Symbol" w:hAnsi="Symbol" w:hint="default"/>
+      </w:rPr>
+    </w:lvl>
+    <w:lvl w:ilvl="4" w:tplc="04190003" w:tentative="1">
+      <w:start w:val="1"/>
+      <w:numFmt w:val="bullet"/>
+      <w:lvlText w:val="o"/>
+      <w:lvlJc w:val="left"/>
+      <w:pPr>
+        <w:ind w:left="4309" w:hanging="360"/>
+      </w:pPr>
+      <w:rPr>
+        <w:rFonts w:ascii="Courier New" w:hAnsi="Courier New" w:cs="Courier New" w:hint="default"/>
+      </w:rPr>
+    </w:lvl>
+    <w:lvl w:ilvl="5" w:tplc="04190005" w:tentative="1">
+      <w:start w:val="1"/>
+      <w:numFmt w:val="bullet"/>
+      <w:lvlText w:val=""/>
+      <w:lvlJc w:val="left"/>
+      <w:pPr>
+        <w:ind w:left="5029" w:hanging="360"/>
+      </w:pPr>
+      <w:rPr>
+        <w:rFonts w:ascii="Wingdings" w:hAnsi="Wingdings" w:hint="default"/>
+      </w:rPr>
+    </w:lvl>
+    <w:lvl w:ilvl="6" w:tplc="04190001" w:tentative="1">
+      <w:start w:val="1"/>
+      <w:numFmt w:val="bullet"/>
+      <w:lvlText w:val=""/>
+      <w:lvlJc w:val="left"/>
+      <w:pPr>
+        <w:ind w:left="5749" w:hanging="360"/>
+      </w:pPr>
+      <w:rPr>
+        <w:rFonts w:ascii="Symbol" w:hAnsi="Symbol" w:hint="default"/>
+      </w:rPr>
+    </w:lvl>
+    <w:lvl w:ilvl="7" w:tplc="04190003" w:tentative="1">
+      <w:start w:val="1"/>
+      <w:numFmt w:val="bullet"/>
+      <w:lvlText w:val="o"/>
+      <w:lvlJc w:val="left"/>
+      <w:pPr>
+        <w:ind w:left="6469" w:hanging="360"/>
+      </w:pPr>
+      <w:rPr>
+        <w:rFonts w:ascii="Courier New" w:hAnsi="Courier New" w:cs="Courier New" w:hint="default"/>
+      </w:rPr>
+    </w:lvl>
+    <w:lvl w:ilvl="8" w:tplc="04190005" w:tentative="1">
+      <w:start w:val="1"/>
+      <w:numFmt w:val="bullet"/>
+      <w:lvlText w:val=""/>
+      <w:lvlJc w:val="left"/>
+      <w:pPr>
+        <w:ind w:left="7189" w:hanging="360"/>
+      </w:pPr>
+      <w:rPr>
+        <w:rFonts w:ascii="Wingdings" w:hAnsi="Wingdings" w:hint="default"/>
+      </w:rPr>
+    </w:lvl>
+  </w:abstractNum>
+  <w:abstractNum w:abstractNumId="4" w15:restartNumberingAfterBreak="0">
     <w:nsid w:val="23A81863"/>
     <w:multiLevelType w:val="hybridMultilevel"/>
-    <w:tmpl w:val="47DA019E"/>
-    <w:lvl w:ilvl="0" w:tplc="0419000F">
+    <w:tmpl w:val="E5989E32"/>
+    <w:lvl w:ilvl="0" w:tplc="E44861D0">
       <w:start w:val="1"/>
       <w:numFmt w:val="decimal"/>
-      <w:lvlText w:val="%1."/>
-      <w:lvlJc w:val="left"/>
-      <w:pPr>
-        <w:ind w:left="708" w:firstLine="0"/>
+      <w:lvlText w:val="%1.2"/>
+      <w:lvlJc w:val="left"/>
+      <w:pPr>
+        <w:ind w:left="0" w:firstLine="0"/>
       </w:pPr>
       <w:rPr>
         <w:rFonts w:hint="default"/>
@@ -900,7 +7793,7 @@
       </w:pPr>
     </w:lvl>
   </w:abstractNum>
-  <w:abstractNum w:abstractNumId="3" w15:restartNumberingAfterBreak="0">
+  <w:abstractNum w:abstractNumId="5" w15:restartNumberingAfterBreak="0">
     <w:nsid w:val="2ADB4868"/>
     <w:multiLevelType w:val="hybridMultilevel"/>
     <w:tmpl w:val="9B9E6F52"/>
@@ -990,7 +7883,120 @@
       </w:pPr>
     </w:lvl>
   </w:abstractNum>
-  <w:abstractNum w:abstractNumId="4" w15:restartNumberingAfterBreak="0">
+  <w:abstractNum w:abstractNumId="6" w15:restartNumberingAfterBreak="0">
+    <w:nsid w:val="37B43A68"/>
+    <w:multiLevelType w:val="hybridMultilevel"/>
+    <w:tmpl w:val="CE8A0706"/>
+    <w:lvl w:ilvl="0" w:tplc="04190001">
+      <w:start w:val="1"/>
+      <w:numFmt w:val="bullet"/>
+      <w:lvlText w:val=""/>
+      <w:lvlJc w:val="left"/>
+      <w:pPr>
+        <w:ind w:left="1429" w:hanging="360"/>
+      </w:pPr>
+      <w:rPr>
+        <w:rFonts w:ascii="Symbol" w:hAnsi="Symbol" w:hint="default"/>
+      </w:rPr>
+    </w:lvl>
+    <w:lvl w:ilvl="1" w:tplc="04190003" w:tentative="1">
+      <w:start w:val="1"/>
+      <w:numFmt w:val="bullet"/>
+      <w:lvlText w:val="o"/>
+      <w:lvlJc w:val="left"/>
+      <w:pPr>
+        <w:ind w:left="2149" w:hanging="360"/>
+      </w:pPr>
+      <w:rPr>
+        <w:rFonts w:ascii="Courier New" w:hAnsi="Courier New" w:cs="Courier New" w:hint="default"/>
+      </w:rPr>
+    </w:lvl>
+    <w:lvl w:ilvl="2" w:tplc="04190005" w:tentative="1">
+      <w:start w:val="1"/>
+      <w:numFmt w:val="bullet"/>
+      <w:lvlText w:val=""/>
+      <w:lvlJc w:val="left"/>
+      <w:pPr>
+        <w:ind w:left="2869" w:hanging="360"/>
+      </w:pPr>
+      <w:rPr>
+        <w:rFonts w:ascii="Wingdings" w:hAnsi="Wingdings" w:hint="default"/>
+      </w:rPr>
+    </w:lvl>
+    <w:lvl w:ilvl="3" w:tplc="04190001" w:tentative="1">
+      <w:start w:val="1"/>
+      <w:numFmt w:val="bullet"/>
+      <w:lvlText w:val=""/>
+      <w:lvlJc w:val="left"/>
+      <w:pPr>
+        <w:ind w:left="3589" w:hanging="360"/>
+      </w:pPr>
+      <w:rPr>
+        <w:rFonts w:ascii="Symbol" w:hAnsi="Symbol" w:hint="default"/>
+      </w:rPr>
+    </w:lvl>
+    <w:lvl w:ilvl="4" w:tplc="04190003" w:tentative="1">
+      <w:start w:val="1"/>
+      <w:numFmt w:val="bullet"/>
+      <w:lvlText w:val="o"/>
+      <w:lvlJc w:val="left"/>
+      <w:pPr>
+        <w:ind w:left="4309" w:hanging="360"/>
+      </w:pPr>
+      <w:rPr>
+        <w:rFonts w:ascii="Courier New" w:hAnsi="Courier New" w:cs="Courier New" w:hint="default"/>
+      </w:rPr>
+    </w:lvl>
+    <w:lvl w:ilvl="5" w:tplc="04190005" w:tentative="1">
+      <w:start w:val="1"/>
+      <w:numFmt w:val="bullet"/>
+      <w:lvlText w:val=""/>
+      <w:lvlJc w:val="left"/>
+      <w:pPr>
+        <w:ind w:left="5029" w:hanging="360"/>
+      </w:pPr>
+      <w:rPr>
+        <w:rFonts w:ascii="Wingdings" w:hAnsi="Wingdings" w:hint="default"/>
+      </w:rPr>
+    </w:lvl>
+    <w:lvl w:ilvl="6" w:tplc="04190001" w:tentative="1">
+      <w:start w:val="1"/>
+      <w:numFmt w:val="bullet"/>
+      <w:lvlText w:val=""/>
+      <w:lvlJc w:val="left"/>
+      <w:pPr>
+        <w:ind w:left="5749" w:hanging="360"/>
+      </w:pPr>
+      <w:rPr>
+        <w:rFonts w:ascii="Symbol" w:hAnsi="Symbol" w:hint="default"/>
+      </w:rPr>
+    </w:lvl>
+    <w:lvl w:ilvl="7" w:tplc="04190003" w:tentative="1">
+      <w:start w:val="1"/>
+      <w:numFmt w:val="bullet"/>
+      <w:lvlText w:val="o"/>
+      <w:lvlJc w:val="left"/>
+      <w:pPr>
+        <w:ind w:left="6469" w:hanging="360"/>
+      </w:pPr>
+      <w:rPr>
+        <w:rFonts w:ascii="Courier New" w:hAnsi="Courier New" w:cs="Courier New" w:hint="default"/>
+      </w:rPr>
+    </w:lvl>
+    <w:lvl w:ilvl="8" w:tplc="04190005" w:tentative="1">
+      <w:start w:val="1"/>
+      <w:numFmt w:val="bullet"/>
+      <w:lvlText w:val=""/>
+      <w:lvlJc w:val="left"/>
+      <w:pPr>
+        <w:ind w:left="7189" w:hanging="360"/>
+      </w:pPr>
+      <w:rPr>
+        <w:rFonts w:ascii="Wingdings" w:hAnsi="Wingdings" w:hint="default"/>
+      </w:rPr>
+    </w:lvl>
+  </w:abstractNum>
+  <w:abstractNum w:abstractNumId="7" w15:restartNumberingAfterBreak="0">
     <w:nsid w:val="49C00A81"/>
     <w:multiLevelType w:val="hybridMultilevel"/>
     <w:tmpl w:val="62A6101E"/>
@@ -1080,7 +8086,7 @@
       </w:pPr>
     </w:lvl>
   </w:abstractNum>
-  <w:abstractNum w:abstractNumId="5" w15:restartNumberingAfterBreak="0">
+  <w:abstractNum w:abstractNumId="8" w15:restartNumberingAfterBreak="0">
     <w:nsid w:val="505C25E0"/>
     <w:multiLevelType w:val="hybridMultilevel"/>
     <w:tmpl w:val="96DAAC6E"/>
@@ -1166,7 +8172,120 @@
       </w:pPr>
     </w:lvl>
   </w:abstractNum>
-  <w:abstractNum w:abstractNumId="6" w15:restartNumberingAfterBreak="0">
+  <w:abstractNum w:abstractNumId="9" w15:restartNumberingAfterBreak="0">
+    <w:nsid w:val="543F32C7"/>
+    <w:multiLevelType w:val="hybridMultilevel"/>
+    <w:tmpl w:val="8FDA3FAE"/>
+    <w:lvl w:ilvl="0" w:tplc="04190001">
+      <w:start w:val="1"/>
+      <w:numFmt w:val="bullet"/>
+      <w:lvlText w:val=""/>
+      <w:lvlJc w:val="left"/>
+      <w:pPr>
+        <w:ind w:left="1776" w:hanging="360"/>
+      </w:pPr>
+      <w:rPr>
+        <w:rFonts w:ascii="Symbol" w:hAnsi="Symbol" w:hint="default"/>
+      </w:rPr>
+    </w:lvl>
+    <w:lvl w:ilvl="1" w:tplc="04190003" w:tentative="1">
+      <w:start w:val="1"/>
+      <w:numFmt w:val="bullet"/>
+      <w:lvlText w:val="o"/>
+      <w:lvlJc w:val="left"/>
+      <w:pPr>
+        <w:ind w:left="2496" w:hanging="360"/>
+      </w:pPr>
+      <w:rPr>
+        <w:rFonts w:ascii="Courier New" w:hAnsi="Courier New" w:cs="Courier New" w:hint="default"/>
+      </w:rPr>
+    </w:lvl>
+    <w:lvl w:ilvl="2" w:tplc="04190005" w:tentative="1">
+      <w:start w:val="1"/>
+      <w:numFmt w:val="bullet"/>
+      <w:lvlText w:val=""/>
+      <w:lvlJc w:val="left"/>
+      <w:pPr>
+        <w:ind w:left="3216" w:hanging="360"/>
+      </w:pPr>
+      <w:rPr>
+        <w:rFonts w:ascii="Wingdings" w:hAnsi="Wingdings" w:hint="default"/>
+      </w:rPr>
+    </w:lvl>
+    <w:lvl w:ilvl="3" w:tplc="04190001" w:tentative="1">
+      <w:start w:val="1"/>
+      <w:numFmt w:val="bullet"/>
+      <w:lvlText w:val=""/>
+      <w:lvlJc w:val="left"/>
+      <w:pPr>
+        <w:ind w:left="3936" w:hanging="360"/>
+      </w:pPr>
+      <w:rPr>
+        <w:rFonts w:ascii="Symbol" w:hAnsi="Symbol" w:hint="default"/>
+      </w:rPr>
+    </w:lvl>
+    <w:lvl w:ilvl="4" w:tplc="04190003" w:tentative="1">
+      <w:start w:val="1"/>
+      <w:numFmt w:val="bullet"/>
+      <w:lvlText w:val="o"/>
+      <w:lvlJc w:val="left"/>
+      <w:pPr>
+        <w:ind w:left="4656" w:hanging="360"/>
+      </w:pPr>
+      <w:rPr>
+        <w:rFonts w:ascii="Courier New" w:hAnsi="Courier New" w:cs="Courier New" w:hint="default"/>
+      </w:rPr>
+    </w:lvl>
+    <w:lvl w:ilvl="5" w:tplc="04190005" w:tentative="1">
+      <w:start w:val="1"/>
+      <w:numFmt w:val="bullet"/>
+      <w:lvlText w:val=""/>
+      <w:lvlJc w:val="left"/>
+      <w:pPr>
+        <w:ind w:left="5376" w:hanging="360"/>
+      </w:pPr>
+      <w:rPr>
+        <w:rFonts w:ascii="Wingdings" w:hAnsi="Wingdings" w:hint="default"/>
+      </w:rPr>
+    </w:lvl>
+    <w:lvl w:ilvl="6" w:tplc="04190001" w:tentative="1">
+      <w:start w:val="1"/>
+      <w:numFmt w:val="bullet"/>
+      <w:lvlText w:val=""/>
+      <w:lvlJc w:val="left"/>
+      <w:pPr>
+        <w:ind w:left="6096" w:hanging="360"/>
+      </w:pPr>
+      <w:rPr>
+        <w:rFonts w:ascii="Symbol" w:hAnsi="Symbol" w:hint="default"/>
+      </w:rPr>
+    </w:lvl>
+    <w:lvl w:ilvl="7" w:tplc="04190003" w:tentative="1">
+      <w:start w:val="1"/>
+      <w:numFmt w:val="bullet"/>
+      <w:lvlText w:val="o"/>
+      <w:lvlJc w:val="left"/>
+      <w:pPr>
+        <w:ind w:left="6816" w:hanging="360"/>
+      </w:pPr>
+      <w:rPr>
+        <w:rFonts w:ascii="Courier New" w:hAnsi="Courier New" w:cs="Courier New" w:hint="default"/>
+      </w:rPr>
+    </w:lvl>
+    <w:lvl w:ilvl="8" w:tplc="04190005" w:tentative="1">
+      <w:start w:val="1"/>
+      <w:numFmt w:val="bullet"/>
+      <w:lvlText w:val=""/>
+      <w:lvlJc w:val="left"/>
+      <w:pPr>
+        <w:ind w:left="7536" w:hanging="360"/>
+      </w:pPr>
+      <w:rPr>
+        <w:rFonts w:ascii="Wingdings" w:hAnsi="Wingdings" w:hint="default"/>
+      </w:rPr>
+    </w:lvl>
+  </w:abstractNum>
+  <w:abstractNum w:abstractNumId="10" w15:restartNumberingAfterBreak="0">
     <w:nsid w:val="577C7940"/>
     <w:multiLevelType w:val="hybridMultilevel"/>
     <w:tmpl w:val="B0068D7E"/>
@@ -1255,7 +8374,387 @@
       </w:pPr>
     </w:lvl>
   </w:abstractNum>
-  <w:abstractNum w:abstractNumId="7" w15:restartNumberingAfterBreak="0">
+  <w:abstractNum w:abstractNumId="11" w15:restartNumberingAfterBreak="0">
+    <w:nsid w:val="5C2D7C3A"/>
+    <w:multiLevelType w:val="hybridMultilevel"/>
+    <w:tmpl w:val="F0906D38"/>
+    <w:lvl w:ilvl="0" w:tplc="0F7A25F0">
+      <w:start w:val="1"/>
+      <w:numFmt w:val="decimal"/>
+      <w:lvlText w:val="%1.3"/>
+      <w:lvlJc w:val="left"/>
+      <w:pPr>
+        <w:ind w:left="708" w:firstLine="0"/>
+      </w:pPr>
+      <w:rPr>
+        <w:rFonts w:hint="default"/>
+      </w:rPr>
+    </w:lvl>
+    <w:lvl w:ilvl="1" w:tplc="04190019" w:tentative="1">
+      <w:start w:val="1"/>
+      <w:numFmt w:val="lowerLetter"/>
+      <w:lvlText w:val="%2."/>
+      <w:lvlJc w:val="left"/>
+      <w:pPr>
+        <w:ind w:left="2148" w:hanging="360"/>
+      </w:pPr>
+    </w:lvl>
+    <w:lvl w:ilvl="2" w:tplc="0419001B" w:tentative="1">
+      <w:start w:val="1"/>
+      <w:numFmt w:val="lowerRoman"/>
+      <w:lvlText w:val="%3."/>
+      <w:lvlJc w:val="right"/>
+      <w:pPr>
+        <w:ind w:left="2868" w:hanging="180"/>
+      </w:pPr>
+    </w:lvl>
+    <w:lvl w:ilvl="3" w:tplc="0419000F" w:tentative="1">
+      <w:start w:val="1"/>
+      <w:numFmt w:val="decimal"/>
+      <w:lvlText w:val="%4."/>
+      <w:lvlJc w:val="left"/>
+      <w:pPr>
+        <w:ind w:left="3588" w:hanging="360"/>
+      </w:pPr>
+    </w:lvl>
+    <w:lvl w:ilvl="4" w:tplc="04190019" w:tentative="1">
+      <w:start w:val="1"/>
+      <w:numFmt w:val="lowerLetter"/>
+      <w:lvlText w:val="%5."/>
+      <w:lvlJc w:val="left"/>
+      <w:pPr>
+        <w:ind w:left="4308" w:hanging="360"/>
+      </w:pPr>
+    </w:lvl>
+    <w:lvl w:ilvl="5" w:tplc="0419001B" w:tentative="1">
+      <w:start w:val="1"/>
+      <w:numFmt w:val="lowerRoman"/>
+      <w:lvlText w:val="%6."/>
+      <w:lvlJc w:val="right"/>
+      <w:pPr>
+        <w:ind w:left="5028" w:hanging="180"/>
+      </w:pPr>
+    </w:lvl>
+    <w:lvl w:ilvl="6" w:tplc="0419000F" w:tentative="1">
+      <w:start w:val="1"/>
+      <w:numFmt w:val="decimal"/>
+      <w:lvlText w:val="%7."/>
+      <w:lvlJc w:val="left"/>
+      <w:pPr>
+        <w:ind w:left="5748" w:hanging="360"/>
+      </w:pPr>
+    </w:lvl>
+    <w:lvl w:ilvl="7" w:tplc="04190019" w:tentative="1">
+      <w:start w:val="1"/>
+      <w:numFmt w:val="lowerLetter"/>
+      <w:lvlText w:val="%8."/>
+      <w:lvlJc w:val="left"/>
+      <w:pPr>
+        <w:ind w:left="6468" w:hanging="360"/>
+      </w:pPr>
+    </w:lvl>
+    <w:lvl w:ilvl="8" w:tplc="0419001B" w:tentative="1">
+      <w:start w:val="1"/>
+      <w:numFmt w:val="lowerRoman"/>
+      <w:lvlText w:val="%9."/>
+      <w:lvlJc w:val="right"/>
+      <w:pPr>
+        <w:ind w:left="7188" w:hanging="180"/>
+      </w:pPr>
+    </w:lvl>
+  </w:abstractNum>
+  <w:abstractNum w:abstractNumId="12" w15:restartNumberingAfterBreak="0">
+    <w:nsid w:val="5DB10D7A"/>
+    <w:multiLevelType w:val="hybridMultilevel"/>
+    <w:tmpl w:val="7834D978"/>
+    <w:lvl w:ilvl="0" w:tplc="295C3380">
+      <w:start w:val="1"/>
+      <w:numFmt w:val="decimal"/>
+      <w:lvlText w:val="%1."/>
+      <w:lvlJc w:val="left"/>
+      <w:pPr>
+        <w:ind w:left="1429" w:hanging="360"/>
+      </w:pPr>
+      <w:rPr>
+        <w:rFonts w:hint="default"/>
+      </w:rPr>
+    </w:lvl>
+    <w:lvl w:ilvl="1" w:tplc="04190019" w:tentative="1">
+      <w:start w:val="1"/>
+      <w:numFmt w:val="lowerLetter"/>
+      <w:lvlText w:val="%2."/>
+      <w:lvlJc w:val="left"/>
+      <w:pPr>
+        <w:ind w:left="2149" w:hanging="360"/>
+      </w:pPr>
+    </w:lvl>
+    <w:lvl w:ilvl="2" w:tplc="0419001B" w:tentative="1">
+      <w:start w:val="1"/>
+      <w:numFmt w:val="lowerRoman"/>
+      <w:lvlText w:val="%3."/>
+      <w:lvlJc w:val="right"/>
+      <w:pPr>
+        <w:ind w:left="2869" w:hanging="180"/>
+      </w:pPr>
+    </w:lvl>
+    <w:lvl w:ilvl="3" w:tplc="0419000F" w:tentative="1">
+      <w:start w:val="1"/>
+      <w:numFmt w:val="decimal"/>
+      <w:lvlText w:val="%4."/>
+      <w:lvlJc w:val="left"/>
+      <w:pPr>
+        <w:ind w:left="3589" w:hanging="360"/>
+      </w:pPr>
+    </w:lvl>
+    <w:lvl w:ilvl="4" w:tplc="04190019" w:tentative="1">
+      <w:start w:val="1"/>
+      <w:numFmt w:val="lowerLetter"/>
+      <w:lvlText w:val="%5."/>
+      <w:lvlJc w:val="left"/>
+      <w:pPr>
+        <w:ind w:left="4309" w:hanging="360"/>
+      </w:pPr>
+    </w:lvl>
+    <w:lvl w:ilvl="5" w:tplc="0419001B" w:tentative="1">
+      <w:start w:val="1"/>
+      <w:numFmt w:val="lowerRoman"/>
+      <w:lvlText w:val="%6."/>
+      <w:lvlJc w:val="right"/>
+      <w:pPr>
+        <w:ind w:left="5029" w:hanging="180"/>
+      </w:pPr>
+    </w:lvl>
+    <w:lvl w:ilvl="6" w:tplc="0419000F" w:tentative="1">
+      <w:start w:val="1"/>
+      <w:numFmt w:val="decimal"/>
+      <w:lvlText w:val="%7."/>
+      <w:lvlJc w:val="left"/>
+      <w:pPr>
+        <w:ind w:left="5749" w:hanging="360"/>
+      </w:pPr>
+    </w:lvl>
+    <w:lvl w:ilvl="7" w:tplc="04190019" w:tentative="1">
+      <w:start w:val="1"/>
+      <w:numFmt w:val="lowerLetter"/>
+      <w:lvlText w:val="%8."/>
+      <w:lvlJc w:val="left"/>
+      <w:pPr>
+        <w:ind w:left="6469" w:hanging="360"/>
+      </w:pPr>
+    </w:lvl>
+    <w:lvl w:ilvl="8" w:tplc="0419001B" w:tentative="1">
+      <w:start w:val="1"/>
+      <w:numFmt w:val="lowerRoman"/>
+      <w:lvlText w:val="%9."/>
+      <w:lvlJc w:val="right"/>
+      <w:pPr>
+        <w:ind w:left="7189" w:hanging="180"/>
+      </w:pPr>
+    </w:lvl>
+  </w:abstractNum>
+  <w:abstractNum w:abstractNumId="13" w15:restartNumberingAfterBreak="0">
+    <w:nsid w:val="5EE54DB0"/>
+    <w:multiLevelType w:val="hybridMultilevel"/>
+    <w:tmpl w:val="47CE370A"/>
+    <w:lvl w:ilvl="0" w:tplc="669853C2">
+      <w:start w:val="1"/>
+      <w:numFmt w:val="decimal"/>
+      <w:lvlText w:val="%1.2"/>
+      <w:lvlJc w:val="left"/>
+      <w:pPr>
+        <w:ind w:left="0" w:firstLine="0"/>
+      </w:pPr>
+      <w:rPr>
+        <w:rFonts w:hint="default"/>
+      </w:rPr>
+    </w:lvl>
+    <w:lvl w:ilvl="1" w:tplc="04190019" w:tentative="1">
+      <w:start w:val="1"/>
+      <w:numFmt w:val="lowerLetter"/>
+      <w:lvlText w:val="%2."/>
+      <w:lvlJc w:val="left"/>
+      <w:pPr>
+        <w:ind w:left="1440" w:hanging="360"/>
+      </w:pPr>
+    </w:lvl>
+    <w:lvl w:ilvl="2" w:tplc="0419001B" w:tentative="1">
+      <w:start w:val="1"/>
+      <w:numFmt w:val="lowerRoman"/>
+      <w:lvlText w:val="%3."/>
+      <w:lvlJc w:val="right"/>
+      <w:pPr>
+        <w:ind w:left="2160" w:hanging="180"/>
+      </w:pPr>
+    </w:lvl>
+    <w:lvl w:ilvl="3" w:tplc="0419000F" w:tentative="1">
+      <w:start w:val="1"/>
+      <w:numFmt w:val="decimal"/>
+      <w:lvlText w:val="%4."/>
+      <w:lvlJc w:val="left"/>
+      <w:pPr>
+        <w:ind w:left="2880" w:hanging="360"/>
+      </w:pPr>
+    </w:lvl>
+    <w:lvl w:ilvl="4" w:tplc="04190019" w:tentative="1">
+      <w:start w:val="1"/>
+      <w:numFmt w:val="lowerLetter"/>
+      <w:lvlText w:val="%5."/>
+      <w:lvlJc w:val="left"/>
+      <w:pPr>
+        <w:ind w:left="3600" w:hanging="360"/>
+      </w:pPr>
+    </w:lvl>
+    <w:lvl w:ilvl="5" w:tplc="0419001B" w:tentative="1">
+      <w:start w:val="1"/>
+      <w:numFmt w:val="lowerRoman"/>
+      <w:lvlText w:val="%6."/>
+      <w:lvlJc w:val="right"/>
+      <w:pPr>
+        <w:ind w:left="4320" w:hanging="180"/>
+      </w:pPr>
+    </w:lvl>
+    <w:lvl w:ilvl="6" w:tplc="0419000F" w:tentative="1">
+      <w:start w:val="1"/>
+      <w:numFmt w:val="decimal"/>
+      <w:lvlText w:val="%7."/>
+      <w:lvlJc w:val="left"/>
+      <w:pPr>
+        <w:ind w:left="5040" w:hanging="360"/>
+      </w:pPr>
+    </w:lvl>
+    <w:lvl w:ilvl="7" w:tplc="04190019" w:tentative="1">
+      <w:start w:val="1"/>
+      <w:numFmt w:val="lowerLetter"/>
+      <w:lvlText w:val="%8."/>
+      <w:lvlJc w:val="left"/>
+      <w:pPr>
+        <w:ind w:left="5760" w:hanging="360"/>
+      </w:pPr>
+    </w:lvl>
+    <w:lvl w:ilvl="8" w:tplc="0419001B" w:tentative="1">
+      <w:start w:val="1"/>
+      <w:numFmt w:val="lowerRoman"/>
+      <w:lvlText w:val="%9."/>
+      <w:lvlJc w:val="right"/>
+      <w:pPr>
+        <w:ind w:left="6480" w:hanging="180"/>
+      </w:pPr>
+    </w:lvl>
+  </w:abstractNum>
+  <w:abstractNum w:abstractNumId="14" w15:restartNumberingAfterBreak="0">
+    <w:nsid w:val="60392CE3"/>
+    <w:multiLevelType w:val="hybridMultilevel"/>
+    <w:tmpl w:val="63B0F1C6"/>
+    <w:lvl w:ilvl="0" w:tplc="04190001">
+      <w:start w:val="1"/>
+      <w:numFmt w:val="bullet"/>
+      <w:lvlText w:val=""/>
+      <w:lvlJc w:val="left"/>
+      <w:pPr>
+        <w:ind w:left="1429" w:hanging="360"/>
+      </w:pPr>
+      <w:rPr>
+        <w:rFonts w:ascii="Symbol" w:hAnsi="Symbol" w:hint="default"/>
+      </w:rPr>
+    </w:lvl>
+    <w:lvl w:ilvl="1" w:tplc="04190003" w:tentative="1">
+      <w:start w:val="1"/>
+      <w:numFmt w:val="bullet"/>
+      <w:lvlText w:val="o"/>
+      <w:lvlJc w:val="left"/>
+      <w:pPr>
+        <w:ind w:left="2149" w:hanging="360"/>
+      </w:pPr>
+      <w:rPr>
+        <w:rFonts w:ascii="Courier New" w:hAnsi="Courier New" w:cs="Courier New" w:hint="default"/>
+      </w:rPr>
+    </w:lvl>
+    <w:lvl w:ilvl="2" w:tplc="04190005" w:tentative="1">
+      <w:start w:val="1"/>
+      <w:numFmt w:val="bullet"/>
+      <w:lvlText w:val=""/>
+      <w:lvlJc w:val="left"/>
+      <w:pPr>
+        <w:ind w:left="2869" w:hanging="360"/>
+      </w:pPr>
+      <w:rPr>
+        <w:rFonts w:ascii="Wingdings" w:hAnsi="Wingdings" w:hint="default"/>
+      </w:rPr>
+    </w:lvl>
+    <w:lvl w:ilvl="3" w:tplc="04190001" w:tentative="1">
+      <w:start w:val="1"/>
+      <w:numFmt w:val="bullet"/>
+      <w:lvlText w:val=""/>
+      <w:lvlJc w:val="left"/>
+      <w:pPr>
+        <w:ind w:left="3589" w:hanging="360"/>
+      </w:pPr>
+      <w:rPr>
+        <w:rFonts w:ascii="Symbol" w:hAnsi="Symbol" w:hint="default"/>
+      </w:rPr>
+    </w:lvl>
+    <w:lvl w:ilvl="4" w:tplc="04190003" w:tentative="1">
+      <w:start w:val="1"/>
+      <w:numFmt w:val="bullet"/>
+      <w:lvlText w:val="o"/>
+      <w:lvlJc w:val="left"/>
+      <w:pPr>
+        <w:ind w:left="4309" w:hanging="360"/>
+      </w:pPr>
+      <w:rPr>
+        <w:rFonts w:ascii="Courier New" w:hAnsi="Courier New" w:cs="Courier New" w:hint="default"/>
+      </w:rPr>
+    </w:lvl>
+    <w:lvl w:ilvl="5" w:tplc="04190005" w:tentative="1">
+      <w:start w:val="1"/>
+      <w:numFmt w:val="bullet"/>
+      <w:lvlText w:val=""/>
+      <w:lvlJc w:val="left"/>
+      <w:pPr>
+        <w:ind w:left="5029" w:hanging="360"/>
+      </w:pPr>
+      <w:rPr>
+        <w:rFonts w:ascii="Wingdings" w:hAnsi="Wingdings" w:hint="default"/>
+      </w:rPr>
+    </w:lvl>
+    <w:lvl w:ilvl="6" w:tplc="04190001" w:tentative="1">
+      <w:start w:val="1"/>
+      <w:numFmt w:val="bullet"/>
+      <w:lvlText w:val=""/>
+      <w:lvlJc w:val="left"/>
+      <w:pPr>
+        <w:ind w:left="5749" w:hanging="360"/>
+      </w:pPr>
+      <w:rPr>
+        <w:rFonts w:ascii="Symbol" w:hAnsi="Symbol" w:hint="default"/>
+      </w:rPr>
+    </w:lvl>
+    <w:lvl w:ilvl="7" w:tplc="04190003" w:tentative="1">
+      <w:start w:val="1"/>
+      <w:numFmt w:val="bullet"/>
+      <w:lvlText w:val="o"/>
+      <w:lvlJc w:val="left"/>
+      <w:pPr>
+        <w:ind w:left="6469" w:hanging="360"/>
+      </w:pPr>
+      <w:rPr>
+        <w:rFonts w:ascii="Courier New" w:hAnsi="Courier New" w:cs="Courier New" w:hint="default"/>
+      </w:rPr>
+    </w:lvl>
+    <w:lvl w:ilvl="8" w:tplc="04190005" w:tentative="1">
+      <w:start w:val="1"/>
+      <w:numFmt w:val="bullet"/>
+      <w:lvlText w:val=""/>
+      <w:lvlJc w:val="left"/>
+      <w:pPr>
+        <w:ind w:left="7189" w:hanging="360"/>
+      </w:pPr>
+      <w:rPr>
+        <w:rFonts w:ascii="Wingdings" w:hAnsi="Wingdings" w:hint="default"/>
+      </w:rPr>
+    </w:lvl>
+  </w:abstractNum>
+  <w:abstractNum w:abstractNumId="15" w15:restartNumberingAfterBreak="0">
     <w:nsid w:val="61CE65CF"/>
     <w:multiLevelType w:val="hybridMultilevel"/>
     <w:tmpl w:val="0D76EE96"/>
@@ -1368,7 +8867,7 @@
       </w:rPr>
     </w:lvl>
   </w:abstractNum>
-  <w:abstractNum w:abstractNumId="8" w15:restartNumberingAfterBreak="0">
+  <w:abstractNum w:abstractNumId="16" w15:restartNumberingAfterBreak="0">
     <w:nsid w:val="68E27A37"/>
     <w:multiLevelType w:val="hybridMultilevel"/>
     <w:tmpl w:val="622227D4"/>
@@ -1458,7 +8957,7 @@
       </w:pPr>
     </w:lvl>
   </w:abstractNum>
-  <w:abstractNum w:abstractNumId="9" w15:restartNumberingAfterBreak="0">
+  <w:abstractNum w:abstractNumId="17" w15:restartNumberingAfterBreak="0">
     <w:nsid w:val="7091451C"/>
     <w:multiLevelType w:val="hybridMultilevel"/>
     <w:tmpl w:val="976EF784"/>
@@ -1570,11 +9069,237 @@
       </w:rPr>
     </w:lvl>
   </w:abstractNum>
-  <w:abstractNum w:abstractNumId="10" w15:restartNumberingAfterBreak="0">
-    <w:nsid w:val="7939412B"/>
+  <w:abstractNum w:abstractNumId="18" w15:restartNumberingAfterBreak="0">
+    <w:nsid w:val="7636546C"/>
     <w:multiLevelType w:val="hybridMultilevel"/>
-    <w:tmpl w:val="FA4E2170"/>
-    <w:lvl w:ilvl="0" w:tplc="295C3380">
+    <w:tmpl w:val="E2D229C4"/>
+    <w:lvl w:ilvl="0" w:tplc="04190001">
+      <w:start w:val="1"/>
+      <w:numFmt w:val="bullet"/>
+      <w:lvlText w:val=""/>
+      <w:lvlJc w:val="left"/>
+      <w:pPr>
+        <w:ind w:left="1429" w:hanging="360"/>
+      </w:pPr>
+      <w:rPr>
+        <w:rFonts w:ascii="Symbol" w:hAnsi="Symbol" w:hint="default"/>
+      </w:rPr>
+    </w:lvl>
+    <w:lvl w:ilvl="1" w:tplc="04190003" w:tentative="1">
+      <w:start w:val="1"/>
+      <w:numFmt w:val="bullet"/>
+      <w:lvlText w:val="o"/>
+      <w:lvlJc w:val="left"/>
+      <w:pPr>
+        <w:ind w:left="2149" w:hanging="360"/>
+      </w:pPr>
+      <w:rPr>
+        <w:rFonts w:ascii="Courier New" w:hAnsi="Courier New" w:cs="Courier New" w:hint="default"/>
+      </w:rPr>
+    </w:lvl>
+    <w:lvl w:ilvl="2" w:tplc="04190005" w:tentative="1">
+      <w:start w:val="1"/>
+      <w:numFmt w:val="bullet"/>
+      <w:lvlText w:val=""/>
+      <w:lvlJc w:val="left"/>
+      <w:pPr>
+        <w:ind w:left="2869" w:hanging="360"/>
+      </w:pPr>
+      <w:rPr>
+        <w:rFonts w:ascii="Wingdings" w:hAnsi="Wingdings" w:hint="default"/>
+      </w:rPr>
+    </w:lvl>
+    <w:lvl w:ilvl="3" w:tplc="04190001" w:tentative="1">
+      <w:start w:val="1"/>
+      <w:numFmt w:val="bullet"/>
+      <w:lvlText w:val=""/>
+      <w:lvlJc w:val="left"/>
+      <w:pPr>
+        <w:ind w:left="3589" w:hanging="360"/>
+      </w:pPr>
+      <w:rPr>
+        <w:rFonts w:ascii="Symbol" w:hAnsi="Symbol" w:hint="default"/>
+      </w:rPr>
+    </w:lvl>
+    <w:lvl w:ilvl="4" w:tplc="04190003" w:tentative="1">
+      <w:start w:val="1"/>
+      <w:numFmt w:val="bullet"/>
+      <w:lvlText w:val="o"/>
+      <w:lvlJc w:val="left"/>
+      <w:pPr>
+        <w:ind w:left="4309" w:hanging="360"/>
+      </w:pPr>
+      <w:rPr>
+        <w:rFonts w:ascii="Courier New" w:hAnsi="Courier New" w:cs="Courier New" w:hint="default"/>
+      </w:rPr>
+    </w:lvl>
+    <w:lvl w:ilvl="5" w:tplc="04190005" w:tentative="1">
+      <w:start w:val="1"/>
+      <w:numFmt w:val="bullet"/>
+      <w:lvlText w:val=""/>
+      <w:lvlJc w:val="left"/>
+      <w:pPr>
+        <w:ind w:left="5029" w:hanging="360"/>
+      </w:pPr>
+      <w:rPr>
+        <w:rFonts w:ascii="Wingdings" w:hAnsi="Wingdings" w:hint="default"/>
+      </w:rPr>
+    </w:lvl>
+    <w:lvl w:ilvl="6" w:tplc="04190001" w:tentative="1">
+      <w:start w:val="1"/>
+      <w:numFmt w:val="bullet"/>
+      <w:lvlText w:val=""/>
+      <w:lvlJc w:val="left"/>
+      <w:pPr>
+        <w:ind w:left="5749" w:hanging="360"/>
+      </w:pPr>
+      <w:rPr>
+        <w:rFonts w:ascii="Symbol" w:hAnsi="Symbol" w:hint="default"/>
+      </w:rPr>
+    </w:lvl>
+    <w:lvl w:ilvl="7" w:tplc="04190003" w:tentative="1">
+      <w:start w:val="1"/>
+      <w:numFmt w:val="bullet"/>
+      <w:lvlText w:val="o"/>
+      <w:lvlJc w:val="left"/>
+      <w:pPr>
+        <w:ind w:left="6469" w:hanging="360"/>
+      </w:pPr>
+      <w:rPr>
+        <w:rFonts w:ascii="Courier New" w:hAnsi="Courier New" w:cs="Courier New" w:hint="default"/>
+      </w:rPr>
+    </w:lvl>
+    <w:lvl w:ilvl="8" w:tplc="04190005" w:tentative="1">
+      <w:start w:val="1"/>
+      <w:numFmt w:val="bullet"/>
+      <w:lvlText w:val=""/>
+      <w:lvlJc w:val="left"/>
+      <w:pPr>
+        <w:ind w:left="7189" w:hanging="360"/>
+      </w:pPr>
+      <w:rPr>
+        <w:rFonts w:ascii="Wingdings" w:hAnsi="Wingdings" w:hint="default"/>
+      </w:rPr>
+    </w:lvl>
+  </w:abstractNum>
+  <w:abstractNum w:abstractNumId="19" w15:restartNumberingAfterBreak="0">
+    <w:nsid w:val="76E03311"/>
+    <w:multiLevelType w:val="hybridMultilevel"/>
+    <w:tmpl w:val="C5667962"/>
+    <w:lvl w:ilvl="0" w:tplc="04190001">
+      <w:start w:val="1"/>
+      <w:numFmt w:val="bullet"/>
+      <w:lvlText w:val=""/>
+      <w:lvlJc w:val="left"/>
+      <w:pPr>
+        <w:ind w:left="1789" w:hanging="360"/>
+      </w:pPr>
+      <w:rPr>
+        <w:rFonts w:ascii="Symbol" w:hAnsi="Symbol" w:hint="default"/>
+      </w:rPr>
+    </w:lvl>
+    <w:lvl w:ilvl="1" w:tplc="04190003" w:tentative="1">
+      <w:start w:val="1"/>
+      <w:numFmt w:val="bullet"/>
+      <w:lvlText w:val="o"/>
+      <w:lvlJc w:val="left"/>
+      <w:pPr>
+        <w:ind w:left="2509" w:hanging="360"/>
+      </w:pPr>
+      <w:rPr>
+        <w:rFonts w:ascii="Courier New" w:hAnsi="Courier New" w:cs="Courier New" w:hint="default"/>
+      </w:rPr>
+    </w:lvl>
+    <w:lvl w:ilvl="2" w:tplc="04190005" w:tentative="1">
+      <w:start w:val="1"/>
+      <w:numFmt w:val="bullet"/>
+      <w:lvlText w:val=""/>
+      <w:lvlJc w:val="left"/>
+      <w:pPr>
+        <w:ind w:left="3229" w:hanging="360"/>
+      </w:pPr>
+      <w:rPr>
+        <w:rFonts w:ascii="Wingdings" w:hAnsi="Wingdings" w:hint="default"/>
+      </w:rPr>
+    </w:lvl>
+    <w:lvl w:ilvl="3" w:tplc="04190001" w:tentative="1">
+      <w:start w:val="1"/>
+      <w:numFmt w:val="bullet"/>
+      <w:lvlText w:val=""/>
+      <w:lvlJc w:val="left"/>
+      <w:pPr>
+        <w:ind w:left="3949" w:hanging="360"/>
+      </w:pPr>
+      <w:rPr>
+        <w:rFonts w:ascii="Symbol" w:hAnsi="Symbol" w:hint="default"/>
+      </w:rPr>
+    </w:lvl>
+    <w:lvl w:ilvl="4" w:tplc="04190003" w:tentative="1">
+      <w:start w:val="1"/>
+      <w:numFmt w:val="bullet"/>
+      <w:lvlText w:val="o"/>
+      <w:lvlJc w:val="left"/>
+      <w:pPr>
+        <w:ind w:left="4669" w:hanging="360"/>
+      </w:pPr>
+      <w:rPr>
+        <w:rFonts w:ascii="Courier New" w:hAnsi="Courier New" w:cs="Courier New" w:hint="default"/>
+      </w:rPr>
+    </w:lvl>
+    <w:lvl w:ilvl="5" w:tplc="04190005" w:tentative="1">
+      <w:start w:val="1"/>
+      <w:numFmt w:val="bullet"/>
+      <w:lvlText w:val=""/>
+      <w:lvlJc w:val="left"/>
+      <w:pPr>
+        <w:ind w:left="5389" w:hanging="360"/>
+      </w:pPr>
+      <w:rPr>
+        <w:rFonts w:ascii="Wingdings" w:hAnsi="Wingdings" w:hint="default"/>
+      </w:rPr>
+    </w:lvl>
+    <w:lvl w:ilvl="6" w:tplc="04190001" w:tentative="1">
+      <w:start w:val="1"/>
+      <w:numFmt w:val="bullet"/>
+      <w:lvlText w:val=""/>
+      <w:lvlJc w:val="left"/>
+      <w:pPr>
+        <w:ind w:left="6109" w:hanging="360"/>
+      </w:pPr>
+      <w:rPr>
+        <w:rFonts w:ascii="Symbol" w:hAnsi="Symbol" w:hint="default"/>
+      </w:rPr>
+    </w:lvl>
+    <w:lvl w:ilvl="7" w:tplc="04190003" w:tentative="1">
+      <w:start w:val="1"/>
+      <w:numFmt w:val="bullet"/>
+      <w:lvlText w:val="o"/>
+      <w:lvlJc w:val="left"/>
+      <w:pPr>
+        <w:ind w:left="6829" w:hanging="360"/>
+      </w:pPr>
+      <w:rPr>
+        <w:rFonts w:ascii="Courier New" w:hAnsi="Courier New" w:cs="Courier New" w:hint="default"/>
+      </w:rPr>
+    </w:lvl>
+    <w:lvl w:ilvl="8" w:tplc="04190005" w:tentative="1">
+      <w:start w:val="1"/>
+      <w:numFmt w:val="bullet"/>
+      <w:lvlText w:val=""/>
+      <w:lvlJc w:val="left"/>
+      <w:pPr>
+        <w:ind w:left="7549" w:hanging="360"/>
+      </w:pPr>
+      <w:rPr>
+        <w:rFonts w:ascii="Wingdings" w:hAnsi="Wingdings" w:hint="default"/>
+      </w:rPr>
+    </w:lvl>
+  </w:abstractNum>
+  <w:abstractNum w:abstractNumId="20" w15:restartNumberingAfterBreak="0">
+    <w:nsid w:val="772A4D93"/>
+    <w:multiLevelType w:val="multilevel"/>
+    <w:tmpl w:val="98F475F2"/>
+    <w:lvl w:ilvl="0">
       <w:start w:val="1"/>
       <w:numFmt w:val="decimal"/>
       <w:suff w:val="space"/>
@@ -1587,6 +9312,126 @@
         <w:rFonts w:hint="default"/>
       </w:rPr>
     </w:lvl>
+    <w:lvl w:ilvl="1">
+      <w:start w:val="1"/>
+      <w:numFmt w:val="decimal"/>
+      <w:lvlText w:val="%2."/>
+      <w:lvlJc w:val="left"/>
+      <w:pPr>
+        <w:ind w:left="1129" w:hanging="420"/>
+      </w:pPr>
+      <w:rPr>
+        <w:rFonts w:hint="default"/>
+      </w:rPr>
+    </w:lvl>
+    <w:lvl w:ilvl="2">
+      <w:start w:val="1"/>
+      <w:numFmt w:val="decimal"/>
+      <w:isLgl/>
+      <w:lvlText w:val="%1.%2.%3"/>
+      <w:lvlJc w:val="left"/>
+      <w:pPr>
+        <w:ind w:left="2138" w:hanging="720"/>
+      </w:pPr>
+      <w:rPr>
+        <w:rFonts w:hint="default"/>
+      </w:rPr>
+    </w:lvl>
+    <w:lvl w:ilvl="3">
+      <w:start w:val="1"/>
+      <w:numFmt w:val="decimal"/>
+      <w:isLgl/>
+      <w:lvlText w:val="%1.%2.%3.%4"/>
+      <w:lvlJc w:val="left"/>
+      <w:pPr>
+        <w:ind w:left="3207" w:hanging="1080"/>
+      </w:pPr>
+      <w:rPr>
+        <w:rFonts w:hint="default"/>
+      </w:rPr>
+    </w:lvl>
+    <w:lvl w:ilvl="4">
+      <w:start w:val="1"/>
+      <w:numFmt w:val="decimal"/>
+      <w:isLgl/>
+      <w:lvlText w:val="%1.%2.%3.%4.%5"/>
+      <w:lvlJc w:val="left"/>
+      <w:pPr>
+        <w:ind w:left="3916" w:hanging="1080"/>
+      </w:pPr>
+      <w:rPr>
+        <w:rFonts w:hint="default"/>
+      </w:rPr>
+    </w:lvl>
+    <w:lvl w:ilvl="5">
+      <w:start w:val="1"/>
+      <w:numFmt w:val="decimal"/>
+      <w:isLgl/>
+      <w:lvlText w:val="%1.%2.%3.%4.%5.%6"/>
+      <w:lvlJc w:val="left"/>
+      <w:pPr>
+        <w:ind w:left="4985" w:hanging="1440"/>
+      </w:pPr>
+      <w:rPr>
+        <w:rFonts w:hint="default"/>
+      </w:rPr>
+    </w:lvl>
+    <w:lvl w:ilvl="6">
+      <w:start w:val="1"/>
+      <w:numFmt w:val="decimal"/>
+      <w:isLgl/>
+      <w:lvlText w:val="%1.%2.%3.%4.%5.%6.%7"/>
+      <w:lvlJc w:val="left"/>
+      <w:pPr>
+        <w:ind w:left="5694" w:hanging="1440"/>
+      </w:pPr>
+      <w:rPr>
+        <w:rFonts w:hint="default"/>
+      </w:rPr>
+    </w:lvl>
+    <w:lvl w:ilvl="7">
+      <w:start w:val="1"/>
+      <w:numFmt w:val="decimal"/>
+      <w:isLgl/>
+      <w:lvlText w:val="%1.%2.%3.%4.%5.%6.%7.%8"/>
+      <w:lvlJc w:val="left"/>
+      <w:pPr>
+        <w:ind w:left="6763" w:hanging="1800"/>
+      </w:pPr>
+      <w:rPr>
+        <w:rFonts w:hint="default"/>
+      </w:rPr>
+    </w:lvl>
+    <w:lvl w:ilvl="8">
+      <w:start w:val="1"/>
+      <w:numFmt w:val="decimal"/>
+      <w:isLgl/>
+      <w:lvlText w:val="%1.%2.%3.%4.%5.%6.%7.%8.%9"/>
+      <w:lvlJc w:val="left"/>
+      <w:pPr>
+        <w:ind w:left="7832" w:hanging="2160"/>
+      </w:pPr>
+      <w:rPr>
+        <w:rFonts w:hint="default"/>
+      </w:rPr>
+    </w:lvl>
+  </w:abstractNum>
+  <w:abstractNum w:abstractNumId="21" w15:restartNumberingAfterBreak="0">
+    <w:nsid w:val="78B349FC"/>
+    <w:multiLevelType w:val="hybridMultilevel"/>
+    <w:tmpl w:val="1A9669C2"/>
+    <w:lvl w:ilvl="0" w:tplc="295C3380">
+      <w:start w:val="1"/>
+      <w:numFmt w:val="decimal"/>
+      <w:lvlText w:val="%1."/>
+      <w:lvlJc w:val="left"/>
+      <w:pPr>
+        <w:ind w:left="1429" w:hanging="360"/>
+      </w:pPr>
+      <w:rPr>
+        <w:rFonts w:hint="default"/>
+      </w:rPr>
+    </w:lvl>
     <w:lvl w:ilvl="1" w:tplc="04190019" w:tentative="1">
       <w:start w:val="1"/>
       <w:numFmt w:val="lowerLetter"/>
@@ -1660,38 +9505,196 @@
       </w:pPr>
     </w:lvl>
   </w:abstractNum>
+  <w:abstractNum w:abstractNumId="22" w15:restartNumberingAfterBreak="0">
+    <w:nsid w:val="7939412B"/>
+    <w:multiLevelType w:val="multilevel"/>
+    <w:tmpl w:val="DF30B3C2"/>
+    <w:lvl w:ilvl="0">
+      <w:start w:val="1"/>
+      <w:numFmt w:val="decimal"/>
+      <w:suff w:val="space"/>
+      <w:lvlText w:val="%1."/>
+      <w:lvlJc w:val="left"/>
+      <w:pPr>
+        <w:ind w:left="0" w:firstLine="0"/>
+      </w:pPr>
+      <w:rPr>
+        <w:rFonts w:hint="default"/>
+      </w:rPr>
+    </w:lvl>
+    <w:lvl w:ilvl="1">
+      <w:start w:val="1"/>
+      <w:numFmt w:val="decimal"/>
+      <w:isLgl/>
+      <w:lvlText w:val="%1.%2"/>
+      <w:lvlJc w:val="left"/>
+      <w:pPr>
+        <w:ind w:left="1129" w:hanging="420"/>
+      </w:pPr>
+      <w:rPr>
+        <w:rFonts w:hint="default"/>
+      </w:rPr>
+    </w:lvl>
+    <w:lvl w:ilvl="2">
+      <w:start w:val="1"/>
+      <w:numFmt w:val="decimal"/>
+      <w:isLgl/>
+      <w:lvlText w:val="%1.%2.%3"/>
+      <w:lvlJc w:val="left"/>
+      <w:pPr>
+        <w:ind w:left="2138" w:hanging="720"/>
+      </w:pPr>
+      <w:rPr>
+        <w:rFonts w:hint="default"/>
+      </w:rPr>
+    </w:lvl>
+    <w:lvl w:ilvl="3">
+      <w:start w:val="1"/>
+      <w:numFmt w:val="decimal"/>
+      <w:isLgl/>
+      <w:lvlText w:val="%1.%2.%3.%4"/>
+      <w:lvlJc w:val="left"/>
+      <w:pPr>
+        <w:ind w:left="3207" w:hanging="1080"/>
+      </w:pPr>
+      <w:rPr>
+        <w:rFonts w:hint="default"/>
+      </w:rPr>
+    </w:lvl>
+    <w:lvl w:ilvl="4">
+      <w:start w:val="1"/>
+      <w:numFmt w:val="decimal"/>
+      <w:isLgl/>
+      <w:lvlText w:val="%1.%2.%3.%4.%5"/>
+      <w:lvlJc w:val="left"/>
+      <w:pPr>
+        <w:ind w:left="3916" w:hanging="1080"/>
+      </w:pPr>
+      <w:rPr>
+        <w:rFonts w:hint="default"/>
+      </w:rPr>
+    </w:lvl>
+    <w:lvl w:ilvl="5">
+      <w:start w:val="1"/>
+      <w:numFmt w:val="decimal"/>
+      <w:isLgl/>
+      <w:lvlText w:val="%1.%2.%3.%4.%5.%6"/>
+      <w:lvlJc w:val="left"/>
+      <w:pPr>
+        <w:ind w:left="4985" w:hanging="1440"/>
+      </w:pPr>
+      <w:rPr>
+        <w:rFonts w:hint="default"/>
+      </w:rPr>
+    </w:lvl>
+    <w:lvl w:ilvl="6">
+      <w:start w:val="1"/>
+      <w:numFmt w:val="decimal"/>
+      <w:isLgl/>
+      <w:lvlText w:val="%1.%2.%3.%4.%5.%6.%7"/>
+      <w:lvlJc w:val="left"/>
+      <w:pPr>
+        <w:ind w:left="5694" w:hanging="1440"/>
+      </w:pPr>
+      <w:rPr>
+        <w:rFonts w:hint="default"/>
+      </w:rPr>
+    </w:lvl>
+    <w:lvl w:ilvl="7">
+      <w:start w:val="1"/>
+      <w:numFmt w:val="decimal"/>
+      <w:isLgl/>
+      <w:lvlText w:val="%1.%2.%3.%4.%5.%6.%7.%8"/>
+      <w:lvlJc w:val="left"/>
+      <w:pPr>
+        <w:ind w:left="6763" w:hanging="1800"/>
+      </w:pPr>
+      <w:rPr>
+        <w:rFonts w:hint="default"/>
+      </w:rPr>
+    </w:lvl>
+    <w:lvl w:ilvl="8">
+      <w:start w:val="1"/>
+      <w:numFmt w:val="decimal"/>
+      <w:isLgl/>
+      <w:lvlText w:val="%1.%2.%3.%4.%5.%6.%7.%8.%9"/>
+      <w:lvlJc w:val="left"/>
+      <w:pPr>
+        <w:ind w:left="7832" w:hanging="2160"/>
+      </w:pPr>
+      <w:rPr>
+        <w:rFonts w:hint="default"/>
+      </w:rPr>
+    </w:lvl>
+  </w:abstractNum>
   <w:num w:numId="1">
-    <w:abstractNumId w:val="7"/>
+    <w:abstractNumId w:val="15"/>
   </w:num>
   <w:num w:numId="2">
-    <w:abstractNumId w:val="9"/>
+    <w:abstractNumId w:val="17"/>
   </w:num>
   <w:num w:numId="3">
-    <w:abstractNumId w:val="6"/>
+    <w:abstractNumId w:val="10"/>
   </w:num>
   <w:num w:numId="4">
-    <w:abstractNumId w:val="10"/>
+    <w:abstractNumId w:val="22"/>
   </w:num>
   <w:num w:numId="5">
     <w:abstractNumId w:val="1"/>
   </w:num>
   <w:num w:numId="6">
-    <w:abstractNumId w:val="5"/>
+    <w:abstractNumId w:val="8"/>
   </w:num>
   <w:num w:numId="7">
     <w:abstractNumId w:val="0"/>
   </w:num>
   <w:num w:numId="8">
+    <w:abstractNumId w:val="5"/>
+  </w:num>
+  <w:num w:numId="9">
+    <w:abstractNumId w:val="7"/>
+  </w:num>
+  <w:num w:numId="10">
+    <w:abstractNumId w:val="4"/>
+  </w:num>
+  <w:num w:numId="11">
+    <w:abstractNumId w:val="16"/>
+  </w:num>
+  <w:num w:numId="12">
+    <w:abstractNumId w:val="13"/>
+  </w:num>
+  <w:num w:numId="13">
+    <w:abstractNumId w:val="11"/>
+  </w:num>
+  <w:num w:numId="14">
+    <w:abstractNumId w:val="20"/>
+  </w:num>
+  <w:num w:numId="15">
+    <w:abstractNumId w:val="2"/>
+  </w:num>
+  <w:num w:numId="16">
+    <w:abstractNumId w:val="14"/>
+  </w:num>
+  <w:num w:numId="17">
+    <w:abstractNumId w:val="18"/>
+  </w:num>
+  <w:num w:numId="18">
+    <w:abstractNumId w:val="21"/>
+  </w:num>
+  <w:num w:numId="19">
+    <w:abstractNumId w:val="12"/>
+  </w:num>
+  <w:num w:numId="20">
+    <w:abstractNumId w:val="9"/>
+  </w:num>
+  <w:num w:numId="21">
     <w:abstractNumId w:val="3"/>
   </w:num>
-  <w:num w:numId="9">
-    <w:abstractNumId w:val="4"/>
+  <w:num w:numId="22">
+    <w:abstractNumId w:val="6"/>
   </w:num>
-  <w:num w:numId="10">
-    <w:abstractNumId w:val="2"/>
-  </w:num>
-  <w:num w:numId="11">
-    <w:abstractNumId w:val="8"/>
+  <w:num w:numId="23">
+    <w:abstractNumId w:val="19"/>
   </w:num>
 </w:numbering>
 </file>
@@ -1701,7 +9704,7 @@
   <w:docDefaults>
     <w:rPrDefault>
       <w:rPr>
-        <w:rFonts w:asciiTheme="minorHAnsi" w:eastAsiaTheme="minorHAnsi" w:hAnsiTheme="minorHAnsi" w:cstheme="minorBidi"/>
+        <w:rFonts w:asciiTheme="minorHAnsi" w:eastAsia="MS Mincho" w:hAnsiTheme="minorHAnsi" w:cstheme="minorBidi"/>
         <w:sz w:val="22"/>
         <w:szCs w:val="22"/>
         <w:lang w:val="ru-RU" w:eastAsia="en-US" w:bidi="ar-SA"/>
@@ -2150,6 +10153,52 @@
       <w:lang w:eastAsia="en-US"/>
     </w:rPr>
   </w:style>
+  <w:style w:type="paragraph" w:styleId="3">
+    <w:name w:val="heading 3"/>
+    <w:basedOn w:val="a0"/>
+    <w:next w:val="a0"/>
+    <w:link w:val="30"/>
+    <w:uiPriority w:val="9"/>
+    <w:semiHidden/>
+    <w:unhideWhenUsed/>
+    <w:qFormat/>
+    <w:rsid w:val="009A3323"/>
+    <w:pPr>
+      <w:keepNext/>
+      <w:keepLines/>
+      <w:spacing w:before="40"/>
+      <w:outlineLvl w:val="2"/>
+    </w:pPr>
+    <w:rPr>
+      <w:rFonts w:asciiTheme="majorHAnsi" w:eastAsiaTheme="majorEastAsia" w:hAnsiTheme="majorHAnsi" w:cstheme="majorBidi"/>
+      <w:color w:val="1F3763" w:themeColor="accent1" w:themeShade="7F"/>
+      <w:sz w:val="24"/>
+      <w:szCs w:val="24"/>
+    </w:rPr>
+  </w:style>
+  <w:style w:type="paragraph" w:styleId="4">
+    <w:name w:val="heading 4"/>
+    <w:basedOn w:val="a0"/>
+    <w:next w:val="a0"/>
+    <w:link w:val="40"/>
+    <w:uiPriority w:val="9"/>
+    <w:semiHidden/>
+    <w:unhideWhenUsed/>
+    <w:qFormat/>
+    <w:rsid w:val="00F67233"/>
+    <w:pPr>
+      <w:keepNext/>
+      <w:keepLines/>
+      <w:spacing w:before="40"/>
+      <w:outlineLvl w:val="3"/>
+    </w:pPr>
+    <w:rPr>
+      <w:rFonts w:asciiTheme="majorHAnsi" w:eastAsiaTheme="majorEastAsia" w:hAnsiTheme="majorHAnsi" w:cstheme="majorBidi"/>
+      <w:i/>
+      <w:iCs/>
+      <w:color w:val="2F5496" w:themeColor="accent1" w:themeShade="BF"/>
+    </w:rPr>
+  </w:style>
   <w:style w:type="character" w:default="1" w:styleId="a1">
     <w:name w:val="Default Paragraph Font"/>
     <w:uiPriority w:val="1"/>
@@ -2299,6 +10348,38 @@
       </w:numPr>
       <w:contextualSpacing/>
     </w:pPr>
+  </w:style>
+  <w:style w:type="character" w:customStyle="1" w:styleId="30">
+    <w:name w:val="Заголовок 3 Знак"/>
+    <w:basedOn w:val="a1"/>
+    <w:link w:val="3"/>
+    <w:uiPriority w:val="9"/>
+    <w:semiHidden/>
+    <w:rsid w:val="009A3323"/>
+    <w:rPr>
+      <w:rFonts w:asciiTheme="majorHAnsi" w:eastAsiaTheme="majorEastAsia" w:hAnsiTheme="majorHAnsi" w:cstheme="majorBidi"/>
+      <w:color w:val="1F3763" w:themeColor="accent1" w:themeShade="7F"/>
+      <w:sz w:val="24"/>
+      <w:szCs w:val="24"/>
+      <w:lang w:eastAsia="ru-RU"/>
+    </w:rPr>
+  </w:style>
+  <w:style w:type="character" w:customStyle="1" w:styleId="40">
+    <w:name w:val="Заголовок 4 Знак"/>
+    <w:basedOn w:val="a1"/>
+    <w:link w:val="4"/>
+    <w:uiPriority w:val="9"/>
+    <w:semiHidden/>
+    <w:rsid w:val="00F67233"/>
+    <w:rPr>
+      <w:rFonts w:asciiTheme="majorHAnsi" w:eastAsiaTheme="majorEastAsia" w:hAnsiTheme="majorHAnsi" w:cstheme="majorBidi"/>
+      <w:i/>
+      <w:iCs/>
+      <w:color w:val="2F5496" w:themeColor="accent1" w:themeShade="BF"/>
+      <w:sz w:val="28"/>
+      <w:szCs w:val="20"/>
+      <w:lang w:eastAsia="ru-RU"/>
+    </w:rPr>
   </w:style>
 </w:styles>
 </file>

--- a/word/курсач начало.docx
+++ b/word/курсач начало.docx
@@ -4168,27 +4168,29 @@
         <w:ind w:firstLine="709"/>
         <w:jc w:val="both"/>
       </w:pPr>
+      <w:bookmarkStart w:id="7" w:name="_Toc229683681"/>
       <w:r>
         <w:t xml:space="preserve">В процессе работы интернет-магазина компьютерной техники существует несколько ключевых бизнес-процессов, которые должны быть </w:t>
       </w:r>
       <w:r>
         <w:lastRenderedPageBreak/>
-        <w:t>эффективно организованы. Рассмотрим их на примере типовой фирмы, занимающейся продажей комплектующих и готовых ПК:</w:t>
-      </w:r>
-    </w:p>
-    <w:p>
-      <w:pPr>
-        <w:pStyle w:val="a9"/>
-        <w:numPr>
-          <w:ilvl w:val="0"/>
-          <w:numId w:val="11"/>
-        </w:numPr>
+        <w:t>эффективно организованы. Рассмотрим их на примере типовой фирмы, занимающейся продажей комплектующих и готовых ПК.</w:t>
+      </w:r>
+    </w:p>
+    <w:p>
+      <w:pPr>
         <w:spacing w:line="360" w:lineRule="auto"/>
         <w:ind w:firstLine="709"/>
         <w:jc w:val="both"/>
       </w:pPr>
       <w:r>
-        <w:t>Процесс поиска и выбора товаров пользователями:</w:t>
+        <w:t xml:space="preserve">Первый процесс </w:t>
+      </w:r>
+      <w:r>
+        <w:t>–</w:t>
+      </w:r>
+      <w:r>
+        <w:t xml:space="preserve"> это поиск и выбор товаров пользователями. Клиенты заходят на сайт и используют фильтрацию для нахождения нужных комплектующих. Важным моментом является точность поиска и возможность сортировки товаров по категориям, например процессоры, видеокарты и так далее, а также по цене.</w:t>
       </w:r>
     </w:p>
     <w:p>
@@ -4198,13 +4200,29 @@
         <w:jc w:val="both"/>
       </w:pPr>
       <w:r>
-        <w:t>клиенты заходят на сайт и используют фильтраци</w:t>
-      </w:r>
-      <w:r>
-        <w:t>ю</w:t>
-      </w:r>
-      <w:r>
-        <w:t xml:space="preserve"> для нахождения нужных комплектующих;</w:t>
+        <w:t xml:space="preserve">Второй процесс </w:t>
+      </w:r>
+      <w:r>
+        <w:t>–</w:t>
+      </w:r>
+      <w:r>
+        <w:t xml:space="preserve"> сборка компьютера с помощью конфигуратора, который является ключевой особенностью данного проекта. Для удобства сборки ПК предлагается реализовать визуальный конфигуратор на основе технологии </w:t>
+      </w:r>
+      <w:proofErr w:type="spellStart"/>
+      <w:r>
+        <w:t>Drag-and-Drop</w:t>
+      </w:r>
+      <w:proofErr w:type="spellEnd"/>
+      <w:r>
+        <w:t xml:space="preserve">, то есть перетаскивания мышью. Принцип работы заключается в следующем. Левая панель представляет собой каталог компонентов, таких как процессоры, видеокарты, оперативная память и другие, в виде карточек. Правая панель содержит схематичное изображение корпуса ПК с выделенными слотами. Логика </w:t>
+      </w:r>
+      <w:proofErr w:type="spellStart"/>
+      <w:r>
+        <w:t>Drag-and-Drop</w:t>
+      </w:r>
+      <w:proofErr w:type="spellEnd"/>
+      <w:r>
+        <w:t xml:space="preserve"> устроена так: пользователь перетаскивает карточку компонента из каталога на соответствующую зону в схеме корпуса. При установке компонент фиксируется в сборке, и автоматически пересчитывается итоговая цена. Пользователь может удалить компонент из сборки, перетащив его обратно в каталог, нажав на крестик или перетащив другой компонент. Результатом является интуитивно понятный интерфейс, имитирующий реальную сборку ПК.</w:t>
       </w:r>
     </w:p>
     <w:p>
@@ -4214,294 +4232,7 @@
         <w:jc w:val="both"/>
       </w:pPr>
       <w:r>
-        <w:t>важным моментом является точность поиска, возможность сортировки товаров по категориям (процессоры, видеокарты и т.д.), цене.</w:t>
-      </w:r>
-    </w:p>
-    <w:p>
-      <w:pPr>
-        <w:pStyle w:val="a9"/>
-        <w:numPr>
-          <w:ilvl w:val="0"/>
-          <w:numId w:val="11"/>
-        </w:numPr>
-        <w:spacing w:line="360" w:lineRule="auto"/>
-        <w:ind w:firstLine="709"/>
-        <w:jc w:val="both"/>
-      </w:pPr>
-      <w:r>
-        <w:t>Процесс сборки компьютера с помощью конфигуратора (ключевая особенность)</w:t>
-      </w:r>
-    </w:p>
-    <w:p>
-      <w:pPr>
-        <w:spacing w:line="360" w:lineRule="auto"/>
-        <w:ind w:firstLine="709"/>
-        <w:jc w:val="both"/>
-      </w:pPr>
-      <w:r>
-        <w:t xml:space="preserve">Для удобства сборки ПК предлагается реализовать визуальный конфигуратор на основе технологии </w:t>
-      </w:r>
-      <w:proofErr w:type="spellStart"/>
-      <w:r>
-        <w:t>Drag-and-Drop</w:t>
-      </w:r>
-      <w:proofErr w:type="spellEnd"/>
-      <w:r>
-        <w:t xml:space="preserve"> (перетаскивание мышью).</w:t>
-      </w:r>
-    </w:p>
-    <w:p>
-      <w:pPr>
-        <w:spacing w:line="360" w:lineRule="auto"/>
-        <w:ind w:firstLine="709"/>
-        <w:jc w:val="both"/>
-      </w:pPr>
-      <w:r>
-        <w:t>Принцип работы:</w:t>
-      </w:r>
-    </w:p>
-    <w:p>
-      <w:pPr>
-        <w:spacing w:line="360" w:lineRule="auto"/>
-        <w:ind w:firstLine="709"/>
-        <w:jc w:val="both"/>
-      </w:pPr>
-      <w:r>
-        <w:t xml:space="preserve">Левая панель </w:t>
-      </w:r>
-      <w:r>
-        <w:t>–</w:t>
-      </w:r>
-      <w:r>
-        <w:t xml:space="preserve"> каталог компонентов (процессоры, видеокарты, ОЗУ и т.д.) в виде карточек.</w:t>
-      </w:r>
-    </w:p>
-    <w:p>
-      <w:pPr>
-        <w:spacing w:line="360" w:lineRule="auto"/>
-        <w:ind w:firstLine="709"/>
-        <w:jc w:val="both"/>
-      </w:pPr>
-      <w:r>
-        <w:t xml:space="preserve">Правая панель </w:t>
-      </w:r>
-      <w:r>
-        <w:t>–</w:t>
-      </w:r>
-      <w:r>
-        <w:t xml:space="preserve"> схематичное изображение корпуса ПК с выделенными слотами.</w:t>
-      </w:r>
-    </w:p>
-    <w:p>
-      <w:pPr>
-        <w:spacing w:line="360" w:lineRule="auto"/>
-        <w:ind w:firstLine="709"/>
-        <w:jc w:val="both"/>
-      </w:pPr>
-      <w:r>
-        <w:t xml:space="preserve">Логика </w:t>
-      </w:r>
-      <w:proofErr w:type="spellStart"/>
-      <w:r>
-        <w:t>Drag-and-Drop</w:t>
-      </w:r>
-      <w:proofErr w:type="spellEnd"/>
-      <w:r>
-        <w:t>:</w:t>
-      </w:r>
-    </w:p>
-    <w:p>
-      <w:pPr>
-        <w:spacing w:line="360" w:lineRule="auto"/>
-        <w:ind w:firstLine="709"/>
-        <w:jc w:val="both"/>
-      </w:pPr>
-      <w:r>
-        <w:t>Пользователь перетаскивает карточку компонента из каталога на соответствующую зону в схеме корпуса.</w:t>
-      </w:r>
-    </w:p>
-    <w:p>
-      <w:pPr>
-        <w:spacing w:line="360" w:lineRule="auto"/>
-        <w:ind w:firstLine="709"/>
-        <w:jc w:val="both"/>
-      </w:pPr>
-      <w:r>
-        <w:t>При установке компонент фиксируется в сборке, автоматически пересчитывается итоговая цена.</w:t>
-      </w:r>
-    </w:p>
-    <w:p>
-      <w:pPr>
-        <w:spacing w:line="360" w:lineRule="auto"/>
-        <w:ind w:firstLine="709"/>
-        <w:jc w:val="both"/>
-      </w:pPr>
-      <w:r>
-        <w:t>Пользователь может удалить компонент из сборки, перетащив его обратно в каталог</w:t>
-      </w:r>
-      <w:r>
-        <w:t>,</w:t>
-      </w:r>
-      <w:r>
-        <w:t xml:space="preserve"> </w:t>
-      </w:r>
-      <w:r>
-        <w:t>нажав на крестик</w:t>
-      </w:r>
-      <w:r>
-        <w:t xml:space="preserve"> или перетащив другой компонент</w:t>
-      </w:r>
-      <w:r>
-        <w:t>.</w:t>
-      </w:r>
-    </w:p>
-    <w:p>
-      <w:pPr>
-        <w:spacing w:line="360" w:lineRule="auto"/>
-        <w:ind w:firstLine="709"/>
-        <w:jc w:val="both"/>
-      </w:pPr>
-      <w:r>
-        <w:t>Результат: интуитивно понятный интерфейс, имитирующий реальную сборку ПК</w:t>
-      </w:r>
-      <w:r>
-        <w:t>.</w:t>
-      </w:r>
-    </w:p>
-    <w:p>
-      <w:pPr>
-        <w:pStyle w:val="a9"/>
-        <w:numPr>
-          <w:ilvl w:val="0"/>
-          <w:numId w:val="11"/>
-        </w:numPr>
-        <w:spacing w:line="360" w:lineRule="auto"/>
-        <w:ind w:firstLine="709"/>
-        <w:jc w:val="both"/>
-      </w:pPr>
-      <w:r>
-        <w:t>Процесс оформления заказа</w:t>
-      </w:r>
-    </w:p>
-    <w:p>
-      <w:pPr>
-        <w:spacing w:line="360" w:lineRule="auto"/>
-        <w:ind w:firstLine="709"/>
-        <w:jc w:val="both"/>
-      </w:pPr>
-      <w:r>
-        <w:t>После того как пользователь выбрал товары или собрал компьютер в конфигураторе, он добавляет их в корзину.</w:t>
-      </w:r>
-    </w:p>
-    <w:p>
-      <w:pPr>
-        <w:spacing w:line="360" w:lineRule="auto"/>
-        <w:ind w:firstLine="709"/>
-        <w:jc w:val="both"/>
-      </w:pPr>
-      <w:r>
-        <w:t>На этапе оформления заказа клиент вводит свои данные (</w:t>
-      </w:r>
-      <w:proofErr w:type="spellStart"/>
-      <w:r>
-        <w:t>фио</w:t>
-      </w:r>
-      <w:proofErr w:type="spellEnd"/>
-      <w:r>
-        <w:t xml:space="preserve">, </w:t>
-      </w:r>
-      <w:r>
-        <w:t>адрес доставки, телефон, способ оплаты).</w:t>
-      </w:r>
-    </w:p>
-    <w:p>
-      <w:pPr>
-        <w:spacing w:line="360" w:lineRule="auto"/>
-        <w:ind w:firstLine="709"/>
-        <w:jc w:val="both"/>
-      </w:pPr>
-      <w:r>
-        <w:lastRenderedPageBreak/>
-        <w:t>После подтверждения заказа система сохраняет заказ в базу данных (БД) со следующими полями:</w:t>
-      </w:r>
-    </w:p>
-    <w:p>
-      <w:pPr>
-        <w:spacing w:line="360" w:lineRule="auto"/>
-        <w:ind w:firstLine="709"/>
-        <w:jc w:val="both"/>
-      </w:pPr>
-      <w:r>
-        <w:t>уникальный номер заказа;</w:t>
-      </w:r>
-    </w:p>
-    <w:p>
-      <w:pPr>
-        <w:spacing w:line="360" w:lineRule="auto"/>
-        <w:ind w:firstLine="709"/>
-        <w:jc w:val="both"/>
-      </w:pPr>
-      <w:r>
-        <w:t>ID пользователя (если авторизован);</w:t>
-      </w:r>
-    </w:p>
-    <w:p>
-      <w:pPr>
-        <w:spacing w:line="360" w:lineRule="auto"/>
-        <w:ind w:firstLine="709"/>
-        <w:jc w:val="both"/>
-      </w:pPr>
-      <w:r>
-        <w:t>список товаров (или сохранённая сборка ПК);</w:t>
-      </w:r>
-    </w:p>
-    <w:p>
-      <w:pPr>
-        <w:spacing w:line="360" w:lineRule="auto"/>
-        <w:ind w:firstLine="709"/>
-        <w:jc w:val="both"/>
-      </w:pPr>
-      <w:r>
-        <w:t>общая сумма;</w:t>
-      </w:r>
-    </w:p>
-    <w:p>
-      <w:pPr>
-        <w:spacing w:line="360" w:lineRule="auto"/>
-        <w:ind w:firstLine="709"/>
-        <w:jc w:val="both"/>
-      </w:pPr>
-      <w:r>
-        <w:t>статус заказа («Новый», «В обработке», «Ожидание сборки»);</w:t>
-      </w:r>
-    </w:p>
-    <w:p>
-      <w:pPr>
-        <w:spacing w:line="360" w:lineRule="auto"/>
-        <w:ind w:firstLine="709"/>
-        <w:jc w:val="both"/>
-      </w:pPr>
-      <w:r>
-        <w:t>Все заказы хранятся в БД</w:t>
-      </w:r>
-      <w:r>
-        <w:t>.</w:t>
-      </w:r>
-    </w:p>
-    <w:p>
-      <w:pPr>
-        <w:spacing w:line="360" w:lineRule="auto"/>
-        <w:ind w:firstLine="709"/>
-        <w:jc w:val="both"/>
-      </w:pPr>
-      <w:r>
-        <w:t xml:space="preserve"> </w:t>
-      </w:r>
-      <w:r>
         <w:t>Каждый из этих процессов должен быть интегрирован в единую систему, обеспечивающую высокую эффективность работы интернет-магазина и удобство для пользователя. Особое внимание при проектировании следует уделить конфигуратору, так как именно этот инструмент является ключевым конкурентным преимуществом для магазина компьютерной техники, повышая лояльность клиентов и снижая количество ошибок при подборе комплектующих.</w:t>
-      </w:r>
-      <w:r>
-        <w:t xml:space="preserve"> </w:t>
       </w:r>
     </w:p>
     <w:p>
@@ -4515,8 +4246,8 @@
         <w:ind w:left="0" w:firstLine="709"/>
         <w:jc w:val="both"/>
       </w:pPr>
-      <w:bookmarkStart w:id="7" w:name="_Toc229683681"/>
-      <w:r>
+      <w:r>
+        <w:lastRenderedPageBreak/>
         <w:t>Актуальность и цель работы</w:t>
       </w:r>
       <w:bookmarkEnd w:id="7"/>
@@ -4552,8 +4283,15 @@
         <w:jc w:val="both"/>
       </w:pPr>
       <w:r>
-        <w:lastRenderedPageBreak/>
-        <w:t xml:space="preserve">Цель работы: целью курсовой работы является проектирование и реализация </w:t>
+        <w:t xml:space="preserve">Целью курсовой работы является проектирование и реализация интерфейса для сайта фирмы, торгующей компьютерной техникой, который будет учитывать потребности всех категорий пользователей и обеспечивать эффективное взаимодействие с системой, включая поиск и фильтрацию товаров, сборку ПК с использованием </w:t>
+      </w:r>
+      <w:proofErr w:type="spellStart"/>
+      <w:r>
+        <w:t>Drag-and-Drop</w:t>
+      </w:r>
+      <w:proofErr w:type="spellEnd"/>
+      <w:r>
+        <w:t xml:space="preserve">, оформление заказов, а также управление товарами и заказами. Для достижения этой цели необходимо проанализировать требования к </w:t>
       </w:r>
       <w:proofErr w:type="spellStart"/>
       <w:r>
@@ -4561,7 +4299,15 @@
       </w:r>
       <w:proofErr w:type="spellEnd"/>
       <w:r>
-        <w:t xml:space="preserve">-интерфейса для сайта фирмы, торгующей компьютерной техникой, который будет учитывать потребности всех категорий пользователей и обеспечивать эффективное взаимодействие с системой, включая поиск и фильтрацию товаров, визуальную сборку ПК с использованием </w:t>
+        <w:t xml:space="preserve">-интерфейсу с учетом различных групп пользователей, спроектировать структуру сайта, определить его основные разделы и функциональные компоненты, реализовать интерфейс с использованием веб-технологий HTML, CSS, </w:t>
+      </w:r>
+      <w:proofErr w:type="spellStart"/>
+      <w:r>
+        <w:t>JavaScript</w:t>
+      </w:r>
+      <w:proofErr w:type="spellEnd"/>
+      <w:r>
+        <w:t xml:space="preserve"> и SQLite3, обеспечить безопасность данных пользователей и защиту их личной информации, а также провести тестирование системы на удобство и функциональность, включая проверку конфигуратора </w:t>
       </w:r>
       <w:proofErr w:type="spellStart"/>
       <w:r>
@@ -4569,119 +4315,10 @@
       </w:r>
       <w:proofErr w:type="spellEnd"/>
       <w:r>
-        <w:t>, оформление заказов, а также управление товарами и заказами.</w:t>
-      </w:r>
-    </w:p>
-    <w:p>
-      <w:pPr>
-        <w:spacing w:line="360" w:lineRule="auto"/>
-        <w:ind w:firstLine="709"/>
-        <w:jc w:val="both"/>
-      </w:pPr>
-      <w:r>
-        <w:t>Для достижения этой цели необходимо:</w:t>
-      </w:r>
-    </w:p>
-    <w:p>
-      <w:pPr>
-        <w:spacing w:line="360" w:lineRule="auto"/>
-        <w:ind w:firstLine="709"/>
-        <w:jc w:val="both"/>
-      </w:pPr>
-      <w:r>
-        <w:t xml:space="preserve">проанализировать требования к </w:t>
-      </w:r>
-      <w:proofErr w:type="spellStart"/>
-      <w:r>
-        <w:t>web</w:t>
-      </w:r>
-      <w:proofErr w:type="spellEnd"/>
-      <w:r>
-        <w:t>-интерфейсу с учетом различных групп пользователей;</w:t>
-      </w:r>
-    </w:p>
-    <w:p>
-      <w:pPr>
-        <w:spacing w:line="360" w:lineRule="auto"/>
-        <w:ind w:firstLine="709"/>
-        <w:jc w:val="both"/>
-      </w:pPr>
-      <w:r>
-        <w:t>спроектировать структуру сайта, определить его основные разделы и функциональные компоненты;</w:t>
-      </w:r>
-    </w:p>
-    <w:p>
-      <w:pPr>
-        <w:spacing w:line="360" w:lineRule="auto"/>
-        <w:ind w:firstLine="709"/>
-        <w:jc w:val="both"/>
-      </w:pPr>
-      <w:r>
-        <w:t xml:space="preserve">реализовать интерфейс с использованием современных веб-технологий (HTML, CSS, </w:t>
-      </w:r>
-      <w:proofErr w:type="spellStart"/>
-      <w:r>
-        <w:t>JavaScript</w:t>
-      </w:r>
-      <w:proofErr w:type="spellEnd"/>
-      <w:r>
-        <w:t xml:space="preserve">, </w:t>
-      </w:r>
-      <w:r>
-        <w:rPr>
-          <w:lang w:val="en-US"/>
-        </w:rPr>
-        <w:t>SQLite</w:t>
-      </w:r>
-      <w:r>
-        <w:t>3</w:t>
-      </w:r>
-      <w:r>
-        <w:t>);</w:t>
-      </w:r>
-    </w:p>
-    <w:p>
-      <w:pPr>
-        <w:spacing w:line="360" w:lineRule="auto"/>
-        <w:ind w:firstLine="709"/>
-        <w:jc w:val="both"/>
-      </w:pPr>
-      <w:r>
-        <w:t>обеспечить безопасность данных пользователей и защиту их личной информации;</w:t>
-      </w:r>
-    </w:p>
-    <w:p>
-      <w:pPr>
-        <w:spacing w:line="360" w:lineRule="auto"/>
-        <w:ind w:firstLine="709"/>
-        <w:jc w:val="both"/>
-      </w:pPr>
-      <w:r>
-        <w:t xml:space="preserve">провести тестирование системы на удобство и функциональность, включая проверку работы конфигуратора </w:t>
-      </w:r>
-      <w:proofErr w:type="spellStart"/>
-      <w:r>
-        <w:t>Drag-and-Drop</w:t>
-      </w:r>
-      <w:proofErr w:type="spellEnd"/>
-      <w:r>
-        <w:t>.</w:t>
-      </w:r>
-    </w:p>
-    <w:p>
-      <w:pPr>
-        <w:spacing w:line="360" w:lineRule="auto"/>
-        <w:ind w:firstLine="709"/>
-        <w:jc w:val="both"/>
-      </w:pPr>
-      <w:r>
-        <w:t>Решение этих задач позволит разработать функциональный, удобный и безопасный веб-интерфейс для онлайн-продаж компьютерной техники, способствующий улучшению работы компании и повышению удовлетворенности клиентов.</w:t>
-      </w:r>
-    </w:p>
-    <w:p>
-      <w:pPr>
-        <w:spacing w:after="160" w:line="259" w:lineRule="auto"/>
-      </w:pPr>
+        <w:t>. Решение этих задач позволит разработать качественный веб-интерфейс для онлайн-продаж компьютерной техники, способствующий улучшению работы компании и повышению удовлетворенности клиентов.</w:t>
+      </w:r>
+      <w:bookmarkStart w:id="8" w:name="_GoBack"/>
+      <w:bookmarkEnd w:id="8"/>
       <w:r>
         <w:br w:type="page"/>
       </w:r>
@@ -4695,176 +4332,14 @@
         </w:numPr>
         <w:jc w:val="center"/>
       </w:pPr>
-      <w:bookmarkStart w:id="8" w:name="_Toc194160045"/>
-      <w:bookmarkStart w:id="9" w:name="_Toc229683682"/>
+      <w:bookmarkStart w:id="9" w:name="_Toc194160045"/>
+      <w:bookmarkStart w:id="10" w:name="_Toc229683682"/>
       <w:r>
         <w:lastRenderedPageBreak/>
         <w:t>ТЕХНИЧЕСКОЕ ЗАДАНИЕ</w:t>
       </w:r>
-      <w:bookmarkEnd w:id="8"/>
       <w:bookmarkEnd w:id="9"/>
-    </w:p>
-    <w:p>
-      <w:pPr>
-        <w:pStyle w:val="2"/>
-        <w:numPr>
-          <w:ilvl w:val="1"/>
-          <w:numId w:val="4"/>
-        </w:numPr>
-        <w:spacing w:before="0" w:line="360" w:lineRule="auto"/>
-        <w:jc w:val="both"/>
-      </w:pPr>
-      <w:bookmarkStart w:id="10" w:name="_Toc229683683"/>
-      <w:r>
-        <w:t>Описание области применения и исходных данных приложения</w:t>
-      </w:r>
       <w:bookmarkEnd w:id="10"/>
-    </w:p>
-    <w:p>
-      <w:pPr>
-        <w:spacing w:line="360" w:lineRule="auto"/>
-        <w:ind w:firstLine="709"/>
-        <w:jc w:val="both"/>
-        <w:rPr>
-          <w:lang w:eastAsia="en-US"/>
-        </w:rPr>
-      </w:pPr>
-      <w:r>
-        <w:rPr>
-          <w:lang w:eastAsia="en-US"/>
-        </w:rPr>
-        <w:t xml:space="preserve">Область применения: разрабатываемый </w:t>
-      </w:r>
-      <w:proofErr w:type="spellStart"/>
-      <w:r>
-        <w:rPr>
-          <w:lang w:eastAsia="en-US"/>
-        </w:rPr>
-        <w:t>web</w:t>
-      </w:r>
-      <w:proofErr w:type="spellEnd"/>
-      <w:r>
-        <w:rPr>
-          <w:lang w:eastAsia="en-US"/>
-        </w:rPr>
-        <w:t xml:space="preserve">-интерфейс предназначен для использования в интернет-магазине компьютерной техники, торгующем комплектующими и периферийными устройствами различных производителей. Сайт будет служить основной платформой для онлайн-продаж, обеспечивая покупателям удобный доступ к широкому ассортименту компьютерной техники (процессоры, видеокарты, материнские платы, оперативная память, накопители, блоки питания, корпуса, мониторы, клавиатуры, мыши и др.), возможностям поиска и фильтрации товаров, визуальной сборке ПК с помощью конфигуратора </w:t>
-      </w:r>
-      <w:proofErr w:type="spellStart"/>
-      <w:r>
-        <w:rPr>
-          <w:lang w:eastAsia="en-US"/>
-        </w:rPr>
-        <w:t>Drag-and-Drop</w:t>
-      </w:r>
-      <w:proofErr w:type="spellEnd"/>
-      <w:r>
-        <w:rPr>
-          <w:lang w:eastAsia="en-US"/>
-        </w:rPr>
-        <w:t>, а также функционалу оформления заказов.</w:t>
-      </w:r>
-    </w:p>
-    <w:p>
-      <w:pPr>
-        <w:spacing w:line="360" w:lineRule="auto"/>
-        <w:ind w:firstLine="709"/>
-        <w:jc w:val="both"/>
-        <w:rPr>
-          <w:lang w:eastAsia="en-US"/>
-        </w:rPr>
-      </w:pPr>
-      <w:r>
-        <w:rPr>
-          <w:lang w:eastAsia="en-US"/>
-        </w:rPr>
-        <w:t>Платформа будет обслуживать как индивидуальных клиентов, так и бизнес-клиентов, предоставляя различные уровни доступа и функционала.</w:t>
-      </w:r>
-    </w:p>
-    <w:p>
-      <w:pPr>
-        <w:spacing w:line="360" w:lineRule="auto"/>
-        <w:ind w:firstLine="709"/>
-        <w:jc w:val="both"/>
-        <w:rPr>
-          <w:lang w:eastAsia="en-US"/>
-        </w:rPr>
-      </w:pPr>
-      <w:r>
-        <w:rPr>
-          <w:lang w:eastAsia="en-US"/>
-        </w:rPr>
-        <w:t>Исходные данные:</w:t>
-      </w:r>
-    </w:p>
-    <w:p>
-      <w:pPr>
-        <w:spacing w:line="360" w:lineRule="auto"/>
-        <w:ind w:firstLine="709"/>
-        <w:jc w:val="both"/>
-        <w:rPr>
-          <w:lang w:eastAsia="en-US"/>
-        </w:rPr>
-      </w:pPr>
-      <w:r>
-        <w:rPr>
-          <w:lang w:eastAsia="en-US"/>
-        </w:rPr>
-        <w:t>перечень компьютерной техники и комплектующих (название, описание, цена, технические характеристики: тактовая частота, объём памяти, количество ядер, поддержка интерфейсов, производитель и т.д.);</w:t>
-      </w:r>
-    </w:p>
-    <w:p>
-      <w:pPr>
-        <w:spacing w:line="360" w:lineRule="auto"/>
-        <w:ind w:firstLine="709"/>
-        <w:jc w:val="both"/>
-        <w:rPr>
-          <w:lang w:eastAsia="en-US"/>
-        </w:rPr>
-      </w:pPr>
-      <w:r>
-        <w:rPr>
-          <w:lang w:eastAsia="en-US"/>
-        </w:rPr>
-        <w:t>данные о поставках и наличии товара на складе (количество единиц, статус наличия «В наличии», «Под заказ», «Нет в наличии»);</w:t>
-      </w:r>
-    </w:p>
-    <w:p>
-      <w:pPr>
-        <w:spacing w:line="360" w:lineRule="auto"/>
-        <w:ind w:firstLine="709"/>
-        <w:jc w:val="both"/>
-        <w:rPr>
-          <w:lang w:eastAsia="en-US"/>
-        </w:rPr>
-      </w:pPr>
-      <w:r>
-        <w:rPr>
-          <w:lang w:eastAsia="en-US"/>
-        </w:rPr>
-        <w:t>информация о клиентах (имя, фамилия, адрес доставки, контактный телефон, электронная почта, история заказов, сохранённые сборки ПК);</w:t>
-      </w:r>
-    </w:p>
-    <w:p>
-      <w:pPr>
-        <w:spacing w:line="360" w:lineRule="auto"/>
-        <w:ind w:firstLine="709"/>
-        <w:jc w:val="both"/>
-        <w:rPr>
-          <w:lang w:eastAsia="en-US"/>
-        </w:rPr>
-      </w:pPr>
-      <w:r>
-        <w:rPr>
-          <w:lang w:eastAsia="en-US"/>
-        </w:rPr>
-        <w:t>список доступных способов оплаты (банковская карта, наличные при получении, электронные кошелёк)</w:t>
-      </w:r>
-      <w:r>
-        <w:rPr>
-          <w:lang w:eastAsia="en-US"/>
-        </w:rPr>
-        <w:t>.</w:t>
-      </w:r>
     </w:p>
     <w:p>
       <w:pPr>
@@ -4877,9 +4352,9 @@
         <w:ind w:left="0" w:firstLine="709"/>
         <w:jc w:val="both"/>
       </w:pPr>
-      <w:bookmarkStart w:id="11" w:name="_Toc229683684"/>
-      <w:r>
-        <w:t>Требования к пользовательским интерфейсам</w:t>
+      <w:bookmarkStart w:id="11" w:name="_Toc229683683"/>
+      <w:r>
+        <w:t>Описание области применения и исходных данных приложения</w:t>
       </w:r>
       <w:bookmarkEnd w:id="11"/>
     </w:p>
@@ -4888,205 +4363,39 @@
         <w:spacing w:line="360" w:lineRule="auto"/>
         <w:ind w:firstLine="709"/>
         <w:jc w:val="both"/>
-        <w:rPr>
-          <w:lang w:eastAsia="en-US"/>
-        </w:rPr>
-      </w:pPr>
-      <w:r>
-        <w:rPr>
-          <w:lang w:eastAsia="en-US"/>
-        </w:rPr>
-        <w:t>Общие требования:</w:t>
-      </w:r>
-    </w:p>
-    <w:p>
-      <w:pPr>
-        <w:spacing w:line="360" w:lineRule="auto"/>
-        <w:ind w:firstLine="709"/>
-        <w:jc w:val="both"/>
-        <w:rPr>
-          <w:lang w:eastAsia="en-US"/>
-        </w:rPr>
-      </w:pPr>
-      <w:r>
-        <w:rPr>
-          <w:lang w:eastAsia="en-US"/>
-        </w:rPr>
-        <w:t>интуитивно понятный и удобный интерфейс с минимальной нагрузкой на пользователя;</w:t>
-      </w:r>
-    </w:p>
-    <w:p>
-      <w:pPr>
-        <w:spacing w:line="360" w:lineRule="auto"/>
-        <w:ind w:firstLine="709"/>
-        <w:jc w:val="both"/>
-        <w:rPr>
-          <w:lang w:eastAsia="en-US"/>
-        </w:rPr>
-      </w:pPr>
-      <w:r>
-        <w:rPr>
-          <w:lang w:eastAsia="en-US"/>
-        </w:rPr>
-        <w:lastRenderedPageBreak/>
-        <w:t>адаптивный дизайн, чтобы сайт корректно отображался на разных устройствах (ПК, планшетах, смартфонах);</w:t>
-      </w:r>
-    </w:p>
-    <w:p>
-      <w:pPr>
-        <w:spacing w:line="360" w:lineRule="auto"/>
-        <w:ind w:firstLine="709"/>
-        <w:jc w:val="both"/>
-        <w:rPr>
-          <w:lang w:eastAsia="en-US"/>
-        </w:rPr>
-      </w:pPr>
-      <w:r>
-        <w:rPr>
-          <w:lang w:eastAsia="en-US"/>
-        </w:rPr>
-        <w:t>высокая производительность (быстрое реагирование на действия пользователя, минимизация времени ожидания).</w:t>
-      </w:r>
-    </w:p>
-    <w:p>
-      <w:pPr>
-        <w:spacing w:line="360" w:lineRule="auto"/>
-        <w:ind w:firstLine="709"/>
-        <w:jc w:val="both"/>
-        <w:rPr>
-          <w:lang w:eastAsia="en-US"/>
-        </w:rPr>
-      </w:pPr>
-      <w:r>
-        <w:rPr>
-          <w:lang w:eastAsia="en-US"/>
-        </w:rPr>
-        <w:t xml:space="preserve">Конфигуратор сборки ПК (ключевая особенность): пользователь должен иметь возможность визуально собирать компьютер с помощью технологии </w:t>
-      </w:r>
-      <w:proofErr w:type="spellStart"/>
-      <w:r>
-        <w:rPr>
-          <w:lang w:eastAsia="en-US"/>
-        </w:rPr>
+      </w:pPr>
+      <w:bookmarkStart w:id="12" w:name="_Toc229683684"/>
+      <w:r>
+        <w:t xml:space="preserve">Областью применения разрабатываемого </w:t>
+      </w:r>
+      <w:proofErr w:type="spellStart"/>
+      <w:r>
+        <w:t>web</w:t>
+      </w:r>
+      <w:proofErr w:type="spellEnd"/>
+      <w:r>
+        <w:t xml:space="preserve">-интерфейса является интернет-магазин компьютерной техники, торгующий комплектующими и периферийными устройствами различных производителей. Сайт будет служить основной платформой для онлайн-продаж, обеспечивая покупателям удобный доступ к широкому ассортименту компьютерной техники, включая процессоры, видеокарты, материнские платы, оперативную память, накопители, блоки питания, корпуса, мониторы, клавиатуры, мыши и другие устройства, а также возможностям поиска и фильтрации товаров, визуальной сборке ПК с помощью конфигуратора </w:t>
+      </w:r>
+      <w:proofErr w:type="spellStart"/>
+      <w:r>
         <w:t>Drag-and-Drop</w:t>
       </w:r>
       <w:proofErr w:type="spellEnd"/>
       <w:r>
-        <w:rPr>
-          <w:lang w:eastAsia="en-US"/>
-        </w:rPr>
-        <w:t>, перетаскивая компоненты из каталога на схематичное изображение корпуса. Пересчитывать итоговую цену сборки.</w:t>
-      </w:r>
-    </w:p>
-    <w:p>
-      <w:pPr>
-        <w:spacing w:line="360" w:lineRule="auto"/>
-        <w:ind w:firstLine="709"/>
-        <w:jc w:val="both"/>
-        <w:rPr>
-          <w:lang w:eastAsia="en-US"/>
-        </w:rPr>
-      </w:pPr>
-      <w:r>
-        <w:rPr>
-          <w:lang w:eastAsia="en-US"/>
-        </w:rPr>
-        <w:t>Корзина покупок: пользователь должен легко видеть товары (или готовую сборку ПК) в корзине, изменять количество, удалять товары, а также переходить к оформлению заказа.</w:t>
-      </w:r>
-    </w:p>
-    <w:p>
-      <w:pPr>
-        <w:spacing w:line="360" w:lineRule="auto"/>
-        <w:ind w:firstLine="709"/>
-        <w:jc w:val="both"/>
-        <w:rPr>
-          <w:lang w:eastAsia="en-US"/>
-        </w:rPr>
-      </w:pPr>
-      <w:r>
-        <w:rPr>
-          <w:lang w:eastAsia="en-US"/>
-        </w:rPr>
-        <w:t>Оформление заказа: включает поля для ввода данных клиента, выбора способа доставки и оплаты, а также подтверждение заказа.</w:t>
-      </w:r>
-    </w:p>
-    <w:p>
-      <w:pPr>
-        <w:spacing w:line="360" w:lineRule="auto"/>
-        <w:ind w:firstLine="709"/>
-        <w:jc w:val="both"/>
-        <w:rPr>
-          <w:lang w:eastAsia="en-US"/>
-        </w:rPr>
-      </w:pPr>
-      <w:r>
-        <w:rPr>
-          <w:lang w:eastAsia="en-US"/>
-        </w:rPr>
-        <w:t>Интерфейс должен поддерживать:</w:t>
-      </w:r>
-    </w:p>
-    <w:p>
-      <w:pPr>
-        <w:spacing w:line="360" w:lineRule="auto"/>
-        <w:ind w:firstLine="709"/>
-        <w:jc w:val="both"/>
-        <w:rPr>
-          <w:lang w:eastAsia="en-US"/>
-        </w:rPr>
-      </w:pPr>
-      <w:r>
-        <w:rPr>
-          <w:lang w:eastAsia="en-US"/>
-        </w:rPr>
-        <w:t>фильтрацию товаров по различным критериям (категория, диапазон цен, наличие на складе);</w:t>
-      </w:r>
-    </w:p>
-    <w:p>
-      <w:pPr>
-        <w:spacing w:line="360" w:lineRule="auto"/>
-        <w:ind w:firstLine="709"/>
-        <w:jc w:val="both"/>
-        <w:rPr>
-          <w:lang w:eastAsia="en-US"/>
-        </w:rPr>
-      </w:pPr>
-      <w:r>
-        <w:rPr>
-          <w:lang w:eastAsia="en-US"/>
-        </w:rPr>
-        <w:t>уведомления (о подтверждении заказа, изменении статуса заказа, о поступлении товара на склад и т.д.);</w:t>
-      </w:r>
-    </w:p>
-    <w:p>
-      <w:pPr>
-        <w:spacing w:line="360" w:lineRule="auto"/>
-        <w:ind w:firstLine="709"/>
-        <w:jc w:val="both"/>
-        <w:rPr>
-          <w:lang w:eastAsia="en-US"/>
-        </w:rPr>
-      </w:pPr>
-      <w:r>
-        <w:rPr>
-          <w:lang w:eastAsia="en-US"/>
-        </w:rPr>
-        <w:t xml:space="preserve">визуальный </w:t>
-      </w:r>
-      <w:proofErr w:type="spellStart"/>
-      <w:r>
-        <w:rPr>
-          <w:lang w:eastAsia="en-US"/>
-        </w:rPr>
-        <w:t>Drag-and-Drop</w:t>
-      </w:r>
-      <w:proofErr w:type="spellEnd"/>
-      <w:r>
-        <w:rPr>
-          <w:lang w:eastAsia="en-US"/>
-        </w:rPr>
-        <w:t xml:space="preserve"> конфигуратор.</w:t>
-      </w:r>
+        <w:t xml:space="preserve"> и функционалу оформления заказов. Платформа будет обслуживать как индивидуальных клиентов, так и бизнес-клиентов, предоставляя различные уровни доступа и функционала. Исходными данными являются перечень компьютерной техники и комплектующих, включающий название, описание, цену, технические характеристики, такие как тактовая частота, объём памяти, количество ядер, поддержка интерфейсов, производитель и другое, данные о поставках и наличии товара на складе, а именно количество единиц и статус наличия «В наличии», «Под заказ» или «Нет в наличии», информация о клиентах, содержащая имя, фамилию, адрес доставки, контактный телефон, электронную почту, историю заказов и сохранённые сборки ПК, а также список доступных способов оплаты, включающий банковскую карту, наличные при получении и электронные </w:t>
+      </w:r>
+      <w:proofErr w:type="spellStart"/>
+      <w:r>
+        <w:t>кошельки.</w:t>
+      </w:r>
+      <w:r>
+        <w:t>Требования</w:t>
+      </w:r>
+      <w:proofErr w:type="spellEnd"/>
+      <w:r>
+        <w:t xml:space="preserve"> к пользовательским интерфейсам</w:t>
+      </w:r>
+      <w:bookmarkEnd w:id="12"/>
     </w:p>
     <w:p>
       <w:pPr>
@@ -5099,269 +4408,39 @@
         <w:ind w:left="0" w:firstLine="709"/>
         <w:jc w:val="both"/>
       </w:pPr>
-      <w:bookmarkStart w:id="12" w:name="_Toc229683685"/>
-      <w:r>
-        <w:t>Требования к пользователям продукта</w:t>
-      </w:r>
-      <w:bookmarkEnd w:id="12"/>
+      <w:r>
+        <w:t>Общие требования:</w:t>
+      </w:r>
     </w:p>
     <w:p>
       <w:pPr>
         <w:spacing w:line="360" w:lineRule="auto"/>
         <w:ind w:firstLine="709"/>
         <w:jc w:val="both"/>
-        <w:rPr>
-          <w:lang w:eastAsia="en-US"/>
-        </w:rPr>
-      </w:pPr>
-      <w:r>
-        <w:rPr>
-          <w:lang w:eastAsia="en-US"/>
-        </w:rPr>
-        <w:t>Типы пользователей:</w:t>
-      </w:r>
-    </w:p>
-    <w:p>
-      <w:pPr>
-        <w:spacing w:line="360" w:lineRule="auto"/>
-        <w:ind w:firstLine="709"/>
-        <w:jc w:val="both"/>
-        <w:rPr>
-          <w:lang w:eastAsia="en-US"/>
-        </w:rPr>
-      </w:pPr>
-      <w:r>
-        <w:rPr>
-          <w:lang w:eastAsia="en-US"/>
-        </w:rPr>
-        <w:t>Гости</w:t>
-      </w:r>
-      <w:r>
-        <w:rPr>
-          <w:lang w:eastAsia="en-US"/>
-        </w:rPr>
-        <w:t>:</w:t>
-      </w:r>
-    </w:p>
-    <w:p>
-      <w:pPr>
-        <w:spacing w:line="360" w:lineRule="auto"/>
-        <w:ind w:firstLine="709"/>
-        <w:jc w:val="both"/>
-        <w:rPr>
-          <w:lang w:eastAsia="en-US"/>
-        </w:rPr>
-      </w:pPr>
-      <w:r>
-        <w:rPr>
-          <w:lang w:eastAsia="en-US"/>
-        </w:rPr>
-        <w:t>просмотр товаров и их технических характеристик;</w:t>
-      </w:r>
-    </w:p>
-    <w:p>
-      <w:pPr>
-        <w:spacing w:line="360" w:lineRule="auto"/>
-        <w:ind w:firstLine="709"/>
-        <w:jc w:val="both"/>
-        <w:rPr>
-          <w:lang w:eastAsia="en-US"/>
-        </w:rPr>
-      </w:pPr>
-      <w:r>
-        <w:rPr>
-          <w:lang w:eastAsia="en-US"/>
-        </w:rPr>
-        <w:t>поиск и фильтрация компьютерной техники;</w:t>
-      </w:r>
-    </w:p>
-    <w:p>
-      <w:pPr>
-        <w:spacing w:line="360" w:lineRule="auto"/>
-        <w:ind w:firstLine="709"/>
-        <w:jc w:val="both"/>
-        <w:rPr>
-          <w:lang w:eastAsia="en-US"/>
-        </w:rPr>
-      </w:pPr>
-      <w:r>
-        <w:rPr>
-          <w:lang w:eastAsia="en-US"/>
-        </w:rPr>
-        <w:t>использование конфигуратора сборки ПК (с возможностью просмотра итоговой цены, но без сохранения сборки);</w:t>
-      </w:r>
-    </w:p>
-    <w:p>
-      <w:pPr>
-        <w:spacing w:line="360" w:lineRule="auto"/>
-        <w:ind w:firstLine="709"/>
-        <w:jc w:val="both"/>
-        <w:rPr>
-          <w:lang w:eastAsia="en-US"/>
-        </w:rPr>
-      </w:pPr>
-      <w:r>
-        <w:rPr>
-          <w:lang w:eastAsia="en-US"/>
-        </w:rPr>
-        <w:t>оформление заказа без регистрации (с возможностью ввести данные вручную).</w:t>
-      </w:r>
-    </w:p>
-    <w:p>
-      <w:pPr>
-        <w:spacing w:line="360" w:lineRule="auto"/>
-        <w:ind w:firstLine="709"/>
-        <w:jc w:val="both"/>
-        <w:rPr>
-          <w:lang w:eastAsia="en-US"/>
-        </w:rPr>
-      </w:pPr>
-      <w:r>
-        <w:rPr>
-          <w:lang w:eastAsia="en-US"/>
-        </w:rPr>
-        <w:t>Администраторы:</w:t>
-      </w:r>
-    </w:p>
-    <w:p>
-      <w:pPr>
-        <w:spacing w:line="360" w:lineRule="auto"/>
-        <w:ind w:firstLine="709"/>
-        <w:jc w:val="both"/>
-        <w:rPr>
-          <w:lang w:eastAsia="en-US"/>
-        </w:rPr>
-      </w:pPr>
-      <w:r>
-        <w:rPr>
-          <w:lang w:eastAsia="en-US"/>
-        </w:rPr>
+      </w:pPr>
+      <w:bookmarkStart w:id="13" w:name="_Toc229683685"/>
+      <w:r>
+        <w:t xml:space="preserve">Интерфейс должен быть интуитивно понятным и удобным с минимальной нагрузкой на пользователя, иметь адаптивный дизайн, чтобы сайт корректно отображался на разных устройствах, таких как персональные компьютеры, планшеты и смартфоны, а также обеспечивать высокую </w:t>
+      </w:r>
+      <w:r>
         <w:lastRenderedPageBreak/>
-        <w:t>управление заказами (изменение статуса заказа, отправка уведомлений клиентам);</w:t>
-      </w:r>
-    </w:p>
-    <w:p>
-      <w:pPr>
-        <w:spacing w:line="360" w:lineRule="auto"/>
-        <w:ind w:firstLine="709"/>
-        <w:jc w:val="both"/>
-        <w:rPr>
-          <w:lang w:eastAsia="en-US"/>
-        </w:rPr>
-      </w:pPr>
-      <w:r>
-        <w:rPr>
-          <w:lang w:eastAsia="en-US"/>
-        </w:rPr>
-        <w:t>управление пользователями (просмотр списка, блокировка, сброс пароля);</w:t>
-      </w:r>
-    </w:p>
-    <w:p>
-      <w:pPr>
-        <w:spacing w:line="360" w:lineRule="auto"/>
-        <w:ind w:firstLine="709"/>
-        <w:jc w:val="both"/>
-        <w:rPr>
-          <w:lang w:eastAsia="en-US"/>
-        </w:rPr>
-      </w:pPr>
-      <w:r>
-        <w:rPr>
-          <w:lang w:eastAsia="en-US"/>
-        </w:rPr>
-        <w:t>управление конфигуратором (добавление/редактирование правил совместимости компонентов);</w:t>
-      </w:r>
-    </w:p>
-    <w:p>
-      <w:pPr>
-        <w:spacing w:line="360" w:lineRule="auto"/>
-        <w:ind w:firstLine="709"/>
-        <w:jc w:val="both"/>
-        <w:rPr>
-          <w:lang w:eastAsia="en-US"/>
-        </w:rPr>
-      </w:pPr>
-      <w:r>
-        <w:rPr>
-          <w:lang w:eastAsia="en-US"/>
-        </w:rPr>
-        <w:t>Требования к пользователям:</w:t>
-      </w:r>
-    </w:p>
-    <w:p>
-      <w:pPr>
-        <w:spacing w:line="360" w:lineRule="auto"/>
-        <w:ind w:firstLine="709"/>
-        <w:jc w:val="both"/>
-        <w:rPr>
-          <w:lang w:eastAsia="en-US"/>
-        </w:rPr>
-      </w:pPr>
-      <w:r>
-        <w:rPr>
-          <w:lang w:eastAsia="en-US"/>
-        </w:rPr>
-        <w:t>пользователи должны иметь базовые навыки работы с интернет-браузерами и способность совершать онлайн-покупки;</w:t>
-      </w:r>
-    </w:p>
-    <w:p>
-      <w:pPr>
-        <w:spacing w:line="360" w:lineRule="auto"/>
-        <w:ind w:firstLine="709"/>
-        <w:jc w:val="both"/>
-        <w:rPr>
-          <w:lang w:eastAsia="en-US"/>
-        </w:rPr>
-      </w:pPr>
-      <w:r>
-        <w:rPr>
-          <w:lang w:eastAsia="en-US"/>
-        </w:rPr>
-        <w:t xml:space="preserve">для использования конфигуратора </w:t>
-      </w:r>
-      <w:proofErr w:type="spellStart"/>
-      <w:r>
-        <w:rPr>
-          <w:lang w:eastAsia="en-US"/>
-        </w:rPr>
+        <w:t xml:space="preserve">производительность, то есть быстрое реагирование на действия пользователя и минимизацию времени ожидания. Ключевой особенностью является конфигуратор сборки ПК: пользователь должен иметь возможность визуально собирать компьютер с помощью технологии </w:t>
+      </w:r>
+      <w:proofErr w:type="spellStart"/>
+      <w:r>
         <w:t>Drag-and-Drop</w:t>
       </w:r>
       <w:proofErr w:type="spellEnd"/>
       <w:r>
-        <w:rPr>
-          <w:lang w:eastAsia="en-US"/>
-        </w:rPr>
-        <w:t xml:space="preserve"> пользователь должен уметь пользоваться мышью (перетаскивание элементов);</w:t>
-      </w:r>
-    </w:p>
-    <w:p>
-      <w:pPr>
-        <w:spacing w:line="360" w:lineRule="auto"/>
-        <w:ind w:firstLine="709"/>
-        <w:jc w:val="both"/>
-        <w:rPr>
-          <w:lang w:eastAsia="en-US"/>
-        </w:rPr>
-      </w:pPr>
-      <w:r>
-        <w:rPr>
-          <w:lang w:eastAsia="en-US"/>
-        </w:rPr>
-        <w:t xml:space="preserve">для оформления заказа необходимы базовые контактные данные: имя, адрес доставки, контактный телефон, </w:t>
-      </w:r>
-      <w:proofErr w:type="spellStart"/>
-      <w:r>
-        <w:rPr>
-          <w:lang w:eastAsia="en-US"/>
-        </w:rPr>
-        <w:t>email</w:t>
-      </w:r>
-      <w:proofErr w:type="spellEnd"/>
-      <w:r>
-        <w:rPr>
-          <w:lang w:eastAsia="en-US"/>
-        </w:rPr>
-        <w:t>.</w:t>
+        <w:t xml:space="preserve">, перетаскивая компоненты из каталога на схематичное изображение корпуса, с автоматическим пересчётом итоговой цены сборки. Корзина покупок должна позволять пользователю легко видеть товары или готовую сборку ПК в корзине, изменять количество, удалять товары, а также переходить к оформлению заказа. Оформление заказа включает поля для ввода данных клиента, выбора способа доставки и оплаты, а также подтверждение заказа. Кроме того, интерфейс должен поддерживать фильтрацию товаров по различным критериям, таким как категория, диапазон цен и наличие на складе, уведомления о подтверждении заказа, изменении статуса заказа, о поступлении товара на склад и другое, а также визуальный </w:t>
+      </w:r>
+      <w:proofErr w:type="spellStart"/>
+      <w:r>
+        <w:t>Drag-and-Drop</w:t>
+      </w:r>
+      <w:proofErr w:type="spellEnd"/>
+      <w:r>
+        <w:t xml:space="preserve"> конфигуратор.</w:t>
       </w:r>
     </w:p>
     <w:p>
@@ -5375,9 +4454,8 @@
         <w:ind w:left="0" w:firstLine="709"/>
         <w:jc w:val="both"/>
       </w:pPr>
-      <w:bookmarkStart w:id="13" w:name="_Toc229683686"/>
-      <w:r>
-        <w:t>Ограничения</w:t>
+      <w:r>
+        <w:t>Требования к пользователям продукта</w:t>
       </w:r>
       <w:bookmarkEnd w:id="13"/>
     </w:p>
@@ -5386,322 +4464,31 @@
         <w:spacing w:line="360" w:lineRule="auto"/>
         <w:ind w:firstLine="709"/>
         <w:jc w:val="both"/>
-        <w:rPr>
-          <w:lang w:eastAsia="en-US"/>
-        </w:rPr>
-      </w:pPr>
-      <w:r>
-        <w:rPr>
-          <w:lang w:eastAsia="en-US"/>
-        </w:rPr>
-        <w:t>1. Ограничения по времени отклика:</w:t>
-      </w:r>
-    </w:p>
-    <w:p>
-      <w:pPr>
-        <w:spacing w:line="360" w:lineRule="auto"/>
-        <w:ind w:firstLine="709"/>
-        <w:jc w:val="both"/>
-        <w:rPr>
-          <w:lang w:eastAsia="en-US"/>
-        </w:rPr>
-      </w:pPr>
-      <w:r>
-        <w:rPr>
-          <w:lang w:eastAsia="en-US"/>
-        </w:rPr>
-        <w:t>время отклика сайта (загрузка главной страницы, каталога, карточки товара) должно не превышать 3 секунд при стандартных запросах;</w:t>
-      </w:r>
-    </w:p>
-    <w:p>
-      <w:pPr>
-        <w:spacing w:line="360" w:lineRule="auto"/>
-        <w:ind w:firstLine="709"/>
-        <w:jc w:val="both"/>
-        <w:rPr>
-          <w:lang w:eastAsia="en-US"/>
-        </w:rPr>
-      </w:pPr>
-      <w:r>
-        <w:rPr>
-          <w:lang w:eastAsia="en-US"/>
-        </w:rPr>
-        <w:t>время отклика при работе конфигуратора (проверка совместимости компонентов, пересчёт цены) – не более 3 секунд;</w:t>
-      </w:r>
-    </w:p>
-    <w:p>
-      <w:pPr>
-        <w:spacing w:line="360" w:lineRule="auto"/>
-        <w:ind w:firstLine="709"/>
-        <w:jc w:val="both"/>
-        <w:rPr>
-          <w:lang w:eastAsia="en-US"/>
-        </w:rPr>
-      </w:pPr>
-      <w:r>
-        <w:rPr>
-          <w:lang w:eastAsia="en-US"/>
-        </w:rPr>
-        <w:t>время отклика при оформлении заказа – не более 5 секунд.</w:t>
-      </w:r>
-    </w:p>
-    <w:p>
-      <w:pPr>
-        <w:spacing w:line="360" w:lineRule="auto"/>
-        <w:ind w:firstLine="709"/>
-        <w:jc w:val="both"/>
-        <w:rPr>
-          <w:lang w:eastAsia="en-US"/>
-        </w:rPr>
-      </w:pPr>
-      <w:r>
-        <w:rPr>
-          <w:lang w:eastAsia="en-US"/>
-        </w:rPr>
-        <w:t>2. Ограничения по количеству пользователей:</w:t>
-      </w:r>
-    </w:p>
-    <w:p>
-      <w:pPr>
-        <w:spacing w:line="360" w:lineRule="auto"/>
-        <w:ind w:firstLine="709"/>
-        <w:jc w:val="both"/>
-        <w:rPr>
-          <w:lang w:eastAsia="en-US"/>
-        </w:rPr>
-      </w:pPr>
-      <w:r>
-        <w:rPr>
-          <w:lang w:eastAsia="en-US"/>
-        </w:rPr>
-        <w:t xml:space="preserve">сайт должен обеспечивать одновременное обслуживание до 500 пользователей (в пиковые нагрузки </w:t>
-      </w:r>
-      <w:r>
-        <w:rPr>
-          <w:rFonts w:ascii="Times New Roman" w:hAnsi="Times New Roman"/>
-          <w:lang w:eastAsia="en-US"/>
-        </w:rPr>
-        <w:t>–</w:t>
-      </w:r>
-      <w:r>
-        <w:rPr>
-          <w:lang w:eastAsia="en-US"/>
-        </w:rPr>
-        <w:t xml:space="preserve"> до 1000).</w:t>
-      </w:r>
-    </w:p>
-    <w:p>
-      <w:pPr>
-        <w:spacing w:line="360" w:lineRule="auto"/>
-        <w:ind w:firstLine="709"/>
-        <w:jc w:val="both"/>
-        <w:rPr>
-          <w:lang w:eastAsia="en-US"/>
-        </w:rPr>
-      </w:pPr>
-      <w:r>
-        <w:rPr>
-          <w:lang w:eastAsia="en-US"/>
-        </w:rPr>
-        <w:t>3. Ограничения по функционалу:</w:t>
-      </w:r>
-    </w:p>
-    <w:p>
-      <w:pPr>
-        <w:spacing w:line="360" w:lineRule="auto"/>
-        <w:ind w:firstLine="709"/>
-        <w:jc w:val="both"/>
-        <w:rPr>
-          <w:lang w:eastAsia="en-US"/>
-        </w:rPr>
-      </w:pPr>
-      <w:r>
-        <w:rPr>
-          <w:lang w:eastAsia="en-US"/>
-        </w:rPr>
-        <w:t xml:space="preserve">на первом этапе не реализуется полноценная интеграция со службами доставки (расчёт стоимости и отслеживание в реальном времени) </w:t>
-      </w:r>
-      <w:r>
-        <w:rPr>
-          <w:lang w:eastAsia="en-US"/>
-        </w:rPr>
-        <w:t>–</w:t>
-      </w:r>
-      <w:r>
-        <w:rPr>
-          <w:lang w:eastAsia="en-US"/>
-        </w:rPr>
-        <w:t xml:space="preserve"> используется ручной ввод или фиксированная стоимость;</w:t>
-      </w:r>
-    </w:p>
-    <w:p>
-      <w:pPr>
-        <w:spacing w:line="360" w:lineRule="auto"/>
-        <w:ind w:firstLine="709"/>
-        <w:jc w:val="both"/>
-        <w:rPr>
-          <w:lang w:eastAsia="en-US"/>
-        </w:rPr>
-      </w:pPr>
-      <w:r>
-        <w:rPr>
-          <w:lang w:eastAsia="en-US"/>
-        </w:rPr>
-        <w:t>конфигуратор сборки ПК на первом этапе проверяет только базовую совместимость, более сложные не реализуются.</w:t>
-      </w:r>
-    </w:p>
-    <w:p>
-      <w:pPr>
-        <w:spacing w:line="360" w:lineRule="auto"/>
-        <w:ind w:firstLine="709"/>
-        <w:jc w:val="both"/>
-        <w:rPr>
-          <w:lang w:eastAsia="en-US"/>
-        </w:rPr>
-      </w:pPr>
-      <w:r>
-        <w:rPr>
-          <w:lang w:eastAsia="en-US"/>
-        </w:rPr>
-        <w:t>4. Ограничения по безопасности:</w:t>
-      </w:r>
-    </w:p>
-    <w:p>
-      <w:pPr>
-        <w:spacing w:line="360" w:lineRule="auto"/>
-        <w:ind w:firstLine="709"/>
-        <w:jc w:val="both"/>
-        <w:rPr>
-          <w:lang w:eastAsia="en-US"/>
-        </w:rPr>
-      </w:pPr>
-      <w:r>
-        <w:rPr>
-          <w:lang w:eastAsia="en-US"/>
-        </w:rPr>
+      </w:pPr>
+      <w:bookmarkStart w:id="14" w:name="_Toc229683686"/>
+      <w:r>
+        <w:t xml:space="preserve">Выделяются два типа пользователей: гости и администраторы. Гости могут просматривать товары и их технические характеристики, осуществлять поиск и фильтрацию компьютерной техники, использовать конфигуратор сборки ПК с возможностью просмотра итоговой цены, но без сохранения сборки, а также оформлять заказ без регистрации, вводя данные вручную. Администраторы имеют возможность управлять заказами, включая изменение статуса заказа и отправку уведомлений клиентам, управлять пользователями, то есть просматривать список, блокировать и сбрасывать пароль, а также управлять конфигуратором, добавляя и редактируя правила совместимости компонентов. Требования к пользователям заключаются в следующем: пользователи должны иметь базовые навыки работы с интернет-браузерами и способность совершать онлайн-покупки; для использования конфигуратора </w:t>
+      </w:r>
+      <w:proofErr w:type="spellStart"/>
+      <w:r>
+        <w:t>Drag-and-Drop</w:t>
+      </w:r>
+      <w:proofErr w:type="spellEnd"/>
+      <w:r>
+        <w:t xml:space="preserve"> пользователь должен уметь пользоваться мышью, а именно </w:t>
+      </w:r>
+      <w:r>
         <w:lastRenderedPageBreak/>
-        <w:t>данные клиентов должны быть защищены в соответствии с Федеральным законом № 152-ФЗ «О персональных данных» и локальными законами о защите персональных данных;</w:t>
-      </w:r>
-    </w:p>
-    <w:p>
-      <w:pPr>
-        <w:spacing w:line="360" w:lineRule="auto"/>
-        <w:ind w:firstLine="709"/>
-        <w:jc w:val="both"/>
-        <w:rPr>
-          <w:lang w:eastAsia="en-US"/>
-        </w:rPr>
-      </w:pPr>
-      <w:r>
-        <w:rPr>
-          <w:lang w:eastAsia="en-US"/>
-        </w:rPr>
-        <w:t xml:space="preserve">пароли пользователей должны храниться в </w:t>
-      </w:r>
-      <w:proofErr w:type="spellStart"/>
-      <w:r>
-        <w:rPr>
-          <w:lang w:eastAsia="en-US"/>
-        </w:rPr>
-        <w:t>хэшированном</w:t>
-      </w:r>
-      <w:proofErr w:type="spellEnd"/>
-      <w:r>
-        <w:rPr>
-          <w:lang w:eastAsia="en-US"/>
-        </w:rPr>
-        <w:t xml:space="preserve"> виде (</w:t>
-      </w:r>
-      <w:proofErr w:type="spellStart"/>
-      <w:r>
-        <w:rPr>
-          <w:lang w:eastAsia="en-US"/>
-        </w:rPr>
-        <w:t>password_</w:t>
-      </w:r>
-      <w:proofErr w:type="gramStart"/>
-      <w:r>
-        <w:rPr>
-          <w:lang w:eastAsia="en-US"/>
-        </w:rPr>
-        <w:t>hash</w:t>
-      </w:r>
-      <w:proofErr w:type="spellEnd"/>
-      <w:r>
-        <w:rPr>
-          <w:lang w:eastAsia="en-US"/>
-        </w:rPr>
-        <w:t>(</w:t>
-      </w:r>
-      <w:proofErr w:type="gramEnd"/>
-      <w:r>
-        <w:rPr>
-          <w:lang w:eastAsia="en-US"/>
-        </w:rPr>
-        <w:t>)).</w:t>
-      </w:r>
-    </w:p>
-    <w:p>
-      <w:pPr>
-        <w:spacing w:line="360" w:lineRule="auto"/>
-        <w:ind w:firstLine="709"/>
-        <w:jc w:val="both"/>
-        <w:rPr>
-          <w:lang w:eastAsia="en-US"/>
-        </w:rPr>
-      </w:pPr>
-      <w:r>
-        <w:rPr>
-          <w:lang w:eastAsia="en-US"/>
-        </w:rPr>
-        <w:t>5. Ограничения по доступности:</w:t>
-      </w:r>
-    </w:p>
-    <w:p>
-      <w:pPr>
-        <w:spacing w:line="360" w:lineRule="auto"/>
-        <w:ind w:firstLine="709"/>
-        <w:jc w:val="both"/>
-        <w:rPr>
-          <w:lang w:eastAsia="en-US"/>
-        </w:rPr>
-      </w:pPr>
-      <w:r>
-        <w:rPr>
-          <w:lang w:eastAsia="en-US"/>
-        </w:rPr>
-        <w:t>обновления системы не должны нарушать работу веб-сайта (использование резервного копирования и поэтапного развертывания).</w:t>
-      </w:r>
-    </w:p>
-    <w:p>
-      <w:pPr>
-        <w:spacing w:after="160" w:line="259" w:lineRule="auto"/>
-        <w:rPr>
-          <w:lang w:eastAsia="en-US"/>
-        </w:rPr>
-      </w:pPr>
-      <w:r>
-        <w:rPr>
-          <w:lang w:eastAsia="en-US"/>
-        </w:rPr>
-        <w:br w:type="page"/>
-      </w:r>
-    </w:p>
-    <w:p>
-      <w:pPr>
-        <w:pStyle w:val="1"/>
-        <w:numPr>
-          <w:ilvl w:val="0"/>
-          <w:numId w:val="4"/>
-        </w:numPr>
-        <w:jc w:val="center"/>
-      </w:pPr>
-      <w:bookmarkStart w:id="14" w:name="_Toc229683687"/>
-      <w:r>
-        <w:lastRenderedPageBreak/>
-        <w:t>ОБОСНОВАНИЕ ВЫБОРА ИНСТРУМЕНТАЛЬНЫХ СРЕДСТВ ДЛЯ РЕАЛИЗАЦИИ ПОСТАВЛЕННОЙ ЗАДАЧИ</w:t>
-      </w:r>
-      <w:bookmarkEnd w:id="14"/>
+        <w:t xml:space="preserve">перетаскивать элементы; для оформления заказа необходимы базовые контактные данные: имя, адрес доставки, контактный телефон и </w:t>
+      </w:r>
+      <w:proofErr w:type="spellStart"/>
+      <w:r>
+        <w:t>email</w:t>
+      </w:r>
+      <w:proofErr w:type="spellEnd"/>
+      <w:r>
+        <w:t>.</w:t>
+      </w:r>
     </w:p>
     <w:p>
       <w:pPr>
@@ -5714,16 +4501,10 @@
         <w:ind w:left="0" w:firstLine="709"/>
         <w:jc w:val="both"/>
       </w:pPr>
-      <w:bookmarkStart w:id="15" w:name="_Toc229683688"/>
-      <w:r>
-        <w:t xml:space="preserve">Используемые языки программирования: HTML, CSS, </w:t>
-      </w:r>
-      <w:proofErr w:type="spellStart"/>
-      <w:r>
-        <w:t>JavaScript</w:t>
-      </w:r>
-      <w:bookmarkEnd w:id="15"/>
-      <w:proofErr w:type="spellEnd"/>
+      <w:r>
+        <w:t>Ограничения</w:t>
+      </w:r>
+      <w:bookmarkEnd w:id="14"/>
     </w:p>
     <w:p>
       <w:pPr>
@@ -5735,619 +4516,46 @@
         </w:rPr>
       </w:pPr>
       <w:r>
-        <w:rPr>
-          <w:lang w:eastAsia="en-US"/>
-        </w:rPr>
-        <w:t>HTML</w:t>
-      </w:r>
-      <w:r>
-        <w:rPr>
-          <w:lang w:eastAsia="en-US"/>
-        </w:rPr>
-        <w:t xml:space="preserve"> </w:t>
-      </w:r>
-      <w:r>
-        <w:rPr>
-          <w:lang w:eastAsia="en-US"/>
-        </w:rPr>
-        <w:t>(</w:t>
-      </w:r>
-      <w:proofErr w:type="spellStart"/>
-      <w:r>
-        <w:rPr>
-          <w:lang w:eastAsia="en-US"/>
-        </w:rPr>
-        <w:t>HyperText</w:t>
-      </w:r>
-      <w:proofErr w:type="spellEnd"/>
-      <w:r>
-        <w:rPr>
-          <w:lang w:eastAsia="en-US"/>
-        </w:rPr>
-        <w:t xml:space="preserve"> </w:t>
-      </w:r>
-      <w:proofErr w:type="spellStart"/>
-      <w:r>
-        <w:rPr>
-          <w:lang w:eastAsia="en-US"/>
-        </w:rPr>
-        <w:t>Markup</w:t>
-      </w:r>
-      <w:proofErr w:type="spellEnd"/>
-      <w:r>
-        <w:rPr>
-          <w:lang w:eastAsia="en-US"/>
-        </w:rPr>
-        <w:t xml:space="preserve"> </w:t>
-      </w:r>
-      <w:proofErr w:type="spellStart"/>
-      <w:r>
-        <w:rPr>
-          <w:lang w:eastAsia="en-US"/>
-        </w:rPr>
-        <w:t>Language</w:t>
-      </w:r>
-      <w:proofErr w:type="spellEnd"/>
-      <w:r>
-        <w:rPr>
-          <w:lang w:eastAsia="en-US"/>
-        </w:rPr>
-        <w:t xml:space="preserve">) </w:t>
-      </w:r>
-      <w:r>
-        <w:rPr>
-          <w:lang w:eastAsia="en-US"/>
-        </w:rPr>
-        <w:t>–</w:t>
-      </w:r>
-      <w:r>
-        <w:rPr>
-          <w:lang w:eastAsia="en-US"/>
-        </w:rPr>
-        <w:t xml:space="preserve"> это язык разметки, используемый для создания структуры веб-страниц. HTML служит основой всех веб-сайтов, определяя их структуру, в том числе текстовый контент, изображения, ссылки и другие элементы.</w:t>
-      </w:r>
-    </w:p>
-    <w:p>
-      <w:pPr>
-        <w:spacing w:line="360" w:lineRule="auto"/>
-        <w:ind w:firstLine="709"/>
-        <w:jc w:val="both"/>
-        <w:rPr>
-          <w:lang w:eastAsia="en-US"/>
-        </w:rPr>
-      </w:pPr>
-      <w:r>
-        <w:rPr>
-          <w:lang w:eastAsia="en-US"/>
-        </w:rPr>
-        <w:t>Основной стандарт веб-разработки: HTML является стандартом для всех веб-страниц. Он поддерживается всеми браузерами и устройствами, что гарантирует совместимость с широким спектром платформ.</w:t>
-      </w:r>
-    </w:p>
-    <w:p>
-      <w:pPr>
-        <w:spacing w:line="360" w:lineRule="auto"/>
-        <w:ind w:firstLine="709"/>
-        <w:jc w:val="both"/>
-        <w:rPr>
-          <w:lang w:eastAsia="en-US"/>
-        </w:rPr>
-      </w:pPr>
-      <w:r>
-        <w:rPr>
-          <w:lang w:eastAsia="en-US"/>
-        </w:rPr>
-        <w:t xml:space="preserve">Простота и понятность: HTML </w:t>
-      </w:r>
-      <w:r>
-        <w:rPr>
-          <w:rFonts w:ascii="Cambria" w:hAnsi="Cambria"/>
-          <w:lang w:eastAsia="en-US"/>
-        </w:rPr>
-        <w:t>–</w:t>
-      </w:r>
-      <w:r>
-        <w:rPr>
-          <w:lang w:eastAsia="en-US"/>
-        </w:rPr>
-        <w:t xml:space="preserve"> это основа для веб-разработки, и его использование необходимо для любой веб-страницы, что делает его универсальным инструментом для создания структуры сайта.</w:t>
-      </w:r>
-    </w:p>
-    <w:p>
-      <w:pPr>
-        <w:spacing w:line="360" w:lineRule="auto"/>
-        <w:ind w:firstLine="709"/>
-        <w:jc w:val="both"/>
-        <w:rPr>
-          <w:lang w:eastAsia="en-US"/>
-        </w:rPr>
-      </w:pPr>
-      <w:r>
-        <w:rPr>
-          <w:lang w:eastAsia="en-US"/>
-        </w:rPr>
-        <w:t>CSS</w:t>
-      </w:r>
-      <w:r>
-        <w:rPr>
-          <w:lang w:eastAsia="en-US"/>
-        </w:rPr>
-        <w:t xml:space="preserve"> </w:t>
-      </w:r>
-      <w:r>
-        <w:rPr>
-          <w:lang w:eastAsia="en-US"/>
-        </w:rPr>
-        <w:t>(</w:t>
-      </w:r>
-      <w:proofErr w:type="spellStart"/>
-      <w:r>
-        <w:rPr>
-          <w:lang w:eastAsia="en-US"/>
-        </w:rPr>
-        <w:t>Cascading</w:t>
-      </w:r>
-      <w:proofErr w:type="spellEnd"/>
-      <w:r>
-        <w:rPr>
-          <w:lang w:eastAsia="en-US"/>
-        </w:rPr>
-        <w:t xml:space="preserve"> </w:t>
-      </w:r>
-      <w:proofErr w:type="spellStart"/>
-      <w:r>
-        <w:rPr>
-          <w:lang w:eastAsia="en-US"/>
-        </w:rPr>
-        <w:t>Style</w:t>
-      </w:r>
-      <w:proofErr w:type="spellEnd"/>
-      <w:r>
-        <w:rPr>
-          <w:lang w:eastAsia="en-US"/>
-        </w:rPr>
-        <w:t xml:space="preserve"> </w:t>
-      </w:r>
-      <w:proofErr w:type="spellStart"/>
-      <w:r>
-        <w:rPr>
-          <w:lang w:eastAsia="en-US"/>
-        </w:rPr>
-        <w:t>Sheets</w:t>
-      </w:r>
-      <w:proofErr w:type="spellEnd"/>
-      <w:r>
-        <w:rPr>
-          <w:lang w:eastAsia="en-US"/>
-        </w:rPr>
-        <w:t>)</w:t>
-      </w:r>
-      <w:r>
-        <w:rPr>
-          <w:lang w:eastAsia="en-US"/>
-        </w:rPr>
-        <w:t xml:space="preserve"> </w:t>
-      </w:r>
-      <w:r>
-        <w:rPr>
-          <w:lang w:eastAsia="en-US"/>
-        </w:rPr>
-        <w:t>–</w:t>
-      </w:r>
-      <w:r>
-        <w:rPr>
-          <w:lang w:eastAsia="en-US"/>
-        </w:rPr>
-        <w:t xml:space="preserve"> язык стилей, отвечающий за внешний вид веб-страниц. CSS позволяет задавать шрифты, цвета, отступы, выравнивание и другие параметры, определяющие визуальное оформление сайта.</w:t>
-      </w:r>
-    </w:p>
-    <w:p>
-      <w:pPr>
-        <w:spacing w:line="360" w:lineRule="auto"/>
-        <w:ind w:firstLine="709"/>
-        <w:jc w:val="both"/>
-        <w:rPr>
-          <w:lang w:eastAsia="en-US"/>
-        </w:rPr>
-      </w:pPr>
-      <w:r>
-        <w:rPr>
-          <w:lang w:eastAsia="en-US"/>
-        </w:rPr>
-        <w:t>Почему выбран CSS?</w:t>
-      </w:r>
-    </w:p>
-    <w:p>
-      <w:pPr>
-        <w:spacing w:line="360" w:lineRule="auto"/>
-        <w:ind w:firstLine="709"/>
-        <w:jc w:val="both"/>
-        <w:rPr>
-          <w:lang w:eastAsia="en-US"/>
-        </w:rPr>
-      </w:pPr>
-      <w:r>
-        <w:rPr>
-          <w:lang w:eastAsia="en-US"/>
-        </w:rPr>
-        <w:t xml:space="preserve">Адаптивность: </w:t>
-      </w:r>
-      <w:r>
-        <w:rPr>
-          <w:lang w:eastAsia="en-US"/>
-        </w:rPr>
-        <w:t>CSS является основным инструментом для создания адаптивного дизайна. С помощью CSS можно реализовать такие функции, как изменение оформления в зависимости от размера экрана устройства (ПК, планшет, смартфон), что особенно важно для интернет-магазина компьютерной техники, так как пользователи могут заходить на сайт с разных устройств. CSS включает в себя все минимальные требования для реализации стилей на сайте, не требуя дополнительных инструментов или препроцессоров.</w:t>
-      </w:r>
-    </w:p>
-    <w:p>
-      <w:pPr>
-        <w:spacing w:line="360" w:lineRule="auto"/>
-        <w:ind w:firstLine="709"/>
-        <w:jc w:val="both"/>
-        <w:rPr>
-          <w:lang w:eastAsia="en-US"/>
-        </w:rPr>
-      </w:pPr>
-      <w:r>
-        <w:rPr>
-          <w:lang w:eastAsia="en-US"/>
-        </w:rPr>
-        <w:t>Гибкость и расширяемость: CSS позволяет быстро изменять внешний вид всех страниц сайта через центральный файл стилей, что облегчает управление и масштабирование проекта.</w:t>
-      </w:r>
-    </w:p>
-    <w:p>
-      <w:pPr>
-        <w:spacing w:line="360" w:lineRule="auto"/>
-        <w:ind w:firstLine="709"/>
-        <w:jc w:val="both"/>
-        <w:rPr>
-          <w:lang w:eastAsia="en-US"/>
-        </w:rPr>
-      </w:pPr>
-      <w:r>
-        <w:rPr>
-          <w:lang w:eastAsia="en-US"/>
-        </w:rPr>
+        <w:t xml:space="preserve">По времени отклика установлены следующие ограничения: время отклика сайта при загрузке главной страницы, каталога и карточки товара должно не превышать трёх секунд при стандартных запросах, время отклика при работе конфигуратора, включая проверку совместимости компонентов и пересчёт цены, также не более трёх секунд, а время отклика при оформлении заказа – не более пяти секунд. По количеству пользователей сайт должен обеспечивать одновременное обслуживание до пятисот пользователей, а в пиковые нагрузки – до тысячи. По функционалу на первом этапе не реализуется полноценная интеграция со службами доставки, то есть расчёт стоимости и отслеживание в реальном времени не производятся, используется ручной ввод или фиксированная стоимость, а конфигуратор сборки ПК на первом этапе проверяет только базовую совместимость, более сложные проверки не реализуются. По безопасности данные клиентов должны быть защищены в соответствии с Федеральным законом № 152-ФЗ «О персональных данных» и локальными законами о защите персональных данных, а пароли пользователей должны храниться в </w:t>
+      </w:r>
+      <w:proofErr w:type="spellStart"/>
+      <w:r>
+        <w:t>хэшированном</w:t>
+      </w:r>
+      <w:proofErr w:type="spellEnd"/>
+      <w:r>
+        <w:t xml:space="preserve"> виде с использованием функции </w:t>
+      </w:r>
+      <w:proofErr w:type="spellStart"/>
+      <w:r>
+        <w:t>password_hash</w:t>
+      </w:r>
+      <w:proofErr w:type="spellEnd"/>
+      <w:r>
+        <w:t>. По доступности обновления системы не должны нарушать работу веб-сайта, для чего используется резервное копирование и поэтапное развертывание.</w:t>
+      </w:r>
+      <w:r>
+        <w:rPr>
+          <w:lang w:eastAsia="en-US"/>
+        </w:rPr>
+        <w:br w:type="page"/>
+      </w:r>
+    </w:p>
+    <w:p>
+      <w:pPr>
+        <w:pStyle w:val="1"/>
+        <w:numPr>
+          <w:ilvl w:val="0"/>
+          <w:numId w:val="4"/>
+        </w:numPr>
+        <w:jc w:val="center"/>
+      </w:pPr>
+      <w:bookmarkStart w:id="15" w:name="_Toc229683687"/>
+      <w:r>
         <w:lastRenderedPageBreak/>
-        <w:t>Широкая поддержка: CSS широко используется во всех веб-платформах и поддерживается всеми современными браузерами.</w:t>
-      </w:r>
-    </w:p>
-    <w:p>
-      <w:pPr>
-        <w:spacing w:line="360" w:lineRule="auto"/>
-        <w:ind w:firstLine="709"/>
-        <w:jc w:val="both"/>
-        <w:rPr>
-          <w:lang w:eastAsia="en-US"/>
-        </w:rPr>
-      </w:pPr>
-      <w:proofErr w:type="spellStart"/>
-      <w:r>
-        <w:rPr>
-          <w:lang w:eastAsia="en-US"/>
-        </w:rPr>
-        <w:t>JavaScript</w:t>
-      </w:r>
-      <w:proofErr w:type="spellEnd"/>
-      <w:r>
-        <w:rPr>
-          <w:lang w:eastAsia="en-US"/>
-        </w:rPr>
-        <w:t xml:space="preserve"> (JS)</w:t>
-      </w:r>
-    </w:p>
-    <w:p>
-      <w:pPr>
-        <w:spacing w:line="360" w:lineRule="auto"/>
-        <w:ind w:firstLine="709"/>
-        <w:jc w:val="both"/>
-        <w:rPr>
-          <w:lang w:eastAsia="en-US"/>
-        </w:rPr>
-      </w:pPr>
-      <w:proofErr w:type="spellStart"/>
-      <w:r>
-        <w:rPr>
-          <w:lang w:eastAsia="en-US"/>
-        </w:rPr>
-        <w:t>JavaScript</w:t>
-      </w:r>
-      <w:proofErr w:type="spellEnd"/>
-      <w:r>
-        <w:rPr>
-          <w:lang w:eastAsia="en-US"/>
-        </w:rPr>
-        <w:t xml:space="preserve"> </w:t>
-      </w:r>
-      <w:r>
-        <w:rPr>
-          <w:lang w:eastAsia="en-US"/>
-        </w:rPr>
-        <w:t xml:space="preserve">– </w:t>
-      </w:r>
-      <w:r>
-        <w:rPr>
-          <w:lang w:eastAsia="en-US"/>
-        </w:rPr>
-        <w:t>позволяет реализовать весь клиентский функционал интернет-магазина: фильтрацию товаров, работу корзины, оформление заказа.</w:t>
-      </w:r>
-    </w:p>
-    <w:p>
-      <w:pPr>
-        <w:spacing w:line="360" w:lineRule="auto"/>
-        <w:ind w:firstLine="709"/>
-        <w:jc w:val="both"/>
-        <w:rPr>
-          <w:lang w:eastAsia="en-US"/>
-        </w:rPr>
-      </w:pPr>
-      <w:r>
-        <w:rPr>
-          <w:lang w:eastAsia="en-US"/>
-        </w:rPr>
-        <w:t xml:space="preserve">Реализация </w:t>
-      </w:r>
-      <w:proofErr w:type="spellStart"/>
-      <w:r>
-        <w:rPr>
-          <w:lang w:eastAsia="en-US"/>
-        </w:rPr>
-        <w:t>Drag-and-Drop</w:t>
-      </w:r>
-      <w:proofErr w:type="spellEnd"/>
-      <w:r>
-        <w:rPr>
-          <w:lang w:eastAsia="en-US"/>
-        </w:rPr>
-        <w:t xml:space="preserve"> конфигуратора</w:t>
-      </w:r>
-      <w:proofErr w:type="gramStart"/>
-      <w:r>
-        <w:rPr>
-          <w:lang w:eastAsia="en-US"/>
-        </w:rPr>
-        <w:t>: Для</w:t>
-      </w:r>
-      <w:proofErr w:type="gramEnd"/>
-      <w:r>
-        <w:rPr>
-          <w:lang w:eastAsia="en-US"/>
-        </w:rPr>
-        <w:t xml:space="preserve"> создания визуального конфигуратора сборки ПК используется библиотека </w:t>
-      </w:r>
-      <w:proofErr w:type="spellStart"/>
-      <w:r>
-        <w:rPr>
-          <w:lang w:eastAsia="en-US"/>
-        </w:rPr>
-        <w:t>SortableJS</w:t>
-      </w:r>
-      <w:proofErr w:type="spellEnd"/>
-      <w:r>
-        <w:rPr>
-          <w:lang w:eastAsia="en-US"/>
-        </w:rPr>
-        <w:t xml:space="preserve">. Она представляет собой готовое решение на основе </w:t>
-      </w:r>
-      <w:proofErr w:type="spellStart"/>
-      <w:r>
-        <w:rPr>
-          <w:lang w:eastAsia="en-US"/>
-        </w:rPr>
-        <w:t>JavaScript</w:t>
-      </w:r>
-      <w:proofErr w:type="spellEnd"/>
-      <w:r>
-        <w:rPr>
-          <w:lang w:eastAsia="en-US"/>
-        </w:rPr>
-        <w:t xml:space="preserve">, которое обладает следующими преимуществами: простота реализации (достаточно нескольких строк кода), поддержка </w:t>
-      </w:r>
-      <w:proofErr w:type="spellStart"/>
-      <w:r>
-        <w:rPr>
-          <w:lang w:eastAsia="en-US"/>
-        </w:rPr>
-        <w:t>touch</w:t>
-      </w:r>
-      <w:proofErr w:type="spellEnd"/>
-      <w:r>
-        <w:rPr>
-          <w:lang w:eastAsia="en-US"/>
-        </w:rPr>
-        <w:t xml:space="preserve">-устройств, встроенные анимации, возможность перетаскивания между списками (каталог </w:t>
-      </w:r>
-      <w:r>
-        <w:rPr>
-          <w:rFonts w:ascii="Cambria Math" w:hAnsi="Cambria Math" w:cs="Cambria Math"/>
-          <w:lang w:eastAsia="en-US"/>
-        </w:rPr>
-        <w:t>⇄</w:t>
-      </w:r>
-      <w:r>
-        <w:rPr>
-          <w:lang w:eastAsia="en-US"/>
-        </w:rPr>
-        <w:t xml:space="preserve"> </w:t>
-      </w:r>
-      <w:r>
-        <w:rPr>
-          <w:rFonts w:cs="Times New Roman CYR"/>
-          <w:lang w:eastAsia="en-US"/>
-        </w:rPr>
-        <w:t>сборка</w:t>
-      </w:r>
-      <w:r>
-        <w:rPr>
-          <w:lang w:eastAsia="en-US"/>
-        </w:rPr>
-        <w:t xml:space="preserve">), </w:t>
-      </w:r>
-      <w:r>
-        <w:rPr>
-          <w:rFonts w:cs="Times New Roman CYR"/>
-          <w:lang w:eastAsia="en-US"/>
-        </w:rPr>
-        <w:t>удобная</w:t>
-      </w:r>
-      <w:r>
-        <w:rPr>
-          <w:lang w:eastAsia="en-US"/>
-        </w:rPr>
-        <w:t xml:space="preserve"> </w:t>
-      </w:r>
-      <w:r>
-        <w:rPr>
-          <w:rFonts w:cs="Times New Roman CYR"/>
-          <w:lang w:eastAsia="en-US"/>
-        </w:rPr>
-        <w:t>событийная</w:t>
-      </w:r>
-      <w:r>
-        <w:rPr>
-          <w:lang w:eastAsia="en-US"/>
-        </w:rPr>
-        <w:t xml:space="preserve"> </w:t>
-      </w:r>
-      <w:r>
-        <w:rPr>
-          <w:rFonts w:cs="Times New Roman CYR"/>
-          <w:lang w:eastAsia="en-US"/>
-        </w:rPr>
-        <w:t>модель</w:t>
-      </w:r>
-      <w:r>
-        <w:rPr>
-          <w:lang w:eastAsia="en-US"/>
-        </w:rPr>
-        <w:t xml:space="preserve"> (</w:t>
-      </w:r>
-      <w:proofErr w:type="spellStart"/>
-      <w:r>
-        <w:rPr>
-          <w:lang w:eastAsia="en-US"/>
-        </w:rPr>
-        <w:t>onAdd</w:t>
-      </w:r>
-      <w:proofErr w:type="spellEnd"/>
-      <w:r>
-        <w:rPr>
-          <w:lang w:eastAsia="en-US"/>
-        </w:rPr>
-        <w:t xml:space="preserve">, </w:t>
-      </w:r>
-      <w:proofErr w:type="spellStart"/>
-      <w:r>
-        <w:rPr>
-          <w:lang w:eastAsia="en-US"/>
-        </w:rPr>
-        <w:t>onRemove</w:t>
-      </w:r>
-      <w:proofErr w:type="spellEnd"/>
-      <w:r>
-        <w:rPr>
-          <w:lang w:eastAsia="en-US"/>
-        </w:rPr>
-        <w:t xml:space="preserve">) </w:t>
-      </w:r>
-      <w:r>
-        <w:rPr>
-          <w:rFonts w:cs="Times New Roman CYR"/>
-          <w:lang w:eastAsia="en-US"/>
-        </w:rPr>
-        <w:t>и</w:t>
-      </w:r>
-      <w:r>
-        <w:rPr>
-          <w:lang w:eastAsia="en-US"/>
-        </w:rPr>
-        <w:t xml:space="preserve"> </w:t>
-      </w:r>
-      <w:r>
-        <w:rPr>
-          <w:rFonts w:cs="Times New Roman CYR"/>
-          <w:lang w:eastAsia="en-US"/>
-        </w:rPr>
-        <w:t>отсутствие</w:t>
-      </w:r>
-      <w:r>
-        <w:rPr>
-          <w:lang w:eastAsia="en-US"/>
-        </w:rPr>
-        <w:t xml:space="preserve"> </w:t>
-      </w:r>
-      <w:r>
-        <w:rPr>
-          <w:rFonts w:cs="Times New Roman CYR"/>
-          <w:lang w:eastAsia="en-US"/>
-        </w:rPr>
-        <w:t>зависимостей</w:t>
-      </w:r>
-      <w:r>
-        <w:rPr>
-          <w:lang w:eastAsia="en-US"/>
-        </w:rPr>
-        <w:t>.</w:t>
-      </w:r>
-    </w:p>
-    <w:p>
-      <w:pPr>
-        <w:spacing w:line="360" w:lineRule="auto"/>
-        <w:ind w:firstLine="709"/>
-        <w:jc w:val="both"/>
-        <w:rPr>
-          <w:lang w:eastAsia="en-US"/>
-        </w:rPr>
-      </w:pPr>
-      <w:r>
-        <w:rPr>
-          <w:lang w:eastAsia="en-US"/>
-        </w:rPr>
-        <w:t xml:space="preserve">Кроссплатформенность: </w:t>
-      </w:r>
-      <w:proofErr w:type="spellStart"/>
-      <w:r>
-        <w:rPr>
-          <w:lang w:eastAsia="en-US"/>
-        </w:rPr>
-        <w:t>JavaScript</w:t>
-      </w:r>
-      <w:proofErr w:type="spellEnd"/>
-      <w:r>
-        <w:rPr>
-          <w:lang w:eastAsia="en-US"/>
-        </w:rPr>
-        <w:t xml:space="preserve"> выполняется во всех современных браузерах без необходимости установки дополнительного программного обеспечения.</w:t>
-      </w:r>
-    </w:p>
-    <w:p>
-      <w:pPr>
-        <w:spacing w:line="360" w:lineRule="auto"/>
-        <w:ind w:firstLine="709"/>
-        <w:jc w:val="both"/>
-        <w:rPr>
-          <w:lang w:eastAsia="en-US"/>
-        </w:rPr>
-      </w:pPr>
-      <w:r>
-        <w:rPr>
-          <w:lang w:eastAsia="en-US"/>
-        </w:rPr>
-        <w:t>Быстрая разработка: Отсутствие серверной части на PHP/</w:t>
-      </w:r>
-      <w:proofErr w:type="spellStart"/>
-      <w:r>
-        <w:rPr>
-          <w:lang w:eastAsia="en-US"/>
-        </w:rPr>
-        <w:t>Python</w:t>
-      </w:r>
-      <w:proofErr w:type="spellEnd"/>
-      <w:r>
-        <w:rPr>
-          <w:lang w:eastAsia="en-US"/>
-        </w:rPr>
-        <w:t xml:space="preserve"> ускоряет разработку и тестирование.</w:t>
-      </w:r>
+        <w:t>ОБОСНОВАНИЕ ВЫБОРА ИНСТРУМЕНТАЛЬНЫХ СРЕДСТВ ДЛЯ РЕАЛИЗАЦИИ ПОСТАВЛЕННОЙ ЗАДАЧИ</w:t>
+      </w:r>
+      <w:bookmarkEnd w:id="15"/>
     </w:p>
     <w:p>
       <w:pPr>
@@ -6360,11 +4568,16 @@
         <w:ind w:left="0" w:firstLine="709"/>
         <w:jc w:val="both"/>
       </w:pPr>
-      <w:bookmarkStart w:id="16" w:name="_Toc229683689"/>
-      <w:r>
-        <w:t>Система управления базами данных: SQLite3</w:t>
+      <w:bookmarkStart w:id="16" w:name="_Toc229683688"/>
+      <w:r>
+        <w:t xml:space="preserve">Используемые языки программирования: HTML, CSS, </w:t>
+      </w:r>
+      <w:proofErr w:type="spellStart"/>
+      <w:r>
+        <w:t>JavaScript</w:t>
       </w:r>
       <w:bookmarkEnd w:id="16"/>
+      <w:proofErr w:type="spellEnd"/>
     </w:p>
     <w:p>
       <w:pPr>
@@ -6379,7 +4592,61 @@
         <w:rPr>
           <w:lang w:eastAsia="en-US"/>
         </w:rPr>
-        <w:t xml:space="preserve">SQLite3 </w:t>
+        <w:t>HTML</w:t>
+      </w:r>
+      <w:r>
+        <w:rPr>
+          <w:lang w:eastAsia="en-US"/>
+        </w:rPr>
+        <w:t xml:space="preserve"> </w:t>
+      </w:r>
+      <w:r>
+        <w:rPr>
+          <w:lang w:eastAsia="en-US"/>
+        </w:rPr>
+        <w:t>(</w:t>
+      </w:r>
+      <w:proofErr w:type="spellStart"/>
+      <w:r>
+        <w:rPr>
+          <w:lang w:eastAsia="en-US"/>
+        </w:rPr>
+        <w:t>HyperText</w:t>
+      </w:r>
+      <w:proofErr w:type="spellEnd"/>
+      <w:r>
+        <w:rPr>
+          <w:lang w:eastAsia="en-US"/>
+        </w:rPr>
+        <w:t xml:space="preserve"> </w:t>
+      </w:r>
+      <w:proofErr w:type="spellStart"/>
+      <w:r>
+        <w:rPr>
+          <w:lang w:eastAsia="en-US"/>
+        </w:rPr>
+        <w:t>Markup</w:t>
+      </w:r>
+      <w:proofErr w:type="spellEnd"/>
+      <w:r>
+        <w:rPr>
+          <w:lang w:eastAsia="en-US"/>
+        </w:rPr>
+        <w:t xml:space="preserve"> </w:t>
+      </w:r>
+      <w:proofErr w:type="spellStart"/>
+      <w:r>
+        <w:rPr>
+          <w:lang w:eastAsia="en-US"/>
+        </w:rPr>
+        <w:t>Language</w:t>
+      </w:r>
+      <w:proofErr w:type="spellEnd"/>
+      <w:r>
+        <w:rPr>
+          <w:lang w:eastAsia="en-US"/>
+        </w:rPr>
+        <w:t xml:space="preserve">) </w:t>
       </w:r>
       <w:r>
         <w:rPr>
@@ -6391,7 +4658,7 @@
         <w:rPr>
           <w:lang w:eastAsia="en-US"/>
         </w:rPr>
-        <w:t xml:space="preserve"> это реляционная система управления базами данных (СУБД), которая используется в данном проекте для хранения информации о компьютерной технике, пользователях, заказах и сборках ПК.</w:t>
+        <w:t xml:space="preserve"> это язык разметки, используемый для создания структуры веб-страниц. HTML служит основой всех веб-сайтов, определяя их структуру, в том числе текстовый контент, изображения, ссылки и другие элементы.</w:t>
       </w:r>
     </w:p>
     <w:p>
@@ -6407,7 +4674,7 @@
         <w:rPr>
           <w:lang w:eastAsia="en-US"/>
         </w:rPr>
-        <w:t>Почему выбран SQLite3?</w:t>
+        <w:t>Основной стандарт веб-разработки: HTML является стандартом для всех веб-страниц. Он поддерживается всеми браузерами и устройствами, что гарантирует совместимость с широким спектром платформ.</w:t>
       </w:r>
     </w:p>
     <w:p>
@@ -6423,49 +4690,20 @@
         <w:rPr>
           <w:lang w:eastAsia="en-US"/>
         </w:rPr>
-        <w:t xml:space="preserve">Простота развёртывания: SQLite3 не требует установки отдельного сервера баз данных (в отличие от </w:t>
-      </w:r>
-      <w:proofErr w:type="spellStart"/>
-      <w:r>
-        <w:rPr>
-          <w:lang w:eastAsia="en-US"/>
-        </w:rPr>
-        <w:t>MySQL</w:t>
-      </w:r>
-      <w:proofErr w:type="spellEnd"/>
-      <w:r>
-        <w:rPr>
-          <w:lang w:eastAsia="en-US"/>
-        </w:rPr>
-        <w:t xml:space="preserve"> или </w:t>
-      </w:r>
-      <w:proofErr w:type="spellStart"/>
-      <w:r>
-        <w:rPr>
-          <w:lang w:eastAsia="en-US"/>
-        </w:rPr>
-        <w:t>PostgreSQL</w:t>
-      </w:r>
-      <w:proofErr w:type="spellEnd"/>
-      <w:r>
-        <w:rPr>
-          <w:lang w:eastAsia="en-US"/>
-        </w:rPr>
-        <w:t>). База данных хранится в одном файле (</w:t>
-      </w:r>
-      <w:proofErr w:type="spellStart"/>
-      <w:r>
-        <w:rPr>
-          <w:lang w:eastAsia="en-US"/>
-        </w:rPr>
-        <w:t>database.sqlite</w:t>
-      </w:r>
-      <w:proofErr w:type="spellEnd"/>
-      <w:r>
-        <w:rPr>
-          <w:lang w:eastAsia="en-US"/>
-        </w:rPr>
-        <w:t>), что упрощает перенос и настройку проекта.</w:t>
+        <w:t xml:space="preserve">Простота и понятность: HTML </w:t>
+      </w:r>
+      <w:r>
+        <w:rPr>
+          <w:rFonts w:ascii="Cambria" w:hAnsi="Cambria"/>
+          <w:lang w:eastAsia="en-US"/>
+        </w:rPr>
+        <w:t>–</w:t>
+      </w:r>
+      <w:r>
+        <w:rPr>
+          <w:lang w:eastAsia="en-US"/>
+        </w:rPr>
+        <w:t xml:space="preserve"> это основа для веб-разработки, и его использование необходимо для любой веб-страницы, что делает его универсальным инструментом для создания структуры сайта.</w:t>
       </w:r>
     </w:p>
     <w:p>
@@ -6481,49 +4719,79 @@
         <w:rPr>
           <w:lang w:eastAsia="en-US"/>
         </w:rPr>
-        <w:t xml:space="preserve">Лёгкость интеграции с Node.js: SQLite3 подключается как обычный </w:t>
-      </w:r>
-      <w:proofErr w:type="spellStart"/>
-      <w:r>
-        <w:rPr>
-          <w:lang w:eastAsia="en-US"/>
-        </w:rPr>
-        <w:t>npm</w:t>
-      </w:r>
-      <w:proofErr w:type="spellEnd"/>
-      <w:r>
-        <w:rPr>
-          <w:lang w:eastAsia="en-US"/>
-        </w:rPr>
-        <w:t xml:space="preserve">-пакет (sqlite3) и работает в связке с </w:t>
-      </w:r>
-      <w:proofErr w:type="spellStart"/>
-      <w:r>
-        <w:rPr>
-          <w:lang w:eastAsia="en-US"/>
-        </w:rPr>
-        <w:t>Express</w:t>
-      </w:r>
-      <w:proofErr w:type="spellEnd"/>
-      <w:r>
-        <w:rPr>
-          <w:lang w:eastAsia="en-US"/>
-        </w:rPr>
-        <w:t xml:space="preserve"> и </w:t>
-      </w:r>
-      <w:proofErr w:type="spellStart"/>
-      <w:r>
-        <w:rPr>
-          <w:lang w:eastAsia="en-US"/>
-        </w:rPr>
-        <w:t>Sequelize</w:t>
-      </w:r>
-      <w:proofErr w:type="spellEnd"/>
-      <w:r>
-        <w:rPr>
-          <w:lang w:eastAsia="en-US"/>
-        </w:rPr>
-        <w:t>.</w:t>
+        <w:t>CSS</w:t>
+      </w:r>
+      <w:r>
+        <w:rPr>
+          <w:lang w:eastAsia="en-US"/>
+        </w:rPr>
+        <w:t xml:space="preserve"> </w:t>
+      </w:r>
+      <w:r>
+        <w:rPr>
+          <w:lang w:eastAsia="en-US"/>
+        </w:rPr>
+        <w:t>(</w:t>
+      </w:r>
+      <w:proofErr w:type="spellStart"/>
+      <w:r>
+        <w:rPr>
+          <w:lang w:eastAsia="en-US"/>
+        </w:rPr>
+        <w:t>Cascading</w:t>
+      </w:r>
+      <w:proofErr w:type="spellEnd"/>
+      <w:r>
+        <w:rPr>
+          <w:lang w:eastAsia="en-US"/>
+        </w:rPr>
+        <w:t xml:space="preserve"> </w:t>
+      </w:r>
+      <w:proofErr w:type="spellStart"/>
+      <w:r>
+        <w:rPr>
+          <w:lang w:eastAsia="en-US"/>
+        </w:rPr>
+        <w:t>Style</w:t>
+      </w:r>
+      <w:proofErr w:type="spellEnd"/>
+      <w:r>
+        <w:rPr>
+          <w:lang w:eastAsia="en-US"/>
+        </w:rPr>
+        <w:t xml:space="preserve"> </w:t>
+      </w:r>
+      <w:proofErr w:type="spellStart"/>
+      <w:r>
+        <w:rPr>
+          <w:lang w:eastAsia="en-US"/>
+        </w:rPr>
+        <w:t>Sheets</w:t>
+      </w:r>
+      <w:proofErr w:type="spellEnd"/>
+      <w:r>
+        <w:rPr>
+          <w:lang w:eastAsia="en-US"/>
+        </w:rPr>
+        <w:t>)</w:t>
+      </w:r>
+      <w:r>
+        <w:rPr>
+          <w:lang w:eastAsia="en-US"/>
+        </w:rPr>
+        <w:t xml:space="preserve"> </w:t>
+      </w:r>
+      <w:r>
+        <w:rPr>
+          <w:lang w:eastAsia="en-US"/>
+        </w:rPr>
+        <w:t>–</w:t>
+      </w:r>
+      <w:r>
+        <w:rPr>
+          <w:lang w:eastAsia="en-US"/>
+        </w:rPr>
+        <w:t xml:space="preserve"> язык стилей, отвечающий за внешний вид веб-страниц. CSS позволяет задавать шрифты, цвета, отступы, выравнивание и другие параметры, определяющие визуальное оформление сайта.</w:t>
       </w:r>
     </w:p>
     <w:p>
@@ -6539,8 +4807,7 @@
         <w:rPr>
           <w:lang w:eastAsia="en-US"/>
         </w:rPr>
-        <w:lastRenderedPageBreak/>
-        <w:t>Поддержка транзакций: SQLite3 поддерживает ACID-транзакции, что гарантирует целостность данных при оформлении заказов и сохранении сборок ПК.</w:t>
+        <w:t>Почему выбран CSS?</w:t>
       </w:r>
     </w:p>
     <w:p>
@@ -6556,21 +4823,13 @@
         <w:rPr>
           <w:lang w:eastAsia="en-US"/>
         </w:rPr>
-        <w:t>Достаточная производительность</w:t>
-      </w:r>
-      <w:proofErr w:type="gramStart"/>
-      <w:r>
-        <w:rPr>
-          <w:lang w:eastAsia="en-US"/>
-        </w:rPr>
-        <w:t>: Для</w:t>
-      </w:r>
-      <w:proofErr w:type="gramEnd"/>
-      <w:r>
-        <w:rPr>
-          <w:lang w:eastAsia="en-US"/>
-        </w:rPr>
-        <w:t xml:space="preserve"> интернет-магазина компьютерной техники с каталогом до нескольких сотен товаров производительности SQLite3 вполне достаточно.</w:t>
+        <w:t xml:space="preserve">Адаптивность: </w:t>
+      </w:r>
+      <w:r>
+        <w:rPr>
+          <w:lang w:eastAsia="en-US"/>
+        </w:rPr>
+        <w:t>CSS является основным инструментом для создания адаптивного дизайна. С помощью CSS можно реализовать такие функции, как изменение оформления в зависимости от размера экрана устройства (ПК, планшет, смартфон), что особенно важно для интернет-магазина компьютерной техники, так как пользователи могут заходить на сайт с разных устройств. CSS включает в себя все минимальные требования для реализации стилей на сайте, не требуя дополнительных инструментов или препроцессоров.</w:t>
       </w:r>
     </w:p>
     <w:p>
@@ -6586,14 +4845,242 @@
         <w:rPr>
           <w:lang w:eastAsia="en-US"/>
         </w:rPr>
-        <w:t xml:space="preserve">Бесплатность и кроссплатформенность: SQLite3 работает на </w:t>
-      </w:r>
-      <w:proofErr w:type="spellStart"/>
-      <w:r>
-        <w:rPr>
-          <w:lang w:eastAsia="en-US"/>
-        </w:rPr>
-        <w:t>Windows</w:t>
+        <w:t>Гибкость и расширяемость: CSS позволяет быстро изменять внешний вид всех страниц сайта через центральный файл стилей, что облегчает управление и масштабирование проекта.</w:t>
+      </w:r>
+    </w:p>
+    <w:p>
+      <w:pPr>
+        <w:spacing w:line="360" w:lineRule="auto"/>
+        <w:ind w:firstLine="709"/>
+        <w:jc w:val="both"/>
+        <w:rPr>
+          <w:lang w:eastAsia="en-US"/>
+        </w:rPr>
+      </w:pPr>
+      <w:r>
+        <w:rPr>
+          <w:lang w:eastAsia="en-US"/>
+        </w:rPr>
+        <w:lastRenderedPageBreak/>
+        <w:t>Широкая поддержка: CSS широко используется во всех веб-платформах и поддерживается всеми современными браузерами.</w:t>
+      </w:r>
+    </w:p>
+    <w:p>
+      <w:pPr>
+        <w:spacing w:line="360" w:lineRule="auto"/>
+        <w:ind w:firstLine="709"/>
+        <w:jc w:val="both"/>
+        <w:rPr>
+          <w:lang w:eastAsia="en-US"/>
+        </w:rPr>
+      </w:pPr>
+      <w:proofErr w:type="spellStart"/>
+      <w:r>
+        <w:rPr>
+          <w:lang w:eastAsia="en-US"/>
+        </w:rPr>
+        <w:t>JavaScript</w:t>
+      </w:r>
+      <w:proofErr w:type="spellEnd"/>
+      <w:r>
+        <w:rPr>
+          <w:lang w:eastAsia="en-US"/>
+        </w:rPr>
+        <w:t xml:space="preserve"> (JS)</w:t>
+      </w:r>
+    </w:p>
+    <w:p>
+      <w:pPr>
+        <w:spacing w:line="360" w:lineRule="auto"/>
+        <w:ind w:firstLine="709"/>
+        <w:jc w:val="both"/>
+        <w:rPr>
+          <w:lang w:eastAsia="en-US"/>
+        </w:rPr>
+      </w:pPr>
+      <w:proofErr w:type="spellStart"/>
+      <w:r>
+        <w:rPr>
+          <w:lang w:eastAsia="en-US"/>
+        </w:rPr>
+        <w:t>JavaScript</w:t>
+      </w:r>
+      <w:proofErr w:type="spellEnd"/>
+      <w:r>
+        <w:rPr>
+          <w:lang w:eastAsia="en-US"/>
+        </w:rPr>
+        <w:t xml:space="preserve"> </w:t>
+      </w:r>
+      <w:r>
+        <w:rPr>
+          <w:lang w:eastAsia="en-US"/>
+        </w:rPr>
+        <w:t xml:space="preserve">– </w:t>
+      </w:r>
+      <w:r>
+        <w:rPr>
+          <w:lang w:eastAsia="en-US"/>
+        </w:rPr>
+        <w:t>позволяет реализовать весь клиентский функционал интернет-магазина: фильтрацию товаров, работу корзины, оформление заказа.</w:t>
+      </w:r>
+    </w:p>
+    <w:p>
+      <w:pPr>
+        <w:spacing w:line="360" w:lineRule="auto"/>
+        <w:ind w:firstLine="709"/>
+        <w:jc w:val="both"/>
+        <w:rPr>
+          <w:lang w:eastAsia="en-US"/>
+        </w:rPr>
+      </w:pPr>
+      <w:r>
+        <w:rPr>
+          <w:lang w:eastAsia="en-US"/>
+        </w:rPr>
+        <w:t xml:space="preserve">Реализация </w:t>
+      </w:r>
+      <w:proofErr w:type="spellStart"/>
+      <w:r>
+        <w:rPr>
+          <w:lang w:eastAsia="en-US"/>
+        </w:rPr>
+        <w:t>Drag-and-Drop</w:t>
+      </w:r>
+      <w:proofErr w:type="spellEnd"/>
+      <w:r>
+        <w:rPr>
+          <w:lang w:eastAsia="en-US"/>
+        </w:rPr>
+        <w:t xml:space="preserve"> конфигуратора</w:t>
+      </w:r>
+      <w:proofErr w:type="gramStart"/>
+      <w:r>
+        <w:rPr>
+          <w:lang w:eastAsia="en-US"/>
+        </w:rPr>
+        <w:t>: Для</w:t>
+      </w:r>
+      <w:proofErr w:type="gramEnd"/>
+      <w:r>
+        <w:rPr>
+          <w:lang w:eastAsia="en-US"/>
+        </w:rPr>
+        <w:t xml:space="preserve"> создания визуального конфигуратора сборки ПК используется библиотека </w:t>
+      </w:r>
+      <w:proofErr w:type="spellStart"/>
+      <w:r>
+        <w:rPr>
+          <w:lang w:eastAsia="en-US"/>
+        </w:rPr>
+        <w:t>SortableJS</w:t>
+      </w:r>
+      <w:proofErr w:type="spellEnd"/>
+      <w:r>
+        <w:rPr>
+          <w:lang w:eastAsia="en-US"/>
+        </w:rPr>
+        <w:t xml:space="preserve">. Она представляет собой готовое решение на основе </w:t>
+      </w:r>
+      <w:proofErr w:type="spellStart"/>
+      <w:r>
+        <w:rPr>
+          <w:lang w:eastAsia="en-US"/>
+        </w:rPr>
+        <w:t>JavaScript</w:t>
+      </w:r>
+      <w:proofErr w:type="spellEnd"/>
+      <w:r>
+        <w:rPr>
+          <w:lang w:eastAsia="en-US"/>
+        </w:rPr>
+        <w:t xml:space="preserve">, которое обладает следующими преимуществами: простота реализации (достаточно нескольких строк кода), поддержка </w:t>
+      </w:r>
+      <w:proofErr w:type="spellStart"/>
+      <w:r>
+        <w:rPr>
+          <w:lang w:eastAsia="en-US"/>
+        </w:rPr>
+        <w:t>touch</w:t>
+      </w:r>
+      <w:proofErr w:type="spellEnd"/>
+      <w:r>
+        <w:rPr>
+          <w:lang w:eastAsia="en-US"/>
+        </w:rPr>
+        <w:t xml:space="preserve">-устройств, встроенные анимации, возможность перетаскивания между списками (каталог </w:t>
+      </w:r>
+      <w:r>
+        <w:rPr>
+          <w:rFonts w:ascii="Cambria Math" w:hAnsi="Cambria Math" w:cs="Cambria Math"/>
+          <w:lang w:eastAsia="en-US"/>
+        </w:rPr>
+        <w:t>⇄</w:t>
+      </w:r>
+      <w:r>
+        <w:rPr>
+          <w:lang w:eastAsia="en-US"/>
+        </w:rPr>
+        <w:t xml:space="preserve"> </w:t>
+      </w:r>
+      <w:r>
+        <w:rPr>
+          <w:rFonts w:cs="Times New Roman CYR"/>
+          <w:lang w:eastAsia="en-US"/>
+        </w:rPr>
+        <w:t>сборка</w:t>
+      </w:r>
+      <w:r>
+        <w:rPr>
+          <w:lang w:eastAsia="en-US"/>
+        </w:rPr>
+        <w:t xml:space="preserve">), </w:t>
+      </w:r>
+      <w:r>
+        <w:rPr>
+          <w:rFonts w:cs="Times New Roman CYR"/>
+          <w:lang w:eastAsia="en-US"/>
+        </w:rPr>
+        <w:t>удобная</w:t>
+      </w:r>
+      <w:r>
+        <w:rPr>
+          <w:lang w:eastAsia="en-US"/>
+        </w:rPr>
+        <w:t xml:space="preserve"> </w:t>
+      </w:r>
+      <w:r>
+        <w:rPr>
+          <w:rFonts w:cs="Times New Roman CYR"/>
+          <w:lang w:eastAsia="en-US"/>
+        </w:rPr>
+        <w:t>событийная</w:t>
+      </w:r>
+      <w:r>
+        <w:rPr>
+          <w:lang w:eastAsia="en-US"/>
+        </w:rPr>
+        <w:t xml:space="preserve"> </w:t>
+      </w:r>
+      <w:r>
+        <w:rPr>
+          <w:rFonts w:cs="Times New Roman CYR"/>
+          <w:lang w:eastAsia="en-US"/>
+        </w:rPr>
+        <w:t>модель</w:t>
+      </w:r>
+      <w:r>
+        <w:rPr>
+          <w:lang w:eastAsia="en-US"/>
+        </w:rPr>
+        <w:t xml:space="preserve"> (</w:t>
+      </w:r>
+      <w:proofErr w:type="spellStart"/>
+      <w:r>
+        <w:rPr>
+          <w:lang w:eastAsia="en-US"/>
+        </w:rPr>
+        <w:t>onAdd</w:t>
       </w:r>
       <w:proofErr w:type="spellEnd"/>
       <w:r>
@@ -6607,28 +5094,113 @@
         <w:rPr>
           <w:lang w:eastAsia="en-US"/>
         </w:rPr>
-        <w:t>Linux</w:t>
-      </w:r>
-      <w:proofErr w:type="spellEnd"/>
-      <w:r>
-        <w:rPr>
-          <w:lang w:eastAsia="en-US"/>
-        </w:rPr>
-        <w:t xml:space="preserve"> и </w:t>
-      </w:r>
-      <w:proofErr w:type="spellStart"/>
-      <w:r>
-        <w:rPr>
-          <w:lang w:eastAsia="en-US"/>
-        </w:rPr>
-        <w:t>macOS</w:t>
-      </w:r>
-      <w:proofErr w:type="spellEnd"/>
+        <w:t>onRemove</w:t>
+      </w:r>
+      <w:proofErr w:type="spellEnd"/>
+      <w:r>
+        <w:rPr>
+          <w:lang w:eastAsia="en-US"/>
+        </w:rPr>
+        <w:t xml:space="preserve">) </w:t>
+      </w:r>
+      <w:r>
+        <w:rPr>
+          <w:rFonts w:cs="Times New Roman CYR"/>
+          <w:lang w:eastAsia="en-US"/>
+        </w:rPr>
+        <w:t>и</w:t>
+      </w:r>
+      <w:r>
+        <w:rPr>
+          <w:lang w:eastAsia="en-US"/>
+        </w:rPr>
+        <w:t xml:space="preserve"> </w:t>
+      </w:r>
+      <w:r>
+        <w:rPr>
+          <w:rFonts w:cs="Times New Roman CYR"/>
+          <w:lang w:eastAsia="en-US"/>
+        </w:rPr>
+        <w:t>отсутствие</w:t>
+      </w:r>
+      <w:r>
+        <w:rPr>
+          <w:lang w:eastAsia="en-US"/>
+        </w:rPr>
+        <w:t xml:space="preserve"> </w:t>
+      </w:r>
+      <w:r>
+        <w:rPr>
+          <w:rFonts w:cs="Times New Roman CYR"/>
+          <w:lang w:eastAsia="en-US"/>
+        </w:rPr>
+        <w:t>зависимостей</w:t>
+      </w:r>
       <w:r>
         <w:rPr>
           <w:lang w:eastAsia="en-US"/>
         </w:rPr>
         <w:t>.</w:t>
+      </w:r>
+    </w:p>
+    <w:p>
+      <w:pPr>
+        <w:spacing w:line="360" w:lineRule="auto"/>
+        <w:ind w:firstLine="709"/>
+        <w:jc w:val="both"/>
+        <w:rPr>
+          <w:lang w:eastAsia="en-US"/>
+        </w:rPr>
+      </w:pPr>
+      <w:r>
+        <w:rPr>
+          <w:lang w:eastAsia="en-US"/>
+        </w:rPr>
+        <w:t xml:space="preserve">Кроссплатформенность: </w:t>
+      </w:r>
+      <w:proofErr w:type="spellStart"/>
+      <w:r>
+        <w:rPr>
+          <w:lang w:eastAsia="en-US"/>
+        </w:rPr>
+        <w:t>JavaScript</w:t>
+      </w:r>
+      <w:proofErr w:type="spellEnd"/>
+      <w:r>
+        <w:rPr>
+          <w:lang w:eastAsia="en-US"/>
+        </w:rPr>
+        <w:t xml:space="preserve"> выполняется во всех современных браузерах без необходимости установки дополнительного программного обеспечения.</w:t>
+      </w:r>
+    </w:p>
+    <w:p>
+      <w:pPr>
+        <w:spacing w:line="360" w:lineRule="auto"/>
+        <w:ind w:firstLine="709"/>
+        <w:jc w:val="both"/>
+        <w:rPr>
+          <w:lang w:eastAsia="en-US"/>
+        </w:rPr>
+      </w:pPr>
+      <w:r>
+        <w:rPr>
+          <w:lang w:eastAsia="en-US"/>
+        </w:rPr>
+        <w:t>Быстрая разработка: Отсутствие серверной части на PHP/</w:t>
+      </w:r>
+      <w:proofErr w:type="spellStart"/>
+      <w:r>
+        <w:rPr>
+          <w:lang w:eastAsia="en-US"/>
+        </w:rPr>
+        <w:t>Python</w:t>
+      </w:r>
+      <w:proofErr w:type="spellEnd"/>
+      <w:r>
+        <w:rPr>
+          <w:lang w:eastAsia="en-US"/>
+        </w:rPr>
+        <w:t xml:space="preserve"> ускоряет разработку и тестирование.</w:t>
       </w:r>
     </w:p>
     <w:p>
@@ -6642,354 +5214,11 @@
         <w:ind w:left="0" w:firstLine="709"/>
         <w:jc w:val="both"/>
       </w:pPr>
-      <w:bookmarkStart w:id="17" w:name="_Toc229683690"/>
-      <w:r>
-        <w:t>Хостинг сайта на Node.js (</w:t>
-      </w:r>
-      <w:proofErr w:type="spellStart"/>
-      <w:r>
-        <w:t>Express</w:t>
-      </w:r>
-      <w:proofErr w:type="spellEnd"/>
-      <w:r>
-        <w:t>)</w:t>
+      <w:bookmarkStart w:id="17" w:name="_Toc229683689"/>
+      <w:r>
+        <w:t>Система управления базами данных: SQLite3</w:t>
       </w:r>
       <w:bookmarkEnd w:id="17"/>
-    </w:p>
-    <w:p>
-      <w:pPr>
-        <w:spacing w:line="360" w:lineRule="auto"/>
-        <w:ind w:firstLine="709"/>
-        <w:rPr>
-          <w:lang w:eastAsia="en-US"/>
-        </w:rPr>
-      </w:pPr>
-      <w:r>
-        <w:rPr>
-          <w:lang w:eastAsia="en-US"/>
-        </w:rPr>
-        <w:t xml:space="preserve">Node.js </w:t>
-      </w:r>
-      <w:r>
-        <w:rPr>
-          <w:lang w:eastAsia="en-US"/>
-        </w:rPr>
-        <w:t>–</w:t>
-      </w:r>
-      <w:r>
-        <w:rPr>
-          <w:lang w:eastAsia="en-US"/>
-        </w:rPr>
-        <w:t xml:space="preserve"> это среда выполнения </w:t>
-      </w:r>
-      <w:proofErr w:type="spellStart"/>
-      <w:r>
-        <w:rPr>
-          <w:lang w:eastAsia="en-US"/>
-        </w:rPr>
-        <w:t>JavaScript</w:t>
-      </w:r>
-      <w:proofErr w:type="spellEnd"/>
-      <w:r>
-        <w:rPr>
-          <w:lang w:eastAsia="en-US"/>
-        </w:rPr>
-        <w:t xml:space="preserve"> на стороне сервера. Для хостинга сайта в данной работе используется веб-фреймворк </w:t>
-      </w:r>
-      <w:proofErr w:type="spellStart"/>
-      <w:r>
-        <w:rPr>
-          <w:lang w:eastAsia="en-US"/>
-        </w:rPr>
-        <w:t>Express</w:t>
-      </w:r>
-      <w:proofErr w:type="spellEnd"/>
-      <w:r>
-        <w:rPr>
-          <w:lang w:eastAsia="en-US"/>
-        </w:rPr>
-        <w:t>, который работает поверх Node.js и обеспечивает обработку HTTP-запросов, маршрутизацию и взаимодействие с базой данных.</w:t>
-      </w:r>
-    </w:p>
-    <w:p>
-      <w:pPr>
-        <w:spacing w:line="360" w:lineRule="auto"/>
-        <w:ind w:firstLine="709"/>
-        <w:rPr>
-          <w:lang w:eastAsia="en-US"/>
-        </w:rPr>
-      </w:pPr>
-      <w:r>
-        <w:rPr>
-          <w:lang w:eastAsia="en-US"/>
-        </w:rPr>
-        <w:t xml:space="preserve">Почему выбран Node.js + </w:t>
-      </w:r>
-      <w:proofErr w:type="spellStart"/>
-      <w:r>
-        <w:rPr>
-          <w:lang w:eastAsia="en-US"/>
-        </w:rPr>
-        <w:t>Express</w:t>
-      </w:r>
-      <w:proofErr w:type="spellEnd"/>
-      <w:r>
-        <w:rPr>
-          <w:lang w:eastAsia="en-US"/>
-        </w:rPr>
-        <w:t xml:space="preserve"> для хостинга сайта?</w:t>
-      </w:r>
-    </w:p>
-    <w:p>
-      <w:pPr>
-        <w:spacing w:line="360" w:lineRule="auto"/>
-        <w:ind w:firstLine="709"/>
-        <w:rPr>
-          <w:lang w:eastAsia="en-US"/>
-        </w:rPr>
-      </w:pPr>
-      <w:r>
-        <w:rPr>
-          <w:lang w:eastAsia="en-US"/>
-        </w:rPr>
-        <w:t xml:space="preserve">Единый язык программирования: Весь проект (клиентская и серверная часть) написан на </w:t>
-      </w:r>
-      <w:proofErr w:type="spellStart"/>
-      <w:r>
-        <w:rPr>
-          <w:lang w:eastAsia="en-US"/>
-        </w:rPr>
-        <w:t>JavaScript</w:t>
-      </w:r>
-      <w:proofErr w:type="spellEnd"/>
-      <w:r>
-        <w:rPr>
-          <w:lang w:eastAsia="en-US"/>
-        </w:rPr>
-        <w:t>. Это упрощает разработку, отладку и поддержку кода, так как не требуется переключаться между разными языками (</w:t>
-      </w:r>
-      <w:proofErr w:type="spellStart"/>
-      <w:r>
-        <w:rPr>
-          <w:lang w:eastAsia="en-US"/>
-        </w:rPr>
-        <w:t>Python</w:t>
-      </w:r>
-      <w:proofErr w:type="spellEnd"/>
-      <w:r>
-        <w:rPr>
-          <w:lang w:eastAsia="en-US"/>
-        </w:rPr>
-        <w:t>, PHP и др.).</w:t>
-      </w:r>
-    </w:p>
-    <w:p>
-      <w:pPr>
-        <w:spacing w:line="360" w:lineRule="auto"/>
-        <w:ind w:firstLine="709"/>
-        <w:rPr>
-          <w:lang w:eastAsia="en-US"/>
-        </w:rPr>
-      </w:pPr>
-      <w:r>
-        <w:rPr>
-          <w:lang w:eastAsia="en-US"/>
-        </w:rPr>
-        <w:t xml:space="preserve">Простота и скорость разработки: </w:t>
-      </w:r>
-      <w:proofErr w:type="spellStart"/>
-      <w:r>
-        <w:rPr>
-          <w:lang w:eastAsia="en-US"/>
-        </w:rPr>
-        <w:t>Express</w:t>
-      </w:r>
-      <w:proofErr w:type="spellEnd"/>
-      <w:r>
-        <w:rPr>
-          <w:lang w:eastAsia="en-US"/>
-        </w:rPr>
-        <w:t xml:space="preserve"> </w:t>
-      </w:r>
-      <w:r>
-        <w:rPr>
-          <w:lang w:eastAsia="en-US"/>
-        </w:rPr>
-        <w:t>–</w:t>
-      </w:r>
-      <w:r>
-        <w:rPr>
-          <w:lang w:eastAsia="en-US"/>
-        </w:rPr>
-        <w:t xml:space="preserve"> минималистичный и гибкий фреймворк. Для создания базового веб-сервера</w:t>
-      </w:r>
-      <w:r>
-        <w:rPr>
-          <w:lang w:eastAsia="en-US"/>
-        </w:rPr>
-        <w:t>.</w:t>
-      </w:r>
-    </w:p>
-    <w:p>
-      <w:pPr>
-        <w:spacing w:line="360" w:lineRule="auto"/>
-        <w:ind w:firstLine="709"/>
-        <w:rPr>
-          <w:lang w:eastAsia="en-US"/>
-        </w:rPr>
-      </w:pPr>
-      <w:r>
-        <w:rPr>
-          <w:lang w:eastAsia="en-US"/>
-        </w:rPr>
-        <w:t>Высокая производительность: Node.js работает на асинхронной событийно-ориентированной архитектуре, что позволяет эффективно обрабатывать множество одновременных подключений без создания отдельных потоков.</w:t>
-      </w:r>
-    </w:p>
-    <w:p>
-      <w:pPr>
-        <w:spacing w:line="360" w:lineRule="auto"/>
-        <w:ind w:firstLine="709"/>
-        <w:rPr>
-          <w:lang w:eastAsia="en-US"/>
-        </w:rPr>
-      </w:pPr>
-      <w:r>
-        <w:rPr>
-          <w:lang w:eastAsia="en-US"/>
-        </w:rPr>
-        <w:t xml:space="preserve">Интеграция с SQLite3 и </w:t>
-      </w:r>
-      <w:proofErr w:type="spellStart"/>
-      <w:r>
-        <w:rPr>
-          <w:lang w:eastAsia="en-US"/>
-        </w:rPr>
-        <w:t>Sequelize</w:t>
-      </w:r>
-      <w:proofErr w:type="spellEnd"/>
-      <w:r>
-        <w:rPr>
-          <w:lang w:eastAsia="en-US"/>
-        </w:rPr>
-        <w:t xml:space="preserve">: Node.js имеет отличную поддержку баз данных через пакет sqlite3 и ORM </w:t>
-      </w:r>
-      <w:proofErr w:type="spellStart"/>
-      <w:r>
-        <w:rPr>
-          <w:lang w:eastAsia="en-US"/>
-        </w:rPr>
-        <w:t>Sequelize</w:t>
-      </w:r>
-      <w:proofErr w:type="spellEnd"/>
-      <w:r>
-        <w:rPr>
-          <w:lang w:eastAsia="en-US"/>
-        </w:rPr>
-        <w:t xml:space="preserve">, которые уже выбраны для работы с данными. Всё работает в единой экосистеме </w:t>
-      </w:r>
-      <w:proofErr w:type="spellStart"/>
-      <w:r>
-        <w:rPr>
-          <w:lang w:eastAsia="en-US"/>
-        </w:rPr>
-        <w:t>npm</w:t>
-      </w:r>
-      <w:proofErr w:type="spellEnd"/>
-      <w:r>
-        <w:rPr>
-          <w:lang w:eastAsia="en-US"/>
-        </w:rPr>
-        <w:t>.</w:t>
-      </w:r>
-    </w:p>
-    <w:p>
-      <w:pPr>
-        <w:spacing w:line="360" w:lineRule="auto"/>
-        <w:ind w:firstLine="709"/>
-        <w:rPr>
-          <w:lang w:eastAsia="en-US"/>
-        </w:rPr>
-      </w:pPr>
-      <w:r>
-        <w:rPr>
-          <w:lang w:eastAsia="en-US"/>
-        </w:rPr>
-        <w:t xml:space="preserve">Огромная экосистема </w:t>
-      </w:r>
-      <w:proofErr w:type="spellStart"/>
-      <w:r>
-        <w:rPr>
-          <w:lang w:eastAsia="en-US"/>
-        </w:rPr>
-        <w:t>npm</w:t>
-      </w:r>
-      <w:proofErr w:type="spellEnd"/>
-      <w:proofErr w:type="gramStart"/>
-      <w:r>
-        <w:rPr>
-          <w:lang w:eastAsia="en-US"/>
-        </w:rPr>
-        <w:t>: Для</w:t>
-      </w:r>
-      <w:proofErr w:type="gramEnd"/>
-      <w:r>
-        <w:rPr>
-          <w:lang w:eastAsia="en-US"/>
-        </w:rPr>
-        <w:t xml:space="preserve"> Node.js существует множество готовых библиотек</w:t>
-      </w:r>
-      <w:r>
-        <w:rPr>
-          <w:lang w:eastAsia="en-US"/>
-        </w:rPr>
-        <w:t>.</w:t>
-      </w:r>
-    </w:p>
-    <w:p>
-      <w:pPr>
-        <w:spacing w:line="360" w:lineRule="auto"/>
-        <w:ind w:firstLine="709"/>
-        <w:rPr>
-          <w:lang w:eastAsia="en-US"/>
-        </w:rPr>
-      </w:pPr>
-      <w:r>
-        <w:rPr>
-          <w:lang w:eastAsia="en-US"/>
-        </w:rPr>
-        <w:lastRenderedPageBreak/>
-        <w:t>Активное сообщество: Node.js широко используется в индустрии, имеет обширную документацию и большое количество примеров, что упрощает решение возникающих проблем.</w:t>
-      </w:r>
-    </w:p>
-    <w:p>
-      <w:pPr>
-        <w:spacing w:after="160" w:line="259" w:lineRule="auto"/>
-        <w:rPr>
-          <w:lang w:eastAsia="en-US"/>
-        </w:rPr>
-      </w:pPr>
-      <w:r>
-        <w:rPr>
-          <w:lang w:eastAsia="en-US"/>
-        </w:rPr>
-        <w:br w:type="page"/>
-      </w:r>
-    </w:p>
-    <w:p>
-      <w:pPr>
-        <w:pStyle w:val="1"/>
-        <w:numPr>
-          <w:ilvl w:val="0"/>
-          <w:numId w:val="4"/>
-        </w:numPr>
-        <w:jc w:val="center"/>
-      </w:pPr>
-      <w:bookmarkStart w:id="18" w:name="_Toc229683691"/>
-      <w:r>
-        <w:lastRenderedPageBreak/>
-        <w:t>РАЗРАБОТКА БАЗЫ ДАННЫХ ИНТЕРНЕТ-ПРИЛОЖЕНИЯ</w:t>
-      </w:r>
-      <w:bookmarkEnd w:id="18"/>
     </w:p>
     <w:p>
       <w:pPr>
@@ -7004,7 +5233,256 @@
         <w:rPr>
           <w:lang w:eastAsia="en-US"/>
         </w:rPr>
-        <w:t>Разработка базы данных (БД) для интернет-приложения, такого как интернет-магазин компьютерной техники, включает несколько этапов: концептуальное, логическое и физическое проектирование. Каждый этап направлен на создание структуры базы данных, которая будет эффективно хранить и обрабатывать данные, обеспечивая высокую производительность и безопасность.</w:t>
+        <w:t xml:space="preserve">SQLite3 </w:t>
+      </w:r>
+      <w:r>
+        <w:rPr>
+          <w:lang w:eastAsia="en-US"/>
+        </w:rPr>
+        <w:t>–</w:t>
+      </w:r>
+      <w:r>
+        <w:rPr>
+          <w:lang w:eastAsia="en-US"/>
+        </w:rPr>
+        <w:t xml:space="preserve"> это реляционная система управления базами данных (СУБД), которая используется в данном проекте для хранения информации о компьютерной технике, пользователях, заказах и сборках ПК.</w:t>
+      </w:r>
+    </w:p>
+    <w:p>
+      <w:pPr>
+        <w:spacing w:line="360" w:lineRule="auto"/>
+        <w:ind w:firstLine="709"/>
+        <w:jc w:val="both"/>
+        <w:rPr>
+          <w:lang w:eastAsia="en-US"/>
+        </w:rPr>
+      </w:pPr>
+      <w:r>
+        <w:rPr>
+          <w:lang w:eastAsia="en-US"/>
+        </w:rPr>
+        <w:t>Почему выбран SQLite3?</w:t>
+      </w:r>
+    </w:p>
+    <w:p>
+      <w:pPr>
+        <w:spacing w:line="360" w:lineRule="auto"/>
+        <w:ind w:firstLine="709"/>
+        <w:jc w:val="both"/>
+        <w:rPr>
+          <w:lang w:eastAsia="en-US"/>
+        </w:rPr>
+      </w:pPr>
+      <w:r>
+        <w:rPr>
+          <w:lang w:eastAsia="en-US"/>
+        </w:rPr>
+        <w:t xml:space="preserve">Простота развёртывания: SQLite3 не требует установки отдельного сервера баз данных (в отличие от </w:t>
+      </w:r>
+      <w:proofErr w:type="spellStart"/>
+      <w:r>
+        <w:rPr>
+          <w:lang w:eastAsia="en-US"/>
+        </w:rPr>
+        <w:t>MySQL</w:t>
+      </w:r>
+      <w:proofErr w:type="spellEnd"/>
+      <w:r>
+        <w:rPr>
+          <w:lang w:eastAsia="en-US"/>
+        </w:rPr>
+        <w:t xml:space="preserve"> или </w:t>
+      </w:r>
+      <w:proofErr w:type="spellStart"/>
+      <w:r>
+        <w:rPr>
+          <w:lang w:eastAsia="en-US"/>
+        </w:rPr>
+        <w:t>PostgreSQL</w:t>
+      </w:r>
+      <w:proofErr w:type="spellEnd"/>
+      <w:r>
+        <w:rPr>
+          <w:lang w:eastAsia="en-US"/>
+        </w:rPr>
+        <w:t>). База данных хранится в одном файле (</w:t>
+      </w:r>
+      <w:proofErr w:type="spellStart"/>
+      <w:r>
+        <w:rPr>
+          <w:lang w:eastAsia="en-US"/>
+        </w:rPr>
+        <w:t>database.sqlite</w:t>
+      </w:r>
+      <w:proofErr w:type="spellEnd"/>
+      <w:r>
+        <w:rPr>
+          <w:lang w:eastAsia="en-US"/>
+        </w:rPr>
+        <w:t>), что упрощает перенос и настройку проекта.</w:t>
+      </w:r>
+    </w:p>
+    <w:p>
+      <w:pPr>
+        <w:spacing w:line="360" w:lineRule="auto"/>
+        <w:ind w:firstLine="709"/>
+        <w:jc w:val="both"/>
+        <w:rPr>
+          <w:lang w:eastAsia="en-US"/>
+        </w:rPr>
+      </w:pPr>
+      <w:r>
+        <w:rPr>
+          <w:lang w:eastAsia="en-US"/>
+        </w:rPr>
+        <w:t xml:space="preserve">Лёгкость интеграции с Node.js: SQLite3 подключается как обычный </w:t>
+      </w:r>
+      <w:proofErr w:type="spellStart"/>
+      <w:r>
+        <w:rPr>
+          <w:lang w:eastAsia="en-US"/>
+        </w:rPr>
+        <w:t>npm</w:t>
+      </w:r>
+      <w:proofErr w:type="spellEnd"/>
+      <w:r>
+        <w:rPr>
+          <w:lang w:eastAsia="en-US"/>
+        </w:rPr>
+        <w:t xml:space="preserve">-пакет (sqlite3) и работает в связке с </w:t>
+      </w:r>
+      <w:proofErr w:type="spellStart"/>
+      <w:r>
+        <w:rPr>
+          <w:lang w:eastAsia="en-US"/>
+        </w:rPr>
+        <w:t>Express</w:t>
+      </w:r>
+      <w:proofErr w:type="spellEnd"/>
+      <w:r>
+        <w:rPr>
+          <w:lang w:eastAsia="en-US"/>
+        </w:rPr>
+        <w:t xml:space="preserve"> и </w:t>
+      </w:r>
+      <w:proofErr w:type="spellStart"/>
+      <w:r>
+        <w:rPr>
+          <w:lang w:eastAsia="en-US"/>
+        </w:rPr>
+        <w:t>Sequelize</w:t>
+      </w:r>
+      <w:proofErr w:type="spellEnd"/>
+      <w:r>
+        <w:rPr>
+          <w:lang w:eastAsia="en-US"/>
+        </w:rPr>
+        <w:t>.</w:t>
+      </w:r>
+    </w:p>
+    <w:p>
+      <w:pPr>
+        <w:spacing w:line="360" w:lineRule="auto"/>
+        <w:ind w:firstLine="709"/>
+        <w:jc w:val="both"/>
+        <w:rPr>
+          <w:lang w:eastAsia="en-US"/>
+        </w:rPr>
+      </w:pPr>
+      <w:r>
+        <w:rPr>
+          <w:lang w:eastAsia="en-US"/>
+        </w:rPr>
+        <w:lastRenderedPageBreak/>
+        <w:t>Поддержка транзакций: SQLite3 поддерживает ACID-транзакции, что гарантирует целостность данных при оформлении заказов и сохранении сборок ПК.</w:t>
+      </w:r>
+    </w:p>
+    <w:p>
+      <w:pPr>
+        <w:spacing w:line="360" w:lineRule="auto"/>
+        <w:ind w:firstLine="709"/>
+        <w:jc w:val="both"/>
+        <w:rPr>
+          <w:lang w:eastAsia="en-US"/>
+        </w:rPr>
+      </w:pPr>
+      <w:r>
+        <w:rPr>
+          <w:lang w:eastAsia="en-US"/>
+        </w:rPr>
+        <w:t>Достаточная производительность</w:t>
+      </w:r>
+      <w:proofErr w:type="gramStart"/>
+      <w:r>
+        <w:rPr>
+          <w:lang w:eastAsia="en-US"/>
+        </w:rPr>
+        <w:t>: Для</w:t>
+      </w:r>
+      <w:proofErr w:type="gramEnd"/>
+      <w:r>
+        <w:rPr>
+          <w:lang w:eastAsia="en-US"/>
+        </w:rPr>
+        <w:t xml:space="preserve"> интернет-магазина компьютерной техники с каталогом до нескольких сотен товаров производительности SQLite3 вполне достаточно.</w:t>
+      </w:r>
+    </w:p>
+    <w:p>
+      <w:pPr>
+        <w:spacing w:line="360" w:lineRule="auto"/>
+        <w:ind w:firstLine="709"/>
+        <w:jc w:val="both"/>
+        <w:rPr>
+          <w:lang w:eastAsia="en-US"/>
+        </w:rPr>
+      </w:pPr>
+      <w:r>
+        <w:rPr>
+          <w:lang w:eastAsia="en-US"/>
+        </w:rPr>
+        <w:t xml:space="preserve">Бесплатность и кроссплатформенность: SQLite3 работает на </w:t>
+      </w:r>
+      <w:proofErr w:type="spellStart"/>
+      <w:r>
+        <w:rPr>
+          <w:lang w:eastAsia="en-US"/>
+        </w:rPr>
+        <w:t>Windows</w:t>
+      </w:r>
+      <w:proofErr w:type="spellEnd"/>
+      <w:r>
+        <w:rPr>
+          <w:lang w:eastAsia="en-US"/>
+        </w:rPr>
+        <w:t xml:space="preserve">, </w:t>
+      </w:r>
+      <w:proofErr w:type="spellStart"/>
+      <w:r>
+        <w:rPr>
+          <w:lang w:eastAsia="en-US"/>
+        </w:rPr>
+        <w:t>Linux</w:t>
+      </w:r>
+      <w:proofErr w:type="spellEnd"/>
+      <w:r>
+        <w:rPr>
+          <w:lang w:eastAsia="en-US"/>
+        </w:rPr>
+        <w:t xml:space="preserve"> и </w:t>
+      </w:r>
+      <w:proofErr w:type="spellStart"/>
+      <w:r>
+        <w:rPr>
+          <w:lang w:eastAsia="en-US"/>
+        </w:rPr>
+        <w:t>macOS</w:t>
+      </w:r>
+      <w:proofErr w:type="spellEnd"/>
+      <w:r>
+        <w:rPr>
+          <w:lang w:eastAsia="en-US"/>
+        </w:rPr>
+        <w:t>.</w:t>
       </w:r>
     </w:p>
     <w:p>
@@ -7018,9 +5496,352 @@
         <w:ind w:left="0" w:firstLine="709"/>
         <w:jc w:val="both"/>
       </w:pPr>
-      <w:bookmarkStart w:id="19" w:name="_Toc229683692"/>
-      <w:r>
-        <w:t>Концептуальное проектирование базы данных</w:t>
+      <w:bookmarkStart w:id="18" w:name="_Toc229683690"/>
+      <w:r>
+        <w:t>Хостинг сайта на Node.js (</w:t>
+      </w:r>
+      <w:proofErr w:type="spellStart"/>
+      <w:r>
+        <w:t>Express</w:t>
+      </w:r>
+      <w:proofErr w:type="spellEnd"/>
+      <w:r>
+        <w:t>)</w:t>
+      </w:r>
+      <w:bookmarkEnd w:id="18"/>
+    </w:p>
+    <w:p>
+      <w:pPr>
+        <w:spacing w:line="360" w:lineRule="auto"/>
+        <w:ind w:firstLine="709"/>
+        <w:rPr>
+          <w:lang w:eastAsia="en-US"/>
+        </w:rPr>
+      </w:pPr>
+      <w:r>
+        <w:rPr>
+          <w:lang w:eastAsia="en-US"/>
+        </w:rPr>
+        <w:t xml:space="preserve">Node.js </w:t>
+      </w:r>
+      <w:r>
+        <w:rPr>
+          <w:lang w:eastAsia="en-US"/>
+        </w:rPr>
+        <w:t>–</w:t>
+      </w:r>
+      <w:r>
+        <w:rPr>
+          <w:lang w:eastAsia="en-US"/>
+        </w:rPr>
+        <w:t xml:space="preserve"> это среда выполнения </w:t>
+      </w:r>
+      <w:proofErr w:type="spellStart"/>
+      <w:r>
+        <w:rPr>
+          <w:lang w:eastAsia="en-US"/>
+        </w:rPr>
+        <w:t>JavaScript</w:t>
+      </w:r>
+      <w:proofErr w:type="spellEnd"/>
+      <w:r>
+        <w:rPr>
+          <w:lang w:eastAsia="en-US"/>
+        </w:rPr>
+        <w:t xml:space="preserve"> на стороне сервера. Для хостинга сайта в данной работе используется веб-фреймворк </w:t>
+      </w:r>
+      <w:proofErr w:type="spellStart"/>
+      <w:r>
+        <w:rPr>
+          <w:lang w:eastAsia="en-US"/>
+        </w:rPr>
+        <w:t>Express</w:t>
+      </w:r>
+      <w:proofErr w:type="spellEnd"/>
+      <w:r>
+        <w:rPr>
+          <w:lang w:eastAsia="en-US"/>
+        </w:rPr>
+        <w:t>, который работает поверх Node.js и обеспечивает обработку HTTP-запросов, маршрутизацию и взаимодействие с базой данных.</w:t>
+      </w:r>
+    </w:p>
+    <w:p>
+      <w:pPr>
+        <w:spacing w:line="360" w:lineRule="auto"/>
+        <w:ind w:firstLine="709"/>
+        <w:rPr>
+          <w:lang w:eastAsia="en-US"/>
+        </w:rPr>
+      </w:pPr>
+      <w:r>
+        <w:rPr>
+          <w:lang w:eastAsia="en-US"/>
+        </w:rPr>
+        <w:t xml:space="preserve">Почему выбран Node.js + </w:t>
+      </w:r>
+      <w:proofErr w:type="spellStart"/>
+      <w:r>
+        <w:rPr>
+          <w:lang w:eastAsia="en-US"/>
+        </w:rPr>
+        <w:t>Express</w:t>
+      </w:r>
+      <w:proofErr w:type="spellEnd"/>
+      <w:r>
+        <w:rPr>
+          <w:lang w:eastAsia="en-US"/>
+        </w:rPr>
+        <w:t xml:space="preserve"> для хостинга сайта?</w:t>
+      </w:r>
+    </w:p>
+    <w:p>
+      <w:pPr>
+        <w:spacing w:line="360" w:lineRule="auto"/>
+        <w:ind w:firstLine="709"/>
+        <w:rPr>
+          <w:lang w:eastAsia="en-US"/>
+        </w:rPr>
+      </w:pPr>
+      <w:r>
+        <w:rPr>
+          <w:lang w:eastAsia="en-US"/>
+        </w:rPr>
+        <w:t xml:space="preserve">Единый язык программирования: Весь проект (клиентская и серверная часть) написан на </w:t>
+      </w:r>
+      <w:proofErr w:type="spellStart"/>
+      <w:r>
+        <w:rPr>
+          <w:lang w:eastAsia="en-US"/>
+        </w:rPr>
+        <w:t>JavaScript</w:t>
+      </w:r>
+      <w:proofErr w:type="spellEnd"/>
+      <w:r>
+        <w:rPr>
+          <w:lang w:eastAsia="en-US"/>
+        </w:rPr>
+        <w:t>. Это упрощает разработку, отладку и поддержку кода, так как не требуется переключаться между разными языками (</w:t>
+      </w:r>
+      <w:proofErr w:type="spellStart"/>
+      <w:r>
+        <w:rPr>
+          <w:lang w:eastAsia="en-US"/>
+        </w:rPr>
+        <w:t>Python</w:t>
+      </w:r>
+      <w:proofErr w:type="spellEnd"/>
+      <w:r>
+        <w:rPr>
+          <w:lang w:eastAsia="en-US"/>
+        </w:rPr>
+        <w:t>, PHP и др.).</w:t>
+      </w:r>
+    </w:p>
+    <w:p>
+      <w:pPr>
+        <w:spacing w:line="360" w:lineRule="auto"/>
+        <w:ind w:firstLine="709"/>
+        <w:rPr>
+          <w:lang w:eastAsia="en-US"/>
+        </w:rPr>
+      </w:pPr>
+      <w:r>
+        <w:rPr>
+          <w:lang w:eastAsia="en-US"/>
+        </w:rPr>
+        <w:t xml:space="preserve">Простота и скорость разработки: </w:t>
+      </w:r>
+      <w:proofErr w:type="spellStart"/>
+      <w:r>
+        <w:rPr>
+          <w:lang w:eastAsia="en-US"/>
+        </w:rPr>
+        <w:t>Express</w:t>
+      </w:r>
+      <w:proofErr w:type="spellEnd"/>
+      <w:r>
+        <w:rPr>
+          <w:lang w:eastAsia="en-US"/>
+        </w:rPr>
+        <w:t xml:space="preserve"> </w:t>
+      </w:r>
+      <w:r>
+        <w:rPr>
+          <w:lang w:eastAsia="en-US"/>
+        </w:rPr>
+        <w:t>–</w:t>
+      </w:r>
+      <w:r>
+        <w:rPr>
+          <w:lang w:eastAsia="en-US"/>
+        </w:rPr>
+        <w:t xml:space="preserve"> минималистичный и гибкий фреймворк. Для создания базового веб-сервера</w:t>
+      </w:r>
+      <w:r>
+        <w:rPr>
+          <w:lang w:eastAsia="en-US"/>
+        </w:rPr>
+        <w:t>.</w:t>
+      </w:r>
+    </w:p>
+    <w:p>
+      <w:pPr>
+        <w:spacing w:line="360" w:lineRule="auto"/>
+        <w:ind w:firstLine="709"/>
+        <w:rPr>
+          <w:lang w:eastAsia="en-US"/>
+        </w:rPr>
+      </w:pPr>
+      <w:r>
+        <w:rPr>
+          <w:lang w:eastAsia="en-US"/>
+        </w:rPr>
+        <w:t>Высокая производительность: Node.js работает на асинхронной событийно-ориентированной архитектуре, что позволяет эффективно обрабатывать множество одновременных подключений без создания отдельных потоков.</w:t>
+      </w:r>
+    </w:p>
+    <w:p>
+      <w:pPr>
+        <w:spacing w:line="360" w:lineRule="auto"/>
+        <w:ind w:firstLine="709"/>
+        <w:rPr>
+          <w:lang w:eastAsia="en-US"/>
+        </w:rPr>
+      </w:pPr>
+      <w:r>
+        <w:rPr>
+          <w:lang w:eastAsia="en-US"/>
+        </w:rPr>
+        <w:t xml:space="preserve">Интеграция с SQLite3 и </w:t>
+      </w:r>
+      <w:proofErr w:type="spellStart"/>
+      <w:r>
+        <w:rPr>
+          <w:lang w:eastAsia="en-US"/>
+        </w:rPr>
+        <w:t>Sequelize</w:t>
+      </w:r>
+      <w:proofErr w:type="spellEnd"/>
+      <w:r>
+        <w:rPr>
+          <w:lang w:eastAsia="en-US"/>
+        </w:rPr>
+        <w:t xml:space="preserve">: Node.js имеет отличную поддержку баз данных через пакет sqlite3 и ORM </w:t>
+      </w:r>
+      <w:proofErr w:type="spellStart"/>
+      <w:r>
+        <w:rPr>
+          <w:lang w:eastAsia="en-US"/>
+        </w:rPr>
+        <w:t>Sequelize</w:t>
+      </w:r>
+      <w:proofErr w:type="spellEnd"/>
+      <w:r>
+        <w:rPr>
+          <w:lang w:eastAsia="en-US"/>
+        </w:rPr>
+        <w:t xml:space="preserve">, которые уже выбраны для работы с данными. Всё работает в единой экосистеме </w:t>
+      </w:r>
+      <w:proofErr w:type="spellStart"/>
+      <w:r>
+        <w:rPr>
+          <w:lang w:eastAsia="en-US"/>
+        </w:rPr>
+        <w:t>npm</w:t>
+      </w:r>
+      <w:proofErr w:type="spellEnd"/>
+      <w:r>
+        <w:rPr>
+          <w:lang w:eastAsia="en-US"/>
+        </w:rPr>
+        <w:t>.</w:t>
+      </w:r>
+    </w:p>
+    <w:p>
+      <w:pPr>
+        <w:spacing w:line="360" w:lineRule="auto"/>
+        <w:ind w:firstLine="709"/>
+        <w:rPr>
+          <w:lang w:eastAsia="en-US"/>
+        </w:rPr>
+      </w:pPr>
+      <w:r>
+        <w:rPr>
+          <w:lang w:eastAsia="en-US"/>
+        </w:rPr>
+        <w:t xml:space="preserve">Огромная экосистема </w:t>
+      </w:r>
+      <w:proofErr w:type="spellStart"/>
+      <w:r>
+        <w:rPr>
+          <w:lang w:eastAsia="en-US"/>
+        </w:rPr>
+        <w:t>npm</w:t>
+      </w:r>
+      <w:proofErr w:type="spellEnd"/>
+      <w:proofErr w:type="gramStart"/>
+      <w:r>
+        <w:rPr>
+          <w:lang w:eastAsia="en-US"/>
+        </w:rPr>
+        <w:t>: Для</w:t>
+      </w:r>
+      <w:proofErr w:type="gramEnd"/>
+      <w:r>
+        <w:rPr>
+          <w:lang w:eastAsia="en-US"/>
+        </w:rPr>
+        <w:t xml:space="preserve"> Node.js существует множество готовых библиотек</w:t>
+      </w:r>
+      <w:r>
+        <w:rPr>
+          <w:lang w:eastAsia="en-US"/>
+        </w:rPr>
+        <w:t>.</w:t>
+      </w:r>
+    </w:p>
+    <w:p>
+      <w:pPr>
+        <w:spacing w:line="360" w:lineRule="auto"/>
+        <w:ind w:firstLine="709"/>
+        <w:rPr>
+          <w:lang w:eastAsia="en-US"/>
+        </w:rPr>
+      </w:pPr>
+      <w:r>
+        <w:rPr>
+          <w:lang w:eastAsia="en-US"/>
+        </w:rPr>
+        <w:lastRenderedPageBreak/>
+        <w:t>Активное сообщество: Node.js широко используется в индустрии, имеет обширную документацию и большое количество примеров, что упрощает решение возникающих проблем.</w:t>
+      </w:r>
+    </w:p>
+    <w:p>
+      <w:pPr>
+        <w:spacing w:after="160" w:line="259" w:lineRule="auto"/>
+        <w:rPr>
+          <w:lang w:eastAsia="en-US"/>
+        </w:rPr>
+      </w:pPr>
+      <w:r>
+        <w:rPr>
+          <w:lang w:eastAsia="en-US"/>
+        </w:rPr>
+        <w:br w:type="page"/>
+      </w:r>
+    </w:p>
+    <w:p>
+      <w:pPr>
+        <w:pStyle w:val="1"/>
+        <w:numPr>
+          <w:ilvl w:val="0"/>
+          <w:numId w:val="4"/>
+        </w:numPr>
+        <w:jc w:val="center"/>
+      </w:pPr>
+      <w:bookmarkStart w:id="19" w:name="_Toc229683691"/>
+      <w:r>
+        <w:lastRenderedPageBreak/>
+        <w:t>РАЗРАБОТКА БАЗЫ ДАННЫХ ИНТЕРНЕТ-ПРИЛОЖЕНИЯ</w:t>
       </w:r>
       <w:bookmarkEnd w:id="19"/>
     </w:p>
@@ -7037,715 +5858,7 @@
         <w:rPr>
           <w:lang w:eastAsia="en-US"/>
         </w:rPr>
-        <w:t xml:space="preserve">Первая сущность называется </w:t>
-      </w:r>
-      <w:proofErr w:type="spellStart"/>
-      <w:r>
-        <w:rPr>
-          <w:lang w:eastAsia="en-US"/>
-        </w:rPr>
-        <w:t>User</w:t>
-      </w:r>
-      <w:proofErr w:type="spellEnd"/>
-      <w:r>
-        <w:rPr>
-          <w:lang w:eastAsia="en-US"/>
-        </w:rPr>
-        <w:t xml:space="preserve">. Она включает следующие поля: </w:t>
-      </w:r>
-      <w:proofErr w:type="spellStart"/>
-      <w:r>
-        <w:rPr>
-          <w:lang w:eastAsia="en-US"/>
-        </w:rPr>
-        <w:t>id</w:t>
-      </w:r>
-      <w:proofErr w:type="spellEnd"/>
-      <w:r>
-        <w:rPr>
-          <w:lang w:eastAsia="en-US"/>
-        </w:rPr>
-        <w:t xml:space="preserve"> – это уникальный идентификатор пользователя, который представляет собой целое число, автоматически увеличивается при добавлении новой записи и является первичным ключом таблицы. </w:t>
-      </w:r>
-      <w:proofErr w:type="spellStart"/>
-      <w:r>
-        <w:rPr>
-          <w:lang w:eastAsia="en-US"/>
-        </w:rPr>
-        <w:t>name</w:t>
-      </w:r>
-      <w:proofErr w:type="spellEnd"/>
-      <w:r>
-        <w:rPr>
-          <w:lang w:eastAsia="en-US"/>
-        </w:rPr>
-        <w:t xml:space="preserve"> – это имя пользователя, строковое значение длиной до пятидесяти символов, если имя не указано, по умолчанию устанавливается значение «Без имени». </w:t>
-      </w:r>
-      <w:proofErr w:type="spellStart"/>
-      <w:r>
-        <w:rPr>
-          <w:lang w:eastAsia="en-US"/>
-        </w:rPr>
-        <w:t>email</w:t>
-      </w:r>
-      <w:proofErr w:type="spellEnd"/>
-      <w:r>
-        <w:rPr>
-          <w:lang w:eastAsia="en-US"/>
-        </w:rPr>
-        <w:t xml:space="preserve"> – это адрес электронной почты пользователя, строковое значение длиной до пятидесяти символов, при вводе выполняется проверка на корректность формата </w:t>
-      </w:r>
-      <w:proofErr w:type="spellStart"/>
-      <w:r>
-        <w:rPr>
-          <w:lang w:eastAsia="en-US"/>
-        </w:rPr>
-        <w:t>email</w:t>
-      </w:r>
-      <w:proofErr w:type="spellEnd"/>
-      <w:r>
-        <w:rPr>
-          <w:lang w:eastAsia="en-US"/>
-        </w:rPr>
-        <w:t xml:space="preserve">. </w:t>
-      </w:r>
-      <w:proofErr w:type="spellStart"/>
-      <w:r>
-        <w:rPr>
-          <w:lang w:eastAsia="en-US"/>
-        </w:rPr>
-        <w:t>phone</w:t>
-      </w:r>
-      <w:proofErr w:type="spellEnd"/>
-      <w:r>
-        <w:rPr>
-          <w:lang w:eastAsia="en-US"/>
-        </w:rPr>
-        <w:t xml:space="preserve"> – это номер телефона пользователя, строковое значение длиной до пятнадцати символов.</w:t>
-      </w:r>
-    </w:p>
-    <w:p>
-      <w:pPr>
-        <w:spacing w:line="360" w:lineRule="auto"/>
-        <w:ind w:firstLine="709"/>
-        <w:jc w:val="both"/>
-        <w:rPr>
-          <w:lang w:eastAsia="en-US"/>
-        </w:rPr>
-      </w:pPr>
-      <w:r>
-        <w:rPr>
-          <w:lang w:eastAsia="en-US"/>
-        </w:rPr>
-        <w:t xml:space="preserve">Вторая сущность называется </w:t>
-      </w:r>
-      <w:proofErr w:type="spellStart"/>
-      <w:r>
-        <w:rPr>
-          <w:lang w:eastAsia="en-US"/>
-        </w:rPr>
-        <w:t>Categories</w:t>
-      </w:r>
-      <w:proofErr w:type="spellEnd"/>
-      <w:r>
-        <w:rPr>
-          <w:lang w:eastAsia="en-US"/>
-        </w:rPr>
-        <w:t xml:space="preserve">. Она включает следующие поля: </w:t>
-      </w:r>
-      <w:proofErr w:type="spellStart"/>
-      <w:r>
-        <w:rPr>
-          <w:lang w:eastAsia="en-US"/>
-        </w:rPr>
-        <w:t>id</w:t>
-      </w:r>
-      <w:proofErr w:type="spellEnd"/>
-      <w:r>
-        <w:rPr>
-          <w:lang w:eastAsia="en-US"/>
-        </w:rPr>
-        <w:t xml:space="preserve"> – это уникальный идентификатор категории, целое число с автоматическим увеличением и первичным ключом. </w:t>
-      </w:r>
-      <w:proofErr w:type="spellStart"/>
-      <w:r>
-        <w:rPr>
-          <w:lang w:eastAsia="en-US"/>
-        </w:rPr>
-        <w:t>name</w:t>
-      </w:r>
-      <w:proofErr w:type="spellEnd"/>
-      <w:r>
-        <w:rPr>
-          <w:lang w:eastAsia="en-US"/>
-        </w:rPr>
-        <w:t xml:space="preserve"> – это название категории, строковое значение длиной до пятидесяти символов, это поле является обязательным для заполнения.</w:t>
-      </w:r>
-    </w:p>
-    <w:p>
-      <w:pPr>
-        <w:spacing w:line="360" w:lineRule="auto"/>
-        <w:ind w:firstLine="709"/>
-        <w:jc w:val="both"/>
-        <w:rPr>
-          <w:lang w:eastAsia="en-US"/>
-        </w:rPr>
-      </w:pPr>
-      <w:r>
-        <w:rPr>
-          <w:lang w:eastAsia="en-US"/>
-        </w:rPr>
-        <w:t xml:space="preserve">Третья сущность называется </w:t>
-      </w:r>
-      <w:proofErr w:type="spellStart"/>
-      <w:r>
-        <w:rPr>
-          <w:lang w:eastAsia="en-US"/>
-        </w:rPr>
-        <w:t>Products</w:t>
-      </w:r>
-      <w:proofErr w:type="spellEnd"/>
-      <w:r>
-        <w:rPr>
-          <w:lang w:eastAsia="en-US"/>
-        </w:rPr>
-        <w:t xml:space="preserve">. Она включает следующие поля: </w:t>
-      </w:r>
-      <w:proofErr w:type="spellStart"/>
-      <w:r>
-        <w:rPr>
-          <w:lang w:eastAsia="en-US"/>
-        </w:rPr>
-        <w:t>id</w:t>
-      </w:r>
-      <w:proofErr w:type="spellEnd"/>
-      <w:r>
-        <w:rPr>
-          <w:lang w:eastAsia="en-US"/>
-        </w:rPr>
-        <w:t xml:space="preserve"> – это уникальный идентификатор товара, целое число с автоматическим увеличением и первичный ключ. </w:t>
-      </w:r>
-      <w:proofErr w:type="spellStart"/>
-      <w:r>
-        <w:rPr>
-          <w:lang w:eastAsia="en-US"/>
-        </w:rPr>
-        <w:t>name</w:t>
-      </w:r>
-      <w:proofErr w:type="spellEnd"/>
-      <w:r>
-        <w:rPr>
-          <w:lang w:eastAsia="en-US"/>
-        </w:rPr>
-        <w:t xml:space="preserve"> – это название товара, строковое значение длиной до восьмидесяти символов, обязательное поле. </w:t>
-      </w:r>
-      <w:proofErr w:type="spellStart"/>
-      <w:r>
-        <w:rPr>
-          <w:lang w:eastAsia="en-US"/>
-        </w:rPr>
-        <w:t>price</w:t>
-      </w:r>
-      <w:proofErr w:type="spellEnd"/>
-      <w:r>
-        <w:rPr>
-          <w:lang w:eastAsia="en-US"/>
-        </w:rPr>
-        <w:t xml:space="preserve"> – это текущая цена товара, десятичное число с точностью до десяти цифр, из которых две цифры отведены под копейки. </w:t>
-      </w:r>
-      <w:proofErr w:type="spellStart"/>
-      <w:r>
-        <w:rPr>
-          <w:lang w:eastAsia="en-US"/>
-        </w:rPr>
-        <w:t>old_price</w:t>
-      </w:r>
-      <w:proofErr w:type="spellEnd"/>
-      <w:r>
-        <w:rPr>
-          <w:lang w:eastAsia="en-US"/>
-        </w:rPr>
-        <w:t xml:space="preserve"> – это старая цена товара для отображения скидки, также десятичное число с точностью до десяти цифр и двух знаков после запятой. </w:t>
-      </w:r>
-      <w:proofErr w:type="spellStart"/>
-      <w:r>
-        <w:rPr>
-          <w:lang w:eastAsia="en-US"/>
-        </w:rPr>
-        <w:t>stock</w:t>
-      </w:r>
-      <w:proofErr w:type="spellEnd"/>
-      <w:r>
-        <w:rPr>
-          <w:lang w:eastAsia="en-US"/>
-        </w:rPr>
-        <w:t xml:space="preserve"> – это количество единиц товара, имеющихся </w:t>
-      </w:r>
-      <w:r>
-        <w:rPr>
-          <w:lang w:eastAsia="en-US"/>
-        </w:rPr>
-        <w:lastRenderedPageBreak/>
-        <w:t xml:space="preserve">в наличии на складе, целое число. </w:t>
-      </w:r>
-      <w:proofErr w:type="spellStart"/>
-      <w:r>
-        <w:rPr>
-          <w:lang w:eastAsia="en-US"/>
-        </w:rPr>
-        <w:t>description</w:t>
-      </w:r>
-      <w:proofErr w:type="spellEnd"/>
-      <w:r>
-        <w:rPr>
-          <w:lang w:eastAsia="en-US"/>
-        </w:rPr>
-        <w:t xml:space="preserve"> – это подробное описание товара, хранится в текстовом формате. </w:t>
-      </w:r>
-      <w:proofErr w:type="spellStart"/>
-      <w:r>
-        <w:rPr>
-          <w:lang w:eastAsia="en-US"/>
-        </w:rPr>
-        <w:t>category_id</w:t>
-      </w:r>
-      <w:proofErr w:type="spellEnd"/>
-      <w:r>
-        <w:rPr>
-          <w:lang w:eastAsia="en-US"/>
-        </w:rPr>
-        <w:t xml:space="preserve"> – это внешний ключ, который связывает товар с таблицей </w:t>
-      </w:r>
-      <w:proofErr w:type="spellStart"/>
-      <w:r>
-        <w:rPr>
-          <w:lang w:eastAsia="en-US"/>
-        </w:rPr>
-        <w:t>Categories</w:t>
-      </w:r>
-      <w:proofErr w:type="spellEnd"/>
-      <w:r>
-        <w:rPr>
-          <w:lang w:eastAsia="en-US"/>
-        </w:rPr>
-        <w:t>, указывая, к какой категории относится данный товар.</w:t>
-      </w:r>
-    </w:p>
-    <w:p>
-      <w:pPr>
-        <w:spacing w:line="360" w:lineRule="auto"/>
-        <w:ind w:firstLine="709"/>
-        <w:jc w:val="both"/>
-        <w:rPr>
-          <w:lang w:eastAsia="en-US"/>
-        </w:rPr>
-      </w:pPr>
-      <w:r>
-        <w:rPr>
-          <w:lang w:eastAsia="en-US"/>
-        </w:rPr>
-        <w:t xml:space="preserve">Четвёртая сущность называется </w:t>
-      </w:r>
-      <w:proofErr w:type="spellStart"/>
-      <w:r>
-        <w:rPr>
-          <w:lang w:eastAsia="en-US"/>
-        </w:rPr>
-        <w:t>Orders</w:t>
-      </w:r>
-      <w:proofErr w:type="spellEnd"/>
-      <w:r>
-        <w:rPr>
-          <w:lang w:eastAsia="en-US"/>
-        </w:rPr>
-        <w:t xml:space="preserve">. Она включает следующие поля: </w:t>
-      </w:r>
-      <w:proofErr w:type="spellStart"/>
-      <w:r>
-        <w:rPr>
-          <w:lang w:eastAsia="en-US"/>
-        </w:rPr>
-        <w:t>id</w:t>
-      </w:r>
-      <w:proofErr w:type="spellEnd"/>
-      <w:r>
-        <w:rPr>
-          <w:lang w:eastAsia="en-US"/>
-        </w:rPr>
-        <w:t xml:space="preserve"> – это уникальный идентификатор заказа, целое число с автоматическим увеличением и первичный ключ. </w:t>
-      </w:r>
-      <w:proofErr w:type="spellStart"/>
-      <w:r>
-        <w:rPr>
-          <w:lang w:eastAsia="en-US"/>
-        </w:rPr>
-        <w:t>status</w:t>
-      </w:r>
-      <w:proofErr w:type="spellEnd"/>
-      <w:r>
-        <w:rPr>
-          <w:lang w:eastAsia="en-US"/>
-        </w:rPr>
-        <w:t xml:space="preserve"> – это текущий статус заказа, строковое значение длиной до тридцати символов, если статус не указан, по умолчанию устанавливается значение «новый заказ». </w:t>
-      </w:r>
-      <w:proofErr w:type="spellStart"/>
-      <w:r>
-        <w:rPr>
-          <w:lang w:eastAsia="en-US"/>
-        </w:rPr>
-        <w:t>total_amount</w:t>
-      </w:r>
-      <w:proofErr w:type="spellEnd"/>
-      <w:r>
-        <w:rPr>
-          <w:lang w:eastAsia="en-US"/>
-        </w:rPr>
-        <w:t xml:space="preserve"> – это итоговая сумма заказа, десятичное число с точностью до десяти цифр, включая два знака после запятой. </w:t>
-      </w:r>
-      <w:proofErr w:type="spellStart"/>
-      <w:r>
-        <w:rPr>
-          <w:lang w:eastAsia="en-US"/>
-        </w:rPr>
-        <w:t>delivery_address</w:t>
-      </w:r>
-      <w:proofErr w:type="spellEnd"/>
-      <w:r>
-        <w:rPr>
-          <w:lang w:eastAsia="en-US"/>
-        </w:rPr>
-        <w:t xml:space="preserve"> – это адрес, по которому необходимо доставить заказ, текстовое поле. </w:t>
-      </w:r>
-      <w:proofErr w:type="spellStart"/>
-      <w:r>
-        <w:rPr>
-          <w:lang w:eastAsia="en-US"/>
-        </w:rPr>
-        <w:t>phone</w:t>
-      </w:r>
-      <w:proofErr w:type="spellEnd"/>
-      <w:r>
-        <w:rPr>
-          <w:lang w:eastAsia="en-US"/>
-        </w:rPr>
-        <w:t xml:space="preserve"> – это контактный телефон для связи с покупателем, строковое значение длиной до пятнадцати символов, при вводе выполняется проверка на соответствие российскому формату номера. </w:t>
-      </w:r>
-      <w:proofErr w:type="spellStart"/>
-      <w:r>
-        <w:rPr>
-          <w:lang w:eastAsia="en-US"/>
-        </w:rPr>
-        <w:t>comment</w:t>
-      </w:r>
-      <w:proofErr w:type="spellEnd"/>
-      <w:r>
-        <w:rPr>
-          <w:lang w:eastAsia="en-US"/>
-        </w:rPr>
-        <w:t xml:space="preserve"> – это комментарий к заказу, который может оставить покупатель, текстовое поле. </w:t>
-      </w:r>
-      <w:proofErr w:type="spellStart"/>
-      <w:r>
-        <w:rPr>
-          <w:lang w:eastAsia="en-US"/>
-        </w:rPr>
-        <w:t>user_id</w:t>
-      </w:r>
-      <w:proofErr w:type="spellEnd"/>
-      <w:r>
-        <w:rPr>
-          <w:lang w:eastAsia="en-US"/>
-        </w:rPr>
-        <w:t xml:space="preserve"> – это внешний ключ, который связывает заказ с таблицей </w:t>
-      </w:r>
-      <w:proofErr w:type="spellStart"/>
-      <w:r>
-        <w:rPr>
-          <w:lang w:eastAsia="en-US"/>
-        </w:rPr>
-        <w:t>User</w:t>
-      </w:r>
-      <w:proofErr w:type="spellEnd"/>
-      <w:r>
-        <w:rPr>
-          <w:lang w:eastAsia="en-US"/>
-        </w:rPr>
-        <w:t>, указывая, какой пользователь сделал данный заказ.</w:t>
-      </w:r>
-    </w:p>
-    <w:p>
-      <w:pPr>
-        <w:spacing w:line="360" w:lineRule="auto"/>
-        <w:ind w:firstLine="709"/>
-        <w:jc w:val="both"/>
-        <w:rPr>
-          <w:lang w:eastAsia="en-US"/>
-        </w:rPr>
-      </w:pPr>
-      <w:r>
-        <w:rPr>
-          <w:lang w:eastAsia="en-US"/>
-        </w:rPr>
-        <w:t xml:space="preserve">Пятая сущность называется </w:t>
-      </w:r>
-      <w:proofErr w:type="spellStart"/>
-      <w:r>
-        <w:rPr>
-          <w:lang w:eastAsia="en-US"/>
-        </w:rPr>
-        <w:t>Order_items</w:t>
-      </w:r>
-      <w:proofErr w:type="spellEnd"/>
-      <w:r>
-        <w:rPr>
-          <w:lang w:eastAsia="en-US"/>
-        </w:rPr>
-        <w:t xml:space="preserve">. Она включает следующие поля: </w:t>
-      </w:r>
-      <w:proofErr w:type="spellStart"/>
-      <w:r>
-        <w:rPr>
-          <w:lang w:eastAsia="en-US"/>
-        </w:rPr>
-        <w:t>id</w:t>
-      </w:r>
-      <w:proofErr w:type="spellEnd"/>
-      <w:r>
-        <w:rPr>
-          <w:lang w:eastAsia="en-US"/>
-        </w:rPr>
-        <w:t xml:space="preserve"> – это уникальный идентификатор позиции в заказе, целое число с автоматическим увеличением и первичный ключ. </w:t>
-      </w:r>
-      <w:proofErr w:type="spellStart"/>
-      <w:r>
-        <w:rPr>
-          <w:lang w:eastAsia="en-US"/>
-        </w:rPr>
-        <w:t>quantity</w:t>
-      </w:r>
-      <w:proofErr w:type="spellEnd"/>
-      <w:r>
-        <w:rPr>
-          <w:lang w:eastAsia="en-US"/>
-        </w:rPr>
-        <w:t xml:space="preserve"> – это количество единиц конкретного товара, заказанных покупателем, целое число и обязательное поле. </w:t>
-      </w:r>
-      <w:proofErr w:type="spellStart"/>
-      <w:r>
-        <w:rPr>
-          <w:lang w:eastAsia="en-US"/>
-        </w:rPr>
-        <w:t>price</w:t>
-      </w:r>
-      <w:proofErr w:type="spellEnd"/>
-      <w:r>
-        <w:rPr>
-          <w:lang w:eastAsia="en-US"/>
-        </w:rPr>
-        <w:t xml:space="preserve"> – это цена товара на момент оформления заказа, десятичное число с точностью до десяти цифр и двух знаков после запятой. </w:t>
-      </w:r>
-      <w:proofErr w:type="spellStart"/>
-      <w:r>
-        <w:rPr>
-          <w:lang w:eastAsia="en-US"/>
-        </w:rPr>
-        <w:t>order_id</w:t>
-      </w:r>
-      <w:proofErr w:type="spellEnd"/>
-      <w:r>
-        <w:rPr>
-          <w:lang w:eastAsia="en-US"/>
-        </w:rPr>
-        <w:t xml:space="preserve"> – это внешний ключ, который связывает позицию с таблицей </w:t>
-      </w:r>
-      <w:proofErr w:type="spellStart"/>
-      <w:r>
-        <w:rPr>
-          <w:lang w:eastAsia="en-US"/>
-        </w:rPr>
-        <w:t>Orders</w:t>
-      </w:r>
-      <w:proofErr w:type="spellEnd"/>
-      <w:r>
-        <w:rPr>
-          <w:lang w:eastAsia="en-US"/>
-        </w:rPr>
-        <w:t xml:space="preserve">, указывая, к какому заказу относится данная позиция. </w:t>
-      </w:r>
-      <w:proofErr w:type="spellStart"/>
-      <w:r>
-        <w:rPr>
-          <w:lang w:eastAsia="en-US"/>
-        </w:rPr>
-        <w:t>product_id</w:t>
-      </w:r>
-      <w:proofErr w:type="spellEnd"/>
-      <w:r>
-        <w:rPr>
-          <w:lang w:eastAsia="en-US"/>
-        </w:rPr>
-        <w:t xml:space="preserve"> – это внешний ключ, который связывает позицию с таблицей </w:t>
-      </w:r>
-      <w:proofErr w:type="spellStart"/>
-      <w:r>
-        <w:rPr>
-          <w:lang w:eastAsia="en-US"/>
-        </w:rPr>
-        <w:t>Products</w:t>
-      </w:r>
-      <w:proofErr w:type="spellEnd"/>
-      <w:r>
-        <w:rPr>
-          <w:lang w:eastAsia="en-US"/>
-        </w:rPr>
-        <w:t>, указывая, какой именно товар был заказан.</w:t>
-      </w:r>
-    </w:p>
-    <w:p>
-      <w:pPr>
-        <w:spacing w:line="360" w:lineRule="auto"/>
-        <w:ind w:firstLine="709"/>
-        <w:jc w:val="both"/>
-        <w:rPr>
-          <w:lang w:eastAsia="en-US"/>
-        </w:rPr>
-      </w:pPr>
-      <w:r>
-        <w:rPr>
-          <w:lang w:eastAsia="en-US"/>
-        </w:rPr>
-        <w:t xml:space="preserve">Связи между сущностями устроены следующим образом. Связь между </w:t>
-      </w:r>
-      <w:proofErr w:type="spellStart"/>
-      <w:r>
-        <w:rPr>
-          <w:lang w:eastAsia="en-US"/>
-        </w:rPr>
-        <w:t>Categories</w:t>
-      </w:r>
-      <w:proofErr w:type="spellEnd"/>
-      <w:r>
-        <w:rPr>
-          <w:lang w:eastAsia="en-US"/>
-        </w:rPr>
-        <w:t xml:space="preserve"> и </w:t>
-      </w:r>
-      <w:proofErr w:type="spellStart"/>
-      <w:r>
-        <w:rPr>
-          <w:lang w:eastAsia="en-US"/>
-        </w:rPr>
-        <w:t>Products</w:t>
-      </w:r>
-      <w:proofErr w:type="spellEnd"/>
-      <w:r>
-        <w:rPr>
-          <w:lang w:eastAsia="en-US"/>
-        </w:rPr>
-        <w:t xml:space="preserve"> означает, что одна категория может содержать множество товаров, то есть в одной категории, может находиться много различных</w:t>
-      </w:r>
-      <w:r>
-        <w:rPr>
-          <w:lang w:eastAsia="en-US"/>
-        </w:rPr>
-        <w:t xml:space="preserve"> </w:t>
-      </w:r>
-      <w:r>
-        <w:rPr>
-          <w:lang w:eastAsia="en-US"/>
-        </w:rPr>
-        <w:lastRenderedPageBreak/>
-        <w:t>комплектующих</w:t>
-      </w:r>
-      <w:r>
-        <w:rPr>
-          <w:lang w:eastAsia="en-US"/>
-        </w:rPr>
-        <w:t xml:space="preserve">. Связь между </w:t>
-      </w:r>
-      <w:proofErr w:type="spellStart"/>
-      <w:r>
-        <w:rPr>
-          <w:lang w:eastAsia="en-US"/>
-        </w:rPr>
-        <w:t>User</w:t>
-      </w:r>
-      <w:proofErr w:type="spellEnd"/>
-      <w:r>
-        <w:rPr>
-          <w:lang w:eastAsia="en-US"/>
-        </w:rPr>
-        <w:t xml:space="preserve"> и </w:t>
-      </w:r>
-      <w:proofErr w:type="spellStart"/>
-      <w:r>
-        <w:rPr>
-          <w:lang w:eastAsia="en-US"/>
-        </w:rPr>
-        <w:t>Orders</w:t>
-      </w:r>
-      <w:proofErr w:type="spellEnd"/>
-      <w:r>
-        <w:rPr>
-          <w:lang w:eastAsia="en-US"/>
-        </w:rPr>
-        <w:t xml:space="preserve"> означает, что один пользователь может сделать много заказов, то есть один и тот же человек может неоднократно покупать товары в интернет-магазине. Связь между </w:t>
-      </w:r>
-      <w:proofErr w:type="spellStart"/>
-      <w:r>
-        <w:rPr>
-          <w:lang w:eastAsia="en-US"/>
-        </w:rPr>
-        <w:t>Orders</w:t>
-      </w:r>
-      <w:proofErr w:type="spellEnd"/>
-      <w:r>
-        <w:rPr>
-          <w:lang w:eastAsia="en-US"/>
-        </w:rPr>
-        <w:t xml:space="preserve"> и </w:t>
-      </w:r>
-      <w:proofErr w:type="spellStart"/>
-      <w:r>
-        <w:rPr>
-          <w:lang w:eastAsia="en-US"/>
-        </w:rPr>
-        <w:t>Order_items</w:t>
-      </w:r>
-      <w:proofErr w:type="spellEnd"/>
-      <w:r>
-        <w:rPr>
-          <w:lang w:eastAsia="en-US"/>
-        </w:rPr>
-        <w:t xml:space="preserve"> означает, что один заказ может содержать множество позиций, то есть в одном заказе покупатель может заказать несколько разных товаров. Связь между </w:t>
-      </w:r>
-      <w:proofErr w:type="spellStart"/>
-      <w:r>
-        <w:rPr>
-          <w:lang w:eastAsia="en-US"/>
-        </w:rPr>
-        <w:t>Products</w:t>
-      </w:r>
-      <w:proofErr w:type="spellEnd"/>
-      <w:r>
-        <w:rPr>
-          <w:lang w:eastAsia="en-US"/>
-        </w:rPr>
-        <w:t xml:space="preserve"> и </w:t>
-      </w:r>
-      <w:proofErr w:type="spellStart"/>
-      <w:r>
-        <w:rPr>
-          <w:lang w:eastAsia="en-US"/>
-        </w:rPr>
-        <w:t>Order_items</w:t>
-      </w:r>
-      <w:proofErr w:type="spellEnd"/>
-      <w:r>
-        <w:rPr>
-          <w:lang w:eastAsia="en-US"/>
-        </w:rPr>
-        <w:t xml:space="preserve"> означает, что один товар может встречаться во многих заказах, то есть один и тот же товар могут заказывать разные покупатели в разное время.</w:t>
+        <w:t>Разработка базы данных (БД) для интернет-приложения, такого как интернет-магазин компьютерной техники, включает несколько этапов: концептуальное, логическое и физическое проектирование. Каждый этап направлен на создание структуры базы данных, которая будет эффективно хранить и обрабатывать данные, обеспечивая высокую производительность и безопасность.</w:t>
       </w:r>
     </w:p>
     <w:p>
@@ -7759,11 +5872,752 @@
         <w:ind w:left="0" w:firstLine="709"/>
         <w:jc w:val="both"/>
       </w:pPr>
-      <w:bookmarkStart w:id="20" w:name="_Toc229683693"/>
+      <w:bookmarkStart w:id="20" w:name="_Toc229683692"/>
+      <w:r>
+        <w:t>Концептуальное проектирование базы данных</w:t>
+      </w:r>
+      <w:bookmarkEnd w:id="20"/>
+    </w:p>
+    <w:p>
+      <w:pPr>
+        <w:spacing w:line="360" w:lineRule="auto"/>
+        <w:ind w:firstLine="709"/>
+        <w:jc w:val="both"/>
+        <w:rPr>
+          <w:lang w:eastAsia="en-US"/>
+        </w:rPr>
+      </w:pPr>
+      <w:r>
+        <w:rPr>
+          <w:lang w:eastAsia="en-US"/>
+        </w:rPr>
+        <w:t xml:space="preserve">Первая сущность называется </w:t>
+      </w:r>
+      <w:proofErr w:type="spellStart"/>
+      <w:r>
+        <w:rPr>
+          <w:lang w:eastAsia="en-US"/>
+        </w:rPr>
+        <w:t>User</w:t>
+      </w:r>
+      <w:proofErr w:type="spellEnd"/>
+      <w:r>
+        <w:rPr>
+          <w:lang w:eastAsia="en-US"/>
+        </w:rPr>
+        <w:t xml:space="preserve">. Она включает следующие поля: </w:t>
+      </w:r>
+      <w:proofErr w:type="spellStart"/>
+      <w:r>
+        <w:rPr>
+          <w:lang w:eastAsia="en-US"/>
+        </w:rPr>
+        <w:t>id</w:t>
+      </w:r>
+      <w:proofErr w:type="spellEnd"/>
+      <w:r>
+        <w:rPr>
+          <w:lang w:eastAsia="en-US"/>
+        </w:rPr>
+        <w:t xml:space="preserve"> – это уникальный идентификатор пользователя, который представляет собой целое число, автоматически увеличивается при добавлении новой записи и является первичным ключом таблицы. </w:t>
+      </w:r>
+      <w:proofErr w:type="spellStart"/>
+      <w:r>
+        <w:rPr>
+          <w:lang w:eastAsia="en-US"/>
+        </w:rPr>
+        <w:t>name</w:t>
+      </w:r>
+      <w:proofErr w:type="spellEnd"/>
+      <w:r>
+        <w:rPr>
+          <w:lang w:eastAsia="en-US"/>
+        </w:rPr>
+        <w:t xml:space="preserve"> – это имя пользователя, строковое значение длиной до пятидесяти символов, если имя не указано, по умолчанию устанавливается значение «Без имени». </w:t>
+      </w:r>
+      <w:proofErr w:type="spellStart"/>
+      <w:r>
+        <w:rPr>
+          <w:lang w:eastAsia="en-US"/>
+        </w:rPr>
+        <w:t>email</w:t>
+      </w:r>
+      <w:proofErr w:type="spellEnd"/>
+      <w:r>
+        <w:rPr>
+          <w:lang w:eastAsia="en-US"/>
+        </w:rPr>
+        <w:t xml:space="preserve"> – это адрес электронной почты пользователя, строковое значение длиной до пятидесяти символов, при вводе выполняется проверка на корректность формата </w:t>
+      </w:r>
+      <w:proofErr w:type="spellStart"/>
+      <w:r>
+        <w:rPr>
+          <w:lang w:eastAsia="en-US"/>
+        </w:rPr>
+        <w:t>email</w:t>
+      </w:r>
+      <w:proofErr w:type="spellEnd"/>
+      <w:r>
+        <w:rPr>
+          <w:lang w:eastAsia="en-US"/>
+        </w:rPr>
+        <w:t xml:space="preserve">. </w:t>
+      </w:r>
+      <w:proofErr w:type="spellStart"/>
+      <w:r>
+        <w:rPr>
+          <w:lang w:eastAsia="en-US"/>
+        </w:rPr>
+        <w:t>phone</w:t>
+      </w:r>
+      <w:proofErr w:type="spellEnd"/>
+      <w:r>
+        <w:rPr>
+          <w:lang w:eastAsia="en-US"/>
+        </w:rPr>
+        <w:t xml:space="preserve"> – это номер телефона пользователя, строковое значение длиной до пятнадцати символов.</w:t>
+      </w:r>
+    </w:p>
+    <w:p>
+      <w:pPr>
+        <w:spacing w:line="360" w:lineRule="auto"/>
+        <w:ind w:firstLine="709"/>
+        <w:jc w:val="both"/>
+        <w:rPr>
+          <w:lang w:eastAsia="en-US"/>
+        </w:rPr>
+      </w:pPr>
+      <w:r>
+        <w:rPr>
+          <w:lang w:eastAsia="en-US"/>
+        </w:rPr>
+        <w:t xml:space="preserve">Вторая сущность называется </w:t>
+      </w:r>
+      <w:proofErr w:type="spellStart"/>
+      <w:r>
+        <w:rPr>
+          <w:lang w:eastAsia="en-US"/>
+        </w:rPr>
+        <w:t>Categories</w:t>
+      </w:r>
+      <w:proofErr w:type="spellEnd"/>
+      <w:r>
+        <w:rPr>
+          <w:lang w:eastAsia="en-US"/>
+        </w:rPr>
+        <w:t xml:space="preserve">. Она включает следующие поля: </w:t>
+      </w:r>
+      <w:proofErr w:type="spellStart"/>
+      <w:r>
+        <w:rPr>
+          <w:lang w:eastAsia="en-US"/>
+        </w:rPr>
+        <w:t>id</w:t>
+      </w:r>
+      <w:proofErr w:type="spellEnd"/>
+      <w:r>
+        <w:rPr>
+          <w:lang w:eastAsia="en-US"/>
+        </w:rPr>
+        <w:t xml:space="preserve"> – это уникальный идентификатор категории, целое число с автоматическим увеличением и первичным ключом. </w:t>
+      </w:r>
+      <w:proofErr w:type="spellStart"/>
+      <w:r>
+        <w:rPr>
+          <w:lang w:eastAsia="en-US"/>
+        </w:rPr>
+        <w:t>name</w:t>
+      </w:r>
+      <w:proofErr w:type="spellEnd"/>
+      <w:r>
+        <w:rPr>
+          <w:lang w:eastAsia="en-US"/>
+        </w:rPr>
+        <w:t xml:space="preserve"> – это название категории, строковое значение длиной до пятидесяти символов, это поле является обязательным для заполнения.</w:t>
+      </w:r>
+    </w:p>
+    <w:p>
+      <w:pPr>
+        <w:spacing w:line="360" w:lineRule="auto"/>
+        <w:ind w:firstLine="709"/>
+        <w:jc w:val="both"/>
+        <w:rPr>
+          <w:lang w:eastAsia="en-US"/>
+        </w:rPr>
+      </w:pPr>
+      <w:r>
+        <w:rPr>
+          <w:lang w:eastAsia="en-US"/>
+        </w:rPr>
+        <w:t xml:space="preserve">Третья сущность называется </w:t>
+      </w:r>
+      <w:proofErr w:type="spellStart"/>
+      <w:r>
+        <w:rPr>
+          <w:lang w:eastAsia="en-US"/>
+        </w:rPr>
+        <w:t>Products</w:t>
+      </w:r>
+      <w:proofErr w:type="spellEnd"/>
+      <w:r>
+        <w:rPr>
+          <w:lang w:eastAsia="en-US"/>
+        </w:rPr>
+        <w:t xml:space="preserve">. Она включает следующие поля: </w:t>
+      </w:r>
+      <w:proofErr w:type="spellStart"/>
+      <w:r>
+        <w:rPr>
+          <w:lang w:eastAsia="en-US"/>
+        </w:rPr>
+        <w:t>id</w:t>
+      </w:r>
+      <w:proofErr w:type="spellEnd"/>
+      <w:r>
+        <w:rPr>
+          <w:lang w:eastAsia="en-US"/>
+        </w:rPr>
+        <w:t xml:space="preserve"> – это уникальный идентификатор товара, целое число с автоматическим увеличением и первичный ключ. </w:t>
+      </w:r>
+      <w:proofErr w:type="spellStart"/>
+      <w:r>
+        <w:rPr>
+          <w:lang w:eastAsia="en-US"/>
+        </w:rPr>
+        <w:t>name</w:t>
+      </w:r>
+      <w:proofErr w:type="spellEnd"/>
+      <w:r>
+        <w:rPr>
+          <w:lang w:eastAsia="en-US"/>
+        </w:rPr>
+        <w:t xml:space="preserve"> – это название товара, строковое значение длиной до восьмидесяти символов, обязательное поле. </w:t>
+      </w:r>
+      <w:proofErr w:type="spellStart"/>
+      <w:r>
+        <w:rPr>
+          <w:lang w:eastAsia="en-US"/>
+        </w:rPr>
+        <w:t>price</w:t>
+      </w:r>
+      <w:proofErr w:type="spellEnd"/>
+      <w:r>
+        <w:rPr>
+          <w:lang w:eastAsia="en-US"/>
+        </w:rPr>
+        <w:t xml:space="preserve"> – это текущая цена товара, десятичное число с точностью до десяти цифр, из которых две цифры отведены под копейки. </w:t>
+      </w:r>
+      <w:proofErr w:type="spellStart"/>
+      <w:r>
+        <w:rPr>
+          <w:lang w:eastAsia="en-US"/>
+        </w:rPr>
+        <w:t>old_price</w:t>
+      </w:r>
+      <w:proofErr w:type="spellEnd"/>
+      <w:r>
+        <w:rPr>
+          <w:lang w:eastAsia="en-US"/>
+        </w:rPr>
+        <w:t xml:space="preserve"> – это старая цена товара для отображения скидки, также десятичное число с точностью до десяти цифр и двух знаков после запятой. </w:t>
+      </w:r>
+      <w:proofErr w:type="spellStart"/>
+      <w:r>
+        <w:rPr>
+          <w:lang w:eastAsia="en-US"/>
+        </w:rPr>
+        <w:t>stock</w:t>
+      </w:r>
+      <w:proofErr w:type="spellEnd"/>
+      <w:r>
+        <w:rPr>
+          <w:lang w:eastAsia="en-US"/>
+        </w:rPr>
+        <w:t xml:space="preserve"> – это количество единиц товара, имеющихся </w:t>
+      </w:r>
+      <w:r>
+        <w:rPr>
+          <w:lang w:eastAsia="en-US"/>
+        </w:rPr>
+        <w:lastRenderedPageBreak/>
+        <w:t xml:space="preserve">в наличии на складе, целое число. </w:t>
+      </w:r>
+      <w:proofErr w:type="spellStart"/>
+      <w:r>
+        <w:rPr>
+          <w:lang w:eastAsia="en-US"/>
+        </w:rPr>
+        <w:t>description</w:t>
+      </w:r>
+      <w:proofErr w:type="spellEnd"/>
+      <w:r>
+        <w:rPr>
+          <w:lang w:eastAsia="en-US"/>
+        </w:rPr>
+        <w:t xml:space="preserve"> – это подробное описание товара, хранится в текстовом формате. </w:t>
+      </w:r>
+      <w:proofErr w:type="spellStart"/>
+      <w:r>
+        <w:rPr>
+          <w:lang w:eastAsia="en-US"/>
+        </w:rPr>
+        <w:t>category_id</w:t>
+      </w:r>
+      <w:proofErr w:type="spellEnd"/>
+      <w:r>
+        <w:rPr>
+          <w:lang w:eastAsia="en-US"/>
+        </w:rPr>
+        <w:t xml:space="preserve"> – это внешний ключ, который связывает товар с таблицей </w:t>
+      </w:r>
+      <w:proofErr w:type="spellStart"/>
+      <w:r>
+        <w:rPr>
+          <w:lang w:eastAsia="en-US"/>
+        </w:rPr>
+        <w:t>Categories</w:t>
+      </w:r>
+      <w:proofErr w:type="spellEnd"/>
+      <w:r>
+        <w:rPr>
+          <w:lang w:eastAsia="en-US"/>
+        </w:rPr>
+        <w:t>, указывая, к какой категории относится данный товар.</w:t>
+      </w:r>
+    </w:p>
+    <w:p>
+      <w:pPr>
+        <w:spacing w:line="360" w:lineRule="auto"/>
+        <w:ind w:firstLine="709"/>
+        <w:jc w:val="both"/>
+        <w:rPr>
+          <w:lang w:eastAsia="en-US"/>
+        </w:rPr>
+      </w:pPr>
+      <w:r>
+        <w:rPr>
+          <w:lang w:eastAsia="en-US"/>
+        </w:rPr>
+        <w:t xml:space="preserve">Четвёртая сущность называется </w:t>
+      </w:r>
+      <w:proofErr w:type="spellStart"/>
+      <w:r>
+        <w:rPr>
+          <w:lang w:eastAsia="en-US"/>
+        </w:rPr>
+        <w:t>Orders</w:t>
+      </w:r>
+      <w:proofErr w:type="spellEnd"/>
+      <w:r>
+        <w:rPr>
+          <w:lang w:eastAsia="en-US"/>
+        </w:rPr>
+        <w:t xml:space="preserve">. Она включает следующие поля: </w:t>
+      </w:r>
+      <w:proofErr w:type="spellStart"/>
+      <w:r>
+        <w:rPr>
+          <w:lang w:eastAsia="en-US"/>
+        </w:rPr>
+        <w:t>id</w:t>
+      </w:r>
+      <w:proofErr w:type="spellEnd"/>
+      <w:r>
+        <w:rPr>
+          <w:lang w:eastAsia="en-US"/>
+        </w:rPr>
+        <w:t xml:space="preserve"> – это уникальный идентификатор заказа, целое число с автоматическим увеличением и первичный ключ. </w:t>
+      </w:r>
+      <w:proofErr w:type="spellStart"/>
+      <w:r>
+        <w:rPr>
+          <w:lang w:eastAsia="en-US"/>
+        </w:rPr>
+        <w:t>status</w:t>
+      </w:r>
+      <w:proofErr w:type="spellEnd"/>
+      <w:r>
+        <w:rPr>
+          <w:lang w:eastAsia="en-US"/>
+        </w:rPr>
+        <w:t xml:space="preserve"> – это текущий статус заказа, строковое значение длиной до тридцати символов, если статус не указан, по умолчанию устанавливается значение «новый заказ». </w:t>
+      </w:r>
+      <w:proofErr w:type="spellStart"/>
+      <w:r>
+        <w:rPr>
+          <w:lang w:eastAsia="en-US"/>
+        </w:rPr>
+        <w:t>total_amount</w:t>
+      </w:r>
+      <w:proofErr w:type="spellEnd"/>
+      <w:r>
+        <w:rPr>
+          <w:lang w:eastAsia="en-US"/>
+        </w:rPr>
+        <w:t xml:space="preserve"> – это итоговая сумма заказа, десятичное число с точностью до десяти цифр, включая два знака после запятой. </w:t>
+      </w:r>
+      <w:proofErr w:type="spellStart"/>
+      <w:r>
+        <w:rPr>
+          <w:lang w:eastAsia="en-US"/>
+        </w:rPr>
+        <w:t>delivery_address</w:t>
+      </w:r>
+      <w:proofErr w:type="spellEnd"/>
+      <w:r>
+        <w:rPr>
+          <w:lang w:eastAsia="en-US"/>
+        </w:rPr>
+        <w:t xml:space="preserve"> – это адрес, по которому необходимо доставить заказ, текстовое поле. </w:t>
+      </w:r>
+      <w:proofErr w:type="spellStart"/>
+      <w:r>
+        <w:rPr>
+          <w:lang w:eastAsia="en-US"/>
+        </w:rPr>
+        <w:t>phone</w:t>
+      </w:r>
+      <w:proofErr w:type="spellEnd"/>
+      <w:r>
+        <w:rPr>
+          <w:lang w:eastAsia="en-US"/>
+        </w:rPr>
+        <w:t xml:space="preserve"> – это контактный телефон для связи с покупателем, строковое значение длиной до пятнадцати символов, при вводе выполняется проверка на соответствие российскому формату номера. </w:t>
+      </w:r>
+      <w:proofErr w:type="spellStart"/>
+      <w:r>
+        <w:rPr>
+          <w:lang w:eastAsia="en-US"/>
+        </w:rPr>
+        <w:t>comment</w:t>
+      </w:r>
+      <w:proofErr w:type="spellEnd"/>
+      <w:r>
+        <w:rPr>
+          <w:lang w:eastAsia="en-US"/>
+        </w:rPr>
+        <w:t xml:space="preserve"> – это комментарий к заказу, который может оставить покупатель, текстовое поле. </w:t>
+      </w:r>
+      <w:proofErr w:type="spellStart"/>
+      <w:r>
+        <w:rPr>
+          <w:lang w:eastAsia="en-US"/>
+        </w:rPr>
+        <w:t>user_id</w:t>
+      </w:r>
+      <w:proofErr w:type="spellEnd"/>
+      <w:r>
+        <w:rPr>
+          <w:lang w:eastAsia="en-US"/>
+        </w:rPr>
+        <w:t xml:space="preserve"> – это внешний ключ, который связывает заказ с таблицей </w:t>
+      </w:r>
+      <w:proofErr w:type="spellStart"/>
+      <w:r>
+        <w:rPr>
+          <w:lang w:eastAsia="en-US"/>
+        </w:rPr>
+        <w:t>User</w:t>
+      </w:r>
+      <w:proofErr w:type="spellEnd"/>
+      <w:r>
+        <w:rPr>
+          <w:lang w:eastAsia="en-US"/>
+        </w:rPr>
+        <w:t>, указывая, какой пользователь сделал данный заказ.</w:t>
+      </w:r>
+    </w:p>
+    <w:p>
+      <w:pPr>
+        <w:spacing w:line="360" w:lineRule="auto"/>
+        <w:ind w:firstLine="709"/>
+        <w:jc w:val="both"/>
+        <w:rPr>
+          <w:lang w:eastAsia="en-US"/>
+        </w:rPr>
+      </w:pPr>
+      <w:r>
+        <w:rPr>
+          <w:lang w:eastAsia="en-US"/>
+        </w:rPr>
+        <w:t xml:space="preserve">Пятая сущность называется </w:t>
+      </w:r>
+      <w:proofErr w:type="spellStart"/>
+      <w:r>
+        <w:rPr>
+          <w:lang w:eastAsia="en-US"/>
+        </w:rPr>
+        <w:t>Order_items</w:t>
+      </w:r>
+      <w:proofErr w:type="spellEnd"/>
+      <w:r>
+        <w:rPr>
+          <w:lang w:eastAsia="en-US"/>
+        </w:rPr>
+        <w:t xml:space="preserve">. Она включает следующие поля: </w:t>
+      </w:r>
+      <w:proofErr w:type="spellStart"/>
+      <w:r>
+        <w:rPr>
+          <w:lang w:eastAsia="en-US"/>
+        </w:rPr>
+        <w:t>id</w:t>
+      </w:r>
+      <w:proofErr w:type="spellEnd"/>
+      <w:r>
+        <w:rPr>
+          <w:lang w:eastAsia="en-US"/>
+        </w:rPr>
+        <w:t xml:space="preserve"> – это уникальный идентификатор позиции в заказе, целое число с автоматическим увеличением и первичный ключ. </w:t>
+      </w:r>
+      <w:proofErr w:type="spellStart"/>
+      <w:r>
+        <w:rPr>
+          <w:lang w:eastAsia="en-US"/>
+        </w:rPr>
+        <w:t>quantity</w:t>
+      </w:r>
+      <w:proofErr w:type="spellEnd"/>
+      <w:r>
+        <w:rPr>
+          <w:lang w:eastAsia="en-US"/>
+        </w:rPr>
+        <w:t xml:space="preserve"> – это количество единиц конкретного товара, заказанных покупателем, целое число и обязательное поле. </w:t>
+      </w:r>
+      <w:proofErr w:type="spellStart"/>
+      <w:r>
+        <w:rPr>
+          <w:lang w:eastAsia="en-US"/>
+        </w:rPr>
+        <w:t>price</w:t>
+      </w:r>
+      <w:proofErr w:type="spellEnd"/>
+      <w:r>
+        <w:rPr>
+          <w:lang w:eastAsia="en-US"/>
+        </w:rPr>
+        <w:t xml:space="preserve"> – это цена товара на момент оформления заказа, десятичное число с точностью до десяти цифр и двух знаков после запятой. </w:t>
+      </w:r>
+      <w:proofErr w:type="spellStart"/>
+      <w:r>
+        <w:rPr>
+          <w:lang w:eastAsia="en-US"/>
+        </w:rPr>
+        <w:t>order_id</w:t>
+      </w:r>
+      <w:proofErr w:type="spellEnd"/>
+      <w:r>
+        <w:rPr>
+          <w:lang w:eastAsia="en-US"/>
+        </w:rPr>
+        <w:t xml:space="preserve"> – это внешний ключ, который связывает позицию с таблицей </w:t>
+      </w:r>
+      <w:proofErr w:type="spellStart"/>
+      <w:r>
+        <w:rPr>
+          <w:lang w:eastAsia="en-US"/>
+        </w:rPr>
+        <w:t>Orders</w:t>
+      </w:r>
+      <w:proofErr w:type="spellEnd"/>
+      <w:r>
+        <w:rPr>
+          <w:lang w:eastAsia="en-US"/>
+        </w:rPr>
+        <w:t xml:space="preserve">, указывая, к какому заказу относится данная позиция. </w:t>
+      </w:r>
+      <w:proofErr w:type="spellStart"/>
+      <w:r>
+        <w:rPr>
+          <w:lang w:eastAsia="en-US"/>
+        </w:rPr>
+        <w:t>product_id</w:t>
+      </w:r>
+      <w:proofErr w:type="spellEnd"/>
+      <w:r>
+        <w:rPr>
+          <w:lang w:eastAsia="en-US"/>
+        </w:rPr>
+        <w:t xml:space="preserve"> – это внешний ключ, который связывает позицию с таблицей </w:t>
+      </w:r>
+      <w:proofErr w:type="spellStart"/>
+      <w:r>
+        <w:rPr>
+          <w:lang w:eastAsia="en-US"/>
+        </w:rPr>
+        <w:t>Products</w:t>
+      </w:r>
+      <w:proofErr w:type="spellEnd"/>
+      <w:r>
+        <w:rPr>
+          <w:lang w:eastAsia="en-US"/>
+        </w:rPr>
+        <w:t>, указывая, какой именно товар был заказан.</w:t>
+      </w:r>
+    </w:p>
+    <w:p>
+      <w:pPr>
+        <w:spacing w:line="360" w:lineRule="auto"/>
+        <w:ind w:firstLine="709"/>
+        <w:jc w:val="both"/>
+        <w:rPr>
+          <w:lang w:eastAsia="en-US"/>
+        </w:rPr>
+      </w:pPr>
+      <w:r>
+        <w:rPr>
+          <w:lang w:eastAsia="en-US"/>
+        </w:rPr>
+        <w:t xml:space="preserve">Связи между сущностями устроены следующим образом. Связь между </w:t>
+      </w:r>
+      <w:proofErr w:type="spellStart"/>
+      <w:r>
+        <w:rPr>
+          <w:lang w:eastAsia="en-US"/>
+        </w:rPr>
+        <w:t>Categories</w:t>
+      </w:r>
+      <w:proofErr w:type="spellEnd"/>
+      <w:r>
+        <w:rPr>
+          <w:lang w:eastAsia="en-US"/>
+        </w:rPr>
+        <w:t xml:space="preserve"> и </w:t>
+      </w:r>
+      <w:proofErr w:type="spellStart"/>
+      <w:r>
+        <w:rPr>
+          <w:lang w:eastAsia="en-US"/>
+        </w:rPr>
+        <w:t>Products</w:t>
+      </w:r>
+      <w:proofErr w:type="spellEnd"/>
+      <w:r>
+        <w:rPr>
+          <w:lang w:eastAsia="en-US"/>
+        </w:rPr>
+        <w:t xml:space="preserve"> означает, что одна категория может содержать множество товаров, то есть в одной категории, может находиться много различных</w:t>
+      </w:r>
+      <w:r>
+        <w:rPr>
+          <w:lang w:eastAsia="en-US"/>
+        </w:rPr>
+        <w:t xml:space="preserve"> </w:t>
+      </w:r>
+      <w:r>
+        <w:rPr>
+          <w:lang w:eastAsia="en-US"/>
+        </w:rPr>
+        <w:lastRenderedPageBreak/>
+        <w:t>комплектующих</w:t>
+      </w:r>
+      <w:r>
+        <w:rPr>
+          <w:lang w:eastAsia="en-US"/>
+        </w:rPr>
+        <w:t xml:space="preserve">. Связь между </w:t>
+      </w:r>
+      <w:proofErr w:type="spellStart"/>
+      <w:r>
+        <w:rPr>
+          <w:lang w:eastAsia="en-US"/>
+        </w:rPr>
+        <w:t>User</w:t>
+      </w:r>
+      <w:proofErr w:type="spellEnd"/>
+      <w:r>
+        <w:rPr>
+          <w:lang w:eastAsia="en-US"/>
+        </w:rPr>
+        <w:t xml:space="preserve"> и </w:t>
+      </w:r>
+      <w:proofErr w:type="spellStart"/>
+      <w:r>
+        <w:rPr>
+          <w:lang w:eastAsia="en-US"/>
+        </w:rPr>
+        <w:t>Orders</w:t>
+      </w:r>
+      <w:proofErr w:type="spellEnd"/>
+      <w:r>
+        <w:rPr>
+          <w:lang w:eastAsia="en-US"/>
+        </w:rPr>
+        <w:t xml:space="preserve"> означает, что один пользователь может сделать много заказов, то есть один и тот же человек может неоднократно покупать товары в интернет-магазине. Связь между </w:t>
+      </w:r>
+      <w:proofErr w:type="spellStart"/>
+      <w:r>
+        <w:rPr>
+          <w:lang w:eastAsia="en-US"/>
+        </w:rPr>
+        <w:t>Orders</w:t>
+      </w:r>
+      <w:proofErr w:type="spellEnd"/>
+      <w:r>
+        <w:rPr>
+          <w:lang w:eastAsia="en-US"/>
+        </w:rPr>
+        <w:t xml:space="preserve"> и </w:t>
+      </w:r>
+      <w:proofErr w:type="spellStart"/>
+      <w:r>
+        <w:rPr>
+          <w:lang w:eastAsia="en-US"/>
+        </w:rPr>
+        <w:t>Order_items</w:t>
+      </w:r>
+      <w:proofErr w:type="spellEnd"/>
+      <w:r>
+        <w:rPr>
+          <w:lang w:eastAsia="en-US"/>
+        </w:rPr>
+        <w:t xml:space="preserve"> означает, что один заказ может содержать множество позиций, то есть в одном заказе покупатель может заказать несколько разных товаров. Связь между </w:t>
+      </w:r>
+      <w:proofErr w:type="spellStart"/>
+      <w:r>
+        <w:rPr>
+          <w:lang w:eastAsia="en-US"/>
+        </w:rPr>
+        <w:t>Products</w:t>
+      </w:r>
+      <w:proofErr w:type="spellEnd"/>
+      <w:r>
+        <w:rPr>
+          <w:lang w:eastAsia="en-US"/>
+        </w:rPr>
+        <w:t xml:space="preserve"> и </w:t>
+      </w:r>
+      <w:proofErr w:type="spellStart"/>
+      <w:r>
+        <w:rPr>
+          <w:lang w:eastAsia="en-US"/>
+        </w:rPr>
+        <w:t>Order_items</w:t>
+      </w:r>
+      <w:proofErr w:type="spellEnd"/>
+      <w:r>
+        <w:rPr>
+          <w:lang w:eastAsia="en-US"/>
+        </w:rPr>
+        <w:t xml:space="preserve"> означает, что один товар может встречаться во многих заказах, то есть один и тот же товар могут заказывать разные покупатели в разное время.</w:t>
+      </w:r>
+    </w:p>
+    <w:p>
+      <w:pPr>
+        <w:pStyle w:val="2"/>
+        <w:numPr>
+          <w:ilvl w:val="1"/>
+          <w:numId w:val="4"/>
+        </w:numPr>
+        <w:spacing w:before="0" w:line="360" w:lineRule="auto"/>
+        <w:ind w:left="0" w:firstLine="709"/>
+        <w:jc w:val="both"/>
+      </w:pPr>
+      <w:bookmarkStart w:id="21" w:name="_Toc229683693"/>
       <w:r>
         <w:t>Физическое проектирование БД</w:t>
       </w:r>
-      <w:bookmarkEnd w:id="20"/>
+      <w:bookmarkEnd w:id="21"/>
     </w:p>
     <w:p>
       <w:pPr>
@@ -8393,70 +7247,50 @@
       <w:pPr>
         <w:jc w:val="center"/>
         <w:rPr>
+          <w:lang w:eastAsia="en-US"/>
+        </w:rPr>
+      </w:pPr>
+      <w:r>
+        <w:rPr>
           <w:sz w:val="24"/>
           <w:lang w:eastAsia="en-US"/>
         </w:rPr>
-      </w:pPr>
+        <w:t>Рисунок 1</w:t>
+      </w:r>
       <w:r>
         <w:rPr>
           <w:sz w:val="24"/>
-          <w:lang w:eastAsia="en-US"/>
-        </w:rPr>
-        <w:t>Рисунок 1</w:t>
+          <w:lang w:val="en-US" w:eastAsia="en-US"/>
+        </w:rPr>
+        <w:t>.</w:t>
       </w:r>
       <w:r>
         <w:rPr>
           <w:sz w:val="24"/>
-          <w:lang w:val="en-US" w:eastAsia="en-US"/>
-        </w:rPr>
-        <w:t>.</w:t>
+          <w:lang w:eastAsia="en-US"/>
+        </w:rPr>
+        <w:t xml:space="preserve"> – </w:t>
       </w:r>
       <w:r>
         <w:rPr>
           <w:sz w:val="24"/>
           <w:lang w:eastAsia="en-US"/>
         </w:rPr>
-        <w:t xml:space="preserve"> – </w:t>
+        <w:t>Т</w:t>
       </w:r>
       <w:r>
         <w:rPr>
           <w:sz w:val="24"/>
           <w:lang w:eastAsia="en-US"/>
         </w:rPr>
-        <w:t>Т</w:t>
-      </w:r>
-      <w:r>
-        <w:rPr>
-          <w:sz w:val="24"/>
-          <w:lang w:eastAsia="en-US"/>
-        </w:rPr>
         <w:t>аблицы БД</w:t>
       </w:r>
-    </w:p>
-    <w:p>
-      <w:pPr>
-        <w:spacing w:after="160" w:line="259" w:lineRule="auto"/>
-        <w:rPr>
-          <w:lang w:eastAsia="en-US"/>
-        </w:rPr>
-      </w:pPr>
-      <w:r>
-        <w:rPr>
-          <w:lang w:eastAsia="en-US"/>
-        </w:rPr>
-        <w:lastRenderedPageBreak/>
+      <w:r>
+        <w:rPr>
+          <w:lang w:eastAsia="en-US"/>
+        </w:rPr>
         <w:br w:type="page"/>
       </w:r>
-    </w:p>
-    <w:p>
-      <w:pPr>
-        <w:spacing w:line="360" w:lineRule="auto"/>
-        <w:ind w:firstLine="709"/>
-        <w:jc w:val="both"/>
-        <w:rPr>
-          <w:lang w:eastAsia="en-US"/>
-        </w:rPr>
-      </w:pPr>
     </w:p>
     <w:p>
       <w:pPr>
@@ -8467,11 +7301,12 @@
         </w:numPr>
         <w:jc w:val="center"/>
       </w:pPr>
-      <w:bookmarkStart w:id="21" w:name="_Toc229683694"/>
-      <w:r>
+      <w:bookmarkStart w:id="22" w:name="_Toc229683694"/>
+      <w:r>
+        <w:lastRenderedPageBreak/>
         <w:t>WEB-ПРИЛОЖЕНИЕ САЙТА ФИРМЫ, ТОРГУЮЩЕЙ КОМПЬЮТЕРНОЙ ТЕХНИКОЙ</w:t>
       </w:r>
-      <w:bookmarkEnd w:id="21"/>
+      <w:bookmarkEnd w:id="22"/>
     </w:p>
     <w:p>
       <w:pPr>
@@ -8548,7 +7383,155 @@
         <w:rPr>
           <w:lang w:eastAsia="en-US"/>
         </w:rPr>
-        <w:t>Проект состоит из трёх HTML-страниц. Главная страница интернет-магазина реализована в файле index.html. Страница с товарами под разные игры находится в файле index2.html. Страница конфигуратора компьютера расположена в файле index3.html.</w:t>
+        <w:t>Веб-приложение состоит из трёх основных HTML-страниц, каждая из которых выполняет свою функцию и имеет уникальный набор элементов.</w:t>
+      </w:r>
+    </w:p>
+    <w:p>
+      <w:pPr>
+        <w:spacing w:line="360" w:lineRule="auto"/>
+        <w:ind w:firstLine="709"/>
+        <w:jc w:val="both"/>
+        <w:rPr>
+          <w:lang w:eastAsia="en-US"/>
+        </w:rPr>
+      </w:pPr>
+      <w:r>
+        <w:rPr>
+          <w:lang w:eastAsia="en-US"/>
+        </w:rPr>
+        <w:t xml:space="preserve">Главная страница, реализованная в файле index.html, является точкой входа в интернет-магазин. Верхняя часть страницы содержит шапку с логотипом, контактным номером телефона и ссылками на разделы «Статьи», «О нас», «Клиентам», «Контакты». Ниже расположено горизонтальное меню навигации со ссылками на конфигуратор ПК, недорогие ПК, хит продаж, преимущества, игровые компьютеры и ПК под конкретные игры. Также на странице присутствует кнопка вызова бокового меню для мобильных устройств, плавающая кнопка чата с ссылками на </w:t>
+      </w:r>
+      <w:proofErr w:type="spellStart"/>
+      <w:r>
+        <w:rPr>
+          <w:lang w:eastAsia="en-US"/>
+        </w:rPr>
+        <w:t>Telegram</w:t>
+      </w:r>
+      <w:proofErr w:type="spellEnd"/>
+      <w:r>
+        <w:rPr>
+          <w:lang w:eastAsia="en-US"/>
+        </w:rPr>
+        <w:t xml:space="preserve">, </w:t>
+      </w:r>
+      <w:proofErr w:type="spellStart"/>
+      <w:r>
+        <w:rPr>
+          <w:lang w:eastAsia="en-US"/>
+        </w:rPr>
+        <w:t>WhatsApp</w:t>
+      </w:r>
+      <w:proofErr w:type="spellEnd"/>
+      <w:r>
+        <w:rPr>
+          <w:lang w:eastAsia="en-US"/>
+        </w:rPr>
+        <w:t xml:space="preserve"> и VK. Основной контент включает слайдер с рекламными баннерами, блок с </w:t>
+      </w:r>
+      <w:r>
+        <w:rPr>
+          <w:lang w:eastAsia="en-US"/>
+        </w:rPr>
+        <w:lastRenderedPageBreak/>
+        <w:t xml:space="preserve">категориями ПК, раздел «Хит продаж» с карточками товаров, каждая из которых содержит изображение, название, цену, кнопки «Купить», «Подробнее», «Конфигурировать», а также подробные характеристики. Далее следуют блоки с преимуществами компании, баннер подбора компьютера по цене и характеристикам, а также раздел «ПК под игры» с сеткой игр, для каждой из которых указана минимальная цена и кнопка «Смотреть», открывающая модальное окно с подробной конфигурацией. В конце страницы расположен футер с повторяющейся навигацией и контактной информацией. На главной странице задействован </w:t>
+      </w:r>
+      <w:proofErr w:type="spellStart"/>
+      <w:r>
+        <w:rPr>
+          <w:lang w:eastAsia="en-US"/>
+        </w:rPr>
+        <w:t>JavaScript</w:t>
+      </w:r>
+      <w:proofErr w:type="spellEnd"/>
+      <w:r>
+        <w:rPr>
+          <w:lang w:eastAsia="en-US"/>
+        </w:rPr>
+        <w:t>-модуль modal_win.js, который отвечает за открытие и закрытие модальных окон с конфигурациями ПК для каждой игры.</w:t>
+      </w:r>
+    </w:p>
+    <w:p>
+      <w:pPr>
+        <w:spacing w:line="360" w:lineRule="auto"/>
+        <w:ind w:firstLine="709"/>
+        <w:jc w:val="both"/>
+        <w:rPr>
+          <w:lang w:eastAsia="en-US"/>
+        </w:rPr>
+      </w:pPr>
+      <w:r>
+        <w:rPr>
+          <w:lang w:eastAsia="en-US"/>
+        </w:rPr>
+        <w:t>Вторая страница, index2.html, предназначена для подбора компьютера под конкретные игры и содержит более детальные рекомендации. В верхней части расположена кнопка возврата на главную. Основной блок представляет собой список игр, каждая из которых имеет собственный слайдер с изображениями игровых сцен, название игры и кнопку «Смотреть комплектующие». При нажатии на эту кнопку вызывается модальное окно, реализованное через модуль modal_win2.js, которое отображает два варианта сборки: минимальные и рекомендуемые характеристики. В модальном окне показывается изображение игры, текстовое описание, таблица ожидаемой производительности в FPS на разных настройках, а также полный список комплектующих. Пользователь может переключаться между минимальной и рекомендуемой конфигурацией.</w:t>
+      </w:r>
+    </w:p>
+    <w:p>
+      <w:pPr>
+        <w:spacing w:line="360" w:lineRule="auto"/>
+        <w:ind w:firstLine="709"/>
+        <w:jc w:val="both"/>
+        <w:rPr>
+          <w:lang w:eastAsia="en-US"/>
+        </w:rPr>
+      </w:pPr>
+      <w:r>
+        <w:rPr>
+          <w:lang w:eastAsia="en-US"/>
+        </w:rPr>
+        <w:t xml:space="preserve">Третья страница, index3.html, реализует визуальный конфигуратор сборки ПК. Страница содержит левую панель со списком категорий комплектующих, которые динамически загружаются и отображаются в виде категорий. Правая область отображает итоговую цену сборки и кнопку для просмотра всех выбранных компонентов. Ниже расположен список уже добавленных элементов с их ценами. Центральную часть страницы занимает схематичное изображение корпуса ПК с интерактивными зонами, </w:t>
+      </w:r>
+      <w:r>
+        <w:rPr>
+          <w:lang w:eastAsia="en-US"/>
+        </w:rPr>
+        <w:lastRenderedPageBreak/>
+        <w:t>соответствующими различным компонентам: процессор, видеокарта, оперативная память, SSD, M.2 накопитель, материнская плата, блок питания, кулер и корпус. Пользователь может перетаскивать компоненты из левого каталога на соответствующие зоны на схеме корпуса, при этом автоматически пересчитывается итоговая цена. За логику конфигуратора отвечает модуль configurate.js, который также проверяет совместимость выбранных комплектующих.</w:t>
+      </w:r>
+    </w:p>
+    <w:p>
+      <w:pPr>
+        <w:spacing w:line="360" w:lineRule="auto"/>
+        <w:ind w:firstLine="709"/>
+        <w:jc w:val="both"/>
+        <w:rPr>
+          <w:lang w:eastAsia="en-US"/>
+        </w:rPr>
+      </w:pPr>
+      <w:r>
+        <w:rPr>
+          <w:lang w:eastAsia="en-US"/>
+        </w:rPr>
+        <w:t xml:space="preserve">Таким образом, все три страницы интегрированы в единое приложение: главная страница служит витриной и точкой входа, страница index2.html помогает пользователю подобрать готовую сборку под конкретную игру, а страница index3.html предоставляет возможность самостоятельно сконфигурировать компьютер с помощью технологии </w:t>
+      </w:r>
+      <w:proofErr w:type="spellStart"/>
+      <w:r>
+        <w:rPr>
+          <w:lang w:eastAsia="en-US"/>
+        </w:rPr>
+        <w:t>Drag-and-Drop</w:t>
+      </w:r>
+      <w:proofErr w:type="spellEnd"/>
+      <w:r>
+        <w:rPr>
+          <w:lang w:eastAsia="en-US"/>
+        </w:rPr>
+        <w:t xml:space="preserve">. Каждая страница использует собственный файл стилей (style.css, style2.css, style3.css) и соответствующий </w:t>
+      </w:r>
+      <w:proofErr w:type="spellStart"/>
+      <w:r>
+        <w:rPr>
+          <w:lang w:eastAsia="en-US"/>
+        </w:rPr>
+        <w:t>JavaScript</w:t>
+      </w:r>
+      <w:proofErr w:type="spellEnd"/>
+      <w:r>
+        <w:rPr>
+          <w:lang w:eastAsia="en-US"/>
+        </w:rPr>
+        <w:t>-модуль для обеспечения интерактивности.</w:t>
       </w:r>
     </w:p>
     <w:p>
@@ -8598,7 +7581,111 @@
         <w:rPr>
           <w:lang w:eastAsia="en-US"/>
         </w:rPr>
-        <w:t>-модуля. Модуль modal_win.js отвечает за всплывающее окно с выбором компьютера под игру на главной странице. Модуль modal_win2.js обеспечивает всплывающее окно с конфигурацией компьютера на странице товаров под игру. Модуль configurate.js содержит логику работы конфигуратора сборки ПК.</w:t>
+        <w:t>-модуля, каждый из которых отвечает за свою часть функционала.</w:t>
+      </w:r>
+    </w:p>
+    <w:p>
+      <w:pPr>
+        <w:spacing w:line="360" w:lineRule="auto"/>
+        <w:ind w:firstLine="709"/>
+        <w:jc w:val="both"/>
+        <w:rPr>
+          <w:lang w:eastAsia="en-US"/>
+        </w:rPr>
+      </w:pPr>
+      <w:r>
+        <w:rPr>
+          <w:lang w:eastAsia="en-US"/>
+        </w:rPr>
+        <w:t>Модуль modal_win.js, подключённый на главной странице index.html, обеспечивает работу всплывающих окон с конфигурациями ПК для игр. Он находит все кнопки «Смотреть» для каждой игры из раздела «ПК под игры» и привязывает к ним обработчики. При нажатии на кнопку модуль открывает модальное окно, плавно показывая его с анимацией масштабирования и прозрачности, при этом скрывает прокрутку основной страницы и адаптивно убирает мобильное меню на узких экранах. В зависимости от того, для какой игры было открыто окно, модуль отображает соответствующий блок с подробной информацией: изображение игры, полный список комплектующих (процессор, видеокарта, оперативная память, материнская плата, SSD, блок питания, корпус, охлаждение) и текстовое описание. Закрыть окно можно либо кнопкой «</w:t>
+      </w:r>
+      <w:proofErr w:type="spellStart"/>
+      <w:r>
+        <w:rPr>
+          <w:lang w:eastAsia="en-US"/>
+        </w:rPr>
+        <w:t>Close</w:t>
+      </w:r>
+      <w:proofErr w:type="spellEnd"/>
+      <w:r>
+        <w:rPr>
+          <w:lang w:eastAsia="en-US"/>
+        </w:rPr>
+        <w:t xml:space="preserve">», либо кликом на фон. Также модуль реализует адаптивное меню-бургер: при клике на иконку появляется выезжающая панель навигации </w:t>
+      </w:r>
+      <w:r>
+        <w:rPr>
+          <w:lang w:eastAsia="en-US"/>
+        </w:rPr>
+        <w:lastRenderedPageBreak/>
+        <w:t>с анимацией поворота иконки и трансформации панели, причём положение панели подстраивается под ширину экрана.</w:t>
+      </w:r>
+    </w:p>
+    <w:p>
+      <w:pPr>
+        <w:spacing w:line="360" w:lineRule="auto"/>
+        <w:ind w:firstLine="709"/>
+        <w:jc w:val="both"/>
+        <w:rPr>
+          <w:lang w:eastAsia="en-US"/>
+        </w:rPr>
+      </w:pPr>
+      <w:r>
+        <w:rPr>
+          <w:lang w:eastAsia="en-US"/>
+        </w:rPr>
+        <w:t>Модуль modal_win2.js работает на странице index2.html, которая предназначена для подбора ПК под конкретные игры. Этот модуль создаёт для каждой игры интерактивный слайдер изображений, автоматически переключающий слайды каждые три секунды и позволяющий листать вручную кнопками вперёд и назад, причём при наведении мыши автопрокрутка приостанавливается. При нажатии на кнопку «Смотреть комплектующие» открывается модальное окно с двумя вкладками: минимальные и рекомендуемые характеристики. Модуль хранит внутри массив данных по играм, где для каждой указаны все комплектующие, ожидаемая производительность в FPS на разных настройках графики, цена, название игры, изображение и описание. При открытии окна модуль определяет идентификатор выбранной игры, подгружает соответствующие данные и отображает рекомендуемую конфигурацию по умолчанию. Переключение между минимальной и рекомендуемой конфигурацией происходит при нажатии на соответствующие кнопки: при этом динамически обновляются все характеристики, цена и таблица производительности, а иконка активного режима подсвечивается. Закрытие окна происходит по кнопке или фону.</w:t>
+      </w:r>
+    </w:p>
+    <w:p>
+      <w:pPr>
+        <w:spacing w:line="360" w:lineRule="auto"/>
+        <w:ind w:firstLine="709"/>
+        <w:jc w:val="both"/>
+        <w:rPr>
+          <w:lang w:eastAsia="en-US"/>
+        </w:rPr>
+      </w:pPr>
+      <w:r>
+        <w:rPr>
+          <w:lang w:eastAsia="en-US"/>
+        </w:rPr>
+        <w:t xml:space="preserve">Третий модуль configurate.js, подключённый на странице index3.html, реализует визуальный конфигуратор сборки ПК с помощью технологии </w:t>
+      </w:r>
+      <w:proofErr w:type="spellStart"/>
+      <w:r>
+        <w:rPr>
+          <w:lang w:eastAsia="en-US"/>
+        </w:rPr>
+        <w:t>Drag-and-Drop</w:t>
+      </w:r>
+      <w:proofErr w:type="spellEnd"/>
+      <w:r>
+        <w:rPr>
+          <w:lang w:eastAsia="en-US"/>
+        </w:rPr>
+        <w:t xml:space="preserve">. Он отвечает за отображение левого каталога компонентов, разделённых по категориям, за перетаскивание элементов из каталога на схематичное изображение корпуса, за проверку совместимости выбранных деталей, за пересчёт итоговой цены при добавлении или удалении компонентов, а также за формирование списка уже выбранных комплектующих с ценами. Пользователь может перетаскивать карточку любого компонента на соответствующую зону на рисунке материнской платы или корпуса, </w:t>
+      </w:r>
+      <w:proofErr w:type="gramStart"/>
+      <w:r>
+        <w:rPr>
+          <w:lang w:eastAsia="en-US"/>
+        </w:rPr>
+        <w:t>и</w:t>
+      </w:r>
+      <w:proofErr w:type="gramEnd"/>
+      <w:r>
+        <w:rPr>
+          <w:lang w:eastAsia="en-US"/>
+        </w:rPr>
+        <w:t xml:space="preserve"> если компонент совместим с уже установленными, он </w:t>
+      </w:r>
+      <w:r>
+        <w:rPr>
+          <w:lang w:eastAsia="en-US"/>
+        </w:rPr>
+        <w:lastRenderedPageBreak/>
+        <w:t>фиксируется, а цена сборки обновляется. При необходимости деталь можно удалить, перетащив её обратно в каталог или нажав на крестик. Этот модуль обеспечивает ключевую функциональность сайта, выделенную в техническом задании как конкурентное преимущество.</w:t>
       </w:r>
     </w:p>
     <w:p>
@@ -8613,7 +7700,6 @@
         <w:jc w:val="both"/>
       </w:pPr>
       <w:r>
-        <w:lastRenderedPageBreak/>
         <w:t>Основной функционал для пользователя</w:t>
       </w:r>
     </w:p>
@@ -8656,14 +7742,14 @@
         </w:numPr>
         <w:jc w:val="center"/>
       </w:pPr>
-      <w:bookmarkStart w:id="22" w:name="_Toc194160065"/>
-      <w:bookmarkStart w:id="23" w:name="_Toc229683699"/>
+      <w:bookmarkStart w:id="23" w:name="_Toc194160065"/>
+      <w:bookmarkStart w:id="24" w:name="_Toc229683699"/>
       <w:r>
         <w:lastRenderedPageBreak/>
         <w:t>ТЕСТИРОВАНИЕ ПРОГРАММНОГО ПРОДУКТА</w:t>
       </w:r>
-      <w:bookmarkEnd w:id="22"/>
       <w:bookmarkEnd w:id="23"/>
+      <w:bookmarkEnd w:id="24"/>
     </w:p>
     <w:p>
       <w:pPr>
@@ -8692,7 +7778,7 @@
         <w:ind w:left="0" w:firstLine="709"/>
         <w:jc w:val="both"/>
       </w:pPr>
-      <w:bookmarkStart w:id="24" w:name="_Toc229683701"/>
+      <w:bookmarkStart w:id="25" w:name="_Toc229683701"/>
       <w:r>
         <w:t>Виды тестирования</w:t>
       </w:r>
@@ -8941,28 +8027,43 @@
       <w:r>
         <w:t>Тестовые сценарии и результаты</w:t>
       </w:r>
-      <w:bookmarkEnd w:id="24"/>
+      <w:bookmarkEnd w:id="25"/>
+    </w:p>
+    <w:p>
+      <w:pPr>
+        <w:spacing w:line="360" w:lineRule="auto"/>
+        <w:rPr>
+          <w:lang w:eastAsia="en-US"/>
+        </w:rPr>
+      </w:pPr>
+      <w:r>
+        <w:rPr>
+          <w:lang w:eastAsia="en-US"/>
+        </w:rPr>
+        <w:t xml:space="preserve">Таблица 1. – </w:t>
+      </w:r>
     </w:p>
     <w:tbl>
       <w:tblPr>
         <w:tblStyle w:val="aa"/>
-        <w:tblW w:w="0" w:type="auto"/>
+        <w:tblW w:w="9493" w:type="dxa"/>
         <w:tblLook w:val="04A0" w:firstRow="1" w:lastRow="0" w:firstColumn="1" w:lastColumn="0" w:noHBand="0" w:noVBand="1"/>
       </w:tblPr>
       <w:tblGrid>
-        <w:gridCol w:w="2506"/>
-        <w:gridCol w:w="2810"/>
-        <w:gridCol w:w="2279"/>
-        <w:gridCol w:w="1750"/>
+        <w:gridCol w:w="2830"/>
+        <w:gridCol w:w="2835"/>
+        <w:gridCol w:w="2361"/>
+        <w:gridCol w:w="1467"/>
       </w:tblGrid>
       <w:tr>
         <w:tc>
           <w:tcPr>
-            <w:tcW w:w="2506" w:type="dxa"/>
+            <w:tcW w:w="2830" w:type="dxa"/>
             <w:vAlign w:val="center"/>
           </w:tcPr>
           <w:p>
             <w:pPr>
+              <w:jc w:val="both"/>
               <w:rPr>
                 <w:lang w:eastAsia="en-US"/>
               </w:rPr>
@@ -8979,11 +8080,12 @@
         </w:tc>
         <w:tc>
           <w:tcPr>
-            <w:tcW w:w="2810" w:type="dxa"/>
+            <w:tcW w:w="2835" w:type="dxa"/>
             <w:vAlign w:val="center"/>
           </w:tcPr>
           <w:p>
             <w:pPr>
+              <w:jc w:val="both"/>
               <w:rPr>
                 <w:lang w:eastAsia="en-US"/>
               </w:rPr>
@@ -9000,11 +8102,12 @@
         </w:tc>
         <w:tc>
           <w:tcPr>
-            <w:tcW w:w="2279" w:type="dxa"/>
+            <w:tcW w:w="2361" w:type="dxa"/>
             <w:vAlign w:val="center"/>
           </w:tcPr>
           <w:p>
             <w:pPr>
+              <w:jc w:val="both"/>
               <w:rPr>
                 <w:lang w:eastAsia="en-US"/>
               </w:rPr>
@@ -9021,11 +8124,12 @@
         </w:tc>
         <w:tc>
           <w:tcPr>
-            <w:tcW w:w="1750" w:type="dxa"/>
+            <w:tcW w:w="1467" w:type="dxa"/>
             <w:vAlign w:val="center"/>
           </w:tcPr>
           <w:p>
             <w:pPr>
+              <w:jc w:val="both"/>
               <w:rPr>
                 <w:lang w:eastAsia="en-US"/>
               </w:rPr>
@@ -9044,11 +8148,12 @@
       <w:tr>
         <w:tc>
           <w:tcPr>
-            <w:tcW w:w="2506" w:type="dxa"/>
+            <w:tcW w:w="2830" w:type="dxa"/>
             <w:vAlign w:val="center"/>
           </w:tcPr>
           <w:p>
             <w:pPr>
+              <w:jc w:val="both"/>
               <w:rPr>
                 <w:lang w:eastAsia="en-US"/>
               </w:rPr>
@@ -9065,11 +8170,12 @@
         </w:tc>
         <w:tc>
           <w:tcPr>
-            <w:tcW w:w="2810" w:type="dxa"/>
+            <w:tcW w:w="2835" w:type="dxa"/>
             <w:vAlign w:val="center"/>
           </w:tcPr>
           <w:p>
             <w:pPr>
+              <w:jc w:val="both"/>
               <w:rPr>
                 <w:lang w:eastAsia="en-US"/>
               </w:rPr>
@@ -9086,11 +8192,12 @@
         </w:tc>
         <w:tc>
           <w:tcPr>
-            <w:tcW w:w="2279" w:type="dxa"/>
+            <w:tcW w:w="2361" w:type="dxa"/>
             <w:vAlign w:val="center"/>
           </w:tcPr>
           <w:p>
             <w:pPr>
+              <w:jc w:val="both"/>
               <w:rPr>
                 <w:lang w:eastAsia="en-US"/>
               </w:rPr>
@@ -9107,11 +8214,12 @@
         </w:tc>
         <w:tc>
           <w:tcPr>
-            <w:tcW w:w="1750" w:type="dxa"/>
+            <w:tcW w:w="1467" w:type="dxa"/>
             <w:vAlign w:val="center"/>
           </w:tcPr>
           <w:p>
             <w:pPr>
+              <w:jc w:val="both"/>
               <w:rPr>
                 <w:lang w:eastAsia="en-US"/>
               </w:rPr>
@@ -9128,14 +8236,37 @@
           </w:p>
         </w:tc>
       </w:tr>
+    </w:tbl>
+    <w:p>
+      <w:pPr>
+        <w:spacing w:line="360" w:lineRule="auto"/>
+      </w:pPr>
+      <w:r>
+        <w:lastRenderedPageBreak/>
+        <w:t>Продолжение таблицы 1.</w:t>
+      </w:r>
+    </w:p>
+    <w:tbl>
+      <w:tblPr>
+        <w:tblStyle w:val="aa"/>
+        <w:tblW w:w="9493" w:type="dxa"/>
+        <w:tblLook w:val="04A0" w:firstRow="1" w:lastRow="0" w:firstColumn="1" w:lastColumn="0" w:noHBand="0" w:noVBand="1"/>
+      </w:tblPr>
+      <w:tblGrid>
+        <w:gridCol w:w="2830"/>
+        <w:gridCol w:w="2835"/>
+        <w:gridCol w:w="2361"/>
+        <w:gridCol w:w="1467"/>
+      </w:tblGrid>
       <w:tr>
         <w:tc>
           <w:tcPr>
-            <w:tcW w:w="2506" w:type="dxa"/>
+            <w:tcW w:w="2830" w:type="dxa"/>
             <w:vAlign w:val="center"/>
           </w:tcPr>
           <w:p>
             <w:pPr>
+              <w:jc w:val="both"/>
               <w:rPr>
                 <w:color w:val="000000"/>
                 <w:szCs w:val="28"/>
@@ -9148,7 +8279,6 @@
                 <w:szCs w:val="28"/>
                 <w:lang w:eastAsia="en-US"/>
               </w:rPr>
-              <w:lastRenderedPageBreak/>
               <w:t xml:space="preserve">Переход на страницу </w:t>
             </w:r>
             <w:r>
@@ -9189,11 +8319,12 @@
         </w:tc>
         <w:tc>
           <w:tcPr>
-            <w:tcW w:w="2810" w:type="dxa"/>
+            <w:tcW w:w="2835" w:type="dxa"/>
             <w:vAlign w:val="center"/>
           </w:tcPr>
           <w:p>
             <w:pPr>
+              <w:jc w:val="both"/>
               <w:rPr>
                 <w:color w:val="000000"/>
                 <w:szCs w:val="28"/>
@@ -9212,11 +8343,12 @@
         </w:tc>
         <w:tc>
           <w:tcPr>
-            <w:tcW w:w="2279" w:type="dxa"/>
+            <w:tcW w:w="2361" w:type="dxa"/>
             <w:vAlign w:val="center"/>
           </w:tcPr>
           <w:p>
             <w:pPr>
+              <w:jc w:val="both"/>
               <w:rPr>
                 <w:color w:val="000000"/>
                 <w:szCs w:val="28"/>
@@ -9235,11 +8367,12 @@
         </w:tc>
         <w:tc>
           <w:tcPr>
-            <w:tcW w:w="1750" w:type="dxa"/>
+            <w:tcW w:w="1467" w:type="dxa"/>
             <w:vAlign w:val="center"/>
           </w:tcPr>
           <w:p>
             <w:pPr>
+              <w:jc w:val="both"/>
               <w:rPr>
                 <w:rFonts w:cs="Times New Roman CYR"/>
                 <w:color w:val="000000"/>
@@ -9262,11 +8395,12 @@
       <w:tr>
         <w:tc>
           <w:tcPr>
-            <w:tcW w:w="2506" w:type="dxa"/>
+            <w:tcW w:w="2830" w:type="dxa"/>
             <w:vAlign w:val="center"/>
           </w:tcPr>
           <w:p>
             <w:pPr>
+              <w:jc w:val="both"/>
               <w:rPr>
                 <w:color w:val="000000"/>
                 <w:szCs w:val="28"/>
@@ -9303,11 +8437,12 @@
         </w:tc>
         <w:tc>
           <w:tcPr>
-            <w:tcW w:w="2810" w:type="dxa"/>
+            <w:tcW w:w="2835" w:type="dxa"/>
             <w:vAlign w:val="center"/>
           </w:tcPr>
           <w:p>
             <w:pPr>
+              <w:jc w:val="both"/>
               <w:rPr>
                 <w:color w:val="000000"/>
                 <w:szCs w:val="28"/>
@@ -9326,11 +8461,12 @@
         </w:tc>
         <w:tc>
           <w:tcPr>
-            <w:tcW w:w="2279" w:type="dxa"/>
+            <w:tcW w:w="2361" w:type="dxa"/>
             <w:vAlign w:val="center"/>
           </w:tcPr>
           <w:p>
             <w:pPr>
+              <w:jc w:val="both"/>
               <w:rPr>
                 <w:color w:val="000000"/>
                 <w:szCs w:val="28"/>
@@ -9349,11 +8485,12 @@
         </w:tc>
         <w:tc>
           <w:tcPr>
-            <w:tcW w:w="1750" w:type="dxa"/>
+            <w:tcW w:w="1467" w:type="dxa"/>
             <w:vAlign w:val="center"/>
           </w:tcPr>
           <w:p>
             <w:pPr>
+              <w:jc w:val="both"/>
               <w:rPr>
                 <w:rFonts w:cs="Times New Roman CYR"/>
                 <w:color w:val="000000"/>
@@ -9376,11 +8513,12 @@
       <w:tr>
         <w:tc>
           <w:tcPr>
-            <w:tcW w:w="2506" w:type="dxa"/>
+            <w:tcW w:w="2830" w:type="dxa"/>
             <w:vAlign w:val="center"/>
           </w:tcPr>
           <w:p>
             <w:pPr>
+              <w:jc w:val="both"/>
               <w:rPr>
                 <w:color w:val="000000"/>
                 <w:szCs w:val="28"/>
@@ -9399,11 +8537,12 @@
         </w:tc>
         <w:tc>
           <w:tcPr>
-            <w:tcW w:w="2810" w:type="dxa"/>
+            <w:tcW w:w="2835" w:type="dxa"/>
             <w:vAlign w:val="center"/>
           </w:tcPr>
           <w:p>
             <w:pPr>
+              <w:jc w:val="both"/>
               <w:rPr>
                 <w:color w:val="000000"/>
                 <w:szCs w:val="28"/>
@@ -9422,11 +8561,12 @@
         </w:tc>
         <w:tc>
           <w:tcPr>
-            <w:tcW w:w="2279" w:type="dxa"/>
+            <w:tcW w:w="2361" w:type="dxa"/>
             <w:vAlign w:val="center"/>
           </w:tcPr>
           <w:p>
             <w:pPr>
+              <w:jc w:val="both"/>
               <w:rPr>
                 <w:color w:val="000000"/>
                 <w:szCs w:val="28"/>
@@ -9445,11 +8585,12 @@
         </w:tc>
         <w:tc>
           <w:tcPr>
-            <w:tcW w:w="1750" w:type="dxa"/>
+            <w:tcW w:w="1467" w:type="dxa"/>
             <w:vAlign w:val="center"/>
           </w:tcPr>
           <w:p>
             <w:pPr>
+              <w:jc w:val="both"/>
               <w:rPr>
                 <w:rFonts w:cs="Times New Roman CYR"/>
                 <w:color w:val="000000"/>
@@ -9472,11 +8613,12 @@
       <w:tr>
         <w:tc>
           <w:tcPr>
-            <w:tcW w:w="2506" w:type="dxa"/>
+            <w:tcW w:w="2830" w:type="dxa"/>
             <w:vAlign w:val="center"/>
           </w:tcPr>
           <w:p>
             <w:pPr>
+              <w:jc w:val="both"/>
               <w:rPr>
                 <w:color w:val="000000"/>
                 <w:szCs w:val="28"/>
@@ -9495,11 +8637,12 @@
         </w:tc>
         <w:tc>
           <w:tcPr>
-            <w:tcW w:w="2810" w:type="dxa"/>
+            <w:tcW w:w="2835" w:type="dxa"/>
             <w:vAlign w:val="center"/>
           </w:tcPr>
           <w:p>
             <w:pPr>
+              <w:jc w:val="both"/>
               <w:rPr>
                 <w:color w:val="000000"/>
                 <w:szCs w:val="28"/>
@@ -9518,11 +8661,12 @@
         </w:tc>
         <w:tc>
           <w:tcPr>
-            <w:tcW w:w="2279" w:type="dxa"/>
+            <w:tcW w:w="2361" w:type="dxa"/>
             <w:vAlign w:val="center"/>
           </w:tcPr>
           <w:p>
             <w:pPr>
+              <w:jc w:val="both"/>
               <w:rPr>
                 <w:color w:val="000000"/>
                 <w:szCs w:val="28"/>
@@ -9541,11 +8685,12 @@
         </w:tc>
         <w:tc>
           <w:tcPr>
-            <w:tcW w:w="1750" w:type="dxa"/>
+            <w:tcW w:w="1467" w:type="dxa"/>
             <w:vAlign w:val="center"/>
           </w:tcPr>
           <w:p>
             <w:pPr>
+              <w:jc w:val="both"/>
               <w:rPr>
                 <w:rFonts w:cs="Times New Roman CYR"/>
                 <w:color w:val="000000"/>
@@ -9568,11 +8713,12 @@
       <w:tr>
         <w:tc>
           <w:tcPr>
-            <w:tcW w:w="2506" w:type="dxa"/>
+            <w:tcW w:w="2830" w:type="dxa"/>
             <w:vAlign w:val="center"/>
           </w:tcPr>
           <w:p>
             <w:pPr>
+              <w:jc w:val="both"/>
               <w:rPr>
                 <w:color w:val="000000"/>
                 <w:szCs w:val="28"/>
@@ -9591,11 +8737,12 @@
         </w:tc>
         <w:tc>
           <w:tcPr>
-            <w:tcW w:w="2810" w:type="dxa"/>
+            <w:tcW w:w="2835" w:type="dxa"/>
             <w:vAlign w:val="center"/>
           </w:tcPr>
           <w:p>
             <w:pPr>
+              <w:jc w:val="both"/>
               <w:rPr>
                 <w:color w:val="000000"/>
                 <w:szCs w:val="28"/>
@@ -9614,11 +8761,12 @@
         </w:tc>
         <w:tc>
           <w:tcPr>
-            <w:tcW w:w="2279" w:type="dxa"/>
+            <w:tcW w:w="2361" w:type="dxa"/>
             <w:vAlign w:val="center"/>
           </w:tcPr>
           <w:p>
             <w:pPr>
+              <w:jc w:val="both"/>
               <w:rPr>
                 <w:color w:val="000000"/>
                 <w:szCs w:val="28"/>
@@ -9637,11 +8785,12 @@
         </w:tc>
         <w:tc>
           <w:tcPr>
-            <w:tcW w:w="1750" w:type="dxa"/>
+            <w:tcW w:w="1467" w:type="dxa"/>
             <w:vAlign w:val="center"/>
           </w:tcPr>
           <w:p>
             <w:pPr>
+              <w:jc w:val="both"/>
               <w:rPr>
                 <w:rFonts w:cs="Times New Roman CYR"/>
                 <w:color w:val="000000"/>
@@ -9664,11 +8813,12 @@
       <w:tr>
         <w:tc>
           <w:tcPr>
-            <w:tcW w:w="2506" w:type="dxa"/>
+            <w:tcW w:w="2830" w:type="dxa"/>
             <w:vAlign w:val="center"/>
           </w:tcPr>
           <w:p>
             <w:pPr>
+              <w:jc w:val="both"/>
               <w:rPr>
                 <w:color w:val="000000"/>
                 <w:szCs w:val="28"/>
@@ -9687,11 +8837,12 @@
         </w:tc>
         <w:tc>
           <w:tcPr>
-            <w:tcW w:w="2810" w:type="dxa"/>
+            <w:tcW w:w="2835" w:type="dxa"/>
             <w:vAlign w:val="center"/>
           </w:tcPr>
           <w:p>
             <w:pPr>
+              <w:jc w:val="both"/>
               <w:rPr>
                 <w:color w:val="000000"/>
                 <w:szCs w:val="28"/>
@@ -9710,11 +8861,12 @@
         </w:tc>
         <w:tc>
           <w:tcPr>
-            <w:tcW w:w="2279" w:type="dxa"/>
+            <w:tcW w:w="2361" w:type="dxa"/>
             <w:vAlign w:val="center"/>
           </w:tcPr>
           <w:p>
             <w:pPr>
+              <w:jc w:val="both"/>
               <w:rPr>
                 <w:color w:val="000000"/>
                 <w:szCs w:val="28"/>
@@ -9743,11 +8895,12 @@
         </w:tc>
         <w:tc>
           <w:tcPr>
-            <w:tcW w:w="1750" w:type="dxa"/>
+            <w:tcW w:w="1467" w:type="dxa"/>
             <w:vAlign w:val="center"/>
           </w:tcPr>
           <w:p>
             <w:pPr>
+              <w:jc w:val="both"/>
               <w:rPr>
                 <w:rFonts w:cs="Times New Roman CYR"/>
                 <w:color w:val="000000"/>
@@ -9872,7 +9025,7 @@
         <w:ind w:left="0" w:firstLine="709"/>
         <w:jc w:val="both"/>
       </w:pPr>
-      <w:bookmarkStart w:id="25" w:name="_Toc229683703"/>
+      <w:bookmarkStart w:id="26" w:name="_Toc229683703"/>
       <w:r>
         <w:t xml:space="preserve">Результаты </w:t>
       </w:r>
@@ -9884,7 +9037,7 @@
       <w:r>
         <w:t xml:space="preserve"> тестирования</w:t>
       </w:r>
-      <w:bookmarkEnd w:id="25"/>
+      <w:bookmarkEnd w:id="26"/>
     </w:p>
     <w:p>
       <w:pPr>
@@ -10346,14 +9499,12 @@
         <w:ind w:left="0"/>
         <w:jc w:val="center"/>
       </w:pPr>
-      <w:bookmarkStart w:id="26" w:name="_Toc229683706"/>
-      <w:bookmarkStart w:id="27" w:name="_GoBack"/>
-      <w:bookmarkEnd w:id="27"/>
+      <w:bookmarkStart w:id="27" w:name="_Toc229683706"/>
       <w:r>
         <w:lastRenderedPageBreak/>
         <w:t>ЗАКЛЮЧЕНИЕ</w:t>
       </w:r>
-      <w:bookmarkEnd w:id="26"/>
+      <w:bookmarkEnd w:id="27"/>
     </w:p>
     <w:p>
       <w:pPr>
@@ -10517,27 +9668,14 @@
     </w:p>
     <w:p>
       <w:pPr>
-        <w:spacing w:after="160" w:line="259" w:lineRule="auto"/>
-        <w:rPr>
-          <w:lang w:eastAsia="en-US"/>
-        </w:rPr>
-      </w:pPr>
-      <w:r>
-        <w:rPr>
-          <w:lang w:eastAsia="en-US"/>
-        </w:rPr>
-        <w:t>1. Официальная документация и руководства:</w:t>
-      </w:r>
-    </w:p>
-    <w:p>
-      <w:pPr>
         <w:pStyle w:val="a9"/>
         <w:numPr>
           <w:ilvl w:val="0"/>
-          <w:numId w:val="36"/>
+          <w:numId w:val="37"/>
         </w:numPr>
-        <w:spacing w:after="160" w:line="259" w:lineRule="auto"/>
+        <w:spacing w:after="160" w:line="360" w:lineRule="auto"/>
         <w:ind w:left="0" w:firstLine="709"/>
+        <w:jc w:val="both"/>
         <w:rPr>
           <w:lang w:eastAsia="en-US"/>
         </w:rPr>
@@ -10568,10 +9706,11 @@
         <w:pStyle w:val="a9"/>
         <w:numPr>
           <w:ilvl w:val="0"/>
-          <w:numId w:val="36"/>
+          <w:numId w:val="37"/>
         </w:numPr>
-        <w:spacing w:after="160" w:line="259" w:lineRule="auto"/>
+        <w:spacing w:after="160" w:line="360" w:lineRule="auto"/>
         <w:ind w:left="0" w:firstLine="709"/>
+        <w:jc w:val="both"/>
         <w:rPr>
           <w:lang w:eastAsia="en-US"/>
         </w:rPr>
@@ -10602,10 +9741,11 @@
         <w:pStyle w:val="a9"/>
         <w:numPr>
           <w:ilvl w:val="0"/>
-          <w:numId w:val="36"/>
+          <w:numId w:val="37"/>
         </w:numPr>
-        <w:spacing w:after="160" w:line="259" w:lineRule="auto"/>
+        <w:spacing w:after="160" w:line="360" w:lineRule="auto"/>
         <w:ind w:left="0" w:firstLine="709"/>
+        <w:jc w:val="both"/>
         <w:rPr>
           <w:lang w:eastAsia="en-US"/>
         </w:rPr>
@@ -10644,10 +9784,11 @@
         <w:pStyle w:val="a9"/>
         <w:numPr>
           <w:ilvl w:val="0"/>
-          <w:numId w:val="36"/>
+          <w:numId w:val="37"/>
         </w:numPr>
-        <w:spacing w:after="160" w:line="259" w:lineRule="auto"/>
+        <w:spacing w:after="160" w:line="360" w:lineRule="auto"/>
         <w:ind w:left="0" w:firstLine="709"/>
+        <w:jc w:val="both"/>
         <w:rPr>
           <w:lang w:eastAsia="en-US"/>
         </w:rPr>
@@ -10686,10 +9827,11 @@
         <w:pStyle w:val="a9"/>
         <w:numPr>
           <w:ilvl w:val="0"/>
-          <w:numId w:val="36"/>
+          <w:numId w:val="37"/>
         </w:numPr>
-        <w:spacing w:after="160" w:line="259" w:lineRule="auto"/>
+        <w:spacing w:after="160" w:line="360" w:lineRule="auto"/>
         <w:ind w:left="0" w:firstLine="709"/>
+        <w:jc w:val="both"/>
         <w:rPr>
           <w:lang w:eastAsia="en-US"/>
         </w:rPr>
@@ -10728,10 +9870,11 @@
         <w:pStyle w:val="a9"/>
         <w:numPr>
           <w:ilvl w:val="0"/>
-          <w:numId w:val="36"/>
+          <w:numId w:val="37"/>
         </w:numPr>
-        <w:spacing w:after="160" w:line="259" w:lineRule="auto"/>
+        <w:spacing w:after="160" w:line="360" w:lineRule="auto"/>
         <w:ind w:left="0" w:firstLine="709"/>
+        <w:jc w:val="both"/>
         <w:rPr>
           <w:lang w:eastAsia="en-US"/>
         </w:rPr>
@@ -10783,20 +9926,6 @@
           <w:lang w:eastAsia="en-US"/>
         </w:rPr>
         <w:t xml:space="preserve"> [Электронный ресурс]. – Режим доступа: https://developer.mozilla.org/ (дата обращения: 10.05.2026)</w:t>
-      </w:r>
-    </w:p>
-    <w:p>
-      <w:pPr>
-        <w:spacing w:after="160" w:line="259" w:lineRule="auto"/>
-        <w:rPr>
-          <w:lang w:eastAsia="en-US"/>
-        </w:rPr>
-      </w:pPr>
-      <w:r>
-        <w:rPr>
-          <w:lang w:eastAsia="en-US"/>
-        </w:rPr>
-        <w:t>2. Учебные и справочные материалы:</w:t>
       </w:r>
     </w:p>
     <w:p>
@@ -10804,10 +9933,11 @@
         <w:pStyle w:val="a9"/>
         <w:numPr>
           <w:ilvl w:val="0"/>
-          <w:numId w:val="36"/>
+          <w:numId w:val="37"/>
         </w:numPr>
-        <w:spacing w:after="160" w:line="259" w:lineRule="auto"/>
+        <w:spacing w:after="160" w:line="360" w:lineRule="auto"/>
         <w:ind w:left="0" w:firstLine="709"/>
+        <w:jc w:val="both"/>
         <w:rPr>
           <w:lang w:eastAsia="en-US"/>
         </w:rPr>
@@ -10832,10 +9962,11 @@
         <w:pStyle w:val="a9"/>
         <w:numPr>
           <w:ilvl w:val="0"/>
-          <w:numId w:val="36"/>
+          <w:numId w:val="37"/>
         </w:numPr>
-        <w:spacing w:after="160" w:line="259" w:lineRule="auto"/>
+        <w:spacing w:after="160" w:line="360" w:lineRule="auto"/>
         <w:ind w:left="0" w:firstLine="709"/>
+        <w:jc w:val="both"/>
         <w:rPr>
           <w:lang w:eastAsia="en-US"/>
         </w:rPr>
@@ -10852,10 +9983,11 @@
         <w:pStyle w:val="a9"/>
         <w:numPr>
           <w:ilvl w:val="0"/>
-          <w:numId w:val="36"/>
+          <w:numId w:val="37"/>
         </w:numPr>
-        <w:spacing w:after="160" w:line="259" w:lineRule="auto"/>
+        <w:spacing w:after="160" w:line="360" w:lineRule="auto"/>
         <w:ind w:left="0" w:firstLine="709"/>
+        <w:jc w:val="both"/>
         <w:rPr>
           <w:lang w:eastAsia="en-US"/>
         </w:rPr>
@@ -10922,10 +10054,11 @@
         <w:pStyle w:val="a9"/>
         <w:numPr>
           <w:ilvl w:val="0"/>
-          <w:numId w:val="36"/>
+          <w:numId w:val="37"/>
         </w:numPr>
-        <w:spacing w:after="160" w:line="259" w:lineRule="auto"/>
+        <w:spacing w:after="160" w:line="360" w:lineRule="auto"/>
         <w:ind w:left="0" w:firstLine="709"/>
+        <w:jc w:val="both"/>
         <w:rPr>
           <w:lang w:eastAsia="en-US"/>
         </w:rPr>
@@ -10935,20 +10068,6 @@
           <w:lang w:eastAsia="en-US"/>
         </w:rPr>
         <w:t>Code.mu – учебник по программированию для новичков [Электронный ресурс]. – Режим доступа: https://code.mu/ (дата обращения: 14.05.2026)</w:t>
-      </w:r>
-    </w:p>
-    <w:p>
-      <w:pPr>
-        <w:spacing w:after="160" w:line="259" w:lineRule="auto"/>
-        <w:rPr>
-          <w:lang w:val="en-US" w:eastAsia="en-US"/>
-        </w:rPr>
-      </w:pPr>
-      <w:r>
-        <w:rPr>
-          <w:lang w:eastAsia="en-US"/>
-        </w:rPr>
-        <w:t>3. Статьи и онлайн-ресурсы:</w:t>
       </w:r>
     </w:p>
     <w:p>
@@ -10956,10 +10075,11 @@
         <w:pStyle w:val="a9"/>
         <w:numPr>
           <w:ilvl w:val="0"/>
-          <w:numId w:val="36"/>
+          <w:numId w:val="37"/>
         </w:numPr>
-        <w:spacing w:after="160" w:line="259" w:lineRule="auto"/>
+        <w:spacing w:after="160" w:line="360" w:lineRule="auto"/>
         <w:ind w:left="0" w:firstLine="709"/>
+        <w:jc w:val="both"/>
         <w:rPr>
           <w:lang w:eastAsia="en-US"/>
         </w:rPr>
@@ -11012,10 +10132,11 @@
         <w:pStyle w:val="a9"/>
         <w:numPr>
           <w:ilvl w:val="0"/>
-          <w:numId w:val="36"/>
+          <w:numId w:val="37"/>
         </w:numPr>
-        <w:spacing w:after="160" w:line="259" w:lineRule="auto"/>
+        <w:spacing w:after="160" w:line="360" w:lineRule="auto"/>
         <w:ind w:left="0" w:firstLine="709"/>
+        <w:jc w:val="both"/>
         <w:rPr>
           <w:lang w:eastAsia="en-US"/>
         </w:rPr>
@@ -11046,10 +10167,11 @@
         <w:pStyle w:val="a9"/>
         <w:numPr>
           <w:ilvl w:val="0"/>
-          <w:numId w:val="36"/>
+          <w:numId w:val="37"/>
         </w:numPr>
-        <w:spacing w:after="160" w:line="259" w:lineRule="auto"/>
+        <w:spacing w:after="160" w:line="360" w:lineRule="auto"/>
         <w:ind w:left="0" w:firstLine="709"/>
+        <w:jc w:val="both"/>
         <w:rPr>
           <w:lang w:eastAsia="en-US"/>
         </w:rPr>
@@ -11094,19 +10216,21 @@
         <w:pStyle w:val="a9"/>
         <w:numPr>
           <w:ilvl w:val="0"/>
-          <w:numId w:val="36"/>
+          <w:numId w:val="37"/>
         </w:numPr>
-        <w:spacing w:after="160" w:line="259" w:lineRule="auto"/>
+        <w:spacing w:after="160" w:line="360" w:lineRule="auto"/>
         <w:ind w:left="0" w:firstLine="709"/>
-        <w:rPr>
-          <w:lang w:eastAsia="en-US"/>
-        </w:rPr>
-      </w:pPr>
-      <w:proofErr w:type="spellStart"/>
-      <w:r>
-        <w:rPr>
-          <w:lang w:eastAsia="en-US"/>
-        </w:rPr>
+        <w:jc w:val="both"/>
+        <w:rPr>
+          <w:lang w:eastAsia="en-US"/>
+        </w:rPr>
+      </w:pPr>
+      <w:proofErr w:type="spellStart"/>
+      <w:r>
+        <w:rPr>
+          <w:lang w:eastAsia="en-US"/>
+        </w:rPr>
+        <w:lastRenderedPageBreak/>
         <w:t>Habr</w:t>
       </w:r>
       <w:proofErr w:type="spellEnd"/>
@@ -11115,20 +10239,6 @@
           <w:lang w:eastAsia="en-US"/>
         </w:rPr>
         <w:t xml:space="preserve"> – статьи по веб-разработке [Электронный ресурс]. – Режим доступа: https://habr.com/ru/hub/webdev/ (дата обращения: 10.05.2026)</w:t>
-      </w:r>
-    </w:p>
-    <w:p>
-      <w:pPr>
-        <w:spacing w:after="160" w:line="259" w:lineRule="auto"/>
-        <w:rPr>
-          <w:lang w:eastAsia="en-US"/>
-        </w:rPr>
-      </w:pPr>
-      <w:r>
-        <w:rPr>
-          <w:lang w:eastAsia="en-US"/>
-        </w:rPr>
-        <w:t>4. Программное обеспечение и инструменты:</w:t>
       </w:r>
     </w:p>
     <w:p>
@@ -11136,20 +10246,20 @@
         <w:pStyle w:val="a9"/>
         <w:numPr>
           <w:ilvl w:val="0"/>
-          <w:numId w:val="36"/>
+          <w:numId w:val="37"/>
         </w:numPr>
-        <w:spacing w:after="160" w:line="259" w:lineRule="auto"/>
+        <w:spacing w:after="160" w:line="360" w:lineRule="auto"/>
         <w:ind w:left="0" w:firstLine="709"/>
-        <w:rPr>
-          <w:lang w:eastAsia="en-US"/>
-        </w:rPr>
-      </w:pPr>
-      <w:proofErr w:type="spellStart"/>
-      <w:r>
-        <w:rPr>
-          <w:lang w:eastAsia="en-US"/>
-        </w:rPr>
-        <w:lastRenderedPageBreak/>
+        <w:jc w:val="both"/>
+        <w:rPr>
+          <w:lang w:eastAsia="en-US"/>
+        </w:rPr>
+      </w:pPr>
+      <w:proofErr w:type="spellStart"/>
+      <w:r>
+        <w:rPr>
+          <w:lang w:eastAsia="en-US"/>
+        </w:rPr>
         <w:t>Visual</w:t>
       </w:r>
       <w:proofErr w:type="spellEnd"/>
@@ -11193,10 +10303,11 @@
         <w:pStyle w:val="a9"/>
         <w:numPr>
           <w:ilvl w:val="0"/>
-          <w:numId w:val="36"/>
+          <w:numId w:val="37"/>
         </w:numPr>
-        <w:spacing w:after="160" w:line="259" w:lineRule="auto"/>
+        <w:spacing w:after="160" w:line="360" w:lineRule="auto"/>
         <w:ind w:left="0" w:firstLine="709"/>
+        <w:jc w:val="both"/>
         <w:rPr>
           <w:lang w:eastAsia="en-US"/>
         </w:rPr>
@@ -11221,10 +10332,11 @@
         <w:pStyle w:val="a9"/>
         <w:numPr>
           <w:ilvl w:val="0"/>
-          <w:numId w:val="36"/>
+          <w:numId w:val="37"/>
         </w:numPr>
-        <w:spacing w:after="160" w:line="259" w:lineRule="auto"/>
+        <w:spacing w:after="160" w:line="360" w:lineRule="auto"/>
         <w:ind w:left="0" w:firstLine="709"/>
+        <w:jc w:val="both"/>
         <w:rPr>
           <w:lang w:eastAsia="en-US"/>
         </w:rPr>
@@ -11242,20 +10354,6 @@
           <w:lang w:eastAsia="en-US"/>
         </w:rPr>
         <w:t xml:space="preserve"> – инструмент тестирования API [Электронный ресурс]. – Режим доступа: https://www.postman.com/ (дата обращения: 10.05.2026)</w:t>
-      </w:r>
-    </w:p>
-    <w:p>
-      <w:pPr>
-        <w:spacing w:after="160" w:line="259" w:lineRule="auto"/>
-        <w:rPr>
-          <w:lang w:eastAsia="en-US"/>
-        </w:rPr>
-      </w:pPr>
-      <w:r>
-        <w:rPr>
-          <w:lang w:eastAsia="en-US"/>
-        </w:rPr>
-        <w:t>5. Нормативные документы:</w:t>
       </w:r>
     </w:p>
     <w:p>
@@ -11263,10 +10361,11 @@
         <w:pStyle w:val="a9"/>
         <w:numPr>
           <w:ilvl w:val="0"/>
-          <w:numId w:val="36"/>
+          <w:numId w:val="37"/>
         </w:numPr>
-        <w:spacing w:after="160" w:line="259" w:lineRule="auto"/>
+        <w:spacing w:after="160" w:line="360" w:lineRule="auto"/>
         <w:ind w:left="0" w:firstLine="709"/>
+        <w:jc w:val="both"/>
         <w:rPr>
           <w:lang w:eastAsia="en-US"/>
         </w:rPr>
@@ -11297,10 +10396,11 @@
         <w:pStyle w:val="a9"/>
         <w:numPr>
           <w:ilvl w:val="0"/>
-          <w:numId w:val="36"/>
+          <w:numId w:val="37"/>
         </w:numPr>
-        <w:spacing w:after="160" w:line="259" w:lineRule="auto"/>
+        <w:spacing w:after="160" w:line="360" w:lineRule="auto"/>
         <w:ind w:left="0" w:firstLine="709"/>
+        <w:jc w:val="both"/>
         <w:rPr>
           <w:lang w:eastAsia="en-US"/>
         </w:rPr>
@@ -11317,10 +10417,11 @@
         <w:pStyle w:val="a9"/>
         <w:numPr>
           <w:ilvl w:val="0"/>
-          <w:numId w:val="36"/>
+          <w:numId w:val="37"/>
         </w:numPr>
-        <w:spacing w:after="160" w:line="259" w:lineRule="auto"/>
+        <w:spacing w:after="160" w:line="360" w:lineRule="auto"/>
         <w:ind w:left="0" w:firstLine="709"/>
+        <w:jc w:val="both"/>
         <w:rPr>
           <w:lang w:eastAsia="en-US"/>
         </w:rPr>
@@ -11398,7 +10499,13 @@
         <w:rPr>
           <w:lang w:eastAsia="en-US"/>
         </w:rPr>
-        <w:t>создание</w:t>
+        <w:t>С</w:t>
+      </w:r>
+      <w:r>
+        <w:rPr>
+          <w:lang w:eastAsia="en-US"/>
+        </w:rPr>
+        <w:t>оздание</w:t>
       </w:r>
       <w:r>
         <w:rPr>
@@ -11416,7 +10523,7 @@
         <w:rPr>
           <w:lang w:val="en-US" w:eastAsia="en-US"/>
         </w:rPr>
-        <w:t>:</w:t>
+        <w:t>.</w:t>
       </w:r>
     </w:p>
     <w:p>
@@ -16945,6 +16052,69 @@
           <w:lang w:val="en-US" w:eastAsia="en-US"/>
         </w:rPr>
         <w:t>}</w:t>
+      </w:r>
+    </w:p>
+    <w:p>
+      <w:pPr>
+        <w:spacing w:after="160" w:line="259" w:lineRule="auto"/>
+        <w:rPr>
+          <w:rFonts w:ascii="Courier New" w:hAnsi="Courier New" w:cs="Courier New"/>
+          <w:sz w:val="20"/>
+          <w:lang w:val="en-US" w:eastAsia="en-US"/>
+        </w:rPr>
+      </w:pPr>
+      <w:r>
+        <w:rPr>
+          <w:rFonts w:ascii="Courier New" w:hAnsi="Courier New" w:cs="Courier New"/>
+          <w:sz w:val="20"/>
+          <w:lang w:val="en-US" w:eastAsia="en-US"/>
+        </w:rPr>
+        <w:br w:type="page"/>
+      </w:r>
+    </w:p>
+    <w:p>
+      <w:pPr>
+        <w:pStyle w:val="1"/>
+        <w:ind w:left="0"/>
+        <w:jc w:val="center"/>
+      </w:pPr>
+      <w:r>
+        <w:lastRenderedPageBreak/>
+        <w:t>ПРИЛОЖЕНИЕ</w:t>
+      </w:r>
+      <w:r>
+        <w:t xml:space="preserve"> </w:t>
+      </w:r>
+      <w:r>
+        <w:t>Б</w:t>
+      </w:r>
+    </w:p>
+    <w:p>
+      <w:pPr>
+        <w:jc w:val="center"/>
+      </w:pPr>
+      <w:r>
+        <w:t>РИСУНОК</w:t>
+      </w:r>
+    </w:p>
+    <w:p>
+      <w:pPr>
+        <w:jc w:val="center"/>
+        <w:rPr>
+          <w:sz w:val="24"/>
+        </w:rPr>
+      </w:pPr>
+      <w:r>
+        <w:rPr>
+          <w:sz w:val="24"/>
+        </w:rPr>
+        <w:t>Рисунок Б.1 –</w:t>
+      </w:r>
+      <w:r>
+        <w:rPr>
+          <w:sz w:val="24"/>
+        </w:rPr>
+        <w:t xml:space="preserve"> Главная страница</w:t>
       </w:r>
     </w:p>
     <w:sectPr>
@@ -18167,7 +17337,7 @@
   <w:abstractNum w:abstractNumId="11" w15:restartNumberingAfterBreak="0">
     <w:nsid w:val="23A81863"/>
     <w:multiLevelType w:val="hybridMultilevel"/>
-    <w:tmpl w:val="E5989E32"/>
+    <w:tmpl w:val="2FE24758"/>
     <w:lvl w:ilvl="0" w:tplc="E44861D0">
       <w:start w:val="1"/>
       <w:numFmt w:val="decimal"/>
@@ -18180,14 +17350,17 @@
         <w:rFonts w:hint="default"/>
       </w:rPr>
     </w:lvl>
-    <w:lvl w:ilvl="1" w:tplc="04190019" w:tentative="1">
-      <w:start w:val="1"/>
-      <w:numFmt w:val="lowerLetter"/>
+    <w:lvl w:ilvl="1" w:tplc="750A63EC">
+      <w:start w:val="1"/>
+      <w:numFmt w:val="decimal"/>
       <w:lvlText w:val="%2."/>
       <w:lvlJc w:val="left"/>
       <w:pPr>
         <w:ind w:left="2148" w:hanging="360"/>
       </w:pPr>
+      <w:rPr>
+        <w:rFonts w:hint="default"/>
+      </w:rPr>
     </w:lvl>
     <w:lvl w:ilvl="2" w:tplc="0419001B" w:tentative="1">
       <w:start w:val="1"/>
@@ -19957,7 +19130,7 @@
   <w:abstractNum w:abstractNumId="29" w15:restartNumberingAfterBreak="0">
     <w:nsid w:val="74146928"/>
     <w:multiLevelType w:val="hybridMultilevel"/>
-    <w:tmpl w:val="CB7A9C32"/>
+    <w:tmpl w:val="8FF88F68"/>
     <w:lvl w:ilvl="0" w:tplc="04190001">
       <w:start w:val="1"/>
       <w:numFmt w:val="bullet"/>
@@ -20736,6 +19909,95 @@
       <w:rPr>
         <w:rFonts w:ascii="Wingdings" w:hAnsi="Wingdings" w:hint="default"/>
       </w:rPr>
+    </w:lvl>
+  </w:abstractNum>
+  <w:abstractNum w:abstractNumId="36" w15:restartNumberingAfterBreak="0">
+    <w:nsid w:val="7BE30FF8"/>
+    <w:multiLevelType w:val="hybridMultilevel"/>
+    <w:tmpl w:val="B33A675C"/>
+    <w:lvl w:ilvl="0" w:tplc="750A63EC">
+      <w:start w:val="1"/>
+      <w:numFmt w:val="decimal"/>
+      <w:lvlText w:val="%1."/>
+      <w:lvlJc w:val="left"/>
+      <w:pPr>
+        <w:ind w:left="2508" w:hanging="360"/>
+      </w:pPr>
+      <w:rPr>
+        <w:rFonts w:hint="default"/>
+      </w:rPr>
+    </w:lvl>
+    <w:lvl w:ilvl="1" w:tplc="04190019" w:tentative="1">
+      <w:start w:val="1"/>
+      <w:numFmt w:val="lowerLetter"/>
+      <w:lvlText w:val="%2."/>
+      <w:lvlJc w:val="left"/>
+      <w:pPr>
+        <w:ind w:left="1800" w:hanging="360"/>
+      </w:pPr>
+    </w:lvl>
+    <w:lvl w:ilvl="2" w:tplc="0419001B" w:tentative="1">
+      <w:start w:val="1"/>
+      <w:numFmt w:val="lowerRoman"/>
+      <w:lvlText w:val="%3."/>
+      <w:lvlJc w:val="right"/>
+      <w:pPr>
+        <w:ind w:left="2520" w:hanging="180"/>
+      </w:pPr>
+    </w:lvl>
+    <w:lvl w:ilvl="3" w:tplc="0419000F" w:tentative="1">
+      <w:start w:val="1"/>
+      <w:numFmt w:val="decimal"/>
+      <w:lvlText w:val="%4."/>
+      <w:lvlJc w:val="left"/>
+      <w:pPr>
+        <w:ind w:left="3240" w:hanging="360"/>
+      </w:pPr>
+    </w:lvl>
+    <w:lvl w:ilvl="4" w:tplc="04190019" w:tentative="1">
+      <w:start w:val="1"/>
+      <w:numFmt w:val="lowerLetter"/>
+      <w:lvlText w:val="%5."/>
+      <w:lvlJc w:val="left"/>
+      <w:pPr>
+        <w:ind w:left="3960" w:hanging="360"/>
+      </w:pPr>
+    </w:lvl>
+    <w:lvl w:ilvl="5" w:tplc="0419001B" w:tentative="1">
+      <w:start w:val="1"/>
+      <w:numFmt w:val="lowerRoman"/>
+      <w:lvlText w:val="%6."/>
+      <w:lvlJc w:val="right"/>
+      <w:pPr>
+        <w:ind w:left="4680" w:hanging="180"/>
+      </w:pPr>
+    </w:lvl>
+    <w:lvl w:ilvl="6" w:tplc="0419000F" w:tentative="1">
+      <w:start w:val="1"/>
+      <w:numFmt w:val="decimal"/>
+      <w:lvlText w:val="%7."/>
+      <w:lvlJc w:val="left"/>
+      <w:pPr>
+        <w:ind w:left="5400" w:hanging="360"/>
+      </w:pPr>
+    </w:lvl>
+    <w:lvl w:ilvl="7" w:tplc="04190019" w:tentative="1">
+      <w:start w:val="1"/>
+      <w:numFmt w:val="lowerLetter"/>
+      <w:lvlText w:val="%8."/>
+      <w:lvlJc w:val="left"/>
+      <w:pPr>
+        <w:ind w:left="6120" w:hanging="360"/>
+      </w:pPr>
+    </w:lvl>
+    <w:lvl w:ilvl="8" w:tplc="0419001B" w:tentative="1">
+      <w:start w:val="1"/>
+      <w:numFmt w:val="lowerRoman"/>
+      <w:lvlText w:val="%9."/>
+      <w:lvlJc w:val="right"/>
+      <w:pPr>
+        <w:ind w:left="6840" w:hanging="180"/>
+      </w:pPr>
     </w:lvl>
   </w:abstractNum>
   <w:num w:numId="1">
@@ -20845,6 +20107,9 @@
   </w:num>
   <w:num w:numId="36">
     <w:abstractNumId w:val="29"/>
+  </w:num>
+  <w:num w:numId="37">
+    <w:abstractNumId w:val="36"/>
   </w:num>
 </w:numbering>
 </file>
@@ -21976,7 +21241,7 @@
 </file>
 
 <file path=customXml/itemProps1.xml><?xml version="1.0" encoding="utf-8"?>
-<ds:datastoreItem xmlns:ds="http://schemas.openxmlformats.org/officeDocument/2006/customXml" ds:itemID="{EC72058B-512C-4EEE-937A-5F78B17BA973}">
+<ds:datastoreItem xmlns:ds="http://schemas.openxmlformats.org/officeDocument/2006/customXml" ds:itemID="{43CC0366-B906-4077-A946-592BAC5BAB16}">
   <ds:schemaRefs>
     <ds:schemaRef ds:uri="http://schemas.openxmlformats.org/officeDocument/2006/bibliography"/>
   </ds:schemaRefs>
